--- a/CampusNotify_Mini_Project_Logbook.docx
+++ b/CampusNotify_Mini_Project_Logbook.docx
@@ -2,9 +2,245 @@
 <file path=word/document.xml><?xml version="1.0" encoding="utf-8"?>
 <w:document xmlns:wpc="http://schemas.microsoft.com/office/word/2010/wordprocessingCanvas" xmlns:mo="http://schemas.microsoft.com/office/mac/office/2008/main" xmlns:mc="http://schemas.openxmlformats.org/markup-compatibility/2006" xmlns:mv="urn:schemas-microsoft-com:mac:vml" xmlns:o="urn:schemas-microsoft-com:office:office" xmlns:r="http://schemas.openxmlformats.org/officeDocument/2006/relationships" xmlns:m="http://schemas.openxmlformats.org/officeDocument/2006/math" xmlns:v="urn:schemas-microsoft-com:vml" xmlns:wp14="http://schemas.microsoft.com/office/word/2010/wordprocessingDrawing" xmlns:wp="http://schemas.openxmlformats.org/drawingml/2006/wordprocessingDrawing" xmlns:w10="urn:schemas-microsoft-com:office:word" xmlns:w="http://schemas.openxmlformats.org/wordprocessingml/2006/main" xmlns:w14="http://schemas.microsoft.com/office/word/2010/wordml" xmlns:wpg="http://schemas.microsoft.com/office/word/2010/wordprocessingGroup" xmlns:wpi="http://schemas.microsoft.com/office/word/2010/wordprocessingInk" xmlns:wne="http://schemas.microsoft.com/office/word/2006/wordml" xmlns:wps="http://schemas.microsoft.com/office/word/2010/wordprocessingShape" mc:Ignorable="w14 wp14">
   <w:body>
+    <w:tbl>
+      <w:tblPr>
+        <w:tblW w:type="auto" w:w="0"/>
+        <w:jc w:val="center"/>
+        <w:tblLook w:firstColumn="1" w:firstRow="1" w:lastColumn="0" w:lastRow="0" w:noHBand="0" w:noVBand="1" w:val="04A0"/>
+      </w:tblPr>
+      <w:tblGrid>
+        <w:gridCol w:w="3216"/>
+        <w:gridCol w:w="3216"/>
+        <w:gridCol w:w="3216"/>
+      </w:tblGrid>
+      <w:tr>
+        <w:tc>
+          <w:tcPr>
+            <w:tcW w:type="dxa" w:w="1728"/>
+            <w:tcBorders>
+              <w:top w:val="none"/>
+              <w:bottom w:val="single" w:sz="8" w:space="0" w:color="000000"/>
+              <w:left w:val="none"/>
+              <w:right w:val="none"/>
+            </w:tcBorders>
+            <w:tcMar>
+              <w:top w:w="20" w:type="dxa"/>
+              <w:bottom w:w="40" w:type="dxa"/>
+              <w:left w:w="20" w:type="dxa"/>
+              <w:right w:w="20" w:type="dxa"/>
+            </w:tcMar>
+          </w:tcPr>
+          <w:p>
+            <w:pPr>
+              <w:jc w:val="center"/>
+            </w:pPr>
+            <w:r>
+              <w:drawing>
+                <wp:inline xmlns:a="http://schemas.openxmlformats.org/drawingml/2006/main" xmlns:pic="http://schemas.openxmlformats.org/drawingml/2006/picture">
+                  <wp:extent cx="960120" cy="1222754"/>
+                  <wp:docPr id="1" name="Picture 1"/>
+                  <wp:cNvGraphicFramePr>
+                    <a:graphicFrameLocks noChangeAspect="1"/>
+                  </wp:cNvGraphicFramePr>
+                  <a:graphic>
+                    <a:graphicData uri="http://schemas.openxmlformats.org/drawingml/2006/picture">
+                      <pic:pic>
+                        <pic:nvPicPr>
+                          <pic:cNvPr id="0" name="college_logo.png"/>
+                          <pic:cNvPicPr/>
+                        </pic:nvPicPr>
+                        <pic:blipFill>
+                          <a:blip r:embed="rId9"/>
+                          <a:stretch>
+                            <a:fillRect/>
+                          </a:stretch>
+                        </pic:blipFill>
+                        <pic:spPr>
+                          <a:xfrm>
+                            <a:off x="0" y="0"/>
+                            <a:ext cx="960120" cy="1222754"/>
+                          </a:xfrm>
+                          <a:prstGeom prst="rect"/>
+                        </pic:spPr>
+                      </pic:pic>
+                    </a:graphicData>
+                  </a:graphic>
+                </wp:inline>
+              </w:drawing>
+            </w:r>
+          </w:p>
+        </w:tc>
+        <w:tc>
+          <w:tcPr>
+            <w:tcW w:type="dxa" w:w="6192"/>
+            <w:tcBorders>
+              <w:top w:val="none"/>
+              <w:bottom w:val="single" w:sz="8" w:space="0" w:color="000000"/>
+              <w:left w:val="none"/>
+              <w:right w:val="none"/>
+            </w:tcBorders>
+            <w:tcMar>
+              <w:top w:w="20" w:type="dxa"/>
+              <w:bottom w:w="40" w:type="dxa"/>
+              <w:left w:w="20" w:type="dxa"/>
+              <w:right w:w="20" w:type="dxa"/>
+            </w:tcMar>
+          </w:tcPr>
+          <w:p>
+            <w:pPr>
+              <w:spacing w:line="276" w:lineRule="auto" w:after="40"/>
+              <w:jc w:val="center"/>
+            </w:pPr>
+            <w:r>
+              <w:rPr>
+                <w:rFonts w:ascii="Times New Roman" w:hAnsi="Times New Roman"/>
+                <w:b/>
+                <w:i w:val="0"/>
+                <w:color w:val="000000"/>
+                <w:sz w:val="22"/>
+              </w:rPr>
+              <w:t>VASANTDADA PATIL PRATISHTHAN'S</w:t>
+              <w:br/>
+              <w:t>COLLEGE OF ENGINEERING AND VISUAL ARTS</w:t>
+              <w:br/>
+            </w:r>
+            <w:r>
+              <w:rPr>
+                <w:rFonts w:ascii="Times New Roman" w:hAnsi="Times New Roman"/>
+                <w:b w:val="0"/>
+                <w:i/>
+                <w:color w:val="000000"/>
+                <w:sz w:val="18"/>
+              </w:rPr>
+              <w:t>(An Autonomous Institute)</w:t>
+              <w:br/>
+              <w:t>NAAC 'A' Grade Accredited | ISO 9001:2015 Certified</w:t>
+              <w:br/>
+            </w:r>
+            <w:r>
+              <w:rPr>
+                <w:rFonts w:ascii="Times New Roman" w:hAnsi="Times New Roman"/>
+                <w:b/>
+                <w:i w:val="0"/>
+                <w:color w:val="000000"/>
+                <w:sz w:val="21"/>
+              </w:rPr>
+              <w:t>DEPARTMENT OF INFORMATION TECHNOLOGY</w:t>
+              <w:br/>
+            </w:r>
+            <w:r>
+              <w:rPr>
+                <w:rFonts w:ascii="Times New Roman" w:hAnsi="Times New Roman"/>
+                <w:b w:val="0"/>
+                <w:i/>
+                <w:color w:val="000000"/>
+                <w:sz w:val="17"/>
+              </w:rPr>
+              <w:t>NBA Accredited (Dated 01/07/2024 to 30/06/2027)</w:t>
+            </w:r>
+          </w:p>
+        </w:tc>
+        <w:tc>
+          <w:tcPr>
+            <w:tcW w:type="dxa" w:w="1728"/>
+            <w:tcBorders>
+              <w:top w:val="none"/>
+              <w:bottom w:val="single" w:sz="8" w:space="0" w:color="000000"/>
+              <w:left w:val="none"/>
+              <w:right w:val="none"/>
+            </w:tcBorders>
+            <w:tcMar>
+              <w:top w:w="20" w:type="dxa"/>
+              <w:bottom w:w="40" w:type="dxa"/>
+              <w:left w:w="20" w:type="dxa"/>
+              <w:right w:w="20" w:type="dxa"/>
+            </w:tcMar>
+          </w:tcPr>
+          <w:p>
+            <w:pPr>
+              <w:jc w:val="center"/>
+            </w:pPr>
+            <w:r>
+              <w:drawing>
+                <wp:inline xmlns:a="http://schemas.openxmlformats.org/drawingml/2006/main" xmlns:pic="http://schemas.openxmlformats.org/drawingml/2006/picture">
+                  <wp:extent cx="960120" cy="1286198"/>
+                  <wp:docPr id="2" name="Picture 2"/>
+                  <wp:cNvGraphicFramePr>
+                    <a:graphicFrameLocks noChangeAspect="1"/>
+                  </wp:cNvGraphicFramePr>
+                  <a:graphic>
+                    <a:graphicData uri="http://schemas.openxmlformats.org/drawingml/2006/picture">
+                      <pic:pic>
+                        <pic:nvPicPr>
+                          <pic:cNvPr id="0" name="it_dept_logo.png"/>
+                          <pic:cNvPicPr/>
+                        </pic:nvPicPr>
+                        <pic:blipFill>
+                          <a:blip r:embed="rId10"/>
+                          <a:stretch>
+                            <a:fillRect/>
+                          </a:stretch>
+                        </pic:blipFill>
+                        <pic:spPr>
+                          <a:xfrm>
+                            <a:off x="0" y="0"/>
+                            <a:ext cx="960120" cy="1286198"/>
+                          </a:xfrm>
+                          <a:prstGeom prst="rect"/>
+                        </pic:spPr>
+                      </pic:pic>
+                    </a:graphicData>
+                  </a:graphic>
+                </wp:inline>
+              </w:drawing>
+            </w:r>
+          </w:p>
+        </w:tc>
+      </w:tr>
+    </w:tbl>
     <w:p>
       <w:pPr>
-        <w:spacing w:after="40" w:before="0" w:line="276" w:lineRule="auto"/>
+        <w:spacing w:before="160" w:after="120"/>
+        <w:jc w:val="center"/>
+      </w:pPr>
+      <w:r>
+        <w:drawing>
+          <wp:inline xmlns:a="http://schemas.openxmlformats.org/drawingml/2006/main" xmlns:pic="http://schemas.openxmlformats.org/drawingml/2006/picture">
+            <wp:extent cx="1097280" cy="859692"/>
+            <wp:docPr id="3" name="Picture 3"/>
+            <wp:cNvGraphicFramePr>
+              <a:graphicFrameLocks noChangeAspect="1"/>
+            </wp:cNvGraphicFramePr>
+            <a:graphic>
+              <a:graphicData uri="http://schemas.openxmlformats.org/drawingml/2006/picture">
+                <pic:pic>
+                  <pic:nvPicPr>
+                    <pic:cNvPr id="0" name="university_crest.jpg"/>
+                    <pic:cNvPicPr/>
+                  </pic:nvPicPr>
+                  <pic:blipFill>
+                    <a:blip r:embed="rId11"/>
+                    <a:stretch>
+                      <a:fillRect/>
+                    </a:stretch>
+                  </pic:blipFill>
+                  <pic:spPr>
+                    <a:xfrm>
+                      <a:off x="0" y="0"/>
+                      <a:ext cx="1097280" cy="859692"/>
+                    </a:xfrm>
+                    <a:prstGeom prst="rect"/>
+                  </pic:spPr>
+                </pic:pic>
+              </a:graphicData>
+            </a:graphic>
+          </wp:inline>
+        </w:drawing>
+      </w:r>
+    </w:p>
+    <w:p>
+      <w:pPr>
+        <w:spacing w:after="60" w:before="0" w:line="276" w:lineRule="auto"/>
         <w:jc w:val="center"/>
       </w:pPr>
       <w:r>
@@ -13,71 +249,7 @@
           <w:b/>
           <w:i w:val="0"/>
           <w:color w:val="000000"/>
-          <w:sz w:val="26"/>
-        </w:rPr>
-        <w:t>VASANTDADA PATIL PRATISHTHAN'S COLLEGE OF ENGINEERING AND VISUAL ARTS</w:t>
-      </w:r>
-    </w:p>
-    <w:p>
-      <w:pPr>
-        <w:spacing w:after="40" w:before="0" w:line="276" w:lineRule="auto"/>
-        <w:jc w:val="center"/>
-      </w:pPr>
-      <w:r>
-        <w:rPr>
-          <w:rFonts w:ascii="Times New Roman" w:hAnsi="Times New Roman"/>
-          <w:b/>
-          <w:i w:val="0"/>
-          <w:color w:val="000000"/>
-          <w:sz w:val="22"/>
-        </w:rPr>
-        <w:t>DEPARTMENT OF INFORMATION TECHNOLOGY</w:t>
-      </w:r>
-    </w:p>
-    <w:p>
-      <w:pPr>
-        <w:spacing w:after="40" w:before="0" w:line="276" w:lineRule="auto"/>
-        <w:jc w:val="center"/>
-      </w:pPr>
-      <w:r>
-        <w:rPr>
-          <w:rFonts w:ascii="Times New Roman" w:hAnsi="Times New Roman"/>
-          <w:b w:val="0"/>
-          <w:i/>
-          <w:color w:val="000000"/>
-          <w:sz w:val="19"/>
-        </w:rPr>
-        <w:t>NAAC 'A' Grade Accredited | ISO 9001:2015 Certified Institute | NBA Accredited</w:t>
-      </w:r>
-    </w:p>
-    <w:p>
-      <w:pPr>
-        <w:spacing w:after="360" w:before="0" w:line="276" w:lineRule="auto"/>
-        <w:jc w:val="center"/>
-      </w:pPr>
-      <w:r>
-        <w:rPr>
-          <w:rFonts w:ascii="Times New Roman" w:hAnsi="Times New Roman"/>
-          <w:b w:val="0"/>
-          <w:i w:val="0"/>
-          <w:color w:val="000000"/>
-          <w:sz w:val="19"/>
-        </w:rPr>
-        <w:t>Sion, Mumbai - 400022 | University of Mumbai</w:t>
-      </w:r>
-    </w:p>
-    <w:p>
-      <w:pPr>
-        <w:spacing w:after="80" w:before="0" w:line="276" w:lineRule="auto"/>
-        <w:jc w:val="center"/>
-      </w:pPr>
-      <w:r>
-        <w:rPr>
-          <w:rFonts w:ascii="Times New Roman" w:hAnsi="Times New Roman"/>
-          <w:b/>
-          <w:i w:val="0"/>
-          <w:color w:val="000000"/>
-          <w:sz w:val="32"/>
+          <w:sz w:val="30"/>
         </w:rPr>
         <w:t>MINI-PROJECT LOGBOOK</w:t>
       </w:r>
@@ -100,7 +272,7 @@
     </w:p>
     <w:p>
       <w:pPr>
-        <w:spacing w:after="320" w:before="0" w:line="276" w:lineRule="auto"/>
+        <w:spacing w:after="200" w:before="0" w:line="276" w:lineRule="auto"/>
         <w:jc w:val="center"/>
       </w:pPr>
       <w:r>
@@ -116,7 +288,7 @@
     </w:p>
     <w:p>
       <w:pPr>
-        <w:spacing w:after="320" w:before="0" w:line="276" w:lineRule="auto"/>
+        <w:spacing w:after="240" w:before="0" w:line="276" w:lineRule="auto"/>
         <w:jc w:val="center"/>
       </w:pPr>
       <w:r>
@@ -137,15 +309,15 @@
         <w:tblLook w:firstColumn="1" w:firstRow="1" w:lastColumn="0" w:lastRow="0" w:noHBand="0" w:noVBand="1" w:val="04A0"/>
       </w:tblPr>
       <w:tblGrid>
-        <w:gridCol w:w="2340"/>
-        <w:gridCol w:w="2340"/>
-        <w:gridCol w:w="2340"/>
-        <w:gridCol w:w="2340"/>
+        <w:gridCol w:w="2412"/>
+        <w:gridCol w:w="2412"/>
+        <w:gridCol w:w="2412"/>
+        <w:gridCol w:w="2412"/>
       </w:tblGrid>
       <w:tr>
         <w:tc>
           <w:tcPr>
-            <w:tcW w:type="dxa" w:w="2340"/>
+            <w:tcW w:type="dxa" w:w="2412"/>
             <w:tcBorders>
               <w:top w:val="single" w:sz="4" w:space="0" w:color="000000"/>
               <w:bottom w:val="single" w:sz="4" w:space="0" w:color="000000"/>
@@ -153,10 +325,10 @@
               <w:right w:val="single" w:sz="4" w:space="0" w:color="000000"/>
             </w:tcBorders>
             <w:tcMar>
-              <w:top w:w="80" w:type="dxa"/>
-              <w:bottom w:w="80" w:type="dxa"/>
-              <w:left w:w="80" w:type="dxa"/>
-              <w:right w:w="80" w:type="dxa"/>
+              <w:top w:w="60" w:type="dxa"/>
+              <w:bottom w:w="60" w:type="dxa"/>
+              <w:left w:w="60" w:type="dxa"/>
+              <w:right w:w="60" w:type="dxa"/>
             </w:tcMar>
           </w:tcPr>
           <w:p>
@@ -169,7 +341,7 @@
                 <w:b/>
                 <w:i w:val="0"/>
                 <w:color w:val="000000"/>
-                <w:sz w:val="20"/>
+                <w:sz w:val="19"/>
               </w:rPr>
               <w:t>Sr.</w:t>
             </w:r>
@@ -177,7 +349,7 @@
         </w:tc>
         <w:tc>
           <w:tcPr>
-            <w:tcW w:type="dxa" w:w="2340"/>
+            <w:tcW w:type="dxa" w:w="2412"/>
             <w:tcBorders>
               <w:top w:val="single" w:sz="4" w:space="0" w:color="000000"/>
               <w:bottom w:val="single" w:sz="4" w:space="0" w:color="000000"/>
@@ -185,10 +357,10 @@
               <w:right w:val="single" w:sz="4" w:space="0" w:color="000000"/>
             </w:tcBorders>
             <w:tcMar>
-              <w:top w:w="80" w:type="dxa"/>
-              <w:bottom w:w="80" w:type="dxa"/>
-              <w:left w:w="80" w:type="dxa"/>
-              <w:right w:w="80" w:type="dxa"/>
+              <w:top w:w="60" w:type="dxa"/>
+              <w:bottom w:w="60" w:type="dxa"/>
+              <w:left w:w="60" w:type="dxa"/>
+              <w:right w:w="60" w:type="dxa"/>
             </w:tcMar>
           </w:tcPr>
           <w:p>
@@ -201,7 +373,7 @@
                 <w:b/>
                 <w:i w:val="0"/>
                 <w:color w:val="000000"/>
-                <w:sz w:val="20"/>
+                <w:sz w:val="19"/>
               </w:rPr>
               <w:t>Roll No.</w:t>
             </w:r>
@@ -209,7 +381,7 @@
         </w:tc>
         <w:tc>
           <w:tcPr>
-            <w:tcW w:type="dxa" w:w="2340"/>
+            <w:tcW w:type="dxa" w:w="2412"/>
             <w:tcBorders>
               <w:top w:val="single" w:sz="4" w:space="0" w:color="000000"/>
               <w:bottom w:val="single" w:sz="4" w:space="0" w:color="000000"/>
@@ -217,10 +389,10 @@
               <w:right w:val="single" w:sz="4" w:space="0" w:color="000000"/>
             </w:tcBorders>
             <w:tcMar>
-              <w:top w:w="80" w:type="dxa"/>
-              <w:bottom w:w="80" w:type="dxa"/>
-              <w:left w:w="80" w:type="dxa"/>
-              <w:right w:w="80" w:type="dxa"/>
+              <w:top w:w="60" w:type="dxa"/>
+              <w:bottom w:w="60" w:type="dxa"/>
+              <w:left w:w="60" w:type="dxa"/>
+              <w:right w:w="60" w:type="dxa"/>
             </w:tcMar>
           </w:tcPr>
           <w:p>
@@ -233,7 +405,7 @@
                 <w:b/>
                 <w:i w:val="0"/>
                 <w:color w:val="000000"/>
-                <w:sz w:val="20"/>
+                <w:sz w:val="19"/>
               </w:rPr>
               <w:t>Student Name</w:t>
             </w:r>
@@ -241,7 +413,7 @@
         </w:tc>
         <w:tc>
           <w:tcPr>
-            <w:tcW w:type="dxa" w:w="2340"/>
+            <w:tcW w:type="dxa" w:w="2412"/>
             <w:tcBorders>
               <w:top w:val="single" w:sz="4" w:space="0" w:color="000000"/>
               <w:bottom w:val="single" w:sz="4" w:space="0" w:color="000000"/>
@@ -249,10 +421,10 @@
               <w:right w:val="single" w:sz="4" w:space="0" w:color="000000"/>
             </w:tcBorders>
             <w:tcMar>
-              <w:top w:w="80" w:type="dxa"/>
-              <w:bottom w:w="80" w:type="dxa"/>
-              <w:left w:w="80" w:type="dxa"/>
-              <w:right w:w="80" w:type="dxa"/>
+              <w:top w:w="60" w:type="dxa"/>
+              <w:bottom w:w="60" w:type="dxa"/>
+              <w:left w:w="60" w:type="dxa"/>
+              <w:right w:w="60" w:type="dxa"/>
             </w:tcMar>
           </w:tcPr>
           <w:p>
@@ -265,7 +437,7 @@
                 <w:b/>
                 <w:i w:val="0"/>
                 <w:color w:val="000000"/>
-                <w:sz w:val="20"/>
+                <w:sz w:val="19"/>
               </w:rPr>
               <w:t>Student ID (VPPCOE)</w:t>
             </w:r>
@@ -275,7 +447,7 @@
       <w:tr>
         <w:tc>
           <w:tcPr>
-            <w:tcW w:type="dxa" w:w="2340"/>
+            <w:tcW w:type="dxa" w:w="2412"/>
             <w:tcBorders>
               <w:top w:val="single" w:sz="4" w:space="0" w:color="000000"/>
               <w:bottom w:val="single" w:sz="4" w:space="0" w:color="000000"/>
@@ -283,10 +455,10 @@
               <w:right w:val="single" w:sz="4" w:space="0" w:color="000000"/>
             </w:tcBorders>
             <w:tcMar>
-              <w:top w:w="80" w:type="dxa"/>
-              <w:bottom w:w="80" w:type="dxa"/>
-              <w:left w:w="80" w:type="dxa"/>
-              <w:right w:w="80" w:type="dxa"/>
+              <w:top w:w="50" w:type="dxa"/>
+              <w:bottom w:w="50" w:type="dxa"/>
+              <w:left w:w="50" w:type="dxa"/>
+              <w:right w:w="50" w:type="dxa"/>
             </w:tcMar>
           </w:tcPr>
           <w:p>
@@ -299,7 +471,7 @@
                 <w:b w:val="0"/>
                 <w:i w:val="0"/>
                 <w:color w:val="000000"/>
-                <w:sz w:val="19"/>
+                <w:sz w:val="18"/>
               </w:rPr>
               <w:t>1</w:t>
             </w:r>
@@ -307,7 +479,7 @@
         </w:tc>
         <w:tc>
           <w:tcPr>
-            <w:tcW w:type="dxa" w:w="2340"/>
+            <w:tcW w:type="dxa" w:w="2412"/>
             <w:tcBorders>
               <w:top w:val="single" w:sz="4" w:space="0" w:color="000000"/>
               <w:bottom w:val="single" w:sz="4" w:space="0" w:color="000000"/>
@@ -315,10 +487,10 @@
               <w:right w:val="single" w:sz="4" w:space="0" w:color="000000"/>
             </w:tcBorders>
             <w:tcMar>
-              <w:top w:w="80" w:type="dxa"/>
-              <w:bottom w:w="80" w:type="dxa"/>
-              <w:left w:w="80" w:type="dxa"/>
-              <w:right w:w="80" w:type="dxa"/>
+              <w:top w:w="50" w:type="dxa"/>
+              <w:bottom w:w="50" w:type="dxa"/>
+              <w:left w:w="50" w:type="dxa"/>
+              <w:right w:w="50" w:type="dxa"/>
             </w:tcMar>
           </w:tcPr>
           <w:p>
@@ -331,7 +503,7 @@
                 <w:b w:val="0"/>
                 <w:i w:val="0"/>
                 <w:color w:val="000000"/>
-                <w:sz w:val="19"/>
+                <w:sz w:val="18"/>
               </w:rPr>
               <w:t>____________</w:t>
             </w:r>
@@ -339,7 +511,7 @@
         </w:tc>
         <w:tc>
           <w:tcPr>
-            <w:tcW w:type="dxa" w:w="2340"/>
+            <w:tcW w:type="dxa" w:w="2412"/>
             <w:tcBorders>
               <w:top w:val="single" w:sz="4" w:space="0" w:color="000000"/>
               <w:bottom w:val="single" w:sz="4" w:space="0" w:color="000000"/>
@@ -347,10 +519,10 @@
               <w:right w:val="single" w:sz="4" w:space="0" w:color="000000"/>
             </w:tcBorders>
             <w:tcMar>
-              <w:top w:w="80" w:type="dxa"/>
-              <w:bottom w:w="80" w:type="dxa"/>
-              <w:left w:w="80" w:type="dxa"/>
-              <w:right w:w="80" w:type="dxa"/>
+              <w:top w:w="50" w:type="dxa"/>
+              <w:bottom w:w="50" w:type="dxa"/>
+              <w:left w:w="50" w:type="dxa"/>
+              <w:right w:w="50" w:type="dxa"/>
             </w:tcMar>
           </w:tcPr>
           <w:p>
@@ -360,7 +532,7 @@
                 <w:b w:val="0"/>
                 <w:i w:val="0"/>
                 <w:color w:val="000000"/>
-                <w:sz w:val="19"/>
+                <w:sz w:val="18"/>
               </w:rPr>
               <w:t>____________________________________</w:t>
             </w:r>
@@ -368,7 +540,7 @@
         </w:tc>
         <w:tc>
           <w:tcPr>
-            <w:tcW w:type="dxa" w:w="2340"/>
+            <w:tcW w:type="dxa" w:w="2412"/>
             <w:tcBorders>
               <w:top w:val="single" w:sz="4" w:space="0" w:color="000000"/>
               <w:bottom w:val="single" w:sz="4" w:space="0" w:color="000000"/>
@@ -376,10 +548,10 @@
               <w:right w:val="single" w:sz="4" w:space="0" w:color="000000"/>
             </w:tcBorders>
             <w:tcMar>
-              <w:top w:w="80" w:type="dxa"/>
-              <w:bottom w:w="80" w:type="dxa"/>
-              <w:left w:w="80" w:type="dxa"/>
-              <w:right w:w="80" w:type="dxa"/>
+              <w:top w:w="50" w:type="dxa"/>
+              <w:bottom w:w="50" w:type="dxa"/>
+              <w:left w:w="50" w:type="dxa"/>
+              <w:right w:w="50" w:type="dxa"/>
             </w:tcMar>
           </w:tcPr>
           <w:p>
@@ -392,7 +564,7 @@
                 <w:b w:val="0"/>
                 <w:i w:val="0"/>
                 <w:color w:val="000000"/>
-                <w:sz w:val="19"/>
+                <w:sz w:val="18"/>
               </w:rPr>
               <w:t>VU4F2425-________</w:t>
             </w:r>
@@ -402,7 +574,7 @@
       <w:tr>
         <w:tc>
           <w:tcPr>
-            <w:tcW w:type="dxa" w:w="2340"/>
+            <w:tcW w:type="dxa" w:w="2412"/>
             <w:tcBorders>
               <w:top w:val="single" w:sz="4" w:space="0" w:color="000000"/>
               <w:bottom w:val="single" w:sz="4" w:space="0" w:color="000000"/>
@@ -410,10 +582,10 @@
               <w:right w:val="single" w:sz="4" w:space="0" w:color="000000"/>
             </w:tcBorders>
             <w:tcMar>
-              <w:top w:w="80" w:type="dxa"/>
-              <w:bottom w:w="80" w:type="dxa"/>
-              <w:left w:w="80" w:type="dxa"/>
-              <w:right w:w="80" w:type="dxa"/>
+              <w:top w:w="50" w:type="dxa"/>
+              <w:bottom w:w="50" w:type="dxa"/>
+              <w:left w:w="50" w:type="dxa"/>
+              <w:right w:w="50" w:type="dxa"/>
             </w:tcMar>
           </w:tcPr>
           <w:p>
@@ -426,7 +598,7 @@
                 <w:b w:val="0"/>
                 <w:i w:val="0"/>
                 <w:color w:val="000000"/>
-                <w:sz w:val="19"/>
+                <w:sz w:val="18"/>
               </w:rPr>
               <w:t>2</w:t>
             </w:r>
@@ -434,7 +606,7 @@
         </w:tc>
         <w:tc>
           <w:tcPr>
-            <w:tcW w:type="dxa" w:w="2340"/>
+            <w:tcW w:type="dxa" w:w="2412"/>
             <w:tcBorders>
               <w:top w:val="single" w:sz="4" w:space="0" w:color="000000"/>
               <w:bottom w:val="single" w:sz="4" w:space="0" w:color="000000"/>
@@ -442,10 +614,10 @@
               <w:right w:val="single" w:sz="4" w:space="0" w:color="000000"/>
             </w:tcBorders>
             <w:tcMar>
-              <w:top w:w="80" w:type="dxa"/>
-              <w:bottom w:w="80" w:type="dxa"/>
-              <w:left w:w="80" w:type="dxa"/>
-              <w:right w:w="80" w:type="dxa"/>
+              <w:top w:w="50" w:type="dxa"/>
+              <w:bottom w:w="50" w:type="dxa"/>
+              <w:left w:w="50" w:type="dxa"/>
+              <w:right w:w="50" w:type="dxa"/>
             </w:tcMar>
           </w:tcPr>
           <w:p>
@@ -458,7 +630,7 @@
                 <w:b w:val="0"/>
                 <w:i w:val="0"/>
                 <w:color w:val="000000"/>
-                <w:sz w:val="19"/>
+                <w:sz w:val="18"/>
               </w:rPr>
               <w:t>____________</w:t>
             </w:r>
@@ -466,7 +638,7 @@
         </w:tc>
         <w:tc>
           <w:tcPr>
-            <w:tcW w:type="dxa" w:w="2340"/>
+            <w:tcW w:type="dxa" w:w="2412"/>
             <w:tcBorders>
               <w:top w:val="single" w:sz="4" w:space="0" w:color="000000"/>
               <w:bottom w:val="single" w:sz="4" w:space="0" w:color="000000"/>
@@ -474,10 +646,10 @@
               <w:right w:val="single" w:sz="4" w:space="0" w:color="000000"/>
             </w:tcBorders>
             <w:tcMar>
-              <w:top w:w="80" w:type="dxa"/>
-              <w:bottom w:w="80" w:type="dxa"/>
-              <w:left w:w="80" w:type="dxa"/>
-              <w:right w:w="80" w:type="dxa"/>
+              <w:top w:w="50" w:type="dxa"/>
+              <w:bottom w:w="50" w:type="dxa"/>
+              <w:left w:w="50" w:type="dxa"/>
+              <w:right w:w="50" w:type="dxa"/>
             </w:tcMar>
           </w:tcPr>
           <w:p>
@@ -487,7 +659,7 @@
                 <w:b w:val="0"/>
                 <w:i w:val="0"/>
                 <w:color w:val="000000"/>
-                <w:sz w:val="19"/>
+                <w:sz w:val="18"/>
               </w:rPr>
               <w:t>____________________________________</w:t>
             </w:r>
@@ -495,7 +667,7 @@
         </w:tc>
         <w:tc>
           <w:tcPr>
-            <w:tcW w:type="dxa" w:w="2340"/>
+            <w:tcW w:type="dxa" w:w="2412"/>
             <w:tcBorders>
               <w:top w:val="single" w:sz="4" w:space="0" w:color="000000"/>
               <w:bottom w:val="single" w:sz="4" w:space="0" w:color="000000"/>
@@ -503,10 +675,10 @@
               <w:right w:val="single" w:sz="4" w:space="0" w:color="000000"/>
             </w:tcBorders>
             <w:tcMar>
-              <w:top w:w="80" w:type="dxa"/>
-              <w:bottom w:w="80" w:type="dxa"/>
-              <w:left w:w="80" w:type="dxa"/>
-              <w:right w:w="80" w:type="dxa"/>
+              <w:top w:w="50" w:type="dxa"/>
+              <w:bottom w:w="50" w:type="dxa"/>
+              <w:left w:w="50" w:type="dxa"/>
+              <w:right w:w="50" w:type="dxa"/>
             </w:tcMar>
           </w:tcPr>
           <w:p>
@@ -519,7 +691,7 @@
                 <w:b w:val="0"/>
                 <w:i w:val="0"/>
                 <w:color w:val="000000"/>
-                <w:sz w:val="19"/>
+                <w:sz w:val="18"/>
               </w:rPr>
               <w:t>VU4F2425-________</w:t>
             </w:r>
@@ -529,7 +701,7 @@
       <w:tr>
         <w:tc>
           <w:tcPr>
-            <w:tcW w:type="dxa" w:w="2340"/>
+            <w:tcW w:type="dxa" w:w="2412"/>
             <w:tcBorders>
               <w:top w:val="single" w:sz="4" w:space="0" w:color="000000"/>
               <w:bottom w:val="single" w:sz="4" w:space="0" w:color="000000"/>
@@ -537,10 +709,10 @@
               <w:right w:val="single" w:sz="4" w:space="0" w:color="000000"/>
             </w:tcBorders>
             <w:tcMar>
-              <w:top w:w="80" w:type="dxa"/>
-              <w:bottom w:w="80" w:type="dxa"/>
-              <w:left w:w="80" w:type="dxa"/>
-              <w:right w:w="80" w:type="dxa"/>
+              <w:top w:w="50" w:type="dxa"/>
+              <w:bottom w:w="50" w:type="dxa"/>
+              <w:left w:w="50" w:type="dxa"/>
+              <w:right w:w="50" w:type="dxa"/>
             </w:tcMar>
           </w:tcPr>
           <w:p>
@@ -553,7 +725,7 @@
                 <w:b w:val="0"/>
                 <w:i w:val="0"/>
                 <w:color w:val="000000"/>
-                <w:sz w:val="19"/>
+                <w:sz w:val="18"/>
               </w:rPr>
               <w:t>3</w:t>
             </w:r>
@@ -561,7 +733,7 @@
         </w:tc>
         <w:tc>
           <w:tcPr>
-            <w:tcW w:type="dxa" w:w="2340"/>
+            <w:tcW w:type="dxa" w:w="2412"/>
             <w:tcBorders>
               <w:top w:val="single" w:sz="4" w:space="0" w:color="000000"/>
               <w:bottom w:val="single" w:sz="4" w:space="0" w:color="000000"/>
@@ -569,10 +741,10 @@
               <w:right w:val="single" w:sz="4" w:space="0" w:color="000000"/>
             </w:tcBorders>
             <w:tcMar>
-              <w:top w:w="80" w:type="dxa"/>
-              <w:bottom w:w="80" w:type="dxa"/>
-              <w:left w:w="80" w:type="dxa"/>
-              <w:right w:w="80" w:type="dxa"/>
+              <w:top w:w="50" w:type="dxa"/>
+              <w:bottom w:w="50" w:type="dxa"/>
+              <w:left w:w="50" w:type="dxa"/>
+              <w:right w:w="50" w:type="dxa"/>
             </w:tcMar>
           </w:tcPr>
           <w:p>
@@ -585,7 +757,7 @@
                 <w:b w:val="0"/>
                 <w:i w:val="0"/>
                 <w:color w:val="000000"/>
-                <w:sz w:val="19"/>
+                <w:sz w:val="18"/>
               </w:rPr>
               <w:t>____________</w:t>
             </w:r>
@@ -593,7 +765,7 @@
         </w:tc>
         <w:tc>
           <w:tcPr>
-            <w:tcW w:type="dxa" w:w="2340"/>
+            <w:tcW w:type="dxa" w:w="2412"/>
             <w:tcBorders>
               <w:top w:val="single" w:sz="4" w:space="0" w:color="000000"/>
               <w:bottom w:val="single" w:sz="4" w:space="0" w:color="000000"/>
@@ -601,10 +773,10 @@
               <w:right w:val="single" w:sz="4" w:space="0" w:color="000000"/>
             </w:tcBorders>
             <w:tcMar>
-              <w:top w:w="80" w:type="dxa"/>
-              <w:bottom w:w="80" w:type="dxa"/>
-              <w:left w:w="80" w:type="dxa"/>
-              <w:right w:w="80" w:type="dxa"/>
+              <w:top w:w="50" w:type="dxa"/>
+              <w:bottom w:w="50" w:type="dxa"/>
+              <w:left w:w="50" w:type="dxa"/>
+              <w:right w:w="50" w:type="dxa"/>
             </w:tcMar>
           </w:tcPr>
           <w:p>
@@ -614,7 +786,7 @@
                 <w:b w:val="0"/>
                 <w:i w:val="0"/>
                 <w:color w:val="000000"/>
-                <w:sz w:val="19"/>
+                <w:sz w:val="18"/>
               </w:rPr>
               <w:t>____________________________________</w:t>
             </w:r>
@@ -622,7 +794,7 @@
         </w:tc>
         <w:tc>
           <w:tcPr>
-            <w:tcW w:type="dxa" w:w="2340"/>
+            <w:tcW w:type="dxa" w:w="2412"/>
             <w:tcBorders>
               <w:top w:val="single" w:sz="4" w:space="0" w:color="000000"/>
               <w:bottom w:val="single" w:sz="4" w:space="0" w:color="000000"/>
@@ -630,10 +802,10 @@
               <w:right w:val="single" w:sz="4" w:space="0" w:color="000000"/>
             </w:tcBorders>
             <w:tcMar>
-              <w:top w:w="80" w:type="dxa"/>
-              <w:bottom w:w="80" w:type="dxa"/>
-              <w:left w:w="80" w:type="dxa"/>
-              <w:right w:w="80" w:type="dxa"/>
+              <w:top w:w="50" w:type="dxa"/>
+              <w:bottom w:w="50" w:type="dxa"/>
+              <w:left w:w="50" w:type="dxa"/>
+              <w:right w:w="50" w:type="dxa"/>
             </w:tcMar>
           </w:tcPr>
           <w:p>
@@ -646,7 +818,7 @@
                 <w:b w:val="0"/>
                 <w:i w:val="0"/>
                 <w:color w:val="000000"/>
-                <w:sz w:val="19"/>
+                <w:sz w:val="18"/>
               </w:rPr>
               <w:t>VU4F2425-________</w:t>
             </w:r>
@@ -656,7 +828,7 @@
       <w:tr>
         <w:tc>
           <w:tcPr>
-            <w:tcW w:type="dxa" w:w="2340"/>
+            <w:tcW w:type="dxa" w:w="2412"/>
             <w:tcBorders>
               <w:top w:val="single" w:sz="4" w:space="0" w:color="000000"/>
               <w:bottom w:val="single" w:sz="4" w:space="0" w:color="000000"/>
@@ -664,10 +836,10 @@
               <w:right w:val="single" w:sz="4" w:space="0" w:color="000000"/>
             </w:tcBorders>
             <w:tcMar>
-              <w:top w:w="80" w:type="dxa"/>
-              <w:bottom w:w="80" w:type="dxa"/>
-              <w:left w:w="80" w:type="dxa"/>
-              <w:right w:w="80" w:type="dxa"/>
+              <w:top w:w="50" w:type="dxa"/>
+              <w:bottom w:w="50" w:type="dxa"/>
+              <w:left w:w="50" w:type="dxa"/>
+              <w:right w:w="50" w:type="dxa"/>
             </w:tcMar>
           </w:tcPr>
           <w:p>
@@ -680,7 +852,7 @@
                 <w:b w:val="0"/>
                 <w:i w:val="0"/>
                 <w:color w:val="000000"/>
-                <w:sz w:val="19"/>
+                <w:sz w:val="18"/>
               </w:rPr>
               <w:t>4</w:t>
             </w:r>
@@ -688,7 +860,7 @@
         </w:tc>
         <w:tc>
           <w:tcPr>
-            <w:tcW w:type="dxa" w:w="2340"/>
+            <w:tcW w:type="dxa" w:w="2412"/>
             <w:tcBorders>
               <w:top w:val="single" w:sz="4" w:space="0" w:color="000000"/>
               <w:bottom w:val="single" w:sz="4" w:space="0" w:color="000000"/>
@@ -696,10 +868,10 @@
               <w:right w:val="single" w:sz="4" w:space="0" w:color="000000"/>
             </w:tcBorders>
             <w:tcMar>
-              <w:top w:w="80" w:type="dxa"/>
-              <w:bottom w:w="80" w:type="dxa"/>
-              <w:left w:w="80" w:type="dxa"/>
-              <w:right w:w="80" w:type="dxa"/>
+              <w:top w:w="50" w:type="dxa"/>
+              <w:bottom w:w="50" w:type="dxa"/>
+              <w:left w:w="50" w:type="dxa"/>
+              <w:right w:w="50" w:type="dxa"/>
             </w:tcMar>
           </w:tcPr>
           <w:p>
@@ -712,7 +884,7 @@
                 <w:b w:val="0"/>
                 <w:i w:val="0"/>
                 <w:color w:val="000000"/>
-                <w:sz w:val="19"/>
+                <w:sz w:val="18"/>
               </w:rPr>
               <w:t>____________</w:t>
             </w:r>
@@ -720,7 +892,7 @@
         </w:tc>
         <w:tc>
           <w:tcPr>
-            <w:tcW w:type="dxa" w:w="2340"/>
+            <w:tcW w:type="dxa" w:w="2412"/>
             <w:tcBorders>
               <w:top w:val="single" w:sz="4" w:space="0" w:color="000000"/>
               <w:bottom w:val="single" w:sz="4" w:space="0" w:color="000000"/>
@@ -728,10 +900,10 @@
               <w:right w:val="single" w:sz="4" w:space="0" w:color="000000"/>
             </w:tcBorders>
             <w:tcMar>
-              <w:top w:w="80" w:type="dxa"/>
-              <w:bottom w:w="80" w:type="dxa"/>
-              <w:left w:w="80" w:type="dxa"/>
-              <w:right w:w="80" w:type="dxa"/>
+              <w:top w:w="50" w:type="dxa"/>
+              <w:bottom w:w="50" w:type="dxa"/>
+              <w:left w:w="50" w:type="dxa"/>
+              <w:right w:w="50" w:type="dxa"/>
             </w:tcMar>
           </w:tcPr>
           <w:p>
@@ -741,7 +913,7 @@
                 <w:b w:val="0"/>
                 <w:i w:val="0"/>
                 <w:color w:val="000000"/>
-                <w:sz w:val="19"/>
+                <w:sz w:val="18"/>
               </w:rPr>
               <w:t>____________________________________</w:t>
             </w:r>
@@ -749,7 +921,7 @@
         </w:tc>
         <w:tc>
           <w:tcPr>
-            <w:tcW w:type="dxa" w:w="2340"/>
+            <w:tcW w:type="dxa" w:w="2412"/>
             <w:tcBorders>
               <w:top w:val="single" w:sz="4" w:space="0" w:color="000000"/>
               <w:bottom w:val="single" w:sz="4" w:space="0" w:color="000000"/>
@@ -757,10 +929,10 @@
               <w:right w:val="single" w:sz="4" w:space="0" w:color="000000"/>
             </w:tcBorders>
             <w:tcMar>
-              <w:top w:w="80" w:type="dxa"/>
-              <w:bottom w:w="80" w:type="dxa"/>
-              <w:left w:w="80" w:type="dxa"/>
-              <w:right w:w="80" w:type="dxa"/>
+              <w:top w:w="50" w:type="dxa"/>
+              <w:bottom w:w="50" w:type="dxa"/>
+              <w:left w:w="50" w:type="dxa"/>
+              <w:right w:w="50" w:type="dxa"/>
             </w:tcMar>
           </w:tcPr>
           <w:p>
@@ -773,7 +945,7 @@
                 <w:b w:val="0"/>
                 <w:i w:val="0"/>
                 <w:color w:val="000000"/>
-                <w:sz w:val="19"/>
+                <w:sz w:val="18"/>
               </w:rPr>
               <w:t>VU4F2425-________</w:t>
             </w:r>
@@ -783,7 +955,7 @@
     </w:tbl>
     <w:p>
       <w:pPr>
-        <w:spacing w:after="280" w:before="0" w:line="276" w:lineRule="auto"/>
+        <w:spacing w:after="200" w:before="0" w:line="276" w:lineRule="auto"/>
         <w:jc w:val="left"/>
       </w:pPr>
     </w:p>
@@ -794,13 +966,13 @@
         <w:tblLook w:firstColumn="1" w:firstRow="1" w:lastColumn="0" w:lastRow="0" w:noHBand="0" w:noVBand="1" w:val="04A0"/>
       </w:tblPr>
       <w:tblGrid>
-        <w:gridCol w:w="4680"/>
-        <w:gridCol w:w="4680"/>
+        <w:gridCol w:w="4824"/>
+        <w:gridCol w:w="4824"/>
       </w:tblGrid>
       <w:tr>
         <w:tc>
           <w:tcPr>
-            <w:tcW w:type="dxa" w:w="4608"/>
+            <w:tcW w:type="dxa" w:w="4752"/>
             <w:tcBorders>
               <w:top w:val="single" w:sz="4" w:space="0" w:color="000000"/>
               <w:bottom w:val="single" w:sz="4" w:space="0" w:color="000000"/>
@@ -808,10 +980,10 @@
               <w:right w:val="single" w:sz="4" w:space="0" w:color="000000"/>
             </w:tcBorders>
             <w:tcMar>
-              <w:top w:w="100" w:type="dxa"/>
-              <w:bottom w:w="100" w:type="dxa"/>
-              <w:left w:w="100" w:type="dxa"/>
-              <w:right w:w="100" w:type="dxa"/>
+              <w:top w:w="80" w:type="dxa"/>
+              <w:bottom w:w="80" w:type="dxa"/>
+              <w:left w:w="80" w:type="dxa"/>
+              <w:right w:w="80" w:type="dxa"/>
             </w:tcMar>
           </w:tcPr>
           <w:p>
@@ -835,7 +1007,7 @@
         </w:tc>
         <w:tc>
           <w:tcPr>
-            <w:tcW w:type="dxa" w:w="4608"/>
+            <w:tcW w:type="dxa" w:w="4752"/>
             <w:tcBorders>
               <w:top w:val="single" w:sz="4" w:space="0" w:color="000000"/>
               <w:bottom w:val="single" w:sz="4" w:space="0" w:color="000000"/>
@@ -843,10 +1015,10 @@
               <w:right w:val="single" w:sz="4" w:space="0" w:color="000000"/>
             </w:tcBorders>
             <w:tcMar>
-              <w:top w:w="100" w:type="dxa"/>
-              <w:bottom w:w="100" w:type="dxa"/>
-              <w:left w:w="100" w:type="dxa"/>
-              <w:right w:w="100" w:type="dxa"/>
+              <w:top w:w="80" w:type="dxa"/>
+              <w:bottom w:w="80" w:type="dxa"/>
+              <w:left w:w="80" w:type="dxa"/>
+              <w:right w:w="80" w:type="dxa"/>
             </w:tcMar>
           </w:tcPr>
           <w:p>
@@ -867,20 +1039,6 @@
               <w:t>Department of Information Technology</w:t>
             </w:r>
           </w:p>
-        </w:tc>
-      </w:tr>
-      <w:tr>
-        <w:tc>
-          <w:tcPr>
-            <w:tcW w:type="dxa" w:w="4680"/>
-          </w:tcPr>
-          <w:p/>
-        </w:tc>
-        <w:tc>
-          <w:tcPr>
-            <w:tcW w:type="dxa" w:w="4680"/>
-          </w:tcPr>
-          <w:p/>
         </w:tc>
       </w:tr>
     </w:tbl>
@@ -925,7 +1083,7 @@
     </w:p>
     <w:p>
       <w:pPr>
-        <w:spacing w:after="240" w:before="0" w:line="276" w:lineRule="auto"/>
+        <w:spacing w:after="200" w:before="0" w:line="276" w:lineRule="auto"/>
         <w:jc w:val="left"/>
       </w:pPr>
       <w:r>
@@ -1025,7 +1183,7 @@
     </w:p>
     <w:p>
       <w:pPr>
-        <w:spacing w:after="240" w:before="0" w:line="276" w:lineRule="auto"/>
+        <w:spacing w:after="200" w:before="0" w:line="276" w:lineRule="auto"/>
         <w:jc w:val="left"/>
       </w:pPr>
       <w:r>
@@ -1071,15 +1229,15 @@
         <w:tblLook w:firstColumn="1" w:firstRow="1" w:lastColumn="0" w:lastRow="0" w:noHBand="0" w:noVBand="1" w:val="04A0"/>
       </w:tblPr>
       <w:tblGrid>
-        <w:gridCol w:w="2340"/>
-        <w:gridCol w:w="2340"/>
-        <w:gridCol w:w="2340"/>
-        <w:gridCol w:w="2340"/>
+        <w:gridCol w:w="2412"/>
+        <w:gridCol w:w="2412"/>
+        <w:gridCol w:w="2412"/>
+        <w:gridCol w:w="2412"/>
       </w:tblGrid>
       <w:tr>
         <w:tc>
           <w:tcPr>
-            <w:tcW w:type="dxa" w:w="2340"/>
+            <w:tcW w:type="dxa" w:w="2412"/>
             <w:tcBorders>
               <w:top w:val="single" w:sz="4" w:space="0" w:color="000000"/>
               <w:bottom w:val="single" w:sz="4" w:space="0" w:color="000000"/>
@@ -1087,10 +1245,10 @@
               <w:right w:val="single" w:sz="4" w:space="0" w:color="000000"/>
             </w:tcBorders>
             <w:tcMar>
-              <w:top w:w="60" w:type="dxa"/>
-              <w:bottom w:w="60" w:type="dxa"/>
-              <w:left w:w="60" w:type="dxa"/>
-              <w:right w:w="60" w:type="dxa"/>
+              <w:top w:w="50" w:type="dxa"/>
+              <w:bottom w:w="50" w:type="dxa"/>
+              <w:left w:w="50" w:type="dxa"/>
+              <w:right w:w="50" w:type="dxa"/>
             </w:tcMar>
           </w:tcPr>
           <w:p>
@@ -1111,7 +1269,7 @@
         </w:tc>
         <w:tc>
           <w:tcPr>
-            <w:tcW w:type="dxa" w:w="2340"/>
+            <w:tcW w:type="dxa" w:w="2412"/>
             <w:tcBorders>
               <w:top w:val="single" w:sz="4" w:space="0" w:color="000000"/>
               <w:bottom w:val="single" w:sz="4" w:space="0" w:color="000000"/>
@@ -1119,10 +1277,10 @@
               <w:right w:val="single" w:sz="4" w:space="0" w:color="000000"/>
             </w:tcBorders>
             <w:tcMar>
-              <w:top w:w="60" w:type="dxa"/>
-              <w:bottom w:w="60" w:type="dxa"/>
-              <w:left w:w="60" w:type="dxa"/>
-              <w:right w:w="60" w:type="dxa"/>
+              <w:top w:w="50" w:type="dxa"/>
+              <w:bottom w:w="50" w:type="dxa"/>
+              <w:left w:w="50" w:type="dxa"/>
+              <w:right w:w="50" w:type="dxa"/>
             </w:tcMar>
           </w:tcPr>
           <w:p>
@@ -1143,7 +1301,7 @@
         </w:tc>
         <w:tc>
           <w:tcPr>
-            <w:tcW w:type="dxa" w:w="2340"/>
+            <w:tcW w:type="dxa" w:w="2412"/>
             <w:tcBorders>
               <w:top w:val="single" w:sz="4" w:space="0" w:color="000000"/>
               <w:bottom w:val="single" w:sz="4" w:space="0" w:color="000000"/>
@@ -1151,10 +1309,10 @@
               <w:right w:val="single" w:sz="4" w:space="0" w:color="000000"/>
             </w:tcBorders>
             <w:tcMar>
-              <w:top w:w="60" w:type="dxa"/>
-              <w:bottom w:w="60" w:type="dxa"/>
-              <w:left w:w="60" w:type="dxa"/>
-              <w:right w:w="60" w:type="dxa"/>
+              <w:top w:w="50" w:type="dxa"/>
+              <w:bottom w:w="50" w:type="dxa"/>
+              <w:left w:w="50" w:type="dxa"/>
+              <w:right w:w="50" w:type="dxa"/>
             </w:tcMar>
           </w:tcPr>
           <w:p>
@@ -1175,7 +1333,7 @@
         </w:tc>
         <w:tc>
           <w:tcPr>
-            <w:tcW w:type="dxa" w:w="2340"/>
+            <w:tcW w:type="dxa" w:w="2412"/>
             <w:tcBorders>
               <w:top w:val="single" w:sz="4" w:space="0" w:color="000000"/>
               <w:bottom w:val="single" w:sz="4" w:space="0" w:color="000000"/>
@@ -1183,10 +1341,10 @@
               <w:right w:val="single" w:sz="4" w:space="0" w:color="000000"/>
             </w:tcBorders>
             <w:tcMar>
-              <w:top w:w="60" w:type="dxa"/>
-              <w:bottom w:w="60" w:type="dxa"/>
-              <w:left w:w="60" w:type="dxa"/>
-              <w:right w:w="60" w:type="dxa"/>
+              <w:top w:w="50" w:type="dxa"/>
+              <w:bottom w:w="50" w:type="dxa"/>
+              <w:left w:w="50" w:type="dxa"/>
+              <w:right w:w="50" w:type="dxa"/>
             </w:tcMar>
           </w:tcPr>
           <w:p>
@@ -1209,7 +1367,7 @@
       <w:tr>
         <w:tc>
           <w:tcPr>
-            <w:tcW w:type="dxa" w:w="2340"/>
+            <w:tcW w:type="dxa" w:w="2412"/>
             <w:tcBorders>
               <w:top w:val="single" w:sz="4" w:space="0" w:color="000000"/>
               <w:bottom w:val="single" w:sz="4" w:space="0" w:color="000000"/>
@@ -1217,10 +1375,10 @@
               <w:right w:val="single" w:sz="4" w:space="0" w:color="000000"/>
             </w:tcBorders>
             <w:tcMar>
-              <w:top w:w="40" w:type="dxa"/>
-              <w:bottom w:w="40" w:type="dxa"/>
-              <w:left w:w="50" w:type="dxa"/>
-              <w:right w:w="50" w:type="dxa"/>
+              <w:top w:w="35" w:type="dxa"/>
+              <w:bottom w:w="35" w:type="dxa"/>
+              <w:left w:w="45" w:type="dxa"/>
+              <w:right w:w="45" w:type="dxa"/>
             </w:tcMar>
           </w:tcPr>
           <w:p>
@@ -1241,7 +1399,7 @@
         </w:tc>
         <w:tc>
           <w:tcPr>
-            <w:tcW w:type="dxa" w:w="2340"/>
+            <w:tcW w:type="dxa" w:w="2412"/>
             <w:tcBorders>
               <w:top w:val="single" w:sz="4" w:space="0" w:color="000000"/>
               <w:bottom w:val="single" w:sz="4" w:space="0" w:color="000000"/>
@@ -1249,10 +1407,10 @@
               <w:right w:val="single" w:sz="4" w:space="0" w:color="000000"/>
             </w:tcBorders>
             <w:tcMar>
-              <w:top w:w="40" w:type="dxa"/>
-              <w:bottom w:w="40" w:type="dxa"/>
-              <w:left w:w="50" w:type="dxa"/>
-              <w:right w:w="50" w:type="dxa"/>
+              <w:top w:w="35" w:type="dxa"/>
+              <w:bottom w:w="35" w:type="dxa"/>
+              <w:left w:w="45" w:type="dxa"/>
+              <w:right w:w="45" w:type="dxa"/>
             </w:tcMar>
           </w:tcPr>
           <w:p>
@@ -1270,7 +1428,7 @@
         </w:tc>
         <w:tc>
           <w:tcPr>
-            <w:tcW w:type="dxa" w:w="2340"/>
+            <w:tcW w:type="dxa" w:w="2412"/>
             <w:tcBorders>
               <w:top w:val="single" w:sz="4" w:space="0" w:color="000000"/>
               <w:bottom w:val="single" w:sz="4" w:space="0" w:color="000000"/>
@@ -1278,10 +1436,10 @@
               <w:right w:val="single" w:sz="4" w:space="0" w:color="000000"/>
             </w:tcBorders>
             <w:tcMar>
-              <w:top w:w="40" w:type="dxa"/>
-              <w:bottom w:w="40" w:type="dxa"/>
-              <w:left w:w="50" w:type="dxa"/>
-              <w:right w:w="50" w:type="dxa"/>
+              <w:top w:w="35" w:type="dxa"/>
+              <w:bottom w:w="35" w:type="dxa"/>
+              <w:left w:w="45" w:type="dxa"/>
+              <w:right w:w="45" w:type="dxa"/>
             </w:tcMar>
           </w:tcPr>
           <w:p>
@@ -1302,7 +1460,7 @@
         </w:tc>
         <w:tc>
           <w:tcPr>
-            <w:tcW w:type="dxa" w:w="2340"/>
+            <w:tcW w:type="dxa" w:w="2412"/>
             <w:tcBorders>
               <w:top w:val="single" w:sz="4" w:space="0" w:color="000000"/>
               <w:bottom w:val="single" w:sz="4" w:space="0" w:color="000000"/>
@@ -1310,10 +1468,10 @@
               <w:right w:val="single" w:sz="4" w:space="0" w:color="000000"/>
             </w:tcBorders>
             <w:tcMar>
-              <w:top w:w="40" w:type="dxa"/>
-              <w:bottom w:w="40" w:type="dxa"/>
-              <w:left w:w="50" w:type="dxa"/>
-              <w:right w:w="50" w:type="dxa"/>
+              <w:top w:w="35" w:type="dxa"/>
+              <w:bottom w:w="35" w:type="dxa"/>
+              <w:left w:w="45" w:type="dxa"/>
+              <w:right w:w="45" w:type="dxa"/>
             </w:tcMar>
           </w:tcPr>
           <w:p>
@@ -1336,7 +1494,7 @@
       <w:tr>
         <w:tc>
           <w:tcPr>
-            <w:tcW w:type="dxa" w:w="2340"/>
+            <w:tcW w:type="dxa" w:w="2412"/>
             <w:tcBorders>
               <w:top w:val="single" w:sz="4" w:space="0" w:color="000000"/>
               <w:bottom w:val="single" w:sz="4" w:space="0" w:color="000000"/>
@@ -1344,10 +1502,10 @@
               <w:right w:val="single" w:sz="4" w:space="0" w:color="000000"/>
             </w:tcBorders>
             <w:tcMar>
-              <w:top w:w="40" w:type="dxa"/>
-              <w:bottom w:w="40" w:type="dxa"/>
-              <w:left w:w="50" w:type="dxa"/>
-              <w:right w:w="50" w:type="dxa"/>
+              <w:top w:w="35" w:type="dxa"/>
+              <w:bottom w:w="35" w:type="dxa"/>
+              <w:left w:w="45" w:type="dxa"/>
+              <w:right w:w="45" w:type="dxa"/>
             </w:tcMar>
           </w:tcPr>
           <w:p>
@@ -1368,7 +1526,7 @@
         </w:tc>
         <w:tc>
           <w:tcPr>
-            <w:tcW w:type="dxa" w:w="2340"/>
+            <w:tcW w:type="dxa" w:w="2412"/>
             <w:tcBorders>
               <w:top w:val="single" w:sz="4" w:space="0" w:color="000000"/>
               <w:bottom w:val="single" w:sz="4" w:space="0" w:color="000000"/>
@@ -1376,10 +1534,10 @@
               <w:right w:val="single" w:sz="4" w:space="0" w:color="000000"/>
             </w:tcBorders>
             <w:tcMar>
-              <w:top w:w="40" w:type="dxa"/>
-              <w:bottom w:w="40" w:type="dxa"/>
-              <w:left w:w="50" w:type="dxa"/>
-              <w:right w:w="50" w:type="dxa"/>
+              <w:top w:w="35" w:type="dxa"/>
+              <w:bottom w:w="35" w:type="dxa"/>
+              <w:left w:w="45" w:type="dxa"/>
+              <w:right w:w="45" w:type="dxa"/>
             </w:tcMar>
           </w:tcPr>
           <w:p>
@@ -1397,7 +1555,7 @@
         </w:tc>
         <w:tc>
           <w:tcPr>
-            <w:tcW w:type="dxa" w:w="2340"/>
+            <w:tcW w:type="dxa" w:w="2412"/>
             <w:tcBorders>
               <w:top w:val="single" w:sz="4" w:space="0" w:color="000000"/>
               <w:bottom w:val="single" w:sz="4" w:space="0" w:color="000000"/>
@@ -1405,10 +1563,10 @@
               <w:right w:val="single" w:sz="4" w:space="0" w:color="000000"/>
             </w:tcBorders>
             <w:tcMar>
-              <w:top w:w="40" w:type="dxa"/>
-              <w:bottom w:w="40" w:type="dxa"/>
-              <w:left w:w="50" w:type="dxa"/>
-              <w:right w:w="50" w:type="dxa"/>
+              <w:top w:w="35" w:type="dxa"/>
+              <w:bottom w:w="35" w:type="dxa"/>
+              <w:left w:w="45" w:type="dxa"/>
+              <w:right w:w="45" w:type="dxa"/>
             </w:tcMar>
           </w:tcPr>
           <w:p>
@@ -1429,7 +1587,7 @@
         </w:tc>
         <w:tc>
           <w:tcPr>
-            <w:tcW w:type="dxa" w:w="2340"/>
+            <w:tcW w:type="dxa" w:w="2412"/>
             <w:tcBorders>
               <w:top w:val="single" w:sz="4" w:space="0" w:color="000000"/>
               <w:bottom w:val="single" w:sz="4" w:space="0" w:color="000000"/>
@@ -1437,10 +1595,10 @@
               <w:right w:val="single" w:sz="4" w:space="0" w:color="000000"/>
             </w:tcBorders>
             <w:tcMar>
-              <w:top w:w="40" w:type="dxa"/>
-              <w:bottom w:w="40" w:type="dxa"/>
-              <w:left w:w="50" w:type="dxa"/>
-              <w:right w:w="50" w:type="dxa"/>
+              <w:top w:w="35" w:type="dxa"/>
+              <w:bottom w:w="35" w:type="dxa"/>
+              <w:left w:w="45" w:type="dxa"/>
+              <w:right w:w="45" w:type="dxa"/>
             </w:tcMar>
           </w:tcPr>
           <w:p>
@@ -1463,7 +1621,7 @@
       <w:tr>
         <w:tc>
           <w:tcPr>
-            <w:tcW w:type="dxa" w:w="2340"/>
+            <w:tcW w:type="dxa" w:w="2412"/>
             <w:tcBorders>
               <w:top w:val="single" w:sz="4" w:space="0" w:color="000000"/>
               <w:bottom w:val="single" w:sz="4" w:space="0" w:color="000000"/>
@@ -1471,10 +1629,10 @@
               <w:right w:val="single" w:sz="4" w:space="0" w:color="000000"/>
             </w:tcBorders>
             <w:tcMar>
-              <w:top w:w="40" w:type="dxa"/>
-              <w:bottom w:w="40" w:type="dxa"/>
-              <w:left w:w="50" w:type="dxa"/>
-              <w:right w:w="50" w:type="dxa"/>
+              <w:top w:w="35" w:type="dxa"/>
+              <w:bottom w:w="35" w:type="dxa"/>
+              <w:left w:w="45" w:type="dxa"/>
+              <w:right w:w="45" w:type="dxa"/>
             </w:tcMar>
           </w:tcPr>
           <w:p>
@@ -1495,7 +1653,7 @@
         </w:tc>
         <w:tc>
           <w:tcPr>
-            <w:tcW w:type="dxa" w:w="2340"/>
+            <w:tcW w:type="dxa" w:w="2412"/>
             <w:tcBorders>
               <w:top w:val="single" w:sz="4" w:space="0" w:color="000000"/>
               <w:bottom w:val="single" w:sz="4" w:space="0" w:color="000000"/>
@@ -1503,10 +1661,10 @@
               <w:right w:val="single" w:sz="4" w:space="0" w:color="000000"/>
             </w:tcBorders>
             <w:tcMar>
-              <w:top w:w="40" w:type="dxa"/>
-              <w:bottom w:w="40" w:type="dxa"/>
-              <w:left w:w="50" w:type="dxa"/>
-              <w:right w:w="50" w:type="dxa"/>
+              <w:top w:w="35" w:type="dxa"/>
+              <w:bottom w:w="35" w:type="dxa"/>
+              <w:left w:w="45" w:type="dxa"/>
+              <w:right w:w="45" w:type="dxa"/>
             </w:tcMar>
           </w:tcPr>
           <w:p>
@@ -1524,7 +1682,7 @@
         </w:tc>
         <w:tc>
           <w:tcPr>
-            <w:tcW w:type="dxa" w:w="2340"/>
+            <w:tcW w:type="dxa" w:w="2412"/>
             <w:tcBorders>
               <w:top w:val="single" w:sz="4" w:space="0" w:color="000000"/>
               <w:bottom w:val="single" w:sz="4" w:space="0" w:color="000000"/>
@@ -1532,10 +1690,10 @@
               <w:right w:val="single" w:sz="4" w:space="0" w:color="000000"/>
             </w:tcBorders>
             <w:tcMar>
-              <w:top w:w="40" w:type="dxa"/>
-              <w:bottom w:w="40" w:type="dxa"/>
-              <w:left w:w="50" w:type="dxa"/>
-              <w:right w:w="50" w:type="dxa"/>
+              <w:top w:w="35" w:type="dxa"/>
+              <w:bottom w:w="35" w:type="dxa"/>
+              <w:left w:w="45" w:type="dxa"/>
+              <w:right w:w="45" w:type="dxa"/>
             </w:tcMar>
           </w:tcPr>
           <w:p>
@@ -1556,7 +1714,7 @@
         </w:tc>
         <w:tc>
           <w:tcPr>
-            <w:tcW w:type="dxa" w:w="2340"/>
+            <w:tcW w:type="dxa" w:w="2412"/>
             <w:tcBorders>
               <w:top w:val="single" w:sz="4" w:space="0" w:color="000000"/>
               <w:bottom w:val="single" w:sz="4" w:space="0" w:color="000000"/>
@@ -1564,10 +1722,10 @@
               <w:right w:val="single" w:sz="4" w:space="0" w:color="000000"/>
             </w:tcBorders>
             <w:tcMar>
-              <w:top w:w="40" w:type="dxa"/>
-              <w:bottom w:w="40" w:type="dxa"/>
-              <w:left w:w="50" w:type="dxa"/>
-              <w:right w:w="50" w:type="dxa"/>
+              <w:top w:w="35" w:type="dxa"/>
+              <w:bottom w:w="35" w:type="dxa"/>
+              <w:left w:w="45" w:type="dxa"/>
+              <w:right w:w="45" w:type="dxa"/>
             </w:tcMar>
           </w:tcPr>
           <w:p>
@@ -1590,7 +1748,7 @@
       <w:tr>
         <w:tc>
           <w:tcPr>
-            <w:tcW w:type="dxa" w:w="2340"/>
+            <w:tcW w:type="dxa" w:w="2412"/>
             <w:tcBorders>
               <w:top w:val="single" w:sz="4" w:space="0" w:color="000000"/>
               <w:bottom w:val="single" w:sz="4" w:space="0" w:color="000000"/>
@@ -1598,10 +1756,10 @@
               <w:right w:val="single" w:sz="4" w:space="0" w:color="000000"/>
             </w:tcBorders>
             <w:tcMar>
-              <w:top w:w="40" w:type="dxa"/>
-              <w:bottom w:w="40" w:type="dxa"/>
-              <w:left w:w="50" w:type="dxa"/>
-              <w:right w:w="50" w:type="dxa"/>
+              <w:top w:w="35" w:type="dxa"/>
+              <w:bottom w:w="35" w:type="dxa"/>
+              <w:left w:w="45" w:type="dxa"/>
+              <w:right w:w="45" w:type="dxa"/>
             </w:tcMar>
           </w:tcPr>
           <w:p>
@@ -1622,7 +1780,7 @@
         </w:tc>
         <w:tc>
           <w:tcPr>
-            <w:tcW w:type="dxa" w:w="2340"/>
+            <w:tcW w:type="dxa" w:w="2412"/>
             <w:tcBorders>
               <w:top w:val="single" w:sz="4" w:space="0" w:color="000000"/>
               <w:bottom w:val="single" w:sz="4" w:space="0" w:color="000000"/>
@@ -1630,10 +1788,10 @@
               <w:right w:val="single" w:sz="4" w:space="0" w:color="000000"/>
             </w:tcBorders>
             <w:tcMar>
-              <w:top w:w="40" w:type="dxa"/>
-              <w:bottom w:w="40" w:type="dxa"/>
-              <w:left w:w="50" w:type="dxa"/>
-              <w:right w:w="50" w:type="dxa"/>
+              <w:top w:w="35" w:type="dxa"/>
+              <w:bottom w:w="35" w:type="dxa"/>
+              <w:left w:w="45" w:type="dxa"/>
+              <w:right w:w="45" w:type="dxa"/>
             </w:tcMar>
           </w:tcPr>
           <w:p>
@@ -1651,7 +1809,7 @@
         </w:tc>
         <w:tc>
           <w:tcPr>
-            <w:tcW w:type="dxa" w:w="2340"/>
+            <w:tcW w:type="dxa" w:w="2412"/>
             <w:tcBorders>
               <w:top w:val="single" w:sz="4" w:space="0" w:color="000000"/>
               <w:bottom w:val="single" w:sz="4" w:space="0" w:color="000000"/>
@@ -1659,10 +1817,10 @@
               <w:right w:val="single" w:sz="4" w:space="0" w:color="000000"/>
             </w:tcBorders>
             <w:tcMar>
-              <w:top w:w="40" w:type="dxa"/>
-              <w:bottom w:w="40" w:type="dxa"/>
-              <w:left w:w="50" w:type="dxa"/>
-              <w:right w:w="50" w:type="dxa"/>
+              <w:top w:w="35" w:type="dxa"/>
+              <w:bottom w:w="35" w:type="dxa"/>
+              <w:left w:w="45" w:type="dxa"/>
+              <w:right w:w="45" w:type="dxa"/>
             </w:tcMar>
           </w:tcPr>
           <w:p>
@@ -1683,7 +1841,7 @@
         </w:tc>
         <w:tc>
           <w:tcPr>
-            <w:tcW w:type="dxa" w:w="2340"/>
+            <w:tcW w:type="dxa" w:w="2412"/>
             <w:tcBorders>
               <w:top w:val="single" w:sz="4" w:space="0" w:color="000000"/>
               <w:bottom w:val="single" w:sz="4" w:space="0" w:color="000000"/>
@@ -1691,10 +1849,10 @@
               <w:right w:val="single" w:sz="4" w:space="0" w:color="000000"/>
             </w:tcBorders>
             <w:tcMar>
-              <w:top w:w="40" w:type="dxa"/>
-              <w:bottom w:w="40" w:type="dxa"/>
-              <w:left w:w="50" w:type="dxa"/>
-              <w:right w:w="50" w:type="dxa"/>
+              <w:top w:w="35" w:type="dxa"/>
+              <w:bottom w:w="35" w:type="dxa"/>
+              <w:left w:w="45" w:type="dxa"/>
+              <w:right w:w="45" w:type="dxa"/>
             </w:tcMar>
           </w:tcPr>
           <w:p>
@@ -1717,7 +1875,7 @@
       <w:tr>
         <w:tc>
           <w:tcPr>
-            <w:tcW w:type="dxa" w:w="2340"/>
+            <w:tcW w:type="dxa" w:w="2412"/>
             <w:tcBorders>
               <w:top w:val="single" w:sz="4" w:space="0" w:color="000000"/>
               <w:bottom w:val="single" w:sz="4" w:space="0" w:color="000000"/>
@@ -1725,10 +1883,10 @@
               <w:right w:val="single" w:sz="4" w:space="0" w:color="000000"/>
             </w:tcBorders>
             <w:tcMar>
-              <w:top w:w="40" w:type="dxa"/>
-              <w:bottom w:w="40" w:type="dxa"/>
-              <w:left w:w="50" w:type="dxa"/>
-              <w:right w:w="50" w:type="dxa"/>
+              <w:top w:w="35" w:type="dxa"/>
+              <w:bottom w:w="35" w:type="dxa"/>
+              <w:left w:w="45" w:type="dxa"/>
+              <w:right w:w="45" w:type="dxa"/>
             </w:tcMar>
           </w:tcPr>
           <w:p>
@@ -1749,7 +1907,7 @@
         </w:tc>
         <w:tc>
           <w:tcPr>
-            <w:tcW w:type="dxa" w:w="2340"/>
+            <w:tcW w:type="dxa" w:w="2412"/>
             <w:tcBorders>
               <w:top w:val="single" w:sz="4" w:space="0" w:color="000000"/>
               <w:bottom w:val="single" w:sz="4" w:space="0" w:color="000000"/>
@@ -1757,10 +1915,10 @@
               <w:right w:val="single" w:sz="4" w:space="0" w:color="000000"/>
             </w:tcBorders>
             <w:tcMar>
-              <w:top w:w="40" w:type="dxa"/>
-              <w:bottom w:w="40" w:type="dxa"/>
-              <w:left w:w="50" w:type="dxa"/>
-              <w:right w:w="50" w:type="dxa"/>
+              <w:top w:w="35" w:type="dxa"/>
+              <w:bottom w:w="35" w:type="dxa"/>
+              <w:left w:w="45" w:type="dxa"/>
+              <w:right w:w="45" w:type="dxa"/>
             </w:tcMar>
           </w:tcPr>
           <w:p>
@@ -1778,7 +1936,7 @@
         </w:tc>
         <w:tc>
           <w:tcPr>
-            <w:tcW w:type="dxa" w:w="2340"/>
+            <w:tcW w:type="dxa" w:w="2412"/>
             <w:tcBorders>
               <w:top w:val="single" w:sz="4" w:space="0" w:color="000000"/>
               <w:bottom w:val="single" w:sz="4" w:space="0" w:color="000000"/>
@@ -1786,10 +1944,10 @@
               <w:right w:val="single" w:sz="4" w:space="0" w:color="000000"/>
             </w:tcBorders>
             <w:tcMar>
-              <w:top w:w="40" w:type="dxa"/>
-              <w:bottom w:w="40" w:type="dxa"/>
-              <w:left w:w="50" w:type="dxa"/>
-              <w:right w:w="50" w:type="dxa"/>
+              <w:top w:w="35" w:type="dxa"/>
+              <w:bottom w:w="35" w:type="dxa"/>
+              <w:left w:w="45" w:type="dxa"/>
+              <w:right w:w="45" w:type="dxa"/>
             </w:tcMar>
           </w:tcPr>
           <w:p>
@@ -1810,7 +1968,7 @@
         </w:tc>
         <w:tc>
           <w:tcPr>
-            <w:tcW w:type="dxa" w:w="2340"/>
+            <w:tcW w:type="dxa" w:w="2412"/>
             <w:tcBorders>
               <w:top w:val="single" w:sz="4" w:space="0" w:color="000000"/>
               <w:bottom w:val="single" w:sz="4" w:space="0" w:color="000000"/>
@@ -1818,10 +1976,10 @@
               <w:right w:val="single" w:sz="4" w:space="0" w:color="000000"/>
             </w:tcBorders>
             <w:tcMar>
-              <w:top w:w="40" w:type="dxa"/>
-              <w:bottom w:w="40" w:type="dxa"/>
-              <w:left w:w="50" w:type="dxa"/>
-              <w:right w:w="50" w:type="dxa"/>
+              <w:top w:w="35" w:type="dxa"/>
+              <w:bottom w:w="35" w:type="dxa"/>
+              <w:left w:w="45" w:type="dxa"/>
+              <w:right w:w="45" w:type="dxa"/>
             </w:tcMar>
           </w:tcPr>
           <w:p>
@@ -1844,7 +2002,7 @@
       <w:tr>
         <w:tc>
           <w:tcPr>
-            <w:tcW w:type="dxa" w:w="2340"/>
+            <w:tcW w:type="dxa" w:w="2412"/>
             <w:tcBorders>
               <w:top w:val="single" w:sz="4" w:space="0" w:color="000000"/>
               <w:bottom w:val="single" w:sz="4" w:space="0" w:color="000000"/>
@@ -1852,10 +2010,10 @@
               <w:right w:val="single" w:sz="4" w:space="0" w:color="000000"/>
             </w:tcBorders>
             <w:tcMar>
-              <w:top w:w="40" w:type="dxa"/>
-              <w:bottom w:w="40" w:type="dxa"/>
-              <w:left w:w="50" w:type="dxa"/>
-              <w:right w:w="50" w:type="dxa"/>
+              <w:top w:w="35" w:type="dxa"/>
+              <w:bottom w:w="35" w:type="dxa"/>
+              <w:left w:w="45" w:type="dxa"/>
+              <w:right w:w="45" w:type="dxa"/>
             </w:tcMar>
           </w:tcPr>
           <w:p>
@@ -1876,7 +2034,7 @@
         </w:tc>
         <w:tc>
           <w:tcPr>
-            <w:tcW w:type="dxa" w:w="2340"/>
+            <w:tcW w:type="dxa" w:w="2412"/>
             <w:tcBorders>
               <w:top w:val="single" w:sz="4" w:space="0" w:color="000000"/>
               <w:bottom w:val="single" w:sz="4" w:space="0" w:color="000000"/>
@@ -1884,10 +2042,10 @@
               <w:right w:val="single" w:sz="4" w:space="0" w:color="000000"/>
             </w:tcBorders>
             <w:tcMar>
-              <w:top w:w="40" w:type="dxa"/>
-              <w:bottom w:w="40" w:type="dxa"/>
-              <w:left w:w="50" w:type="dxa"/>
-              <w:right w:w="50" w:type="dxa"/>
+              <w:top w:w="35" w:type="dxa"/>
+              <w:bottom w:w="35" w:type="dxa"/>
+              <w:left w:w="45" w:type="dxa"/>
+              <w:right w:w="45" w:type="dxa"/>
             </w:tcMar>
           </w:tcPr>
           <w:p>
@@ -1905,7 +2063,7 @@
         </w:tc>
         <w:tc>
           <w:tcPr>
-            <w:tcW w:type="dxa" w:w="2340"/>
+            <w:tcW w:type="dxa" w:w="2412"/>
             <w:tcBorders>
               <w:top w:val="single" w:sz="4" w:space="0" w:color="000000"/>
               <w:bottom w:val="single" w:sz="4" w:space="0" w:color="000000"/>
@@ -1913,10 +2071,10 @@
               <w:right w:val="single" w:sz="4" w:space="0" w:color="000000"/>
             </w:tcBorders>
             <w:tcMar>
-              <w:top w:w="40" w:type="dxa"/>
-              <w:bottom w:w="40" w:type="dxa"/>
-              <w:left w:w="50" w:type="dxa"/>
-              <w:right w:w="50" w:type="dxa"/>
+              <w:top w:w="35" w:type="dxa"/>
+              <w:bottom w:w="35" w:type="dxa"/>
+              <w:left w:w="45" w:type="dxa"/>
+              <w:right w:w="45" w:type="dxa"/>
             </w:tcMar>
           </w:tcPr>
           <w:p>
@@ -1937,7 +2095,7 @@
         </w:tc>
         <w:tc>
           <w:tcPr>
-            <w:tcW w:type="dxa" w:w="2340"/>
+            <w:tcW w:type="dxa" w:w="2412"/>
             <w:tcBorders>
               <w:top w:val="single" w:sz="4" w:space="0" w:color="000000"/>
               <w:bottom w:val="single" w:sz="4" w:space="0" w:color="000000"/>
@@ -1945,10 +2103,10 @@
               <w:right w:val="single" w:sz="4" w:space="0" w:color="000000"/>
             </w:tcBorders>
             <w:tcMar>
-              <w:top w:w="40" w:type="dxa"/>
-              <w:bottom w:w="40" w:type="dxa"/>
-              <w:left w:w="50" w:type="dxa"/>
-              <w:right w:w="50" w:type="dxa"/>
+              <w:top w:w="35" w:type="dxa"/>
+              <w:bottom w:w="35" w:type="dxa"/>
+              <w:left w:w="45" w:type="dxa"/>
+              <w:right w:w="45" w:type="dxa"/>
             </w:tcMar>
           </w:tcPr>
           <w:p>
@@ -1971,7 +2129,7 @@
       <w:tr>
         <w:tc>
           <w:tcPr>
-            <w:tcW w:type="dxa" w:w="2340"/>
+            <w:tcW w:type="dxa" w:w="2412"/>
             <w:tcBorders>
               <w:top w:val="single" w:sz="4" w:space="0" w:color="000000"/>
               <w:bottom w:val="single" w:sz="4" w:space="0" w:color="000000"/>
@@ -1979,10 +2137,10 @@
               <w:right w:val="single" w:sz="4" w:space="0" w:color="000000"/>
             </w:tcBorders>
             <w:tcMar>
-              <w:top w:w="40" w:type="dxa"/>
-              <w:bottom w:w="40" w:type="dxa"/>
-              <w:left w:w="50" w:type="dxa"/>
-              <w:right w:w="50" w:type="dxa"/>
+              <w:top w:w="35" w:type="dxa"/>
+              <w:bottom w:w="35" w:type="dxa"/>
+              <w:left w:w="45" w:type="dxa"/>
+              <w:right w:w="45" w:type="dxa"/>
             </w:tcMar>
           </w:tcPr>
           <w:p>
@@ -2003,7 +2161,7 @@
         </w:tc>
         <w:tc>
           <w:tcPr>
-            <w:tcW w:type="dxa" w:w="2340"/>
+            <w:tcW w:type="dxa" w:w="2412"/>
             <w:tcBorders>
               <w:top w:val="single" w:sz="4" w:space="0" w:color="000000"/>
               <w:bottom w:val="single" w:sz="4" w:space="0" w:color="000000"/>
@@ -2011,10 +2169,10 @@
               <w:right w:val="single" w:sz="4" w:space="0" w:color="000000"/>
             </w:tcBorders>
             <w:tcMar>
-              <w:top w:w="40" w:type="dxa"/>
-              <w:bottom w:w="40" w:type="dxa"/>
-              <w:left w:w="50" w:type="dxa"/>
-              <w:right w:w="50" w:type="dxa"/>
+              <w:top w:w="35" w:type="dxa"/>
+              <w:bottom w:w="35" w:type="dxa"/>
+              <w:left w:w="45" w:type="dxa"/>
+              <w:right w:w="45" w:type="dxa"/>
             </w:tcMar>
           </w:tcPr>
           <w:p>
@@ -2032,7 +2190,7 @@
         </w:tc>
         <w:tc>
           <w:tcPr>
-            <w:tcW w:type="dxa" w:w="2340"/>
+            <w:tcW w:type="dxa" w:w="2412"/>
             <w:tcBorders>
               <w:top w:val="single" w:sz="4" w:space="0" w:color="000000"/>
               <w:bottom w:val="single" w:sz="4" w:space="0" w:color="000000"/>
@@ -2040,10 +2198,10 @@
               <w:right w:val="single" w:sz="4" w:space="0" w:color="000000"/>
             </w:tcBorders>
             <w:tcMar>
-              <w:top w:w="40" w:type="dxa"/>
-              <w:bottom w:w="40" w:type="dxa"/>
-              <w:left w:w="50" w:type="dxa"/>
-              <w:right w:w="50" w:type="dxa"/>
+              <w:top w:w="35" w:type="dxa"/>
+              <w:bottom w:w="35" w:type="dxa"/>
+              <w:left w:w="45" w:type="dxa"/>
+              <w:right w:w="45" w:type="dxa"/>
             </w:tcMar>
           </w:tcPr>
           <w:p>
@@ -2064,7 +2222,7 @@
         </w:tc>
         <w:tc>
           <w:tcPr>
-            <w:tcW w:type="dxa" w:w="2340"/>
+            <w:tcW w:type="dxa" w:w="2412"/>
             <w:tcBorders>
               <w:top w:val="single" w:sz="4" w:space="0" w:color="000000"/>
               <w:bottom w:val="single" w:sz="4" w:space="0" w:color="000000"/>
@@ -2072,10 +2230,10 @@
               <w:right w:val="single" w:sz="4" w:space="0" w:color="000000"/>
             </w:tcBorders>
             <w:tcMar>
-              <w:top w:w="40" w:type="dxa"/>
-              <w:bottom w:w="40" w:type="dxa"/>
-              <w:left w:w="50" w:type="dxa"/>
-              <w:right w:w="50" w:type="dxa"/>
+              <w:top w:w="35" w:type="dxa"/>
+              <w:bottom w:w="35" w:type="dxa"/>
+              <w:left w:w="45" w:type="dxa"/>
+              <w:right w:w="45" w:type="dxa"/>
             </w:tcMar>
           </w:tcPr>
           <w:p>
@@ -2098,7 +2256,7 @@
       <w:tr>
         <w:tc>
           <w:tcPr>
-            <w:tcW w:type="dxa" w:w="2340"/>
+            <w:tcW w:type="dxa" w:w="2412"/>
             <w:tcBorders>
               <w:top w:val="single" w:sz="4" w:space="0" w:color="000000"/>
               <w:bottom w:val="single" w:sz="4" w:space="0" w:color="000000"/>
@@ -2106,10 +2264,10 @@
               <w:right w:val="single" w:sz="4" w:space="0" w:color="000000"/>
             </w:tcBorders>
             <w:tcMar>
-              <w:top w:w="40" w:type="dxa"/>
-              <w:bottom w:w="40" w:type="dxa"/>
-              <w:left w:w="50" w:type="dxa"/>
-              <w:right w:w="50" w:type="dxa"/>
+              <w:top w:w="35" w:type="dxa"/>
+              <w:bottom w:w="35" w:type="dxa"/>
+              <w:left w:w="45" w:type="dxa"/>
+              <w:right w:w="45" w:type="dxa"/>
             </w:tcMar>
           </w:tcPr>
           <w:p>
@@ -2130,7 +2288,7 @@
         </w:tc>
         <w:tc>
           <w:tcPr>
-            <w:tcW w:type="dxa" w:w="2340"/>
+            <w:tcW w:type="dxa" w:w="2412"/>
             <w:tcBorders>
               <w:top w:val="single" w:sz="4" w:space="0" w:color="000000"/>
               <w:bottom w:val="single" w:sz="4" w:space="0" w:color="000000"/>
@@ -2138,10 +2296,10 @@
               <w:right w:val="single" w:sz="4" w:space="0" w:color="000000"/>
             </w:tcBorders>
             <w:tcMar>
-              <w:top w:w="40" w:type="dxa"/>
-              <w:bottom w:w="40" w:type="dxa"/>
-              <w:left w:w="50" w:type="dxa"/>
-              <w:right w:w="50" w:type="dxa"/>
+              <w:top w:w="35" w:type="dxa"/>
+              <w:bottom w:w="35" w:type="dxa"/>
+              <w:left w:w="45" w:type="dxa"/>
+              <w:right w:w="45" w:type="dxa"/>
             </w:tcMar>
           </w:tcPr>
           <w:p>
@@ -2159,7 +2317,7 @@
         </w:tc>
         <w:tc>
           <w:tcPr>
-            <w:tcW w:type="dxa" w:w="2340"/>
+            <w:tcW w:type="dxa" w:w="2412"/>
             <w:tcBorders>
               <w:top w:val="single" w:sz="4" w:space="0" w:color="000000"/>
               <w:bottom w:val="single" w:sz="4" w:space="0" w:color="000000"/>
@@ -2167,10 +2325,10 @@
               <w:right w:val="single" w:sz="4" w:space="0" w:color="000000"/>
             </w:tcBorders>
             <w:tcMar>
-              <w:top w:w="40" w:type="dxa"/>
-              <w:bottom w:w="40" w:type="dxa"/>
-              <w:left w:w="50" w:type="dxa"/>
-              <w:right w:w="50" w:type="dxa"/>
+              <w:top w:w="35" w:type="dxa"/>
+              <w:bottom w:w="35" w:type="dxa"/>
+              <w:left w:w="45" w:type="dxa"/>
+              <w:right w:w="45" w:type="dxa"/>
             </w:tcMar>
           </w:tcPr>
           <w:p>
@@ -2191,7 +2349,7 @@
         </w:tc>
         <w:tc>
           <w:tcPr>
-            <w:tcW w:type="dxa" w:w="2340"/>
+            <w:tcW w:type="dxa" w:w="2412"/>
             <w:tcBorders>
               <w:top w:val="single" w:sz="4" w:space="0" w:color="000000"/>
               <w:bottom w:val="single" w:sz="4" w:space="0" w:color="000000"/>
@@ -2199,10 +2357,10 @@
               <w:right w:val="single" w:sz="4" w:space="0" w:color="000000"/>
             </w:tcBorders>
             <w:tcMar>
-              <w:top w:w="40" w:type="dxa"/>
-              <w:bottom w:w="40" w:type="dxa"/>
-              <w:left w:w="50" w:type="dxa"/>
-              <w:right w:w="50" w:type="dxa"/>
+              <w:top w:w="35" w:type="dxa"/>
+              <w:bottom w:w="35" w:type="dxa"/>
+              <w:left w:w="45" w:type="dxa"/>
+              <w:right w:w="45" w:type="dxa"/>
             </w:tcMar>
           </w:tcPr>
           <w:p>
@@ -2225,7 +2383,7 @@
       <w:tr>
         <w:tc>
           <w:tcPr>
-            <w:tcW w:type="dxa" w:w="2340"/>
+            <w:tcW w:type="dxa" w:w="2412"/>
             <w:tcBorders>
               <w:top w:val="single" w:sz="4" w:space="0" w:color="000000"/>
               <w:bottom w:val="single" w:sz="4" w:space="0" w:color="000000"/>
@@ -2233,10 +2391,10 @@
               <w:right w:val="single" w:sz="4" w:space="0" w:color="000000"/>
             </w:tcBorders>
             <w:tcMar>
-              <w:top w:w="40" w:type="dxa"/>
-              <w:bottom w:w="40" w:type="dxa"/>
-              <w:left w:w="50" w:type="dxa"/>
-              <w:right w:w="50" w:type="dxa"/>
+              <w:top w:w="35" w:type="dxa"/>
+              <w:bottom w:w="35" w:type="dxa"/>
+              <w:left w:w="45" w:type="dxa"/>
+              <w:right w:w="45" w:type="dxa"/>
             </w:tcMar>
           </w:tcPr>
           <w:p>
@@ -2257,7 +2415,7 @@
         </w:tc>
         <w:tc>
           <w:tcPr>
-            <w:tcW w:type="dxa" w:w="2340"/>
+            <w:tcW w:type="dxa" w:w="2412"/>
             <w:tcBorders>
               <w:top w:val="single" w:sz="4" w:space="0" w:color="000000"/>
               <w:bottom w:val="single" w:sz="4" w:space="0" w:color="000000"/>
@@ -2265,10 +2423,10 @@
               <w:right w:val="single" w:sz="4" w:space="0" w:color="000000"/>
             </w:tcBorders>
             <w:tcMar>
-              <w:top w:w="40" w:type="dxa"/>
-              <w:bottom w:w="40" w:type="dxa"/>
-              <w:left w:w="50" w:type="dxa"/>
-              <w:right w:w="50" w:type="dxa"/>
+              <w:top w:w="35" w:type="dxa"/>
+              <w:bottom w:w="35" w:type="dxa"/>
+              <w:left w:w="45" w:type="dxa"/>
+              <w:right w:w="45" w:type="dxa"/>
             </w:tcMar>
           </w:tcPr>
           <w:p>
@@ -2286,7 +2444,7 @@
         </w:tc>
         <w:tc>
           <w:tcPr>
-            <w:tcW w:type="dxa" w:w="2340"/>
+            <w:tcW w:type="dxa" w:w="2412"/>
             <w:tcBorders>
               <w:top w:val="single" w:sz="4" w:space="0" w:color="000000"/>
               <w:bottom w:val="single" w:sz="4" w:space="0" w:color="000000"/>
@@ -2294,10 +2452,10 @@
               <w:right w:val="single" w:sz="4" w:space="0" w:color="000000"/>
             </w:tcBorders>
             <w:tcMar>
-              <w:top w:w="40" w:type="dxa"/>
-              <w:bottom w:w="40" w:type="dxa"/>
-              <w:left w:w="50" w:type="dxa"/>
-              <w:right w:w="50" w:type="dxa"/>
+              <w:top w:w="35" w:type="dxa"/>
+              <w:bottom w:w="35" w:type="dxa"/>
+              <w:left w:w="45" w:type="dxa"/>
+              <w:right w:w="45" w:type="dxa"/>
             </w:tcMar>
           </w:tcPr>
           <w:p>
@@ -2318,7 +2476,7 @@
         </w:tc>
         <w:tc>
           <w:tcPr>
-            <w:tcW w:type="dxa" w:w="2340"/>
+            <w:tcW w:type="dxa" w:w="2412"/>
             <w:tcBorders>
               <w:top w:val="single" w:sz="4" w:space="0" w:color="000000"/>
               <w:bottom w:val="single" w:sz="4" w:space="0" w:color="000000"/>
@@ -2326,10 +2484,10 @@
               <w:right w:val="single" w:sz="4" w:space="0" w:color="000000"/>
             </w:tcBorders>
             <w:tcMar>
-              <w:top w:w="40" w:type="dxa"/>
-              <w:bottom w:w="40" w:type="dxa"/>
-              <w:left w:w="50" w:type="dxa"/>
-              <w:right w:w="50" w:type="dxa"/>
+              <w:top w:w="35" w:type="dxa"/>
+              <w:bottom w:w="35" w:type="dxa"/>
+              <w:left w:w="45" w:type="dxa"/>
+              <w:right w:w="45" w:type="dxa"/>
             </w:tcMar>
           </w:tcPr>
           <w:p>
@@ -2352,7 +2510,7 @@
       <w:tr>
         <w:tc>
           <w:tcPr>
-            <w:tcW w:type="dxa" w:w="2340"/>
+            <w:tcW w:type="dxa" w:w="2412"/>
             <w:tcBorders>
               <w:top w:val="single" w:sz="4" w:space="0" w:color="000000"/>
               <w:bottom w:val="single" w:sz="4" w:space="0" w:color="000000"/>
@@ -2360,10 +2518,10 @@
               <w:right w:val="single" w:sz="4" w:space="0" w:color="000000"/>
             </w:tcBorders>
             <w:tcMar>
-              <w:top w:w="40" w:type="dxa"/>
-              <w:bottom w:w="40" w:type="dxa"/>
-              <w:left w:w="50" w:type="dxa"/>
-              <w:right w:w="50" w:type="dxa"/>
+              <w:top w:w="35" w:type="dxa"/>
+              <w:bottom w:w="35" w:type="dxa"/>
+              <w:left w:w="45" w:type="dxa"/>
+              <w:right w:w="45" w:type="dxa"/>
             </w:tcMar>
           </w:tcPr>
           <w:p>
@@ -2384,7 +2542,7 @@
         </w:tc>
         <w:tc>
           <w:tcPr>
-            <w:tcW w:type="dxa" w:w="2340"/>
+            <w:tcW w:type="dxa" w:w="2412"/>
             <w:tcBorders>
               <w:top w:val="single" w:sz="4" w:space="0" w:color="000000"/>
               <w:bottom w:val="single" w:sz="4" w:space="0" w:color="000000"/>
@@ -2392,10 +2550,10 @@
               <w:right w:val="single" w:sz="4" w:space="0" w:color="000000"/>
             </w:tcBorders>
             <w:tcMar>
-              <w:top w:w="40" w:type="dxa"/>
-              <w:bottom w:w="40" w:type="dxa"/>
-              <w:left w:w="50" w:type="dxa"/>
-              <w:right w:w="50" w:type="dxa"/>
+              <w:top w:w="35" w:type="dxa"/>
+              <w:bottom w:w="35" w:type="dxa"/>
+              <w:left w:w="45" w:type="dxa"/>
+              <w:right w:w="45" w:type="dxa"/>
             </w:tcMar>
           </w:tcPr>
           <w:p>
@@ -2413,7 +2571,7 @@
         </w:tc>
         <w:tc>
           <w:tcPr>
-            <w:tcW w:type="dxa" w:w="2340"/>
+            <w:tcW w:type="dxa" w:w="2412"/>
             <w:tcBorders>
               <w:top w:val="single" w:sz="4" w:space="0" w:color="000000"/>
               <w:bottom w:val="single" w:sz="4" w:space="0" w:color="000000"/>
@@ -2421,10 +2579,10 @@
               <w:right w:val="single" w:sz="4" w:space="0" w:color="000000"/>
             </w:tcBorders>
             <w:tcMar>
-              <w:top w:w="40" w:type="dxa"/>
-              <w:bottom w:w="40" w:type="dxa"/>
-              <w:left w:w="50" w:type="dxa"/>
-              <w:right w:w="50" w:type="dxa"/>
+              <w:top w:w="35" w:type="dxa"/>
+              <w:bottom w:w="35" w:type="dxa"/>
+              <w:left w:w="45" w:type="dxa"/>
+              <w:right w:w="45" w:type="dxa"/>
             </w:tcMar>
           </w:tcPr>
           <w:p>
@@ -2445,7 +2603,7 @@
         </w:tc>
         <w:tc>
           <w:tcPr>
-            <w:tcW w:type="dxa" w:w="2340"/>
+            <w:tcW w:type="dxa" w:w="2412"/>
             <w:tcBorders>
               <w:top w:val="single" w:sz="4" w:space="0" w:color="000000"/>
               <w:bottom w:val="single" w:sz="4" w:space="0" w:color="000000"/>
@@ -2453,10 +2611,10 @@
               <w:right w:val="single" w:sz="4" w:space="0" w:color="000000"/>
             </w:tcBorders>
             <w:tcMar>
-              <w:top w:w="40" w:type="dxa"/>
-              <w:bottom w:w="40" w:type="dxa"/>
-              <w:left w:w="50" w:type="dxa"/>
-              <w:right w:w="50" w:type="dxa"/>
+              <w:top w:w="35" w:type="dxa"/>
+              <w:bottom w:w="35" w:type="dxa"/>
+              <w:left w:w="45" w:type="dxa"/>
+              <w:right w:w="45" w:type="dxa"/>
             </w:tcMar>
           </w:tcPr>
           <w:p>
@@ -2479,7 +2637,7 @@
       <w:tr>
         <w:tc>
           <w:tcPr>
-            <w:tcW w:type="dxa" w:w="2340"/>
+            <w:tcW w:type="dxa" w:w="2412"/>
             <w:tcBorders>
               <w:top w:val="single" w:sz="4" w:space="0" w:color="000000"/>
               <w:bottom w:val="single" w:sz="4" w:space="0" w:color="000000"/>
@@ -2487,10 +2645,10 @@
               <w:right w:val="single" w:sz="4" w:space="0" w:color="000000"/>
             </w:tcBorders>
             <w:tcMar>
-              <w:top w:w="40" w:type="dxa"/>
-              <w:bottom w:w="40" w:type="dxa"/>
-              <w:left w:w="50" w:type="dxa"/>
-              <w:right w:w="50" w:type="dxa"/>
+              <w:top w:w="35" w:type="dxa"/>
+              <w:bottom w:w="35" w:type="dxa"/>
+              <w:left w:w="45" w:type="dxa"/>
+              <w:right w:w="45" w:type="dxa"/>
             </w:tcMar>
           </w:tcPr>
           <w:p>
@@ -2511,7 +2669,7 @@
         </w:tc>
         <w:tc>
           <w:tcPr>
-            <w:tcW w:type="dxa" w:w="2340"/>
+            <w:tcW w:type="dxa" w:w="2412"/>
             <w:tcBorders>
               <w:top w:val="single" w:sz="4" w:space="0" w:color="000000"/>
               <w:bottom w:val="single" w:sz="4" w:space="0" w:color="000000"/>
@@ -2519,10 +2677,10 @@
               <w:right w:val="single" w:sz="4" w:space="0" w:color="000000"/>
             </w:tcBorders>
             <w:tcMar>
-              <w:top w:w="40" w:type="dxa"/>
-              <w:bottom w:w="40" w:type="dxa"/>
-              <w:left w:w="50" w:type="dxa"/>
-              <w:right w:w="50" w:type="dxa"/>
+              <w:top w:w="35" w:type="dxa"/>
+              <w:bottom w:w="35" w:type="dxa"/>
+              <w:left w:w="45" w:type="dxa"/>
+              <w:right w:w="45" w:type="dxa"/>
             </w:tcMar>
           </w:tcPr>
           <w:p>
@@ -2540,7 +2698,7 @@
         </w:tc>
         <w:tc>
           <w:tcPr>
-            <w:tcW w:type="dxa" w:w="2340"/>
+            <w:tcW w:type="dxa" w:w="2412"/>
             <w:tcBorders>
               <w:top w:val="single" w:sz="4" w:space="0" w:color="000000"/>
               <w:bottom w:val="single" w:sz="4" w:space="0" w:color="000000"/>
@@ -2548,10 +2706,10 @@
               <w:right w:val="single" w:sz="4" w:space="0" w:color="000000"/>
             </w:tcBorders>
             <w:tcMar>
-              <w:top w:w="40" w:type="dxa"/>
-              <w:bottom w:w="40" w:type="dxa"/>
-              <w:left w:w="50" w:type="dxa"/>
-              <w:right w:w="50" w:type="dxa"/>
+              <w:top w:w="35" w:type="dxa"/>
+              <w:bottom w:w="35" w:type="dxa"/>
+              <w:left w:w="45" w:type="dxa"/>
+              <w:right w:w="45" w:type="dxa"/>
             </w:tcMar>
           </w:tcPr>
           <w:p>
@@ -2572,7 +2730,7 @@
         </w:tc>
         <w:tc>
           <w:tcPr>
-            <w:tcW w:type="dxa" w:w="2340"/>
+            <w:tcW w:type="dxa" w:w="2412"/>
             <w:tcBorders>
               <w:top w:val="single" w:sz="4" w:space="0" w:color="000000"/>
               <w:bottom w:val="single" w:sz="4" w:space="0" w:color="000000"/>
@@ -2580,10 +2738,10 @@
               <w:right w:val="single" w:sz="4" w:space="0" w:color="000000"/>
             </w:tcBorders>
             <w:tcMar>
-              <w:top w:w="40" w:type="dxa"/>
-              <w:bottom w:w="40" w:type="dxa"/>
-              <w:left w:w="50" w:type="dxa"/>
-              <w:right w:w="50" w:type="dxa"/>
+              <w:top w:w="35" w:type="dxa"/>
+              <w:bottom w:w="35" w:type="dxa"/>
+              <w:left w:w="45" w:type="dxa"/>
+              <w:right w:w="45" w:type="dxa"/>
             </w:tcMar>
           </w:tcPr>
           <w:p>
@@ -2606,7 +2764,7 @@
       <w:tr>
         <w:tc>
           <w:tcPr>
-            <w:tcW w:type="dxa" w:w="2340"/>
+            <w:tcW w:type="dxa" w:w="2412"/>
             <w:tcBorders>
               <w:top w:val="single" w:sz="4" w:space="0" w:color="000000"/>
               <w:bottom w:val="single" w:sz="4" w:space="0" w:color="000000"/>
@@ -2614,10 +2772,10 @@
               <w:right w:val="single" w:sz="4" w:space="0" w:color="000000"/>
             </w:tcBorders>
             <w:tcMar>
-              <w:top w:w="40" w:type="dxa"/>
-              <w:bottom w:w="40" w:type="dxa"/>
-              <w:left w:w="50" w:type="dxa"/>
-              <w:right w:w="50" w:type="dxa"/>
+              <w:top w:w="35" w:type="dxa"/>
+              <w:bottom w:w="35" w:type="dxa"/>
+              <w:left w:w="45" w:type="dxa"/>
+              <w:right w:w="45" w:type="dxa"/>
             </w:tcMar>
           </w:tcPr>
           <w:p>
@@ -2638,7 +2796,7 @@
         </w:tc>
         <w:tc>
           <w:tcPr>
-            <w:tcW w:type="dxa" w:w="2340"/>
+            <w:tcW w:type="dxa" w:w="2412"/>
             <w:tcBorders>
               <w:top w:val="single" w:sz="4" w:space="0" w:color="000000"/>
               <w:bottom w:val="single" w:sz="4" w:space="0" w:color="000000"/>
@@ -2646,10 +2804,10 @@
               <w:right w:val="single" w:sz="4" w:space="0" w:color="000000"/>
             </w:tcBorders>
             <w:tcMar>
-              <w:top w:w="40" w:type="dxa"/>
-              <w:bottom w:w="40" w:type="dxa"/>
-              <w:left w:w="50" w:type="dxa"/>
-              <w:right w:w="50" w:type="dxa"/>
+              <w:top w:w="35" w:type="dxa"/>
+              <w:bottom w:w="35" w:type="dxa"/>
+              <w:left w:w="45" w:type="dxa"/>
+              <w:right w:w="45" w:type="dxa"/>
             </w:tcMar>
           </w:tcPr>
           <w:p>
@@ -2667,7 +2825,7 @@
         </w:tc>
         <w:tc>
           <w:tcPr>
-            <w:tcW w:type="dxa" w:w="2340"/>
+            <w:tcW w:type="dxa" w:w="2412"/>
             <w:tcBorders>
               <w:top w:val="single" w:sz="4" w:space="0" w:color="000000"/>
               <w:bottom w:val="single" w:sz="4" w:space="0" w:color="000000"/>
@@ -2675,10 +2833,10 @@
               <w:right w:val="single" w:sz="4" w:space="0" w:color="000000"/>
             </w:tcBorders>
             <w:tcMar>
-              <w:top w:w="40" w:type="dxa"/>
-              <w:bottom w:w="40" w:type="dxa"/>
-              <w:left w:w="50" w:type="dxa"/>
-              <w:right w:w="50" w:type="dxa"/>
+              <w:top w:w="35" w:type="dxa"/>
+              <w:bottom w:w="35" w:type="dxa"/>
+              <w:left w:w="45" w:type="dxa"/>
+              <w:right w:w="45" w:type="dxa"/>
             </w:tcMar>
           </w:tcPr>
           <w:p>
@@ -2699,7 +2857,7 @@
         </w:tc>
         <w:tc>
           <w:tcPr>
-            <w:tcW w:type="dxa" w:w="2340"/>
+            <w:tcW w:type="dxa" w:w="2412"/>
             <w:tcBorders>
               <w:top w:val="single" w:sz="4" w:space="0" w:color="000000"/>
               <w:bottom w:val="single" w:sz="4" w:space="0" w:color="000000"/>
@@ -2707,10 +2865,10 @@
               <w:right w:val="single" w:sz="4" w:space="0" w:color="000000"/>
             </w:tcBorders>
             <w:tcMar>
-              <w:top w:w="40" w:type="dxa"/>
-              <w:bottom w:w="40" w:type="dxa"/>
-              <w:left w:w="50" w:type="dxa"/>
-              <w:right w:w="50" w:type="dxa"/>
+              <w:top w:w="35" w:type="dxa"/>
+              <w:bottom w:w="35" w:type="dxa"/>
+              <w:left w:w="45" w:type="dxa"/>
+              <w:right w:w="45" w:type="dxa"/>
             </w:tcMar>
           </w:tcPr>
           <w:p>
@@ -2733,7 +2891,7 @@
       <w:tr>
         <w:tc>
           <w:tcPr>
-            <w:tcW w:type="dxa" w:w="2340"/>
+            <w:tcW w:type="dxa" w:w="2412"/>
             <w:tcBorders>
               <w:top w:val="single" w:sz="4" w:space="0" w:color="000000"/>
               <w:bottom w:val="single" w:sz="4" w:space="0" w:color="000000"/>
@@ -2741,10 +2899,10 @@
               <w:right w:val="single" w:sz="4" w:space="0" w:color="000000"/>
             </w:tcBorders>
             <w:tcMar>
-              <w:top w:w="40" w:type="dxa"/>
-              <w:bottom w:w="40" w:type="dxa"/>
-              <w:left w:w="50" w:type="dxa"/>
-              <w:right w:w="50" w:type="dxa"/>
+              <w:top w:w="35" w:type="dxa"/>
+              <w:bottom w:w="35" w:type="dxa"/>
+              <w:left w:w="45" w:type="dxa"/>
+              <w:right w:w="45" w:type="dxa"/>
             </w:tcMar>
           </w:tcPr>
           <w:p>
@@ -2765,7 +2923,7 @@
         </w:tc>
         <w:tc>
           <w:tcPr>
-            <w:tcW w:type="dxa" w:w="2340"/>
+            <w:tcW w:type="dxa" w:w="2412"/>
             <w:tcBorders>
               <w:top w:val="single" w:sz="4" w:space="0" w:color="000000"/>
               <w:bottom w:val="single" w:sz="4" w:space="0" w:color="000000"/>
@@ -2773,10 +2931,10 @@
               <w:right w:val="single" w:sz="4" w:space="0" w:color="000000"/>
             </w:tcBorders>
             <w:tcMar>
-              <w:top w:w="40" w:type="dxa"/>
-              <w:bottom w:w="40" w:type="dxa"/>
-              <w:left w:w="50" w:type="dxa"/>
-              <w:right w:w="50" w:type="dxa"/>
+              <w:top w:w="35" w:type="dxa"/>
+              <w:bottom w:w="35" w:type="dxa"/>
+              <w:left w:w="45" w:type="dxa"/>
+              <w:right w:w="45" w:type="dxa"/>
             </w:tcMar>
           </w:tcPr>
           <w:p>
@@ -2794,7 +2952,7 @@
         </w:tc>
         <w:tc>
           <w:tcPr>
-            <w:tcW w:type="dxa" w:w="2340"/>
+            <w:tcW w:type="dxa" w:w="2412"/>
             <w:tcBorders>
               <w:top w:val="single" w:sz="4" w:space="0" w:color="000000"/>
               <w:bottom w:val="single" w:sz="4" w:space="0" w:color="000000"/>
@@ -2802,10 +2960,10 @@
               <w:right w:val="single" w:sz="4" w:space="0" w:color="000000"/>
             </w:tcBorders>
             <w:tcMar>
-              <w:top w:w="40" w:type="dxa"/>
-              <w:bottom w:w="40" w:type="dxa"/>
-              <w:left w:w="50" w:type="dxa"/>
-              <w:right w:w="50" w:type="dxa"/>
+              <w:top w:w="35" w:type="dxa"/>
+              <w:bottom w:w="35" w:type="dxa"/>
+              <w:left w:w="45" w:type="dxa"/>
+              <w:right w:w="45" w:type="dxa"/>
             </w:tcMar>
           </w:tcPr>
           <w:p>
@@ -2826,7 +2984,7 @@
         </w:tc>
         <w:tc>
           <w:tcPr>
-            <w:tcW w:type="dxa" w:w="2340"/>
+            <w:tcW w:type="dxa" w:w="2412"/>
             <w:tcBorders>
               <w:top w:val="single" w:sz="4" w:space="0" w:color="000000"/>
               <w:bottom w:val="single" w:sz="4" w:space="0" w:color="000000"/>
@@ -2834,10 +2992,10 @@
               <w:right w:val="single" w:sz="4" w:space="0" w:color="000000"/>
             </w:tcBorders>
             <w:tcMar>
-              <w:top w:w="40" w:type="dxa"/>
-              <w:bottom w:w="40" w:type="dxa"/>
-              <w:left w:w="50" w:type="dxa"/>
-              <w:right w:w="50" w:type="dxa"/>
+              <w:top w:w="35" w:type="dxa"/>
+              <w:bottom w:w="35" w:type="dxa"/>
+              <w:left w:w="45" w:type="dxa"/>
+              <w:right w:w="45" w:type="dxa"/>
             </w:tcMar>
           </w:tcPr>
           <w:p>
@@ -2886,16 +3044,16 @@
         <w:tblLook w:firstColumn="1" w:firstRow="1" w:lastColumn="0" w:lastRow="0" w:noHBand="0" w:noVBand="1" w:val="04A0"/>
       </w:tblPr>
       <w:tblGrid>
-        <w:gridCol w:w="1872"/>
-        <w:gridCol w:w="1872"/>
-        <w:gridCol w:w="1872"/>
-        <w:gridCol w:w="1872"/>
-        <w:gridCol w:w="1872"/>
+        <w:gridCol w:w="1930"/>
+        <w:gridCol w:w="1930"/>
+        <w:gridCol w:w="1930"/>
+        <w:gridCol w:w="1930"/>
+        <w:gridCol w:w="1930"/>
       </w:tblGrid>
       <w:tr>
         <w:tc>
           <w:tcPr>
-            <w:tcW w:type="dxa" w:w="1872"/>
+            <w:tcW w:type="dxa" w:w="1930"/>
             <w:tcBorders>
               <w:top w:val="single" w:sz="4" w:space="0" w:color="000000"/>
               <w:bottom w:val="single" w:sz="4" w:space="0" w:color="000000"/>
@@ -2903,10 +3061,10 @@
               <w:right w:val="single" w:sz="4" w:space="0" w:color="000000"/>
             </w:tcBorders>
             <w:tcMar>
-              <w:top w:w="60" w:type="dxa"/>
-              <w:bottom w:w="60" w:type="dxa"/>
-              <w:left w:w="60" w:type="dxa"/>
-              <w:right w:w="60" w:type="dxa"/>
+              <w:top w:w="50" w:type="dxa"/>
+              <w:bottom w:w="50" w:type="dxa"/>
+              <w:left w:w="50" w:type="dxa"/>
+              <w:right w:w="50" w:type="dxa"/>
             </w:tcMar>
           </w:tcPr>
           <w:p>
@@ -2927,7 +3085,7 @@
         </w:tc>
         <w:tc>
           <w:tcPr>
-            <w:tcW w:type="dxa" w:w="1872"/>
+            <w:tcW w:type="dxa" w:w="1930"/>
             <w:tcBorders>
               <w:top w:val="single" w:sz="4" w:space="0" w:color="000000"/>
               <w:bottom w:val="single" w:sz="4" w:space="0" w:color="000000"/>
@@ -2935,10 +3093,10 @@
               <w:right w:val="single" w:sz="4" w:space="0" w:color="000000"/>
             </w:tcBorders>
             <w:tcMar>
-              <w:top w:w="60" w:type="dxa"/>
-              <w:bottom w:w="60" w:type="dxa"/>
-              <w:left w:w="60" w:type="dxa"/>
-              <w:right w:w="60" w:type="dxa"/>
+              <w:top w:w="50" w:type="dxa"/>
+              <w:bottom w:w="50" w:type="dxa"/>
+              <w:left w:w="50" w:type="dxa"/>
+              <w:right w:w="50" w:type="dxa"/>
             </w:tcMar>
           </w:tcPr>
           <w:p>
@@ -2959,7 +3117,7 @@
         </w:tc>
         <w:tc>
           <w:tcPr>
-            <w:tcW w:type="dxa" w:w="1872"/>
+            <w:tcW w:type="dxa" w:w="1930"/>
             <w:tcBorders>
               <w:top w:val="single" w:sz="4" w:space="0" w:color="000000"/>
               <w:bottom w:val="single" w:sz="4" w:space="0" w:color="000000"/>
@@ -2967,10 +3125,10 @@
               <w:right w:val="single" w:sz="4" w:space="0" w:color="000000"/>
             </w:tcBorders>
             <w:tcMar>
-              <w:top w:w="60" w:type="dxa"/>
-              <w:bottom w:w="60" w:type="dxa"/>
-              <w:left w:w="60" w:type="dxa"/>
-              <w:right w:w="60" w:type="dxa"/>
+              <w:top w:w="50" w:type="dxa"/>
+              <w:bottom w:w="50" w:type="dxa"/>
+              <w:left w:w="50" w:type="dxa"/>
+              <w:right w:w="50" w:type="dxa"/>
             </w:tcMar>
           </w:tcPr>
           <w:p>
@@ -2991,7 +3149,7 @@
         </w:tc>
         <w:tc>
           <w:tcPr>
-            <w:tcW w:type="dxa" w:w="1872"/>
+            <w:tcW w:type="dxa" w:w="1930"/>
             <w:tcBorders>
               <w:top w:val="single" w:sz="4" w:space="0" w:color="000000"/>
               <w:bottom w:val="single" w:sz="4" w:space="0" w:color="000000"/>
@@ -2999,10 +3157,10 @@
               <w:right w:val="single" w:sz="4" w:space="0" w:color="000000"/>
             </w:tcBorders>
             <w:tcMar>
-              <w:top w:w="60" w:type="dxa"/>
-              <w:bottom w:w="60" w:type="dxa"/>
-              <w:left w:w="60" w:type="dxa"/>
-              <w:right w:w="60" w:type="dxa"/>
+              <w:top w:w="50" w:type="dxa"/>
+              <w:bottom w:w="50" w:type="dxa"/>
+              <w:left w:w="50" w:type="dxa"/>
+              <w:right w:w="50" w:type="dxa"/>
             </w:tcMar>
           </w:tcPr>
           <w:p>
@@ -3023,7 +3181,7 @@
         </w:tc>
         <w:tc>
           <w:tcPr>
-            <w:tcW w:type="dxa" w:w="1872"/>
+            <w:tcW w:type="dxa" w:w="1930"/>
             <w:tcBorders>
               <w:top w:val="single" w:sz="4" w:space="0" w:color="000000"/>
               <w:bottom w:val="single" w:sz="4" w:space="0" w:color="000000"/>
@@ -3031,10 +3189,10 @@
               <w:right w:val="single" w:sz="4" w:space="0" w:color="000000"/>
             </w:tcBorders>
             <w:tcMar>
-              <w:top w:w="60" w:type="dxa"/>
-              <w:bottom w:w="60" w:type="dxa"/>
-              <w:left w:w="60" w:type="dxa"/>
-              <w:right w:w="60" w:type="dxa"/>
+              <w:top w:w="50" w:type="dxa"/>
+              <w:bottom w:w="50" w:type="dxa"/>
+              <w:left w:w="50" w:type="dxa"/>
+              <w:right w:w="50" w:type="dxa"/>
             </w:tcMar>
           </w:tcPr>
           <w:p>
@@ -3057,7 +3215,7 @@
       <w:tr>
         <w:tc>
           <w:tcPr>
-            <w:tcW w:type="dxa" w:w="1872"/>
+            <w:tcW w:type="dxa" w:w="1930"/>
             <w:tcBorders>
               <w:top w:val="single" w:sz="4" w:space="0" w:color="000000"/>
               <w:bottom w:val="single" w:sz="4" w:space="0" w:color="000000"/>
@@ -3065,10 +3223,10 @@
               <w:right w:val="single" w:sz="4" w:space="0" w:color="000000"/>
             </w:tcBorders>
             <w:tcMar>
-              <w:top w:w="40" w:type="dxa"/>
-              <w:bottom w:w="40" w:type="dxa"/>
-              <w:left w:w="40" w:type="dxa"/>
-              <w:right w:w="40" w:type="dxa"/>
+              <w:top w:w="35" w:type="dxa"/>
+              <w:bottom w:w="35" w:type="dxa"/>
+              <w:left w:w="35" w:type="dxa"/>
+              <w:right w:w="35" w:type="dxa"/>
             </w:tcMar>
           </w:tcPr>
           <w:p>
@@ -3089,7 +3247,7 @@
         </w:tc>
         <w:tc>
           <w:tcPr>
-            <w:tcW w:type="dxa" w:w="1872"/>
+            <w:tcW w:type="dxa" w:w="1930"/>
             <w:tcBorders>
               <w:top w:val="single" w:sz="4" w:space="0" w:color="000000"/>
               <w:bottom w:val="single" w:sz="4" w:space="0" w:color="000000"/>
@@ -3097,10 +3255,10 @@
               <w:right w:val="single" w:sz="4" w:space="0" w:color="000000"/>
             </w:tcBorders>
             <w:tcMar>
-              <w:top w:w="40" w:type="dxa"/>
-              <w:bottom w:w="40" w:type="dxa"/>
-              <w:left w:w="40" w:type="dxa"/>
-              <w:right w:w="40" w:type="dxa"/>
+              <w:top w:w="35" w:type="dxa"/>
+              <w:bottom w:w="35" w:type="dxa"/>
+              <w:left w:w="35" w:type="dxa"/>
+              <w:right w:w="35" w:type="dxa"/>
             </w:tcMar>
           </w:tcPr>
           <w:p>
@@ -3121,7 +3279,7 @@
         </w:tc>
         <w:tc>
           <w:tcPr>
-            <w:tcW w:type="dxa" w:w="1872"/>
+            <w:tcW w:type="dxa" w:w="1930"/>
             <w:tcBorders>
               <w:top w:val="single" w:sz="4" w:space="0" w:color="000000"/>
               <w:bottom w:val="single" w:sz="4" w:space="0" w:color="000000"/>
@@ -3129,10 +3287,10 @@
               <w:right w:val="single" w:sz="4" w:space="0" w:color="000000"/>
             </w:tcBorders>
             <w:tcMar>
-              <w:top w:w="40" w:type="dxa"/>
-              <w:bottom w:w="40" w:type="dxa"/>
-              <w:left w:w="40" w:type="dxa"/>
-              <w:right w:w="40" w:type="dxa"/>
+              <w:top w:w="35" w:type="dxa"/>
+              <w:bottom w:w="35" w:type="dxa"/>
+              <w:left w:w="35" w:type="dxa"/>
+              <w:right w:w="35" w:type="dxa"/>
             </w:tcMar>
           </w:tcPr>
           <w:p>
@@ -3150,7 +3308,7 @@
         </w:tc>
         <w:tc>
           <w:tcPr>
-            <w:tcW w:type="dxa" w:w="1872"/>
+            <w:tcW w:type="dxa" w:w="1930"/>
             <w:tcBorders>
               <w:top w:val="single" w:sz="4" w:space="0" w:color="000000"/>
               <w:bottom w:val="single" w:sz="4" w:space="0" w:color="000000"/>
@@ -3158,10 +3316,10 @@
               <w:right w:val="single" w:sz="4" w:space="0" w:color="000000"/>
             </w:tcBorders>
             <w:tcMar>
-              <w:top w:w="40" w:type="dxa"/>
-              <w:bottom w:w="40" w:type="dxa"/>
-              <w:left w:w="40" w:type="dxa"/>
-              <w:right w:w="40" w:type="dxa"/>
+              <w:top w:w="35" w:type="dxa"/>
+              <w:bottom w:w="35" w:type="dxa"/>
+              <w:left w:w="35" w:type="dxa"/>
+              <w:right w:w="35" w:type="dxa"/>
             </w:tcMar>
           </w:tcPr>
           <w:p>
@@ -3179,7 +3337,7 @@
         </w:tc>
         <w:tc>
           <w:tcPr>
-            <w:tcW w:type="dxa" w:w="1872"/>
+            <w:tcW w:type="dxa" w:w="1930"/>
             <w:tcBorders>
               <w:top w:val="single" w:sz="4" w:space="0" w:color="000000"/>
               <w:bottom w:val="single" w:sz="4" w:space="0" w:color="000000"/>
@@ -3187,10 +3345,10 @@
               <w:right w:val="single" w:sz="4" w:space="0" w:color="000000"/>
             </w:tcBorders>
             <w:tcMar>
-              <w:top w:w="40" w:type="dxa"/>
-              <w:bottom w:w="40" w:type="dxa"/>
-              <w:left w:w="40" w:type="dxa"/>
-              <w:right w:w="40" w:type="dxa"/>
+              <w:top w:w="35" w:type="dxa"/>
+              <w:bottom w:w="35" w:type="dxa"/>
+              <w:left w:w="35" w:type="dxa"/>
+              <w:right w:w="35" w:type="dxa"/>
             </w:tcMar>
           </w:tcPr>
           <w:p>
@@ -3213,7 +3371,7 @@
       <w:tr>
         <w:tc>
           <w:tcPr>
-            <w:tcW w:type="dxa" w:w="1872"/>
+            <w:tcW w:type="dxa" w:w="1930"/>
             <w:tcBorders>
               <w:top w:val="single" w:sz="4" w:space="0" w:color="000000"/>
               <w:bottom w:val="single" w:sz="4" w:space="0" w:color="000000"/>
@@ -3221,10 +3379,10 @@
               <w:right w:val="single" w:sz="4" w:space="0" w:color="000000"/>
             </w:tcBorders>
             <w:tcMar>
-              <w:top w:w="40" w:type="dxa"/>
-              <w:bottom w:w="40" w:type="dxa"/>
-              <w:left w:w="40" w:type="dxa"/>
-              <w:right w:w="40" w:type="dxa"/>
+              <w:top w:w="35" w:type="dxa"/>
+              <w:bottom w:w="35" w:type="dxa"/>
+              <w:left w:w="35" w:type="dxa"/>
+              <w:right w:w="35" w:type="dxa"/>
             </w:tcMar>
           </w:tcPr>
           <w:p>
@@ -3245,7 +3403,7 @@
         </w:tc>
         <w:tc>
           <w:tcPr>
-            <w:tcW w:type="dxa" w:w="1872"/>
+            <w:tcW w:type="dxa" w:w="1930"/>
             <w:tcBorders>
               <w:top w:val="single" w:sz="4" w:space="0" w:color="000000"/>
               <w:bottom w:val="single" w:sz="4" w:space="0" w:color="000000"/>
@@ -3253,10 +3411,10 @@
               <w:right w:val="single" w:sz="4" w:space="0" w:color="000000"/>
             </w:tcBorders>
             <w:tcMar>
-              <w:top w:w="40" w:type="dxa"/>
-              <w:bottom w:w="40" w:type="dxa"/>
-              <w:left w:w="40" w:type="dxa"/>
-              <w:right w:w="40" w:type="dxa"/>
+              <w:top w:w="35" w:type="dxa"/>
+              <w:bottom w:w="35" w:type="dxa"/>
+              <w:left w:w="35" w:type="dxa"/>
+              <w:right w:w="35" w:type="dxa"/>
             </w:tcMar>
           </w:tcPr>
           <w:p>
@@ -3277,7 +3435,7 @@
         </w:tc>
         <w:tc>
           <w:tcPr>
-            <w:tcW w:type="dxa" w:w="1872"/>
+            <w:tcW w:type="dxa" w:w="1930"/>
             <w:tcBorders>
               <w:top w:val="single" w:sz="4" w:space="0" w:color="000000"/>
               <w:bottom w:val="single" w:sz="4" w:space="0" w:color="000000"/>
@@ -3285,10 +3443,10 @@
               <w:right w:val="single" w:sz="4" w:space="0" w:color="000000"/>
             </w:tcBorders>
             <w:tcMar>
-              <w:top w:w="40" w:type="dxa"/>
-              <w:bottom w:w="40" w:type="dxa"/>
-              <w:left w:w="40" w:type="dxa"/>
-              <w:right w:w="40" w:type="dxa"/>
+              <w:top w:w="35" w:type="dxa"/>
+              <w:bottom w:w="35" w:type="dxa"/>
+              <w:left w:w="35" w:type="dxa"/>
+              <w:right w:w="35" w:type="dxa"/>
             </w:tcMar>
           </w:tcPr>
           <w:p>
@@ -3306,7 +3464,7 @@
         </w:tc>
         <w:tc>
           <w:tcPr>
-            <w:tcW w:type="dxa" w:w="1872"/>
+            <w:tcW w:type="dxa" w:w="1930"/>
             <w:tcBorders>
               <w:top w:val="single" w:sz="4" w:space="0" w:color="000000"/>
               <w:bottom w:val="single" w:sz="4" w:space="0" w:color="000000"/>
@@ -3314,10 +3472,10 @@
               <w:right w:val="single" w:sz="4" w:space="0" w:color="000000"/>
             </w:tcBorders>
             <w:tcMar>
-              <w:top w:w="40" w:type="dxa"/>
-              <w:bottom w:w="40" w:type="dxa"/>
-              <w:left w:w="40" w:type="dxa"/>
-              <w:right w:w="40" w:type="dxa"/>
+              <w:top w:w="35" w:type="dxa"/>
+              <w:bottom w:w="35" w:type="dxa"/>
+              <w:left w:w="35" w:type="dxa"/>
+              <w:right w:w="35" w:type="dxa"/>
             </w:tcMar>
           </w:tcPr>
           <w:p>
@@ -3335,7 +3493,7 @@
         </w:tc>
         <w:tc>
           <w:tcPr>
-            <w:tcW w:type="dxa" w:w="1872"/>
+            <w:tcW w:type="dxa" w:w="1930"/>
             <w:tcBorders>
               <w:top w:val="single" w:sz="4" w:space="0" w:color="000000"/>
               <w:bottom w:val="single" w:sz="4" w:space="0" w:color="000000"/>
@@ -3343,10 +3501,10 @@
               <w:right w:val="single" w:sz="4" w:space="0" w:color="000000"/>
             </w:tcBorders>
             <w:tcMar>
-              <w:top w:w="40" w:type="dxa"/>
-              <w:bottom w:w="40" w:type="dxa"/>
-              <w:left w:w="40" w:type="dxa"/>
-              <w:right w:w="40" w:type="dxa"/>
+              <w:top w:w="35" w:type="dxa"/>
+              <w:bottom w:w="35" w:type="dxa"/>
+              <w:left w:w="35" w:type="dxa"/>
+              <w:right w:w="35" w:type="dxa"/>
             </w:tcMar>
           </w:tcPr>
           <w:p>
@@ -3369,7 +3527,7 @@
       <w:tr>
         <w:tc>
           <w:tcPr>
-            <w:tcW w:type="dxa" w:w="1872"/>
+            <w:tcW w:type="dxa" w:w="1930"/>
             <w:tcBorders>
               <w:top w:val="single" w:sz="4" w:space="0" w:color="000000"/>
               <w:bottom w:val="single" w:sz="4" w:space="0" w:color="000000"/>
@@ -3377,10 +3535,10 @@
               <w:right w:val="single" w:sz="4" w:space="0" w:color="000000"/>
             </w:tcBorders>
             <w:tcMar>
-              <w:top w:w="40" w:type="dxa"/>
-              <w:bottom w:w="40" w:type="dxa"/>
-              <w:left w:w="40" w:type="dxa"/>
-              <w:right w:w="40" w:type="dxa"/>
+              <w:top w:w="35" w:type="dxa"/>
+              <w:bottom w:w="35" w:type="dxa"/>
+              <w:left w:w="35" w:type="dxa"/>
+              <w:right w:w="35" w:type="dxa"/>
             </w:tcMar>
           </w:tcPr>
           <w:p>
@@ -3401,7 +3559,7 @@
         </w:tc>
         <w:tc>
           <w:tcPr>
-            <w:tcW w:type="dxa" w:w="1872"/>
+            <w:tcW w:type="dxa" w:w="1930"/>
             <w:tcBorders>
               <w:top w:val="single" w:sz="4" w:space="0" w:color="000000"/>
               <w:bottom w:val="single" w:sz="4" w:space="0" w:color="000000"/>
@@ -3409,10 +3567,10 @@
               <w:right w:val="single" w:sz="4" w:space="0" w:color="000000"/>
             </w:tcBorders>
             <w:tcMar>
-              <w:top w:w="40" w:type="dxa"/>
-              <w:bottom w:w="40" w:type="dxa"/>
-              <w:left w:w="40" w:type="dxa"/>
-              <w:right w:w="40" w:type="dxa"/>
+              <w:top w:w="35" w:type="dxa"/>
+              <w:bottom w:w="35" w:type="dxa"/>
+              <w:left w:w="35" w:type="dxa"/>
+              <w:right w:w="35" w:type="dxa"/>
             </w:tcMar>
           </w:tcPr>
           <w:p>
@@ -3433,7 +3591,7 @@
         </w:tc>
         <w:tc>
           <w:tcPr>
-            <w:tcW w:type="dxa" w:w="1872"/>
+            <w:tcW w:type="dxa" w:w="1930"/>
             <w:tcBorders>
               <w:top w:val="single" w:sz="4" w:space="0" w:color="000000"/>
               <w:bottom w:val="single" w:sz="4" w:space="0" w:color="000000"/>
@@ -3441,10 +3599,10 @@
               <w:right w:val="single" w:sz="4" w:space="0" w:color="000000"/>
             </w:tcBorders>
             <w:tcMar>
-              <w:top w:w="40" w:type="dxa"/>
-              <w:bottom w:w="40" w:type="dxa"/>
-              <w:left w:w="40" w:type="dxa"/>
-              <w:right w:w="40" w:type="dxa"/>
+              <w:top w:w="35" w:type="dxa"/>
+              <w:bottom w:w="35" w:type="dxa"/>
+              <w:left w:w="35" w:type="dxa"/>
+              <w:right w:w="35" w:type="dxa"/>
             </w:tcMar>
           </w:tcPr>
           <w:p>
@@ -3462,7 +3620,7 @@
         </w:tc>
         <w:tc>
           <w:tcPr>
-            <w:tcW w:type="dxa" w:w="1872"/>
+            <w:tcW w:type="dxa" w:w="1930"/>
             <w:tcBorders>
               <w:top w:val="single" w:sz="4" w:space="0" w:color="000000"/>
               <w:bottom w:val="single" w:sz="4" w:space="0" w:color="000000"/>
@@ -3470,10 +3628,10 @@
               <w:right w:val="single" w:sz="4" w:space="0" w:color="000000"/>
             </w:tcBorders>
             <w:tcMar>
-              <w:top w:w="40" w:type="dxa"/>
-              <w:bottom w:w="40" w:type="dxa"/>
-              <w:left w:w="40" w:type="dxa"/>
-              <w:right w:w="40" w:type="dxa"/>
+              <w:top w:w="35" w:type="dxa"/>
+              <w:bottom w:w="35" w:type="dxa"/>
+              <w:left w:w="35" w:type="dxa"/>
+              <w:right w:w="35" w:type="dxa"/>
             </w:tcMar>
           </w:tcPr>
           <w:p>
@@ -3491,7 +3649,7 @@
         </w:tc>
         <w:tc>
           <w:tcPr>
-            <w:tcW w:type="dxa" w:w="1872"/>
+            <w:tcW w:type="dxa" w:w="1930"/>
             <w:tcBorders>
               <w:top w:val="single" w:sz="4" w:space="0" w:color="000000"/>
               <w:bottom w:val="single" w:sz="4" w:space="0" w:color="000000"/>
@@ -3499,10 +3657,10 @@
               <w:right w:val="single" w:sz="4" w:space="0" w:color="000000"/>
             </w:tcBorders>
             <w:tcMar>
-              <w:top w:w="40" w:type="dxa"/>
-              <w:bottom w:w="40" w:type="dxa"/>
-              <w:left w:w="40" w:type="dxa"/>
-              <w:right w:w="40" w:type="dxa"/>
+              <w:top w:w="35" w:type="dxa"/>
+              <w:bottom w:w="35" w:type="dxa"/>
+              <w:left w:w="35" w:type="dxa"/>
+              <w:right w:w="35" w:type="dxa"/>
             </w:tcMar>
           </w:tcPr>
           <w:p>
@@ -3525,7 +3683,7 @@
       <w:tr>
         <w:tc>
           <w:tcPr>
-            <w:tcW w:type="dxa" w:w="1872"/>
+            <w:tcW w:type="dxa" w:w="1930"/>
             <w:tcBorders>
               <w:top w:val="single" w:sz="4" w:space="0" w:color="000000"/>
               <w:bottom w:val="single" w:sz="4" w:space="0" w:color="000000"/>
@@ -3533,10 +3691,10 @@
               <w:right w:val="single" w:sz="4" w:space="0" w:color="000000"/>
             </w:tcBorders>
             <w:tcMar>
-              <w:top w:w="40" w:type="dxa"/>
-              <w:bottom w:w="40" w:type="dxa"/>
-              <w:left w:w="40" w:type="dxa"/>
-              <w:right w:w="40" w:type="dxa"/>
+              <w:top w:w="35" w:type="dxa"/>
+              <w:bottom w:w="35" w:type="dxa"/>
+              <w:left w:w="35" w:type="dxa"/>
+              <w:right w:w="35" w:type="dxa"/>
             </w:tcMar>
           </w:tcPr>
           <w:p>
@@ -3557,7 +3715,7 @@
         </w:tc>
         <w:tc>
           <w:tcPr>
-            <w:tcW w:type="dxa" w:w="1872"/>
+            <w:tcW w:type="dxa" w:w="1930"/>
             <w:tcBorders>
               <w:top w:val="single" w:sz="4" w:space="0" w:color="000000"/>
               <w:bottom w:val="single" w:sz="4" w:space="0" w:color="000000"/>
@@ -3565,10 +3723,10 @@
               <w:right w:val="single" w:sz="4" w:space="0" w:color="000000"/>
             </w:tcBorders>
             <w:tcMar>
-              <w:top w:w="40" w:type="dxa"/>
-              <w:bottom w:w="40" w:type="dxa"/>
-              <w:left w:w="40" w:type="dxa"/>
-              <w:right w:w="40" w:type="dxa"/>
+              <w:top w:w="35" w:type="dxa"/>
+              <w:bottom w:w="35" w:type="dxa"/>
+              <w:left w:w="35" w:type="dxa"/>
+              <w:right w:w="35" w:type="dxa"/>
             </w:tcMar>
           </w:tcPr>
           <w:p>
@@ -3589,7 +3747,7 @@
         </w:tc>
         <w:tc>
           <w:tcPr>
-            <w:tcW w:type="dxa" w:w="1872"/>
+            <w:tcW w:type="dxa" w:w="1930"/>
             <w:tcBorders>
               <w:top w:val="single" w:sz="4" w:space="0" w:color="000000"/>
               <w:bottom w:val="single" w:sz="4" w:space="0" w:color="000000"/>
@@ -3597,10 +3755,10 @@
               <w:right w:val="single" w:sz="4" w:space="0" w:color="000000"/>
             </w:tcBorders>
             <w:tcMar>
-              <w:top w:w="40" w:type="dxa"/>
-              <w:bottom w:w="40" w:type="dxa"/>
-              <w:left w:w="40" w:type="dxa"/>
-              <w:right w:w="40" w:type="dxa"/>
+              <w:top w:w="35" w:type="dxa"/>
+              <w:bottom w:w="35" w:type="dxa"/>
+              <w:left w:w="35" w:type="dxa"/>
+              <w:right w:w="35" w:type="dxa"/>
             </w:tcMar>
           </w:tcPr>
           <w:p>
@@ -3618,7 +3776,7 @@
         </w:tc>
         <w:tc>
           <w:tcPr>
-            <w:tcW w:type="dxa" w:w="1872"/>
+            <w:tcW w:type="dxa" w:w="1930"/>
             <w:tcBorders>
               <w:top w:val="single" w:sz="4" w:space="0" w:color="000000"/>
               <w:bottom w:val="single" w:sz="4" w:space="0" w:color="000000"/>
@@ -3626,10 +3784,10 @@
               <w:right w:val="single" w:sz="4" w:space="0" w:color="000000"/>
             </w:tcBorders>
             <w:tcMar>
-              <w:top w:w="40" w:type="dxa"/>
-              <w:bottom w:w="40" w:type="dxa"/>
-              <w:left w:w="40" w:type="dxa"/>
-              <w:right w:w="40" w:type="dxa"/>
+              <w:top w:w="35" w:type="dxa"/>
+              <w:bottom w:w="35" w:type="dxa"/>
+              <w:left w:w="35" w:type="dxa"/>
+              <w:right w:w="35" w:type="dxa"/>
             </w:tcMar>
           </w:tcPr>
           <w:p>
@@ -3647,7 +3805,7 @@
         </w:tc>
         <w:tc>
           <w:tcPr>
-            <w:tcW w:type="dxa" w:w="1872"/>
+            <w:tcW w:type="dxa" w:w="1930"/>
             <w:tcBorders>
               <w:top w:val="single" w:sz="4" w:space="0" w:color="000000"/>
               <w:bottom w:val="single" w:sz="4" w:space="0" w:color="000000"/>
@@ -3655,10 +3813,10 @@
               <w:right w:val="single" w:sz="4" w:space="0" w:color="000000"/>
             </w:tcBorders>
             <w:tcMar>
-              <w:top w:w="40" w:type="dxa"/>
-              <w:bottom w:w="40" w:type="dxa"/>
-              <w:left w:w="40" w:type="dxa"/>
-              <w:right w:w="40" w:type="dxa"/>
+              <w:top w:w="35" w:type="dxa"/>
+              <w:bottom w:w="35" w:type="dxa"/>
+              <w:left w:w="35" w:type="dxa"/>
+              <w:right w:w="35" w:type="dxa"/>
             </w:tcMar>
           </w:tcPr>
           <w:p>
@@ -3681,7 +3839,7 @@
       <w:tr>
         <w:tc>
           <w:tcPr>
-            <w:tcW w:type="dxa" w:w="1872"/>
+            <w:tcW w:type="dxa" w:w="1930"/>
             <w:tcBorders>
               <w:top w:val="single" w:sz="4" w:space="0" w:color="000000"/>
               <w:bottom w:val="single" w:sz="4" w:space="0" w:color="000000"/>
@@ -3689,10 +3847,10 @@
               <w:right w:val="single" w:sz="4" w:space="0" w:color="000000"/>
             </w:tcBorders>
             <w:tcMar>
-              <w:top w:w="40" w:type="dxa"/>
-              <w:bottom w:w="40" w:type="dxa"/>
-              <w:left w:w="40" w:type="dxa"/>
-              <w:right w:w="40" w:type="dxa"/>
+              <w:top w:w="35" w:type="dxa"/>
+              <w:bottom w:w="35" w:type="dxa"/>
+              <w:left w:w="35" w:type="dxa"/>
+              <w:right w:w="35" w:type="dxa"/>
             </w:tcMar>
           </w:tcPr>
           <w:p>
@@ -3713,7 +3871,7 @@
         </w:tc>
         <w:tc>
           <w:tcPr>
-            <w:tcW w:type="dxa" w:w="1872"/>
+            <w:tcW w:type="dxa" w:w="1930"/>
             <w:tcBorders>
               <w:top w:val="single" w:sz="4" w:space="0" w:color="000000"/>
               <w:bottom w:val="single" w:sz="4" w:space="0" w:color="000000"/>
@@ -3721,10 +3879,10 @@
               <w:right w:val="single" w:sz="4" w:space="0" w:color="000000"/>
             </w:tcBorders>
             <w:tcMar>
-              <w:top w:w="40" w:type="dxa"/>
-              <w:bottom w:w="40" w:type="dxa"/>
-              <w:left w:w="40" w:type="dxa"/>
-              <w:right w:w="40" w:type="dxa"/>
+              <w:top w:w="35" w:type="dxa"/>
+              <w:bottom w:w="35" w:type="dxa"/>
+              <w:left w:w="35" w:type="dxa"/>
+              <w:right w:w="35" w:type="dxa"/>
             </w:tcMar>
           </w:tcPr>
           <w:p>
@@ -3745,7 +3903,7 @@
         </w:tc>
         <w:tc>
           <w:tcPr>
-            <w:tcW w:type="dxa" w:w="1872"/>
+            <w:tcW w:type="dxa" w:w="1930"/>
             <w:tcBorders>
               <w:top w:val="single" w:sz="4" w:space="0" w:color="000000"/>
               <w:bottom w:val="single" w:sz="4" w:space="0" w:color="000000"/>
@@ -3753,10 +3911,10 @@
               <w:right w:val="single" w:sz="4" w:space="0" w:color="000000"/>
             </w:tcBorders>
             <w:tcMar>
-              <w:top w:w="40" w:type="dxa"/>
-              <w:bottom w:w="40" w:type="dxa"/>
-              <w:left w:w="40" w:type="dxa"/>
-              <w:right w:w="40" w:type="dxa"/>
+              <w:top w:w="35" w:type="dxa"/>
+              <w:bottom w:w="35" w:type="dxa"/>
+              <w:left w:w="35" w:type="dxa"/>
+              <w:right w:w="35" w:type="dxa"/>
             </w:tcMar>
           </w:tcPr>
           <w:p>
@@ -3774,7 +3932,7 @@
         </w:tc>
         <w:tc>
           <w:tcPr>
-            <w:tcW w:type="dxa" w:w="1872"/>
+            <w:tcW w:type="dxa" w:w="1930"/>
             <w:tcBorders>
               <w:top w:val="single" w:sz="4" w:space="0" w:color="000000"/>
               <w:bottom w:val="single" w:sz="4" w:space="0" w:color="000000"/>
@@ -3782,10 +3940,10 @@
               <w:right w:val="single" w:sz="4" w:space="0" w:color="000000"/>
             </w:tcBorders>
             <w:tcMar>
-              <w:top w:w="40" w:type="dxa"/>
-              <w:bottom w:w="40" w:type="dxa"/>
-              <w:left w:w="40" w:type="dxa"/>
-              <w:right w:w="40" w:type="dxa"/>
+              <w:top w:w="35" w:type="dxa"/>
+              <w:bottom w:w="35" w:type="dxa"/>
+              <w:left w:w="35" w:type="dxa"/>
+              <w:right w:w="35" w:type="dxa"/>
             </w:tcMar>
           </w:tcPr>
           <w:p>
@@ -3803,7 +3961,7 @@
         </w:tc>
         <w:tc>
           <w:tcPr>
-            <w:tcW w:type="dxa" w:w="1872"/>
+            <w:tcW w:type="dxa" w:w="1930"/>
             <w:tcBorders>
               <w:top w:val="single" w:sz="4" w:space="0" w:color="000000"/>
               <w:bottom w:val="single" w:sz="4" w:space="0" w:color="000000"/>
@@ -3811,10 +3969,10 @@
               <w:right w:val="single" w:sz="4" w:space="0" w:color="000000"/>
             </w:tcBorders>
             <w:tcMar>
-              <w:top w:w="40" w:type="dxa"/>
-              <w:bottom w:w="40" w:type="dxa"/>
-              <w:left w:w="40" w:type="dxa"/>
-              <w:right w:w="40" w:type="dxa"/>
+              <w:top w:w="35" w:type="dxa"/>
+              <w:bottom w:w="35" w:type="dxa"/>
+              <w:left w:w="35" w:type="dxa"/>
+              <w:right w:w="35" w:type="dxa"/>
             </w:tcMar>
           </w:tcPr>
           <w:p>
@@ -3837,7 +3995,7 @@
       <w:tr>
         <w:tc>
           <w:tcPr>
-            <w:tcW w:type="dxa" w:w="1872"/>
+            <w:tcW w:type="dxa" w:w="1930"/>
             <w:tcBorders>
               <w:top w:val="single" w:sz="4" w:space="0" w:color="000000"/>
               <w:bottom w:val="single" w:sz="4" w:space="0" w:color="000000"/>
@@ -3845,10 +4003,10 @@
               <w:right w:val="single" w:sz="4" w:space="0" w:color="000000"/>
             </w:tcBorders>
             <w:tcMar>
-              <w:top w:w="40" w:type="dxa"/>
-              <w:bottom w:w="40" w:type="dxa"/>
-              <w:left w:w="40" w:type="dxa"/>
-              <w:right w:w="40" w:type="dxa"/>
+              <w:top w:w="35" w:type="dxa"/>
+              <w:bottom w:w="35" w:type="dxa"/>
+              <w:left w:w="35" w:type="dxa"/>
+              <w:right w:w="35" w:type="dxa"/>
             </w:tcMar>
           </w:tcPr>
           <w:p>
@@ -3869,7 +4027,7 @@
         </w:tc>
         <w:tc>
           <w:tcPr>
-            <w:tcW w:type="dxa" w:w="1872"/>
+            <w:tcW w:type="dxa" w:w="1930"/>
             <w:tcBorders>
               <w:top w:val="single" w:sz="4" w:space="0" w:color="000000"/>
               <w:bottom w:val="single" w:sz="4" w:space="0" w:color="000000"/>
@@ -3877,10 +4035,10 @@
               <w:right w:val="single" w:sz="4" w:space="0" w:color="000000"/>
             </w:tcBorders>
             <w:tcMar>
-              <w:top w:w="40" w:type="dxa"/>
-              <w:bottom w:w="40" w:type="dxa"/>
-              <w:left w:w="40" w:type="dxa"/>
-              <w:right w:w="40" w:type="dxa"/>
+              <w:top w:w="35" w:type="dxa"/>
+              <w:bottom w:w="35" w:type="dxa"/>
+              <w:left w:w="35" w:type="dxa"/>
+              <w:right w:w="35" w:type="dxa"/>
             </w:tcMar>
           </w:tcPr>
           <w:p>
@@ -3901,7 +4059,7 @@
         </w:tc>
         <w:tc>
           <w:tcPr>
-            <w:tcW w:type="dxa" w:w="1872"/>
+            <w:tcW w:type="dxa" w:w="1930"/>
             <w:tcBorders>
               <w:top w:val="single" w:sz="4" w:space="0" w:color="000000"/>
               <w:bottom w:val="single" w:sz="4" w:space="0" w:color="000000"/>
@@ -3909,10 +4067,10 @@
               <w:right w:val="single" w:sz="4" w:space="0" w:color="000000"/>
             </w:tcBorders>
             <w:tcMar>
-              <w:top w:w="40" w:type="dxa"/>
-              <w:bottom w:w="40" w:type="dxa"/>
-              <w:left w:w="40" w:type="dxa"/>
-              <w:right w:w="40" w:type="dxa"/>
+              <w:top w:w="35" w:type="dxa"/>
+              <w:bottom w:w="35" w:type="dxa"/>
+              <w:left w:w="35" w:type="dxa"/>
+              <w:right w:w="35" w:type="dxa"/>
             </w:tcMar>
           </w:tcPr>
           <w:p>
@@ -3930,7 +4088,7 @@
         </w:tc>
         <w:tc>
           <w:tcPr>
-            <w:tcW w:type="dxa" w:w="1872"/>
+            <w:tcW w:type="dxa" w:w="1930"/>
             <w:tcBorders>
               <w:top w:val="single" w:sz="4" w:space="0" w:color="000000"/>
               <w:bottom w:val="single" w:sz="4" w:space="0" w:color="000000"/>
@@ -3938,10 +4096,10 @@
               <w:right w:val="single" w:sz="4" w:space="0" w:color="000000"/>
             </w:tcBorders>
             <w:tcMar>
-              <w:top w:w="40" w:type="dxa"/>
-              <w:bottom w:w="40" w:type="dxa"/>
-              <w:left w:w="40" w:type="dxa"/>
-              <w:right w:w="40" w:type="dxa"/>
+              <w:top w:w="35" w:type="dxa"/>
+              <w:bottom w:w="35" w:type="dxa"/>
+              <w:left w:w="35" w:type="dxa"/>
+              <w:right w:w="35" w:type="dxa"/>
             </w:tcMar>
           </w:tcPr>
           <w:p>
@@ -3959,7 +4117,7 @@
         </w:tc>
         <w:tc>
           <w:tcPr>
-            <w:tcW w:type="dxa" w:w="1872"/>
+            <w:tcW w:type="dxa" w:w="1930"/>
             <w:tcBorders>
               <w:top w:val="single" w:sz="4" w:space="0" w:color="000000"/>
               <w:bottom w:val="single" w:sz="4" w:space="0" w:color="000000"/>
@@ -3967,10 +4125,10 @@
               <w:right w:val="single" w:sz="4" w:space="0" w:color="000000"/>
             </w:tcBorders>
             <w:tcMar>
-              <w:top w:w="40" w:type="dxa"/>
-              <w:bottom w:w="40" w:type="dxa"/>
-              <w:left w:w="40" w:type="dxa"/>
-              <w:right w:w="40" w:type="dxa"/>
+              <w:top w:w="35" w:type="dxa"/>
+              <w:bottom w:w="35" w:type="dxa"/>
+              <w:left w:w="35" w:type="dxa"/>
+              <w:right w:w="35" w:type="dxa"/>
             </w:tcMar>
           </w:tcPr>
           <w:p>
@@ -3993,7 +4151,7 @@
       <w:tr>
         <w:tc>
           <w:tcPr>
-            <w:tcW w:type="dxa" w:w="1872"/>
+            <w:tcW w:type="dxa" w:w="1930"/>
             <w:tcBorders>
               <w:top w:val="single" w:sz="4" w:space="0" w:color="000000"/>
               <w:bottom w:val="single" w:sz="4" w:space="0" w:color="000000"/>
@@ -4001,10 +4159,10 @@
               <w:right w:val="single" w:sz="4" w:space="0" w:color="000000"/>
             </w:tcBorders>
             <w:tcMar>
-              <w:top w:w="40" w:type="dxa"/>
-              <w:bottom w:w="40" w:type="dxa"/>
-              <w:left w:w="40" w:type="dxa"/>
-              <w:right w:w="40" w:type="dxa"/>
+              <w:top w:w="35" w:type="dxa"/>
+              <w:bottom w:w="35" w:type="dxa"/>
+              <w:left w:w="35" w:type="dxa"/>
+              <w:right w:w="35" w:type="dxa"/>
             </w:tcMar>
           </w:tcPr>
           <w:p>
@@ -4025,7 +4183,7 @@
         </w:tc>
         <w:tc>
           <w:tcPr>
-            <w:tcW w:type="dxa" w:w="1872"/>
+            <w:tcW w:type="dxa" w:w="1930"/>
             <w:tcBorders>
               <w:top w:val="single" w:sz="4" w:space="0" w:color="000000"/>
               <w:bottom w:val="single" w:sz="4" w:space="0" w:color="000000"/>
@@ -4033,10 +4191,10 @@
               <w:right w:val="single" w:sz="4" w:space="0" w:color="000000"/>
             </w:tcBorders>
             <w:tcMar>
-              <w:top w:w="40" w:type="dxa"/>
-              <w:bottom w:w="40" w:type="dxa"/>
-              <w:left w:w="40" w:type="dxa"/>
-              <w:right w:w="40" w:type="dxa"/>
+              <w:top w:w="35" w:type="dxa"/>
+              <w:bottom w:w="35" w:type="dxa"/>
+              <w:left w:w="35" w:type="dxa"/>
+              <w:right w:w="35" w:type="dxa"/>
             </w:tcMar>
           </w:tcPr>
           <w:p>
@@ -4057,7 +4215,7 @@
         </w:tc>
         <w:tc>
           <w:tcPr>
-            <w:tcW w:type="dxa" w:w="1872"/>
+            <w:tcW w:type="dxa" w:w="1930"/>
             <w:tcBorders>
               <w:top w:val="single" w:sz="4" w:space="0" w:color="000000"/>
               <w:bottom w:val="single" w:sz="4" w:space="0" w:color="000000"/>
@@ -4065,10 +4223,10 @@
               <w:right w:val="single" w:sz="4" w:space="0" w:color="000000"/>
             </w:tcBorders>
             <w:tcMar>
-              <w:top w:w="40" w:type="dxa"/>
-              <w:bottom w:w="40" w:type="dxa"/>
-              <w:left w:w="40" w:type="dxa"/>
-              <w:right w:w="40" w:type="dxa"/>
+              <w:top w:w="35" w:type="dxa"/>
+              <w:bottom w:w="35" w:type="dxa"/>
+              <w:left w:w="35" w:type="dxa"/>
+              <w:right w:w="35" w:type="dxa"/>
             </w:tcMar>
           </w:tcPr>
           <w:p>
@@ -4086,7 +4244,7 @@
         </w:tc>
         <w:tc>
           <w:tcPr>
-            <w:tcW w:type="dxa" w:w="1872"/>
+            <w:tcW w:type="dxa" w:w="1930"/>
             <w:tcBorders>
               <w:top w:val="single" w:sz="4" w:space="0" w:color="000000"/>
               <w:bottom w:val="single" w:sz="4" w:space="0" w:color="000000"/>
@@ -4094,10 +4252,10 @@
               <w:right w:val="single" w:sz="4" w:space="0" w:color="000000"/>
             </w:tcBorders>
             <w:tcMar>
-              <w:top w:w="40" w:type="dxa"/>
-              <w:bottom w:w="40" w:type="dxa"/>
-              <w:left w:w="40" w:type="dxa"/>
-              <w:right w:w="40" w:type="dxa"/>
+              <w:top w:w="35" w:type="dxa"/>
+              <w:bottom w:w="35" w:type="dxa"/>
+              <w:left w:w="35" w:type="dxa"/>
+              <w:right w:w="35" w:type="dxa"/>
             </w:tcMar>
           </w:tcPr>
           <w:p>
@@ -4115,7 +4273,7 @@
         </w:tc>
         <w:tc>
           <w:tcPr>
-            <w:tcW w:type="dxa" w:w="1872"/>
+            <w:tcW w:type="dxa" w:w="1930"/>
             <w:tcBorders>
               <w:top w:val="single" w:sz="4" w:space="0" w:color="000000"/>
               <w:bottom w:val="single" w:sz="4" w:space="0" w:color="000000"/>
@@ -4123,10 +4281,10 @@
               <w:right w:val="single" w:sz="4" w:space="0" w:color="000000"/>
             </w:tcBorders>
             <w:tcMar>
-              <w:top w:w="40" w:type="dxa"/>
-              <w:bottom w:w="40" w:type="dxa"/>
-              <w:left w:w="40" w:type="dxa"/>
-              <w:right w:w="40" w:type="dxa"/>
+              <w:top w:w="35" w:type="dxa"/>
+              <w:bottom w:w="35" w:type="dxa"/>
+              <w:left w:w="35" w:type="dxa"/>
+              <w:right w:w="35" w:type="dxa"/>
             </w:tcMar>
           </w:tcPr>
           <w:p>
@@ -4149,7 +4307,7 @@
       <w:tr>
         <w:tc>
           <w:tcPr>
-            <w:tcW w:type="dxa" w:w="1872"/>
+            <w:tcW w:type="dxa" w:w="1930"/>
             <w:tcBorders>
               <w:top w:val="single" w:sz="4" w:space="0" w:color="000000"/>
               <w:bottom w:val="single" w:sz="4" w:space="0" w:color="000000"/>
@@ -4157,10 +4315,10 @@
               <w:right w:val="single" w:sz="4" w:space="0" w:color="000000"/>
             </w:tcBorders>
             <w:tcMar>
-              <w:top w:w="40" w:type="dxa"/>
-              <w:bottom w:w="40" w:type="dxa"/>
-              <w:left w:w="40" w:type="dxa"/>
-              <w:right w:w="40" w:type="dxa"/>
+              <w:top w:w="35" w:type="dxa"/>
+              <w:bottom w:w="35" w:type="dxa"/>
+              <w:left w:w="35" w:type="dxa"/>
+              <w:right w:w="35" w:type="dxa"/>
             </w:tcMar>
           </w:tcPr>
           <w:p>
@@ -4181,7 +4339,7 @@
         </w:tc>
         <w:tc>
           <w:tcPr>
-            <w:tcW w:type="dxa" w:w="1872"/>
+            <w:tcW w:type="dxa" w:w="1930"/>
             <w:tcBorders>
               <w:top w:val="single" w:sz="4" w:space="0" w:color="000000"/>
               <w:bottom w:val="single" w:sz="4" w:space="0" w:color="000000"/>
@@ -4189,10 +4347,10 @@
               <w:right w:val="single" w:sz="4" w:space="0" w:color="000000"/>
             </w:tcBorders>
             <w:tcMar>
-              <w:top w:w="40" w:type="dxa"/>
-              <w:bottom w:w="40" w:type="dxa"/>
-              <w:left w:w="40" w:type="dxa"/>
-              <w:right w:w="40" w:type="dxa"/>
+              <w:top w:w="35" w:type="dxa"/>
+              <w:bottom w:w="35" w:type="dxa"/>
+              <w:left w:w="35" w:type="dxa"/>
+              <w:right w:w="35" w:type="dxa"/>
             </w:tcMar>
           </w:tcPr>
           <w:p>
@@ -4213,7 +4371,7 @@
         </w:tc>
         <w:tc>
           <w:tcPr>
-            <w:tcW w:type="dxa" w:w="1872"/>
+            <w:tcW w:type="dxa" w:w="1930"/>
             <w:tcBorders>
               <w:top w:val="single" w:sz="4" w:space="0" w:color="000000"/>
               <w:bottom w:val="single" w:sz="4" w:space="0" w:color="000000"/>
@@ -4221,10 +4379,10 @@
               <w:right w:val="single" w:sz="4" w:space="0" w:color="000000"/>
             </w:tcBorders>
             <w:tcMar>
-              <w:top w:w="40" w:type="dxa"/>
-              <w:bottom w:w="40" w:type="dxa"/>
-              <w:left w:w="40" w:type="dxa"/>
-              <w:right w:w="40" w:type="dxa"/>
+              <w:top w:w="35" w:type="dxa"/>
+              <w:bottom w:w="35" w:type="dxa"/>
+              <w:left w:w="35" w:type="dxa"/>
+              <w:right w:w="35" w:type="dxa"/>
             </w:tcMar>
           </w:tcPr>
           <w:p>
@@ -4242,7 +4400,7 @@
         </w:tc>
         <w:tc>
           <w:tcPr>
-            <w:tcW w:type="dxa" w:w="1872"/>
+            <w:tcW w:type="dxa" w:w="1930"/>
             <w:tcBorders>
               <w:top w:val="single" w:sz="4" w:space="0" w:color="000000"/>
               <w:bottom w:val="single" w:sz="4" w:space="0" w:color="000000"/>
@@ -4250,10 +4408,10 @@
               <w:right w:val="single" w:sz="4" w:space="0" w:color="000000"/>
             </w:tcBorders>
             <w:tcMar>
-              <w:top w:w="40" w:type="dxa"/>
-              <w:bottom w:w="40" w:type="dxa"/>
-              <w:left w:w="40" w:type="dxa"/>
-              <w:right w:w="40" w:type="dxa"/>
+              <w:top w:w="35" w:type="dxa"/>
+              <w:bottom w:w="35" w:type="dxa"/>
+              <w:left w:w="35" w:type="dxa"/>
+              <w:right w:w="35" w:type="dxa"/>
             </w:tcMar>
           </w:tcPr>
           <w:p>
@@ -4271,7 +4429,7 @@
         </w:tc>
         <w:tc>
           <w:tcPr>
-            <w:tcW w:type="dxa" w:w="1872"/>
+            <w:tcW w:type="dxa" w:w="1930"/>
             <w:tcBorders>
               <w:top w:val="single" w:sz="4" w:space="0" w:color="000000"/>
               <w:bottom w:val="single" w:sz="4" w:space="0" w:color="000000"/>
@@ -4279,10 +4437,10 @@
               <w:right w:val="single" w:sz="4" w:space="0" w:color="000000"/>
             </w:tcBorders>
             <w:tcMar>
-              <w:top w:w="40" w:type="dxa"/>
-              <w:bottom w:w="40" w:type="dxa"/>
-              <w:left w:w="40" w:type="dxa"/>
-              <w:right w:w="40" w:type="dxa"/>
+              <w:top w:w="35" w:type="dxa"/>
+              <w:bottom w:w="35" w:type="dxa"/>
+              <w:left w:w="35" w:type="dxa"/>
+              <w:right w:w="35" w:type="dxa"/>
             </w:tcMar>
           </w:tcPr>
           <w:p>
@@ -4305,7 +4463,7 @@
       <w:tr>
         <w:tc>
           <w:tcPr>
-            <w:tcW w:type="dxa" w:w="1872"/>
+            <w:tcW w:type="dxa" w:w="1930"/>
             <w:tcBorders>
               <w:top w:val="single" w:sz="4" w:space="0" w:color="000000"/>
               <w:bottom w:val="single" w:sz="4" w:space="0" w:color="000000"/>
@@ -4313,10 +4471,10 @@
               <w:right w:val="single" w:sz="4" w:space="0" w:color="000000"/>
             </w:tcBorders>
             <w:tcMar>
-              <w:top w:w="40" w:type="dxa"/>
-              <w:bottom w:w="40" w:type="dxa"/>
-              <w:left w:w="40" w:type="dxa"/>
-              <w:right w:w="40" w:type="dxa"/>
+              <w:top w:w="35" w:type="dxa"/>
+              <w:bottom w:w="35" w:type="dxa"/>
+              <w:left w:w="35" w:type="dxa"/>
+              <w:right w:w="35" w:type="dxa"/>
             </w:tcMar>
           </w:tcPr>
           <w:p>
@@ -4337,7 +4495,7 @@
         </w:tc>
         <w:tc>
           <w:tcPr>
-            <w:tcW w:type="dxa" w:w="1872"/>
+            <w:tcW w:type="dxa" w:w="1930"/>
             <w:tcBorders>
               <w:top w:val="single" w:sz="4" w:space="0" w:color="000000"/>
               <w:bottom w:val="single" w:sz="4" w:space="0" w:color="000000"/>
@@ -4345,10 +4503,10 @@
               <w:right w:val="single" w:sz="4" w:space="0" w:color="000000"/>
             </w:tcBorders>
             <w:tcMar>
-              <w:top w:w="40" w:type="dxa"/>
-              <w:bottom w:w="40" w:type="dxa"/>
-              <w:left w:w="40" w:type="dxa"/>
-              <w:right w:w="40" w:type="dxa"/>
+              <w:top w:w="35" w:type="dxa"/>
+              <w:bottom w:w="35" w:type="dxa"/>
+              <w:left w:w="35" w:type="dxa"/>
+              <w:right w:w="35" w:type="dxa"/>
             </w:tcMar>
           </w:tcPr>
           <w:p>
@@ -4369,7 +4527,7 @@
         </w:tc>
         <w:tc>
           <w:tcPr>
-            <w:tcW w:type="dxa" w:w="1872"/>
+            <w:tcW w:type="dxa" w:w="1930"/>
             <w:tcBorders>
               <w:top w:val="single" w:sz="4" w:space="0" w:color="000000"/>
               <w:bottom w:val="single" w:sz="4" w:space="0" w:color="000000"/>
@@ -4377,10 +4535,10 @@
               <w:right w:val="single" w:sz="4" w:space="0" w:color="000000"/>
             </w:tcBorders>
             <w:tcMar>
-              <w:top w:w="40" w:type="dxa"/>
-              <w:bottom w:w="40" w:type="dxa"/>
-              <w:left w:w="40" w:type="dxa"/>
-              <w:right w:w="40" w:type="dxa"/>
+              <w:top w:w="35" w:type="dxa"/>
+              <w:bottom w:w="35" w:type="dxa"/>
+              <w:left w:w="35" w:type="dxa"/>
+              <w:right w:w="35" w:type="dxa"/>
             </w:tcMar>
           </w:tcPr>
           <w:p>
@@ -4398,7 +4556,7 @@
         </w:tc>
         <w:tc>
           <w:tcPr>
-            <w:tcW w:type="dxa" w:w="1872"/>
+            <w:tcW w:type="dxa" w:w="1930"/>
             <w:tcBorders>
               <w:top w:val="single" w:sz="4" w:space="0" w:color="000000"/>
               <w:bottom w:val="single" w:sz="4" w:space="0" w:color="000000"/>
@@ -4406,10 +4564,10 @@
               <w:right w:val="single" w:sz="4" w:space="0" w:color="000000"/>
             </w:tcBorders>
             <w:tcMar>
-              <w:top w:w="40" w:type="dxa"/>
-              <w:bottom w:w="40" w:type="dxa"/>
-              <w:left w:w="40" w:type="dxa"/>
-              <w:right w:w="40" w:type="dxa"/>
+              <w:top w:w="35" w:type="dxa"/>
+              <w:bottom w:w="35" w:type="dxa"/>
+              <w:left w:w="35" w:type="dxa"/>
+              <w:right w:w="35" w:type="dxa"/>
             </w:tcMar>
           </w:tcPr>
           <w:p>
@@ -4427,7 +4585,7 @@
         </w:tc>
         <w:tc>
           <w:tcPr>
-            <w:tcW w:type="dxa" w:w="1872"/>
+            <w:tcW w:type="dxa" w:w="1930"/>
             <w:tcBorders>
               <w:top w:val="single" w:sz="4" w:space="0" w:color="000000"/>
               <w:bottom w:val="single" w:sz="4" w:space="0" w:color="000000"/>
@@ -4435,10 +4593,10 @@
               <w:right w:val="single" w:sz="4" w:space="0" w:color="000000"/>
             </w:tcBorders>
             <w:tcMar>
-              <w:top w:w="40" w:type="dxa"/>
-              <w:bottom w:w="40" w:type="dxa"/>
-              <w:left w:w="40" w:type="dxa"/>
-              <w:right w:w="40" w:type="dxa"/>
+              <w:top w:w="35" w:type="dxa"/>
+              <w:bottom w:w="35" w:type="dxa"/>
+              <w:left w:w="35" w:type="dxa"/>
+              <w:right w:w="35" w:type="dxa"/>
             </w:tcMar>
           </w:tcPr>
           <w:p>
@@ -4461,7 +4619,7 @@
       <w:tr>
         <w:tc>
           <w:tcPr>
-            <w:tcW w:type="dxa" w:w="1872"/>
+            <w:tcW w:type="dxa" w:w="1930"/>
             <w:tcBorders>
               <w:top w:val="single" w:sz="4" w:space="0" w:color="000000"/>
               <w:bottom w:val="single" w:sz="4" w:space="0" w:color="000000"/>
@@ -4469,10 +4627,10 @@
               <w:right w:val="single" w:sz="4" w:space="0" w:color="000000"/>
             </w:tcBorders>
             <w:tcMar>
-              <w:top w:w="40" w:type="dxa"/>
-              <w:bottom w:w="40" w:type="dxa"/>
-              <w:left w:w="40" w:type="dxa"/>
-              <w:right w:w="40" w:type="dxa"/>
+              <w:top w:w="35" w:type="dxa"/>
+              <w:bottom w:w="35" w:type="dxa"/>
+              <w:left w:w="35" w:type="dxa"/>
+              <w:right w:w="35" w:type="dxa"/>
             </w:tcMar>
           </w:tcPr>
           <w:p>
@@ -4493,7 +4651,7 @@
         </w:tc>
         <w:tc>
           <w:tcPr>
-            <w:tcW w:type="dxa" w:w="1872"/>
+            <w:tcW w:type="dxa" w:w="1930"/>
             <w:tcBorders>
               <w:top w:val="single" w:sz="4" w:space="0" w:color="000000"/>
               <w:bottom w:val="single" w:sz="4" w:space="0" w:color="000000"/>
@@ -4501,10 +4659,10 @@
               <w:right w:val="single" w:sz="4" w:space="0" w:color="000000"/>
             </w:tcBorders>
             <w:tcMar>
-              <w:top w:w="40" w:type="dxa"/>
-              <w:bottom w:w="40" w:type="dxa"/>
-              <w:left w:w="40" w:type="dxa"/>
-              <w:right w:w="40" w:type="dxa"/>
+              <w:top w:w="35" w:type="dxa"/>
+              <w:bottom w:w="35" w:type="dxa"/>
+              <w:left w:w="35" w:type="dxa"/>
+              <w:right w:w="35" w:type="dxa"/>
             </w:tcMar>
           </w:tcPr>
           <w:p>
@@ -4525,7 +4683,7 @@
         </w:tc>
         <w:tc>
           <w:tcPr>
-            <w:tcW w:type="dxa" w:w="1872"/>
+            <w:tcW w:type="dxa" w:w="1930"/>
             <w:tcBorders>
               <w:top w:val="single" w:sz="4" w:space="0" w:color="000000"/>
               <w:bottom w:val="single" w:sz="4" w:space="0" w:color="000000"/>
@@ -4533,10 +4691,10 @@
               <w:right w:val="single" w:sz="4" w:space="0" w:color="000000"/>
             </w:tcBorders>
             <w:tcMar>
-              <w:top w:w="40" w:type="dxa"/>
-              <w:bottom w:w="40" w:type="dxa"/>
-              <w:left w:w="40" w:type="dxa"/>
-              <w:right w:w="40" w:type="dxa"/>
+              <w:top w:w="35" w:type="dxa"/>
+              <w:bottom w:w="35" w:type="dxa"/>
+              <w:left w:w="35" w:type="dxa"/>
+              <w:right w:w="35" w:type="dxa"/>
             </w:tcMar>
           </w:tcPr>
           <w:p>
@@ -4554,7 +4712,7 @@
         </w:tc>
         <w:tc>
           <w:tcPr>
-            <w:tcW w:type="dxa" w:w="1872"/>
+            <w:tcW w:type="dxa" w:w="1930"/>
             <w:tcBorders>
               <w:top w:val="single" w:sz="4" w:space="0" w:color="000000"/>
               <w:bottom w:val="single" w:sz="4" w:space="0" w:color="000000"/>
@@ -4562,10 +4720,10 @@
               <w:right w:val="single" w:sz="4" w:space="0" w:color="000000"/>
             </w:tcBorders>
             <w:tcMar>
-              <w:top w:w="40" w:type="dxa"/>
-              <w:bottom w:w="40" w:type="dxa"/>
-              <w:left w:w="40" w:type="dxa"/>
-              <w:right w:w="40" w:type="dxa"/>
+              <w:top w:w="35" w:type="dxa"/>
+              <w:bottom w:w="35" w:type="dxa"/>
+              <w:left w:w="35" w:type="dxa"/>
+              <w:right w:w="35" w:type="dxa"/>
             </w:tcMar>
           </w:tcPr>
           <w:p>
@@ -4583,7 +4741,7 @@
         </w:tc>
         <w:tc>
           <w:tcPr>
-            <w:tcW w:type="dxa" w:w="1872"/>
+            <w:tcW w:type="dxa" w:w="1930"/>
             <w:tcBorders>
               <w:top w:val="single" w:sz="4" w:space="0" w:color="000000"/>
               <w:bottom w:val="single" w:sz="4" w:space="0" w:color="000000"/>
@@ -4591,10 +4749,10 @@
               <w:right w:val="single" w:sz="4" w:space="0" w:color="000000"/>
             </w:tcBorders>
             <w:tcMar>
-              <w:top w:w="40" w:type="dxa"/>
-              <w:bottom w:w="40" w:type="dxa"/>
-              <w:left w:w="40" w:type="dxa"/>
-              <w:right w:w="40" w:type="dxa"/>
+              <w:top w:w="35" w:type="dxa"/>
+              <w:bottom w:w="35" w:type="dxa"/>
+              <w:left w:w="35" w:type="dxa"/>
+              <w:right w:w="35" w:type="dxa"/>
             </w:tcMar>
           </w:tcPr>
           <w:p>
@@ -4617,7 +4775,7 @@
       <w:tr>
         <w:tc>
           <w:tcPr>
-            <w:tcW w:type="dxa" w:w="1872"/>
+            <w:tcW w:type="dxa" w:w="1930"/>
             <w:tcBorders>
               <w:top w:val="single" w:sz="4" w:space="0" w:color="000000"/>
               <w:bottom w:val="single" w:sz="4" w:space="0" w:color="000000"/>
@@ -4625,10 +4783,10 @@
               <w:right w:val="single" w:sz="4" w:space="0" w:color="000000"/>
             </w:tcBorders>
             <w:tcMar>
-              <w:top w:w="40" w:type="dxa"/>
-              <w:bottom w:w="40" w:type="dxa"/>
-              <w:left w:w="40" w:type="dxa"/>
-              <w:right w:w="40" w:type="dxa"/>
+              <w:top w:w="35" w:type="dxa"/>
+              <w:bottom w:w="35" w:type="dxa"/>
+              <w:left w:w="35" w:type="dxa"/>
+              <w:right w:w="35" w:type="dxa"/>
             </w:tcMar>
           </w:tcPr>
           <w:p>
@@ -4649,7 +4807,7 @@
         </w:tc>
         <w:tc>
           <w:tcPr>
-            <w:tcW w:type="dxa" w:w="1872"/>
+            <w:tcW w:type="dxa" w:w="1930"/>
             <w:tcBorders>
               <w:top w:val="single" w:sz="4" w:space="0" w:color="000000"/>
               <w:bottom w:val="single" w:sz="4" w:space="0" w:color="000000"/>
@@ -4657,10 +4815,10 @@
               <w:right w:val="single" w:sz="4" w:space="0" w:color="000000"/>
             </w:tcBorders>
             <w:tcMar>
-              <w:top w:w="40" w:type="dxa"/>
-              <w:bottom w:w="40" w:type="dxa"/>
-              <w:left w:w="40" w:type="dxa"/>
-              <w:right w:w="40" w:type="dxa"/>
+              <w:top w:w="35" w:type="dxa"/>
+              <w:bottom w:w="35" w:type="dxa"/>
+              <w:left w:w="35" w:type="dxa"/>
+              <w:right w:w="35" w:type="dxa"/>
             </w:tcMar>
           </w:tcPr>
           <w:p>
@@ -4681,7 +4839,7 @@
         </w:tc>
         <w:tc>
           <w:tcPr>
-            <w:tcW w:type="dxa" w:w="1872"/>
+            <w:tcW w:type="dxa" w:w="1930"/>
             <w:tcBorders>
               <w:top w:val="single" w:sz="4" w:space="0" w:color="000000"/>
               <w:bottom w:val="single" w:sz="4" w:space="0" w:color="000000"/>
@@ -4689,10 +4847,10 @@
               <w:right w:val="single" w:sz="4" w:space="0" w:color="000000"/>
             </w:tcBorders>
             <w:tcMar>
-              <w:top w:w="40" w:type="dxa"/>
-              <w:bottom w:w="40" w:type="dxa"/>
-              <w:left w:w="40" w:type="dxa"/>
-              <w:right w:w="40" w:type="dxa"/>
+              <w:top w:w="35" w:type="dxa"/>
+              <w:bottom w:w="35" w:type="dxa"/>
+              <w:left w:w="35" w:type="dxa"/>
+              <w:right w:w="35" w:type="dxa"/>
             </w:tcMar>
           </w:tcPr>
           <w:p>
@@ -4710,7 +4868,7 @@
         </w:tc>
         <w:tc>
           <w:tcPr>
-            <w:tcW w:type="dxa" w:w="1872"/>
+            <w:tcW w:type="dxa" w:w="1930"/>
             <w:tcBorders>
               <w:top w:val="single" w:sz="4" w:space="0" w:color="000000"/>
               <w:bottom w:val="single" w:sz="4" w:space="0" w:color="000000"/>
@@ -4718,10 +4876,10 @@
               <w:right w:val="single" w:sz="4" w:space="0" w:color="000000"/>
             </w:tcBorders>
             <w:tcMar>
-              <w:top w:w="40" w:type="dxa"/>
-              <w:bottom w:w="40" w:type="dxa"/>
-              <w:left w:w="40" w:type="dxa"/>
-              <w:right w:w="40" w:type="dxa"/>
+              <w:top w:w="35" w:type="dxa"/>
+              <w:bottom w:w="35" w:type="dxa"/>
+              <w:left w:w="35" w:type="dxa"/>
+              <w:right w:w="35" w:type="dxa"/>
             </w:tcMar>
           </w:tcPr>
           <w:p>
@@ -4739,7 +4897,7 @@
         </w:tc>
         <w:tc>
           <w:tcPr>
-            <w:tcW w:type="dxa" w:w="1872"/>
+            <w:tcW w:type="dxa" w:w="1930"/>
             <w:tcBorders>
               <w:top w:val="single" w:sz="4" w:space="0" w:color="000000"/>
               <w:bottom w:val="single" w:sz="4" w:space="0" w:color="000000"/>
@@ -4747,10 +4905,10 @@
               <w:right w:val="single" w:sz="4" w:space="0" w:color="000000"/>
             </w:tcBorders>
             <w:tcMar>
-              <w:top w:w="40" w:type="dxa"/>
-              <w:bottom w:w="40" w:type="dxa"/>
-              <w:left w:w="40" w:type="dxa"/>
-              <w:right w:w="40" w:type="dxa"/>
+              <w:top w:w="35" w:type="dxa"/>
+              <w:bottom w:w="35" w:type="dxa"/>
+              <w:left w:w="35" w:type="dxa"/>
+              <w:right w:w="35" w:type="dxa"/>
             </w:tcMar>
           </w:tcPr>
           <w:p>
@@ -4773,7 +4931,7 @@
       <w:tr>
         <w:tc>
           <w:tcPr>
-            <w:tcW w:type="dxa" w:w="1872"/>
+            <w:tcW w:type="dxa" w:w="1930"/>
             <w:tcBorders>
               <w:top w:val="single" w:sz="4" w:space="0" w:color="000000"/>
               <w:bottom w:val="single" w:sz="4" w:space="0" w:color="000000"/>
@@ -4781,10 +4939,10 @@
               <w:right w:val="single" w:sz="4" w:space="0" w:color="000000"/>
             </w:tcBorders>
             <w:tcMar>
-              <w:top w:w="40" w:type="dxa"/>
-              <w:bottom w:w="40" w:type="dxa"/>
-              <w:left w:w="40" w:type="dxa"/>
-              <w:right w:w="40" w:type="dxa"/>
+              <w:top w:w="35" w:type="dxa"/>
+              <w:bottom w:w="35" w:type="dxa"/>
+              <w:left w:w="35" w:type="dxa"/>
+              <w:right w:w="35" w:type="dxa"/>
             </w:tcMar>
           </w:tcPr>
           <w:p>
@@ -4805,7 +4963,7 @@
         </w:tc>
         <w:tc>
           <w:tcPr>
-            <w:tcW w:type="dxa" w:w="1872"/>
+            <w:tcW w:type="dxa" w:w="1930"/>
             <w:tcBorders>
               <w:top w:val="single" w:sz="4" w:space="0" w:color="000000"/>
               <w:bottom w:val="single" w:sz="4" w:space="0" w:color="000000"/>
@@ -4813,10 +4971,10 @@
               <w:right w:val="single" w:sz="4" w:space="0" w:color="000000"/>
             </w:tcBorders>
             <w:tcMar>
-              <w:top w:w="40" w:type="dxa"/>
-              <w:bottom w:w="40" w:type="dxa"/>
-              <w:left w:w="40" w:type="dxa"/>
-              <w:right w:w="40" w:type="dxa"/>
+              <w:top w:w="35" w:type="dxa"/>
+              <w:bottom w:w="35" w:type="dxa"/>
+              <w:left w:w="35" w:type="dxa"/>
+              <w:right w:w="35" w:type="dxa"/>
             </w:tcMar>
           </w:tcPr>
           <w:p>
@@ -4837,7 +4995,7 @@
         </w:tc>
         <w:tc>
           <w:tcPr>
-            <w:tcW w:type="dxa" w:w="1872"/>
+            <w:tcW w:type="dxa" w:w="1930"/>
             <w:tcBorders>
               <w:top w:val="single" w:sz="4" w:space="0" w:color="000000"/>
               <w:bottom w:val="single" w:sz="4" w:space="0" w:color="000000"/>
@@ -4845,10 +5003,10 @@
               <w:right w:val="single" w:sz="4" w:space="0" w:color="000000"/>
             </w:tcBorders>
             <w:tcMar>
-              <w:top w:w="40" w:type="dxa"/>
-              <w:bottom w:w="40" w:type="dxa"/>
-              <w:left w:w="40" w:type="dxa"/>
-              <w:right w:w="40" w:type="dxa"/>
+              <w:top w:w="35" w:type="dxa"/>
+              <w:bottom w:w="35" w:type="dxa"/>
+              <w:left w:w="35" w:type="dxa"/>
+              <w:right w:w="35" w:type="dxa"/>
             </w:tcMar>
           </w:tcPr>
           <w:p>
@@ -4866,7 +5024,7 @@
         </w:tc>
         <w:tc>
           <w:tcPr>
-            <w:tcW w:type="dxa" w:w="1872"/>
+            <w:tcW w:type="dxa" w:w="1930"/>
             <w:tcBorders>
               <w:top w:val="single" w:sz="4" w:space="0" w:color="000000"/>
               <w:bottom w:val="single" w:sz="4" w:space="0" w:color="000000"/>
@@ -4874,10 +5032,10 @@
               <w:right w:val="single" w:sz="4" w:space="0" w:color="000000"/>
             </w:tcBorders>
             <w:tcMar>
-              <w:top w:w="40" w:type="dxa"/>
-              <w:bottom w:w="40" w:type="dxa"/>
-              <w:left w:w="40" w:type="dxa"/>
-              <w:right w:w="40" w:type="dxa"/>
+              <w:top w:w="35" w:type="dxa"/>
+              <w:bottom w:w="35" w:type="dxa"/>
+              <w:left w:w="35" w:type="dxa"/>
+              <w:right w:w="35" w:type="dxa"/>
             </w:tcMar>
           </w:tcPr>
           <w:p>
@@ -4895,7 +5053,7 @@
         </w:tc>
         <w:tc>
           <w:tcPr>
-            <w:tcW w:type="dxa" w:w="1872"/>
+            <w:tcW w:type="dxa" w:w="1930"/>
             <w:tcBorders>
               <w:top w:val="single" w:sz="4" w:space="0" w:color="000000"/>
               <w:bottom w:val="single" w:sz="4" w:space="0" w:color="000000"/>
@@ -4903,10 +5061,10 @@
               <w:right w:val="single" w:sz="4" w:space="0" w:color="000000"/>
             </w:tcBorders>
             <w:tcMar>
-              <w:top w:w="40" w:type="dxa"/>
-              <w:bottom w:w="40" w:type="dxa"/>
-              <w:left w:w="40" w:type="dxa"/>
-              <w:right w:w="40" w:type="dxa"/>
+              <w:top w:w="35" w:type="dxa"/>
+              <w:bottom w:w="35" w:type="dxa"/>
+              <w:left w:w="35" w:type="dxa"/>
+              <w:right w:w="35" w:type="dxa"/>
             </w:tcMar>
           </w:tcPr>
           <w:p>
@@ -4929,7 +5087,7 @@
       <w:tr>
         <w:tc>
           <w:tcPr>
-            <w:tcW w:type="dxa" w:w="1872"/>
+            <w:tcW w:type="dxa" w:w="1930"/>
             <w:tcBorders>
               <w:top w:val="single" w:sz="4" w:space="0" w:color="000000"/>
               <w:bottom w:val="single" w:sz="4" w:space="0" w:color="000000"/>
@@ -4937,10 +5095,10 @@
               <w:right w:val="single" w:sz="4" w:space="0" w:color="000000"/>
             </w:tcBorders>
             <w:tcMar>
-              <w:top w:w="40" w:type="dxa"/>
-              <w:bottom w:w="40" w:type="dxa"/>
-              <w:left w:w="40" w:type="dxa"/>
-              <w:right w:w="40" w:type="dxa"/>
+              <w:top w:w="35" w:type="dxa"/>
+              <w:bottom w:w="35" w:type="dxa"/>
+              <w:left w:w="35" w:type="dxa"/>
+              <w:right w:w="35" w:type="dxa"/>
             </w:tcMar>
           </w:tcPr>
           <w:p>
@@ -4961,7 +5119,7 @@
         </w:tc>
         <w:tc>
           <w:tcPr>
-            <w:tcW w:type="dxa" w:w="1872"/>
+            <w:tcW w:type="dxa" w:w="1930"/>
             <w:tcBorders>
               <w:top w:val="single" w:sz="4" w:space="0" w:color="000000"/>
               <w:bottom w:val="single" w:sz="4" w:space="0" w:color="000000"/>
@@ -4969,10 +5127,10 @@
               <w:right w:val="single" w:sz="4" w:space="0" w:color="000000"/>
             </w:tcBorders>
             <w:tcMar>
-              <w:top w:w="40" w:type="dxa"/>
-              <w:bottom w:w="40" w:type="dxa"/>
-              <w:left w:w="40" w:type="dxa"/>
-              <w:right w:w="40" w:type="dxa"/>
+              <w:top w:w="35" w:type="dxa"/>
+              <w:bottom w:w="35" w:type="dxa"/>
+              <w:left w:w="35" w:type="dxa"/>
+              <w:right w:w="35" w:type="dxa"/>
             </w:tcMar>
           </w:tcPr>
           <w:p>
@@ -4993,7 +5151,7 @@
         </w:tc>
         <w:tc>
           <w:tcPr>
-            <w:tcW w:type="dxa" w:w="1872"/>
+            <w:tcW w:type="dxa" w:w="1930"/>
             <w:tcBorders>
               <w:top w:val="single" w:sz="4" w:space="0" w:color="000000"/>
               <w:bottom w:val="single" w:sz="4" w:space="0" w:color="000000"/>
@@ -5001,10 +5159,10 @@
               <w:right w:val="single" w:sz="4" w:space="0" w:color="000000"/>
             </w:tcBorders>
             <w:tcMar>
-              <w:top w:w="40" w:type="dxa"/>
-              <w:bottom w:w="40" w:type="dxa"/>
-              <w:left w:w="40" w:type="dxa"/>
-              <w:right w:w="40" w:type="dxa"/>
+              <w:top w:w="35" w:type="dxa"/>
+              <w:bottom w:w="35" w:type="dxa"/>
+              <w:left w:w="35" w:type="dxa"/>
+              <w:right w:w="35" w:type="dxa"/>
             </w:tcMar>
           </w:tcPr>
           <w:p>
@@ -5022,7 +5180,7 @@
         </w:tc>
         <w:tc>
           <w:tcPr>
-            <w:tcW w:type="dxa" w:w="1872"/>
+            <w:tcW w:type="dxa" w:w="1930"/>
             <w:tcBorders>
               <w:top w:val="single" w:sz="4" w:space="0" w:color="000000"/>
               <w:bottom w:val="single" w:sz="4" w:space="0" w:color="000000"/>
@@ -5030,10 +5188,10 @@
               <w:right w:val="single" w:sz="4" w:space="0" w:color="000000"/>
             </w:tcBorders>
             <w:tcMar>
-              <w:top w:w="40" w:type="dxa"/>
-              <w:bottom w:w="40" w:type="dxa"/>
-              <w:left w:w="40" w:type="dxa"/>
-              <w:right w:w="40" w:type="dxa"/>
+              <w:top w:w="35" w:type="dxa"/>
+              <w:bottom w:w="35" w:type="dxa"/>
+              <w:left w:w="35" w:type="dxa"/>
+              <w:right w:w="35" w:type="dxa"/>
             </w:tcMar>
           </w:tcPr>
           <w:p>
@@ -5051,7 +5209,7 @@
         </w:tc>
         <w:tc>
           <w:tcPr>
-            <w:tcW w:type="dxa" w:w="1872"/>
+            <w:tcW w:type="dxa" w:w="1930"/>
             <w:tcBorders>
               <w:top w:val="single" w:sz="4" w:space="0" w:color="000000"/>
               <w:bottom w:val="single" w:sz="4" w:space="0" w:color="000000"/>
@@ -5059,10 +5217,10 @@
               <w:right w:val="single" w:sz="4" w:space="0" w:color="000000"/>
             </w:tcBorders>
             <w:tcMar>
-              <w:top w:w="40" w:type="dxa"/>
-              <w:bottom w:w="40" w:type="dxa"/>
-              <w:left w:w="40" w:type="dxa"/>
-              <w:right w:w="40" w:type="dxa"/>
+              <w:top w:w="35" w:type="dxa"/>
+              <w:bottom w:w="35" w:type="dxa"/>
+              <w:left w:w="35" w:type="dxa"/>
+              <w:right w:w="35" w:type="dxa"/>
             </w:tcMar>
           </w:tcPr>
           <w:p>
@@ -5111,16 +5269,16 @@
         <w:tblLook w:firstColumn="1" w:firstRow="1" w:lastColumn="0" w:lastRow="0" w:noHBand="0" w:noVBand="1" w:val="04A0"/>
       </w:tblPr>
       <w:tblGrid>
-        <w:gridCol w:w="1872"/>
-        <w:gridCol w:w="1872"/>
-        <w:gridCol w:w="1872"/>
-        <w:gridCol w:w="1872"/>
-        <w:gridCol w:w="1872"/>
+        <w:gridCol w:w="1930"/>
+        <w:gridCol w:w="1930"/>
+        <w:gridCol w:w="1930"/>
+        <w:gridCol w:w="1930"/>
+        <w:gridCol w:w="1930"/>
       </w:tblGrid>
       <w:tr>
         <w:tc>
           <w:tcPr>
-            <w:tcW w:type="dxa" w:w="1872"/>
+            <w:tcW w:type="dxa" w:w="1930"/>
             <w:tcBorders>
               <w:top w:val="single" w:sz="4" w:space="0" w:color="000000"/>
               <w:bottom w:val="single" w:sz="4" w:space="0" w:color="000000"/>
@@ -5128,10 +5286,10 @@
               <w:right w:val="single" w:sz="4" w:space="0" w:color="000000"/>
             </w:tcBorders>
             <w:tcMar>
-              <w:top w:w="80" w:type="dxa"/>
-              <w:bottom w:w="80" w:type="dxa"/>
-              <w:left w:w="80" w:type="dxa"/>
-              <w:right w:w="80" w:type="dxa"/>
+              <w:top w:w="70" w:type="dxa"/>
+              <w:bottom w:w="70" w:type="dxa"/>
+              <w:left w:w="70" w:type="dxa"/>
+              <w:right w:w="70" w:type="dxa"/>
             </w:tcMar>
           </w:tcPr>
           <w:p>
@@ -5152,7 +5310,7 @@
         </w:tc>
         <w:tc>
           <w:tcPr>
-            <w:tcW w:type="dxa" w:w="1872"/>
+            <w:tcW w:type="dxa" w:w="1930"/>
             <w:tcBorders>
               <w:top w:val="single" w:sz="4" w:space="0" w:color="000000"/>
               <w:bottom w:val="single" w:sz="4" w:space="0" w:color="000000"/>
@@ -5160,10 +5318,10 @@
               <w:right w:val="single" w:sz="4" w:space="0" w:color="000000"/>
             </w:tcBorders>
             <w:tcMar>
-              <w:top w:w="80" w:type="dxa"/>
-              <w:bottom w:w="80" w:type="dxa"/>
-              <w:left w:w="80" w:type="dxa"/>
-              <w:right w:w="80" w:type="dxa"/>
+              <w:top w:w="70" w:type="dxa"/>
+              <w:bottom w:w="70" w:type="dxa"/>
+              <w:left w:w="70" w:type="dxa"/>
+              <w:right w:w="70" w:type="dxa"/>
             </w:tcMar>
           </w:tcPr>
           <w:p>
@@ -5184,7 +5342,7 @@
         </w:tc>
         <w:tc>
           <w:tcPr>
-            <w:tcW w:type="dxa" w:w="1872"/>
+            <w:tcW w:type="dxa" w:w="1930"/>
             <w:tcBorders>
               <w:top w:val="single" w:sz="4" w:space="0" w:color="000000"/>
               <w:bottom w:val="single" w:sz="4" w:space="0" w:color="000000"/>
@@ -5192,10 +5350,10 @@
               <w:right w:val="single" w:sz="4" w:space="0" w:color="000000"/>
             </w:tcBorders>
             <w:tcMar>
-              <w:top w:w="80" w:type="dxa"/>
-              <w:bottom w:w="80" w:type="dxa"/>
-              <w:left w:w="80" w:type="dxa"/>
-              <w:right w:w="80" w:type="dxa"/>
+              <w:top w:w="70" w:type="dxa"/>
+              <w:bottom w:w="70" w:type="dxa"/>
+              <w:left w:w="70" w:type="dxa"/>
+              <w:right w:w="70" w:type="dxa"/>
             </w:tcMar>
           </w:tcPr>
           <w:p>
@@ -5216,7 +5374,7 @@
         </w:tc>
         <w:tc>
           <w:tcPr>
-            <w:tcW w:type="dxa" w:w="1872"/>
+            <w:tcW w:type="dxa" w:w="1930"/>
             <w:tcBorders>
               <w:top w:val="single" w:sz="4" w:space="0" w:color="000000"/>
               <w:bottom w:val="single" w:sz="4" w:space="0" w:color="000000"/>
@@ -5224,10 +5382,10 @@
               <w:right w:val="single" w:sz="4" w:space="0" w:color="000000"/>
             </w:tcBorders>
             <w:tcMar>
-              <w:top w:w="80" w:type="dxa"/>
-              <w:bottom w:w="80" w:type="dxa"/>
-              <w:left w:w="80" w:type="dxa"/>
-              <w:right w:w="80" w:type="dxa"/>
+              <w:top w:w="70" w:type="dxa"/>
+              <w:bottom w:w="70" w:type="dxa"/>
+              <w:left w:w="70" w:type="dxa"/>
+              <w:right w:w="70" w:type="dxa"/>
             </w:tcMar>
           </w:tcPr>
           <w:p>
@@ -5248,7 +5406,7 @@
         </w:tc>
         <w:tc>
           <w:tcPr>
-            <w:tcW w:type="dxa" w:w="1872"/>
+            <w:tcW w:type="dxa" w:w="1930"/>
             <w:tcBorders>
               <w:top w:val="single" w:sz="4" w:space="0" w:color="000000"/>
               <w:bottom w:val="single" w:sz="4" w:space="0" w:color="000000"/>
@@ -5256,10 +5414,10 @@
               <w:right w:val="single" w:sz="4" w:space="0" w:color="000000"/>
             </w:tcBorders>
             <w:tcMar>
-              <w:top w:w="80" w:type="dxa"/>
-              <w:bottom w:w="80" w:type="dxa"/>
-              <w:left w:w="80" w:type="dxa"/>
-              <w:right w:w="80" w:type="dxa"/>
+              <w:top w:w="70" w:type="dxa"/>
+              <w:bottom w:w="70" w:type="dxa"/>
+              <w:left w:w="70" w:type="dxa"/>
+              <w:right w:w="70" w:type="dxa"/>
             </w:tcMar>
           </w:tcPr>
           <w:p>
@@ -5282,7 +5440,7 @@
       <w:tr>
         <w:tc>
           <w:tcPr>
-            <w:tcW w:type="dxa" w:w="1872"/>
+            <w:tcW w:type="dxa" w:w="1930"/>
             <w:tcBorders>
               <w:top w:val="single" w:sz="4" w:space="0" w:color="000000"/>
               <w:bottom w:val="single" w:sz="4" w:space="0" w:color="000000"/>
@@ -5290,10 +5448,10 @@
               <w:right w:val="single" w:sz="4" w:space="0" w:color="000000"/>
             </w:tcBorders>
             <w:tcMar>
-              <w:top w:w="60" w:type="dxa"/>
-              <w:bottom w:w="60" w:type="dxa"/>
-              <w:left w:w="60" w:type="dxa"/>
-              <w:right w:w="60" w:type="dxa"/>
+              <w:top w:w="50" w:type="dxa"/>
+              <w:bottom w:w="50" w:type="dxa"/>
+              <w:left w:w="50" w:type="dxa"/>
+              <w:right w:w="50" w:type="dxa"/>
             </w:tcMar>
           </w:tcPr>
           <w:p>
@@ -5314,7 +5472,7 @@
         </w:tc>
         <w:tc>
           <w:tcPr>
-            <w:tcW w:type="dxa" w:w="1872"/>
+            <w:tcW w:type="dxa" w:w="1930"/>
             <w:tcBorders>
               <w:top w:val="single" w:sz="4" w:space="0" w:color="000000"/>
               <w:bottom w:val="single" w:sz="4" w:space="0" w:color="000000"/>
@@ -5322,10 +5480,10 @@
               <w:right w:val="single" w:sz="4" w:space="0" w:color="000000"/>
             </w:tcBorders>
             <w:tcMar>
-              <w:top w:w="60" w:type="dxa"/>
-              <w:bottom w:w="60" w:type="dxa"/>
-              <w:left w:w="60" w:type="dxa"/>
-              <w:right w:w="60" w:type="dxa"/>
+              <w:top w:w="50" w:type="dxa"/>
+              <w:bottom w:w="50" w:type="dxa"/>
+              <w:left w:w="50" w:type="dxa"/>
+              <w:right w:w="50" w:type="dxa"/>
             </w:tcMar>
           </w:tcPr>
           <w:p>
@@ -5343,7 +5501,7 @@
         </w:tc>
         <w:tc>
           <w:tcPr>
-            <w:tcW w:type="dxa" w:w="1872"/>
+            <w:tcW w:type="dxa" w:w="1930"/>
             <w:tcBorders>
               <w:top w:val="single" w:sz="4" w:space="0" w:color="000000"/>
               <w:bottom w:val="single" w:sz="4" w:space="0" w:color="000000"/>
@@ -5351,10 +5509,10 @@
               <w:right w:val="single" w:sz="4" w:space="0" w:color="000000"/>
             </w:tcBorders>
             <w:tcMar>
-              <w:top w:w="60" w:type="dxa"/>
-              <w:bottom w:w="60" w:type="dxa"/>
-              <w:left w:w="60" w:type="dxa"/>
-              <w:right w:w="60" w:type="dxa"/>
+              <w:top w:w="50" w:type="dxa"/>
+              <w:bottom w:w="50" w:type="dxa"/>
+              <w:left w:w="50" w:type="dxa"/>
+              <w:right w:w="50" w:type="dxa"/>
             </w:tcMar>
           </w:tcPr>
           <w:p>
@@ -5375,7 +5533,7 @@
         </w:tc>
         <w:tc>
           <w:tcPr>
-            <w:tcW w:type="dxa" w:w="1872"/>
+            <w:tcW w:type="dxa" w:w="1930"/>
             <w:tcBorders>
               <w:top w:val="single" w:sz="4" w:space="0" w:color="000000"/>
               <w:bottom w:val="single" w:sz="4" w:space="0" w:color="000000"/>
@@ -5383,10 +5541,10 @@
               <w:right w:val="single" w:sz="4" w:space="0" w:color="000000"/>
             </w:tcBorders>
             <w:tcMar>
-              <w:top w:w="60" w:type="dxa"/>
-              <w:bottom w:w="60" w:type="dxa"/>
-              <w:left w:w="60" w:type="dxa"/>
-              <w:right w:w="60" w:type="dxa"/>
+              <w:top w:w="50" w:type="dxa"/>
+              <w:bottom w:w="50" w:type="dxa"/>
+              <w:left w:w="50" w:type="dxa"/>
+              <w:right w:w="50" w:type="dxa"/>
             </w:tcMar>
           </w:tcPr>
           <w:p>
@@ -5407,7 +5565,7 @@
         </w:tc>
         <w:tc>
           <w:tcPr>
-            <w:tcW w:type="dxa" w:w="1872"/>
+            <w:tcW w:type="dxa" w:w="1930"/>
             <w:tcBorders>
               <w:top w:val="single" w:sz="4" w:space="0" w:color="000000"/>
               <w:bottom w:val="single" w:sz="4" w:space="0" w:color="000000"/>
@@ -5415,10 +5573,10 @@
               <w:right w:val="single" w:sz="4" w:space="0" w:color="000000"/>
             </w:tcBorders>
             <w:tcMar>
-              <w:top w:w="60" w:type="dxa"/>
-              <w:bottom w:w="60" w:type="dxa"/>
-              <w:left w:w="60" w:type="dxa"/>
-              <w:right w:w="60" w:type="dxa"/>
+              <w:top w:w="50" w:type="dxa"/>
+              <w:bottom w:w="50" w:type="dxa"/>
+              <w:left w:w="50" w:type="dxa"/>
+              <w:right w:w="50" w:type="dxa"/>
             </w:tcMar>
           </w:tcPr>
           <w:p>
@@ -5441,7 +5599,7 @@
       <w:tr>
         <w:tc>
           <w:tcPr>
-            <w:tcW w:type="dxa" w:w="1872"/>
+            <w:tcW w:type="dxa" w:w="1930"/>
             <w:tcBorders>
               <w:top w:val="single" w:sz="4" w:space="0" w:color="000000"/>
               <w:bottom w:val="single" w:sz="4" w:space="0" w:color="000000"/>
@@ -5449,10 +5607,10 @@
               <w:right w:val="single" w:sz="4" w:space="0" w:color="000000"/>
             </w:tcBorders>
             <w:tcMar>
-              <w:top w:w="60" w:type="dxa"/>
-              <w:bottom w:w="60" w:type="dxa"/>
-              <w:left w:w="60" w:type="dxa"/>
-              <w:right w:w="60" w:type="dxa"/>
+              <w:top w:w="50" w:type="dxa"/>
+              <w:bottom w:w="50" w:type="dxa"/>
+              <w:left w:w="50" w:type="dxa"/>
+              <w:right w:w="50" w:type="dxa"/>
             </w:tcMar>
           </w:tcPr>
           <w:p>
@@ -5473,7 +5631,7 @@
         </w:tc>
         <w:tc>
           <w:tcPr>
-            <w:tcW w:type="dxa" w:w="1872"/>
+            <w:tcW w:type="dxa" w:w="1930"/>
             <w:tcBorders>
               <w:top w:val="single" w:sz="4" w:space="0" w:color="000000"/>
               <w:bottom w:val="single" w:sz="4" w:space="0" w:color="000000"/>
@@ -5481,10 +5639,10 @@
               <w:right w:val="single" w:sz="4" w:space="0" w:color="000000"/>
             </w:tcBorders>
             <w:tcMar>
-              <w:top w:w="60" w:type="dxa"/>
-              <w:bottom w:w="60" w:type="dxa"/>
-              <w:left w:w="60" w:type="dxa"/>
-              <w:right w:w="60" w:type="dxa"/>
+              <w:top w:w="50" w:type="dxa"/>
+              <w:bottom w:w="50" w:type="dxa"/>
+              <w:left w:w="50" w:type="dxa"/>
+              <w:right w:w="50" w:type="dxa"/>
             </w:tcMar>
           </w:tcPr>
           <w:p>
@@ -5502,7 +5660,7 @@
         </w:tc>
         <w:tc>
           <w:tcPr>
-            <w:tcW w:type="dxa" w:w="1872"/>
+            <w:tcW w:type="dxa" w:w="1930"/>
             <w:tcBorders>
               <w:top w:val="single" w:sz="4" w:space="0" w:color="000000"/>
               <w:bottom w:val="single" w:sz="4" w:space="0" w:color="000000"/>
@@ -5510,10 +5668,10 @@
               <w:right w:val="single" w:sz="4" w:space="0" w:color="000000"/>
             </w:tcBorders>
             <w:tcMar>
-              <w:top w:w="60" w:type="dxa"/>
-              <w:bottom w:w="60" w:type="dxa"/>
-              <w:left w:w="60" w:type="dxa"/>
-              <w:right w:w="60" w:type="dxa"/>
+              <w:top w:w="50" w:type="dxa"/>
+              <w:bottom w:w="50" w:type="dxa"/>
+              <w:left w:w="50" w:type="dxa"/>
+              <w:right w:w="50" w:type="dxa"/>
             </w:tcMar>
           </w:tcPr>
           <w:p>
@@ -5534,7 +5692,7 @@
         </w:tc>
         <w:tc>
           <w:tcPr>
-            <w:tcW w:type="dxa" w:w="1872"/>
+            <w:tcW w:type="dxa" w:w="1930"/>
             <w:tcBorders>
               <w:top w:val="single" w:sz="4" w:space="0" w:color="000000"/>
               <w:bottom w:val="single" w:sz="4" w:space="0" w:color="000000"/>
@@ -5542,10 +5700,10 @@
               <w:right w:val="single" w:sz="4" w:space="0" w:color="000000"/>
             </w:tcBorders>
             <w:tcMar>
-              <w:top w:w="60" w:type="dxa"/>
-              <w:bottom w:w="60" w:type="dxa"/>
-              <w:left w:w="60" w:type="dxa"/>
-              <w:right w:w="60" w:type="dxa"/>
+              <w:top w:w="50" w:type="dxa"/>
+              <w:bottom w:w="50" w:type="dxa"/>
+              <w:left w:w="50" w:type="dxa"/>
+              <w:right w:w="50" w:type="dxa"/>
             </w:tcMar>
           </w:tcPr>
           <w:p>
@@ -5566,7 +5724,7 @@
         </w:tc>
         <w:tc>
           <w:tcPr>
-            <w:tcW w:type="dxa" w:w="1872"/>
+            <w:tcW w:type="dxa" w:w="1930"/>
             <w:tcBorders>
               <w:top w:val="single" w:sz="4" w:space="0" w:color="000000"/>
               <w:bottom w:val="single" w:sz="4" w:space="0" w:color="000000"/>
@@ -5574,10 +5732,10 @@
               <w:right w:val="single" w:sz="4" w:space="0" w:color="000000"/>
             </w:tcBorders>
             <w:tcMar>
-              <w:top w:w="60" w:type="dxa"/>
-              <w:bottom w:w="60" w:type="dxa"/>
-              <w:left w:w="60" w:type="dxa"/>
-              <w:right w:w="60" w:type="dxa"/>
+              <w:top w:w="50" w:type="dxa"/>
+              <w:bottom w:w="50" w:type="dxa"/>
+              <w:left w:w="50" w:type="dxa"/>
+              <w:right w:w="50" w:type="dxa"/>
             </w:tcMar>
           </w:tcPr>
           <w:p>
@@ -5600,7 +5758,7 @@
       <w:tr>
         <w:tc>
           <w:tcPr>
-            <w:tcW w:type="dxa" w:w="1872"/>
+            <w:tcW w:type="dxa" w:w="1930"/>
             <w:tcBorders>
               <w:top w:val="single" w:sz="4" w:space="0" w:color="000000"/>
               <w:bottom w:val="single" w:sz="4" w:space="0" w:color="000000"/>
@@ -5608,10 +5766,10 @@
               <w:right w:val="single" w:sz="4" w:space="0" w:color="000000"/>
             </w:tcBorders>
             <w:tcMar>
-              <w:top w:w="60" w:type="dxa"/>
-              <w:bottom w:w="60" w:type="dxa"/>
-              <w:left w:w="60" w:type="dxa"/>
-              <w:right w:w="60" w:type="dxa"/>
+              <w:top w:w="50" w:type="dxa"/>
+              <w:bottom w:w="50" w:type="dxa"/>
+              <w:left w:w="50" w:type="dxa"/>
+              <w:right w:w="50" w:type="dxa"/>
             </w:tcMar>
           </w:tcPr>
           <w:p>
@@ -5632,7 +5790,7 @@
         </w:tc>
         <w:tc>
           <w:tcPr>
-            <w:tcW w:type="dxa" w:w="1872"/>
+            <w:tcW w:type="dxa" w:w="1930"/>
             <w:tcBorders>
               <w:top w:val="single" w:sz="4" w:space="0" w:color="000000"/>
               <w:bottom w:val="single" w:sz="4" w:space="0" w:color="000000"/>
@@ -5640,10 +5798,10 @@
               <w:right w:val="single" w:sz="4" w:space="0" w:color="000000"/>
             </w:tcBorders>
             <w:tcMar>
-              <w:top w:w="60" w:type="dxa"/>
-              <w:bottom w:w="60" w:type="dxa"/>
-              <w:left w:w="60" w:type="dxa"/>
-              <w:right w:w="60" w:type="dxa"/>
+              <w:top w:w="50" w:type="dxa"/>
+              <w:bottom w:w="50" w:type="dxa"/>
+              <w:left w:w="50" w:type="dxa"/>
+              <w:right w:w="50" w:type="dxa"/>
             </w:tcMar>
           </w:tcPr>
           <w:p>
@@ -5661,7 +5819,7 @@
         </w:tc>
         <w:tc>
           <w:tcPr>
-            <w:tcW w:type="dxa" w:w="1872"/>
+            <w:tcW w:type="dxa" w:w="1930"/>
             <w:tcBorders>
               <w:top w:val="single" w:sz="4" w:space="0" w:color="000000"/>
               <w:bottom w:val="single" w:sz="4" w:space="0" w:color="000000"/>
@@ -5669,10 +5827,10 @@
               <w:right w:val="single" w:sz="4" w:space="0" w:color="000000"/>
             </w:tcBorders>
             <w:tcMar>
-              <w:top w:w="60" w:type="dxa"/>
-              <w:bottom w:w="60" w:type="dxa"/>
-              <w:left w:w="60" w:type="dxa"/>
-              <w:right w:w="60" w:type="dxa"/>
+              <w:top w:w="50" w:type="dxa"/>
+              <w:bottom w:w="50" w:type="dxa"/>
+              <w:left w:w="50" w:type="dxa"/>
+              <w:right w:w="50" w:type="dxa"/>
             </w:tcMar>
           </w:tcPr>
           <w:p>
@@ -5693,7 +5851,7 @@
         </w:tc>
         <w:tc>
           <w:tcPr>
-            <w:tcW w:type="dxa" w:w="1872"/>
+            <w:tcW w:type="dxa" w:w="1930"/>
             <w:tcBorders>
               <w:top w:val="single" w:sz="4" w:space="0" w:color="000000"/>
               <w:bottom w:val="single" w:sz="4" w:space="0" w:color="000000"/>
@@ -5701,10 +5859,10 @@
               <w:right w:val="single" w:sz="4" w:space="0" w:color="000000"/>
             </w:tcBorders>
             <w:tcMar>
-              <w:top w:w="60" w:type="dxa"/>
-              <w:bottom w:w="60" w:type="dxa"/>
-              <w:left w:w="60" w:type="dxa"/>
-              <w:right w:w="60" w:type="dxa"/>
+              <w:top w:w="50" w:type="dxa"/>
+              <w:bottom w:w="50" w:type="dxa"/>
+              <w:left w:w="50" w:type="dxa"/>
+              <w:right w:w="50" w:type="dxa"/>
             </w:tcMar>
           </w:tcPr>
           <w:p>
@@ -5725,7 +5883,7 @@
         </w:tc>
         <w:tc>
           <w:tcPr>
-            <w:tcW w:type="dxa" w:w="1872"/>
+            <w:tcW w:type="dxa" w:w="1930"/>
             <w:tcBorders>
               <w:top w:val="single" w:sz="4" w:space="0" w:color="000000"/>
               <w:bottom w:val="single" w:sz="4" w:space="0" w:color="000000"/>
@@ -5733,10 +5891,10 @@
               <w:right w:val="single" w:sz="4" w:space="0" w:color="000000"/>
             </w:tcBorders>
             <w:tcMar>
-              <w:top w:w="60" w:type="dxa"/>
-              <w:bottom w:w="60" w:type="dxa"/>
-              <w:left w:w="60" w:type="dxa"/>
-              <w:right w:w="60" w:type="dxa"/>
+              <w:top w:w="50" w:type="dxa"/>
+              <w:bottom w:w="50" w:type="dxa"/>
+              <w:left w:w="50" w:type="dxa"/>
+              <w:right w:w="50" w:type="dxa"/>
             </w:tcMar>
           </w:tcPr>
           <w:p>
@@ -5759,7 +5917,7 @@
       <w:tr>
         <w:tc>
           <w:tcPr>
-            <w:tcW w:type="dxa" w:w="1872"/>
+            <w:tcW w:type="dxa" w:w="1930"/>
             <w:tcBorders>
               <w:top w:val="single" w:sz="4" w:space="0" w:color="000000"/>
               <w:bottom w:val="single" w:sz="4" w:space="0" w:color="000000"/>
@@ -5767,10 +5925,10 @@
               <w:right w:val="single" w:sz="4" w:space="0" w:color="000000"/>
             </w:tcBorders>
             <w:tcMar>
-              <w:top w:w="60" w:type="dxa"/>
-              <w:bottom w:w="60" w:type="dxa"/>
-              <w:left w:w="60" w:type="dxa"/>
-              <w:right w:w="60" w:type="dxa"/>
+              <w:top w:w="50" w:type="dxa"/>
+              <w:bottom w:w="50" w:type="dxa"/>
+              <w:left w:w="50" w:type="dxa"/>
+              <w:right w:w="50" w:type="dxa"/>
             </w:tcMar>
           </w:tcPr>
           <w:p>
@@ -5791,7 +5949,7 @@
         </w:tc>
         <w:tc>
           <w:tcPr>
-            <w:tcW w:type="dxa" w:w="1872"/>
+            <w:tcW w:type="dxa" w:w="1930"/>
             <w:tcBorders>
               <w:top w:val="single" w:sz="4" w:space="0" w:color="000000"/>
               <w:bottom w:val="single" w:sz="4" w:space="0" w:color="000000"/>
@@ -5799,10 +5957,10 @@
               <w:right w:val="single" w:sz="4" w:space="0" w:color="000000"/>
             </w:tcBorders>
             <w:tcMar>
-              <w:top w:w="60" w:type="dxa"/>
-              <w:bottom w:w="60" w:type="dxa"/>
-              <w:left w:w="60" w:type="dxa"/>
-              <w:right w:w="60" w:type="dxa"/>
+              <w:top w:w="50" w:type="dxa"/>
+              <w:bottom w:w="50" w:type="dxa"/>
+              <w:left w:w="50" w:type="dxa"/>
+              <w:right w:w="50" w:type="dxa"/>
             </w:tcMar>
           </w:tcPr>
           <w:p>
@@ -5820,7 +5978,7 @@
         </w:tc>
         <w:tc>
           <w:tcPr>
-            <w:tcW w:type="dxa" w:w="1872"/>
+            <w:tcW w:type="dxa" w:w="1930"/>
             <w:tcBorders>
               <w:top w:val="single" w:sz="4" w:space="0" w:color="000000"/>
               <w:bottom w:val="single" w:sz="4" w:space="0" w:color="000000"/>
@@ -5828,10 +5986,10 @@
               <w:right w:val="single" w:sz="4" w:space="0" w:color="000000"/>
             </w:tcBorders>
             <w:tcMar>
-              <w:top w:w="60" w:type="dxa"/>
-              <w:bottom w:w="60" w:type="dxa"/>
-              <w:left w:w="60" w:type="dxa"/>
-              <w:right w:w="60" w:type="dxa"/>
+              <w:top w:w="50" w:type="dxa"/>
+              <w:bottom w:w="50" w:type="dxa"/>
+              <w:left w:w="50" w:type="dxa"/>
+              <w:right w:w="50" w:type="dxa"/>
             </w:tcMar>
           </w:tcPr>
           <w:p>
@@ -5852,7 +6010,7 @@
         </w:tc>
         <w:tc>
           <w:tcPr>
-            <w:tcW w:type="dxa" w:w="1872"/>
+            <w:tcW w:type="dxa" w:w="1930"/>
             <w:tcBorders>
               <w:top w:val="single" w:sz="4" w:space="0" w:color="000000"/>
               <w:bottom w:val="single" w:sz="4" w:space="0" w:color="000000"/>
@@ -5860,10 +6018,10 @@
               <w:right w:val="single" w:sz="4" w:space="0" w:color="000000"/>
             </w:tcBorders>
             <w:tcMar>
-              <w:top w:w="60" w:type="dxa"/>
-              <w:bottom w:w="60" w:type="dxa"/>
-              <w:left w:w="60" w:type="dxa"/>
-              <w:right w:w="60" w:type="dxa"/>
+              <w:top w:w="50" w:type="dxa"/>
+              <w:bottom w:w="50" w:type="dxa"/>
+              <w:left w:w="50" w:type="dxa"/>
+              <w:right w:w="50" w:type="dxa"/>
             </w:tcMar>
           </w:tcPr>
           <w:p>
@@ -5884,7 +6042,7 @@
         </w:tc>
         <w:tc>
           <w:tcPr>
-            <w:tcW w:type="dxa" w:w="1872"/>
+            <w:tcW w:type="dxa" w:w="1930"/>
             <w:tcBorders>
               <w:top w:val="single" w:sz="4" w:space="0" w:color="000000"/>
               <w:bottom w:val="single" w:sz="4" w:space="0" w:color="000000"/>
@@ -5892,10 +6050,10 @@
               <w:right w:val="single" w:sz="4" w:space="0" w:color="000000"/>
             </w:tcBorders>
             <w:tcMar>
-              <w:top w:w="60" w:type="dxa"/>
-              <w:bottom w:w="60" w:type="dxa"/>
-              <w:left w:w="60" w:type="dxa"/>
-              <w:right w:w="60" w:type="dxa"/>
+              <w:top w:w="50" w:type="dxa"/>
+              <w:bottom w:w="50" w:type="dxa"/>
+              <w:left w:w="50" w:type="dxa"/>
+              <w:right w:w="50" w:type="dxa"/>
             </w:tcMar>
           </w:tcPr>
           <w:p>
@@ -5918,7 +6076,7 @@
       <w:tr>
         <w:tc>
           <w:tcPr>
-            <w:tcW w:type="dxa" w:w="1872"/>
+            <w:tcW w:type="dxa" w:w="1930"/>
             <w:tcBorders>
               <w:top w:val="single" w:sz="4" w:space="0" w:color="000000"/>
               <w:bottom w:val="single" w:sz="4" w:space="0" w:color="000000"/>
@@ -5926,10 +6084,10 @@
               <w:right w:val="single" w:sz="4" w:space="0" w:color="000000"/>
             </w:tcBorders>
             <w:tcMar>
-              <w:top w:w="60" w:type="dxa"/>
-              <w:bottom w:w="60" w:type="dxa"/>
-              <w:left w:w="60" w:type="dxa"/>
-              <w:right w:w="60" w:type="dxa"/>
+              <w:top w:w="50" w:type="dxa"/>
+              <w:bottom w:w="50" w:type="dxa"/>
+              <w:left w:w="50" w:type="dxa"/>
+              <w:right w:w="50" w:type="dxa"/>
             </w:tcMar>
           </w:tcPr>
           <w:p>
@@ -5950,7 +6108,7 @@
         </w:tc>
         <w:tc>
           <w:tcPr>
-            <w:tcW w:type="dxa" w:w="1872"/>
+            <w:tcW w:type="dxa" w:w="1930"/>
             <w:tcBorders>
               <w:top w:val="single" w:sz="4" w:space="0" w:color="000000"/>
               <w:bottom w:val="single" w:sz="4" w:space="0" w:color="000000"/>
@@ -5958,10 +6116,10 @@
               <w:right w:val="single" w:sz="4" w:space="0" w:color="000000"/>
             </w:tcBorders>
             <w:tcMar>
-              <w:top w:w="60" w:type="dxa"/>
-              <w:bottom w:w="60" w:type="dxa"/>
-              <w:left w:w="60" w:type="dxa"/>
-              <w:right w:w="60" w:type="dxa"/>
+              <w:top w:w="50" w:type="dxa"/>
+              <w:bottom w:w="50" w:type="dxa"/>
+              <w:left w:w="50" w:type="dxa"/>
+              <w:right w:w="50" w:type="dxa"/>
             </w:tcMar>
           </w:tcPr>
           <w:p>
@@ -5979,7 +6137,7 @@
         </w:tc>
         <w:tc>
           <w:tcPr>
-            <w:tcW w:type="dxa" w:w="1872"/>
+            <w:tcW w:type="dxa" w:w="1930"/>
             <w:tcBorders>
               <w:top w:val="single" w:sz="4" w:space="0" w:color="000000"/>
               <w:bottom w:val="single" w:sz="4" w:space="0" w:color="000000"/>
@@ -5987,10 +6145,10 @@
               <w:right w:val="single" w:sz="4" w:space="0" w:color="000000"/>
             </w:tcBorders>
             <w:tcMar>
-              <w:top w:w="60" w:type="dxa"/>
-              <w:bottom w:w="60" w:type="dxa"/>
-              <w:left w:w="60" w:type="dxa"/>
-              <w:right w:w="60" w:type="dxa"/>
+              <w:top w:w="50" w:type="dxa"/>
+              <w:bottom w:w="50" w:type="dxa"/>
+              <w:left w:w="50" w:type="dxa"/>
+              <w:right w:w="50" w:type="dxa"/>
             </w:tcMar>
           </w:tcPr>
           <w:p>
@@ -6011,7 +6169,7 @@
         </w:tc>
         <w:tc>
           <w:tcPr>
-            <w:tcW w:type="dxa" w:w="1872"/>
+            <w:tcW w:type="dxa" w:w="1930"/>
             <w:tcBorders>
               <w:top w:val="single" w:sz="4" w:space="0" w:color="000000"/>
               <w:bottom w:val="single" w:sz="4" w:space="0" w:color="000000"/>
@@ -6019,10 +6177,10 @@
               <w:right w:val="single" w:sz="4" w:space="0" w:color="000000"/>
             </w:tcBorders>
             <w:tcMar>
-              <w:top w:w="60" w:type="dxa"/>
-              <w:bottom w:w="60" w:type="dxa"/>
-              <w:left w:w="60" w:type="dxa"/>
-              <w:right w:w="60" w:type="dxa"/>
+              <w:top w:w="50" w:type="dxa"/>
+              <w:bottom w:w="50" w:type="dxa"/>
+              <w:left w:w="50" w:type="dxa"/>
+              <w:right w:w="50" w:type="dxa"/>
             </w:tcMar>
           </w:tcPr>
           <w:p>
@@ -6043,7 +6201,7 @@
         </w:tc>
         <w:tc>
           <w:tcPr>
-            <w:tcW w:type="dxa" w:w="1872"/>
+            <w:tcW w:type="dxa" w:w="1930"/>
             <w:tcBorders>
               <w:top w:val="single" w:sz="4" w:space="0" w:color="000000"/>
               <w:bottom w:val="single" w:sz="4" w:space="0" w:color="000000"/>
@@ -6051,10 +6209,10 @@
               <w:right w:val="single" w:sz="4" w:space="0" w:color="000000"/>
             </w:tcBorders>
             <w:tcMar>
-              <w:top w:w="60" w:type="dxa"/>
-              <w:bottom w:w="60" w:type="dxa"/>
-              <w:left w:w="60" w:type="dxa"/>
-              <w:right w:w="60" w:type="dxa"/>
+              <w:top w:w="50" w:type="dxa"/>
+              <w:bottom w:w="50" w:type="dxa"/>
+              <w:left w:w="50" w:type="dxa"/>
+              <w:right w:w="50" w:type="dxa"/>
             </w:tcMar>
           </w:tcPr>
           <w:p>
@@ -6077,13 +6235,13 @@
     </w:tbl>
     <w:p>
       <w:pPr>
-        <w:spacing w:after="360" w:before="0" w:line="276" w:lineRule="auto"/>
+        <w:spacing w:after="280" w:before="0" w:line="276" w:lineRule="auto"/>
         <w:jc w:val="left"/>
       </w:pPr>
     </w:p>
     <w:p>
       <w:pPr>
-        <w:spacing w:after="200" w:before="0" w:line="276" w:lineRule="auto"/>
+        <w:spacing w:after="160" w:before="0" w:line="276" w:lineRule="auto"/>
         <w:jc w:val="left"/>
       </w:pPr>
       <w:r>
@@ -6099,7 +6257,7 @@
     </w:p>
     <w:p>
       <w:pPr>
-        <w:spacing w:after="200" w:before="0" w:line="276" w:lineRule="auto"/>
+        <w:spacing w:after="160" w:before="0" w:line="276" w:lineRule="auto"/>
         <w:jc w:val="left"/>
       </w:pPr>
       <w:r>
@@ -6115,7 +6273,7 @@
     </w:p>
     <w:sectPr>
       <w:pgSz w:w="12240" w:h="15840"/>
-      <w:pgMar w:top="1440" w:right="1440" w:bottom="1440" w:left="1440" w:header="720" w:footer="720" w:gutter="0"/>
+      <w:pgMar w:top="1152" w:right="1296" w:bottom="1152" w:left="1296" w:header="720" w:footer="720" w:gutter="0"/>
       <w:cols w:space="720"/>
       <w:docGrid w:linePitch="360"/>
     </w:sectPr>

--- a/CampusNotify_Mini_Project_Logbook.docx
+++ b/CampusNotify_Mini_Project_Logbook.docx
@@ -206,7 +206,7 @@
       <w:r>
         <w:drawing>
           <wp:inline xmlns:a="http://schemas.openxmlformats.org/drawingml/2006/main" xmlns:pic="http://schemas.openxmlformats.org/drawingml/2006/picture">
-            <wp:extent cx="1097280" cy="859692"/>
+            <wp:extent cx="1051560" cy="823872"/>
             <wp:docPr id="3" name="Picture 3"/>
             <wp:cNvGraphicFramePr>
               <a:graphicFrameLocks noChangeAspect="1"/>
@@ -227,7 +227,7 @@
                   <pic:spPr>
                     <a:xfrm>
                       <a:off x="0" y="0"/>
-                      <a:ext cx="1097280" cy="859692"/>
+                      <a:ext cx="1051560" cy="823872"/>
                     </a:xfrm>
                     <a:prstGeom prst="rect"/>
                   </pic:spPr>
@@ -283,7 +283,7 @@
           <w:color w:val="000000"/>
           <w:sz w:val="20"/>
         </w:rPr>
-        <w:t>COURSE: MINI PROJECT – 1 A: SEMESTER III | CLASS: SE IT DIV B</w:t>
+        <w:t>COURSE: MINI PROJECT – 1 A: SEMESTER III | CLASS: SE(IT) DIV :- A BATCH :- C</w:t>
       </w:r>
     </w:p>
     <w:p>
@@ -325,10 +325,10 @@
               <w:right w:val="single" w:sz="4" w:space="0" w:color="000000"/>
             </w:tcBorders>
             <w:tcMar>
-              <w:top w:w="60" w:type="dxa"/>
-              <w:bottom w:w="60" w:type="dxa"/>
-              <w:left w:w="60" w:type="dxa"/>
-              <w:right w:w="60" w:type="dxa"/>
+              <w:top w:w="50" w:type="dxa"/>
+              <w:bottom w:w="50" w:type="dxa"/>
+              <w:left w:w="50" w:type="dxa"/>
+              <w:right w:w="50" w:type="dxa"/>
             </w:tcMar>
           </w:tcPr>
           <w:p>
@@ -343,7 +343,7 @@
                 <w:color w:val="000000"/>
                 <w:sz w:val="19"/>
               </w:rPr>
-              <w:t>Sr.</w:t>
+              <w:t>Sr. No.</w:t>
             </w:r>
           </w:p>
         </w:tc>
@@ -357,10 +357,10 @@
               <w:right w:val="single" w:sz="4" w:space="0" w:color="000000"/>
             </w:tcBorders>
             <w:tcMar>
-              <w:top w:w="60" w:type="dxa"/>
-              <w:bottom w:w="60" w:type="dxa"/>
-              <w:left w:w="60" w:type="dxa"/>
-              <w:right w:w="60" w:type="dxa"/>
+              <w:top w:w="50" w:type="dxa"/>
+              <w:bottom w:w="50" w:type="dxa"/>
+              <w:left w:w="50" w:type="dxa"/>
+              <w:right w:w="50" w:type="dxa"/>
             </w:tcMar>
           </w:tcPr>
           <w:p>
@@ -375,7 +375,7 @@
                 <w:color w:val="000000"/>
                 <w:sz w:val="19"/>
               </w:rPr>
-              <w:t>Roll No.</w:t>
+              <w:t>Student ID</w:t>
             </w:r>
           </w:p>
         </w:tc>
@@ -389,10 +389,10 @@
               <w:right w:val="single" w:sz="4" w:space="0" w:color="000000"/>
             </w:tcBorders>
             <w:tcMar>
-              <w:top w:w="60" w:type="dxa"/>
-              <w:bottom w:w="60" w:type="dxa"/>
-              <w:left w:w="60" w:type="dxa"/>
-              <w:right w:w="60" w:type="dxa"/>
+              <w:top w:w="50" w:type="dxa"/>
+              <w:bottom w:w="50" w:type="dxa"/>
+              <w:left w:w="50" w:type="dxa"/>
+              <w:right w:w="50" w:type="dxa"/>
             </w:tcMar>
           </w:tcPr>
           <w:p>
@@ -421,10 +421,10 @@
               <w:right w:val="single" w:sz="4" w:space="0" w:color="000000"/>
             </w:tcBorders>
             <w:tcMar>
-              <w:top w:w="60" w:type="dxa"/>
-              <w:bottom w:w="60" w:type="dxa"/>
-              <w:left w:w="60" w:type="dxa"/>
-              <w:right w:w="60" w:type="dxa"/>
+              <w:top w:w="50" w:type="dxa"/>
+              <w:bottom w:w="50" w:type="dxa"/>
+              <w:left w:w="50" w:type="dxa"/>
+              <w:right w:w="50" w:type="dxa"/>
             </w:tcMar>
           </w:tcPr>
           <w:p>
@@ -439,7 +439,7 @@
                 <w:color w:val="000000"/>
                 <w:sz w:val="19"/>
               </w:rPr>
-              <w:t>Student ID (VPPCOE)</w:t>
+              <w:t>Class &amp; Batch</w:t>
             </w:r>
           </w:p>
         </w:tc>
@@ -455,10 +455,10 @@
               <w:right w:val="single" w:sz="4" w:space="0" w:color="000000"/>
             </w:tcBorders>
             <w:tcMar>
-              <w:top w:w="50" w:type="dxa"/>
-              <w:bottom w:w="50" w:type="dxa"/>
-              <w:left w:w="50" w:type="dxa"/>
-              <w:right w:w="50" w:type="dxa"/>
+              <w:top w:w="45" w:type="dxa"/>
+              <w:bottom w:w="45" w:type="dxa"/>
+              <w:left w:w="45" w:type="dxa"/>
+              <w:right w:w="45" w:type="dxa"/>
             </w:tcMar>
           </w:tcPr>
           <w:p>
@@ -487,10 +487,10 @@
               <w:right w:val="single" w:sz="4" w:space="0" w:color="000000"/>
             </w:tcBorders>
             <w:tcMar>
-              <w:top w:w="50" w:type="dxa"/>
-              <w:bottom w:w="50" w:type="dxa"/>
-              <w:left w:w="50" w:type="dxa"/>
-              <w:right w:w="50" w:type="dxa"/>
+              <w:top w:w="45" w:type="dxa"/>
+              <w:bottom w:w="45" w:type="dxa"/>
+              <w:left w:w="45" w:type="dxa"/>
+              <w:right w:w="45" w:type="dxa"/>
             </w:tcMar>
           </w:tcPr>
           <w:p>
@@ -505,7 +505,7 @@
                 <w:color w:val="000000"/>
                 <w:sz w:val="18"/>
               </w:rPr>
-              <w:t>____________</w:t>
+              <w:t>VU4F2526072</w:t>
             </w:r>
           </w:p>
         </w:tc>
@@ -519,22 +519,22 @@
               <w:right w:val="single" w:sz="4" w:space="0" w:color="000000"/>
             </w:tcBorders>
             <w:tcMar>
-              <w:top w:w="50" w:type="dxa"/>
-              <w:bottom w:w="50" w:type="dxa"/>
-              <w:left w:w="50" w:type="dxa"/>
-              <w:right w:w="50" w:type="dxa"/>
+              <w:top w:w="45" w:type="dxa"/>
+              <w:bottom w:w="45" w:type="dxa"/>
+              <w:left w:w="45" w:type="dxa"/>
+              <w:right w:w="45" w:type="dxa"/>
             </w:tcMar>
           </w:tcPr>
           <w:p>
             <w:r>
               <w:rPr>
                 <w:rFonts w:ascii="Times New Roman" w:hAnsi="Times New Roman"/>
-                <w:b w:val="0"/>
+                <w:b/>
                 <w:i w:val="0"/>
                 <w:color w:val="000000"/>
                 <w:sz w:val="18"/>
               </w:rPr>
-              <w:t>____________________________________</w:t>
+              <w:t>PRATIK ATPADKAR</w:t>
             </w:r>
           </w:p>
         </w:tc>
@@ -548,10 +548,10 @@
               <w:right w:val="single" w:sz="4" w:space="0" w:color="000000"/>
             </w:tcBorders>
             <w:tcMar>
-              <w:top w:w="50" w:type="dxa"/>
-              <w:bottom w:w="50" w:type="dxa"/>
-              <w:left w:w="50" w:type="dxa"/>
-              <w:right w:w="50" w:type="dxa"/>
+              <w:top w:w="45" w:type="dxa"/>
+              <w:bottom w:w="45" w:type="dxa"/>
+              <w:left w:w="45" w:type="dxa"/>
+              <w:right w:w="45" w:type="dxa"/>
             </w:tcMar>
           </w:tcPr>
           <w:p>
@@ -566,7 +566,7 @@
                 <w:color w:val="000000"/>
                 <w:sz w:val="18"/>
               </w:rPr>
-              <w:t>VU4F2425-________</w:t>
+              <w:t>SE(IT) DIV :- A BATCH :- C</w:t>
             </w:r>
           </w:p>
         </w:tc>
@@ -582,10 +582,10 @@
               <w:right w:val="single" w:sz="4" w:space="0" w:color="000000"/>
             </w:tcBorders>
             <w:tcMar>
-              <w:top w:w="50" w:type="dxa"/>
-              <w:bottom w:w="50" w:type="dxa"/>
-              <w:left w:w="50" w:type="dxa"/>
-              <w:right w:w="50" w:type="dxa"/>
+              <w:top w:w="45" w:type="dxa"/>
+              <w:bottom w:w="45" w:type="dxa"/>
+              <w:left w:w="45" w:type="dxa"/>
+              <w:right w:w="45" w:type="dxa"/>
             </w:tcMar>
           </w:tcPr>
           <w:p>
@@ -614,10 +614,10 @@
               <w:right w:val="single" w:sz="4" w:space="0" w:color="000000"/>
             </w:tcBorders>
             <w:tcMar>
-              <w:top w:w="50" w:type="dxa"/>
-              <w:bottom w:w="50" w:type="dxa"/>
-              <w:left w:w="50" w:type="dxa"/>
-              <w:right w:w="50" w:type="dxa"/>
+              <w:top w:w="45" w:type="dxa"/>
+              <w:bottom w:w="45" w:type="dxa"/>
+              <w:left w:w="45" w:type="dxa"/>
+              <w:right w:w="45" w:type="dxa"/>
             </w:tcMar>
           </w:tcPr>
           <w:p>
@@ -632,7 +632,7 @@
                 <w:color w:val="000000"/>
                 <w:sz w:val="18"/>
               </w:rPr>
-              <w:t>____________</w:t>
+              <w:t>VU4F2526066</w:t>
             </w:r>
           </w:p>
         </w:tc>
@@ -646,22 +646,22 @@
               <w:right w:val="single" w:sz="4" w:space="0" w:color="000000"/>
             </w:tcBorders>
             <w:tcMar>
-              <w:top w:w="50" w:type="dxa"/>
-              <w:bottom w:w="50" w:type="dxa"/>
-              <w:left w:w="50" w:type="dxa"/>
-              <w:right w:w="50" w:type="dxa"/>
+              <w:top w:w="45" w:type="dxa"/>
+              <w:bottom w:w="45" w:type="dxa"/>
+              <w:left w:w="45" w:type="dxa"/>
+              <w:right w:w="45" w:type="dxa"/>
             </w:tcMar>
           </w:tcPr>
           <w:p>
             <w:r>
               <w:rPr>
                 <w:rFonts w:ascii="Times New Roman" w:hAnsi="Times New Roman"/>
-                <w:b w:val="0"/>
+                <w:b/>
                 <w:i w:val="0"/>
                 <w:color w:val="000000"/>
                 <w:sz w:val="18"/>
               </w:rPr>
-              <w:t>____________________________________</w:t>
+              <w:t>HARSH TIWAR</w:t>
             </w:r>
           </w:p>
         </w:tc>
@@ -675,10 +675,10 @@
               <w:right w:val="single" w:sz="4" w:space="0" w:color="000000"/>
             </w:tcBorders>
             <w:tcMar>
-              <w:top w:w="50" w:type="dxa"/>
-              <w:bottom w:w="50" w:type="dxa"/>
-              <w:left w:w="50" w:type="dxa"/>
-              <w:right w:w="50" w:type="dxa"/>
+              <w:top w:w="45" w:type="dxa"/>
+              <w:bottom w:w="45" w:type="dxa"/>
+              <w:left w:w="45" w:type="dxa"/>
+              <w:right w:w="45" w:type="dxa"/>
             </w:tcMar>
           </w:tcPr>
           <w:p>
@@ -693,7 +693,7 @@
                 <w:color w:val="000000"/>
                 <w:sz w:val="18"/>
               </w:rPr>
-              <w:t>VU4F2425-________</w:t>
+              <w:t>SE(IT) DIV :- A BATCH :- C</w:t>
             </w:r>
           </w:p>
         </w:tc>
@@ -709,10 +709,10 @@
               <w:right w:val="single" w:sz="4" w:space="0" w:color="000000"/>
             </w:tcBorders>
             <w:tcMar>
-              <w:top w:w="50" w:type="dxa"/>
-              <w:bottom w:w="50" w:type="dxa"/>
-              <w:left w:w="50" w:type="dxa"/>
-              <w:right w:w="50" w:type="dxa"/>
+              <w:top w:w="45" w:type="dxa"/>
+              <w:bottom w:w="45" w:type="dxa"/>
+              <w:left w:w="45" w:type="dxa"/>
+              <w:right w:w="45" w:type="dxa"/>
             </w:tcMar>
           </w:tcPr>
           <w:p>
@@ -741,10 +741,10 @@
               <w:right w:val="single" w:sz="4" w:space="0" w:color="000000"/>
             </w:tcBorders>
             <w:tcMar>
-              <w:top w:w="50" w:type="dxa"/>
-              <w:bottom w:w="50" w:type="dxa"/>
-              <w:left w:w="50" w:type="dxa"/>
-              <w:right w:w="50" w:type="dxa"/>
+              <w:top w:w="45" w:type="dxa"/>
+              <w:bottom w:w="45" w:type="dxa"/>
+              <w:left w:w="45" w:type="dxa"/>
+              <w:right w:w="45" w:type="dxa"/>
             </w:tcMar>
           </w:tcPr>
           <w:p>
@@ -759,7 +759,7 @@
                 <w:color w:val="000000"/>
                 <w:sz w:val="18"/>
               </w:rPr>
-              <w:t>____________</w:t>
+              <w:t>VU4F2526062</w:t>
             </w:r>
           </w:p>
         </w:tc>
@@ -773,22 +773,22 @@
               <w:right w:val="single" w:sz="4" w:space="0" w:color="000000"/>
             </w:tcBorders>
             <w:tcMar>
-              <w:top w:w="50" w:type="dxa"/>
-              <w:bottom w:w="50" w:type="dxa"/>
-              <w:left w:w="50" w:type="dxa"/>
-              <w:right w:w="50" w:type="dxa"/>
+              <w:top w:w="45" w:type="dxa"/>
+              <w:bottom w:w="45" w:type="dxa"/>
+              <w:left w:w="45" w:type="dxa"/>
+              <w:right w:w="45" w:type="dxa"/>
             </w:tcMar>
           </w:tcPr>
           <w:p>
             <w:r>
               <w:rPr>
                 <w:rFonts w:ascii="Times New Roman" w:hAnsi="Times New Roman"/>
-                <w:b w:val="0"/>
+                <w:b/>
                 <w:i w:val="0"/>
                 <w:color w:val="000000"/>
                 <w:sz w:val="18"/>
               </w:rPr>
-              <w:t>____________________________________</w:t>
+              <w:t>PARTH GADADHE</w:t>
             </w:r>
           </w:p>
         </w:tc>
@@ -802,10 +802,10 @@
               <w:right w:val="single" w:sz="4" w:space="0" w:color="000000"/>
             </w:tcBorders>
             <w:tcMar>
-              <w:top w:w="50" w:type="dxa"/>
-              <w:bottom w:w="50" w:type="dxa"/>
-              <w:left w:w="50" w:type="dxa"/>
-              <w:right w:w="50" w:type="dxa"/>
+              <w:top w:w="45" w:type="dxa"/>
+              <w:bottom w:w="45" w:type="dxa"/>
+              <w:left w:w="45" w:type="dxa"/>
+              <w:right w:w="45" w:type="dxa"/>
             </w:tcMar>
           </w:tcPr>
           <w:p>
@@ -820,134 +820,7 @@
                 <w:color w:val="000000"/>
                 <w:sz w:val="18"/>
               </w:rPr>
-              <w:t>VU4F2425-________</w:t>
-            </w:r>
-          </w:p>
-        </w:tc>
-      </w:tr>
-      <w:tr>
-        <w:tc>
-          <w:tcPr>
-            <w:tcW w:type="dxa" w:w="2412"/>
-            <w:tcBorders>
-              <w:top w:val="single" w:sz="4" w:space="0" w:color="000000"/>
-              <w:bottom w:val="single" w:sz="4" w:space="0" w:color="000000"/>
-              <w:left w:val="single" w:sz="4" w:space="0" w:color="000000"/>
-              <w:right w:val="single" w:sz="4" w:space="0" w:color="000000"/>
-            </w:tcBorders>
-            <w:tcMar>
-              <w:top w:w="50" w:type="dxa"/>
-              <w:bottom w:w="50" w:type="dxa"/>
-              <w:left w:w="50" w:type="dxa"/>
-              <w:right w:w="50" w:type="dxa"/>
-            </w:tcMar>
-          </w:tcPr>
-          <w:p>
-            <w:pPr>
-              <w:jc w:val="center"/>
-            </w:pPr>
-            <w:r>
-              <w:rPr>
-                <w:rFonts w:ascii="Times New Roman" w:hAnsi="Times New Roman"/>
-                <w:b w:val="0"/>
-                <w:i w:val="0"/>
-                <w:color w:val="000000"/>
-                <w:sz w:val="18"/>
-              </w:rPr>
-              <w:t>4</w:t>
-            </w:r>
-          </w:p>
-        </w:tc>
-        <w:tc>
-          <w:tcPr>
-            <w:tcW w:type="dxa" w:w="2412"/>
-            <w:tcBorders>
-              <w:top w:val="single" w:sz="4" w:space="0" w:color="000000"/>
-              <w:bottom w:val="single" w:sz="4" w:space="0" w:color="000000"/>
-              <w:left w:val="single" w:sz="4" w:space="0" w:color="000000"/>
-              <w:right w:val="single" w:sz="4" w:space="0" w:color="000000"/>
-            </w:tcBorders>
-            <w:tcMar>
-              <w:top w:w="50" w:type="dxa"/>
-              <w:bottom w:w="50" w:type="dxa"/>
-              <w:left w:w="50" w:type="dxa"/>
-              <w:right w:w="50" w:type="dxa"/>
-            </w:tcMar>
-          </w:tcPr>
-          <w:p>
-            <w:pPr>
-              <w:jc w:val="center"/>
-            </w:pPr>
-            <w:r>
-              <w:rPr>
-                <w:rFonts w:ascii="Times New Roman" w:hAnsi="Times New Roman"/>
-                <w:b w:val="0"/>
-                <w:i w:val="0"/>
-                <w:color w:val="000000"/>
-                <w:sz w:val="18"/>
-              </w:rPr>
-              <w:t>____________</w:t>
-            </w:r>
-          </w:p>
-        </w:tc>
-        <w:tc>
-          <w:tcPr>
-            <w:tcW w:type="dxa" w:w="2412"/>
-            <w:tcBorders>
-              <w:top w:val="single" w:sz="4" w:space="0" w:color="000000"/>
-              <w:bottom w:val="single" w:sz="4" w:space="0" w:color="000000"/>
-              <w:left w:val="single" w:sz="4" w:space="0" w:color="000000"/>
-              <w:right w:val="single" w:sz="4" w:space="0" w:color="000000"/>
-            </w:tcBorders>
-            <w:tcMar>
-              <w:top w:w="50" w:type="dxa"/>
-              <w:bottom w:w="50" w:type="dxa"/>
-              <w:left w:w="50" w:type="dxa"/>
-              <w:right w:w="50" w:type="dxa"/>
-            </w:tcMar>
-          </w:tcPr>
-          <w:p>
-            <w:r>
-              <w:rPr>
-                <w:rFonts w:ascii="Times New Roman" w:hAnsi="Times New Roman"/>
-                <w:b w:val="0"/>
-                <w:i w:val="0"/>
-                <w:color w:val="000000"/>
-                <w:sz w:val="18"/>
-              </w:rPr>
-              <w:t>____________________________________</w:t>
-            </w:r>
-          </w:p>
-        </w:tc>
-        <w:tc>
-          <w:tcPr>
-            <w:tcW w:type="dxa" w:w="2412"/>
-            <w:tcBorders>
-              <w:top w:val="single" w:sz="4" w:space="0" w:color="000000"/>
-              <w:bottom w:val="single" w:sz="4" w:space="0" w:color="000000"/>
-              <w:left w:val="single" w:sz="4" w:space="0" w:color="000000"/>
-              <w:right w:val="single" w:sz="4" w:space="0" w:color="000000"/>
-            </w:tcBorders>
-            <w:tcMar>
-              <w:top w:w="50" w:type="dxa"/>
-              <w:bottom w:w="50" w:type="dxa"/>
-              <w:left w:w="50" w:type="dxa"/>
-              <w:right w:w="50" w:type="dxa"/>
-            </w:tcMar>
-          </w:tcPr>
-          <w:p>
-            <w:pPr>
-              <w:jc w:val="center"/>
-            </w:pPr>
-            <w:r>
-              <w:rPr>
-                <w:rFonts w:ascii="Times New Roman" w:hAnsi="Times New Roman"/>
-                <w:b w:val="0"/>
-                <w:i w:val="0"/>
-                <w:color w:val="000000"/>
-                <w:sz w:val="18"/>
-              </w:rPr>
-              <w:t>VU4F2425-________</w:t>
+              <w:t>SE(IT) DIV :- A BATCH :- C</w:t>
             </w:r>
           </w:p>
         </w:tc>
@@ -980,10 +853,10 @@
               <w:right w:val="single" w:sz="4" w:space="0" w:color="000000"/>
             </w:tcBorders>
             <w:tcMar>
-              <w:top w:w="80" w:type="dxa"/>
-              <w:bottom w:w="80" w:type="dxa"/>
-              <w:left w:w="80" w:type="dxa"/>
-              <w:right w:w="80" w:type="dxa"/>
+              <w:top w:w="70" w:type="dxa"/>
+              <w:bottom w:w="70" w:type="dxa"/>
+              <w:left w:w="70" w:type="dxa"/>
+              <w:right w:w="70" w:type="dxa"/>
             </w:tcMar>
           </w:tcPr>
           <w:p>
@@ -997,9 +870,9 @@
               </w:rPr>
               <w:t>Project Guide:</w:t>
               <w:br/>
-              <w:t>Prof. __________________________________</w:t>
+              <w:t>Prof. Sonali Kharat</w:t>
               <w:br/>
-              <w:t>Assistant Professor / Associate Professor</w:t>
+              <w:t>Assistant Professor</w:t>
               <w:br/>
               <w:t>Department of Information Technology</w:t>
             </w:r>
@@ -1015,10 +888,10 @@
               <w:right w:val="single" w:sz="4" w:space="0" w:color="000000"/>
             </w:tcBorders>
             <w:tcMar>
-              <w:top w:w="80" w:type="dxa"/>
-              <w:bottom w:w="80" w:type="dxa"/>
-              <w:left w:w="80" w:type="dxa"/>
-              <w:right w:w="80" w:type="dxa"/>
+              <w:top w:w="70" w:type="dxa"/>
+              <w:bottom w:w="70" w:type="dxa"/>
+              <w:left w:w="70" w:type="dxa"/>
+              <w:right w:w="70" w:type="dxa"/>
             </w:tcMar>
           </w:tcPr>
           <w:p>
@@ -1032,7 +905,7 @@
               </w:rPr>
               <w:t>Head of Department:</w:t>
               <w:br/>
-              <w:t>Prof. / Dr. ____________________________</w:t>
+              <w:t>Dr. Pradip Mane</w:t>
               <w:br/>
               <w:t>Head of Department</w:t>
               <w:br/>
@@ -1182,6 +1055,27 @@
       </w:r>
     </w:p>
     <w:p>
+      <w:r>
+        <w:br w:type="page"/>
+      </w:r>
+    </w:p>
+    <w:p>
+      <w:pPr>
+        <w:spacing w:after="80" w:before="0" w:line="276" w:lineRule="auto"/>
+        <w:jc w:val="left"/>
+      </w:pPr>
+      <w:r>
+        <w:rPr>
+          <w:rFonts w:ascii="Times New Roman" w:hAnsi="Times New Roman"/>
+          <w:b/>
+          <w:i w:val="0"/>
+          <w:color w:val="000000"/>
+          <w:sz w:val="24"/>
+        </w:rPr>
+        <w:t>3. PROGRAM SPECIFIC OUTCOMES (PSO)</w:t>
+      </w:r>
+    </w:p>
+    <w:p>
       <w:pPr>
         <w:spacing w:after="200" w:before="0" w:line="276" w:lineRule="auto"/>
         <w:jc w:val="left"/>
@@ -1194,11 +1088,311 @@
           <w:color w:val="000000"/>
           <w:sz w:val="20"/>
         </w:rPr>
-        <w:t>Program Specific Outcomes (PSO):</w:t>
-        <w:br/>
         <w:t>• PSO 1: Apply core computer engineering concepts and software design principles to develop computing solutions.</w:t>
         <w:br/>
         <w:t>• PSO 2: Apply software engineering life cycle methodologies, modern programming environments, and secure systems to solve real-world problems.</w:t>
+      </w:r>
+    </w:p>
+    <w:p>
+      <w:pPr>
+        <w:spacing w:after="80" w:before="0" w:line="276" w:lineRule="auto"/>
+        <w:jc w:val="left"/>
+      </w:pPr>
+      <w:r>
+        <w:rPr>
+          <w:rFonts w:ascii="Times New Roman" w:hAnsi="Times New Roman"/>
+          <w:b/>
+          <w:i w:val="0"/>
+          <w:color w:val="000000"/>
+          <w:sz w:val="24"/>
+        </w:rPr>
+        <w:t>4. PROGRAM OUTCOMES (PO 1 to PO 11)</w:t>
+      </w:r>
+    </w:p>
+    <w:p>
+      <w:pPr>
+        <w:spacing w:after="60" w:before="0" w:line="276" w:lineRule="auto"/>
+        <w:jc w:val="left"/>
+      </w:pPr>
+      <w:r>
+        <w:rPr>
+          <w:rFonts w:ascii="Times New Roman" w:hAnsi="Times New Roman"/>
+          <w:b/>
+          <w:i w:val="0"/>
+          <w:color w:val="000000"/>
+          <w:sz w:val="19"/>
+        </w:rPr>
+        <w:t xml:space="preserve">• PO 1: Engineering Knowledge: </w:t>
+      </w:r>
+      <w:r>
+        <w:rPr>
+          <w:rFonts w:ascii="Times New Roman" w:hAnsi="Times New Roman"/>
+          <w:b w:val="0"/>
+          <w:i w:val="0"/>
+          <w:color w:val="000000"/>
+          <w:sz w:val="19"/>
+        </w:rPr>
+        <w:t>Apply mathematics, science, and engineering fundamentals to solve IT challenges.</w:t>
+      </w:r>
+    </w:p>
+    <w:p>
+      <w:pPr>
+        <w:spacing w:after="60" w:before="0" w:line="276" w:lineRule="auto"/>
+        <w:jc w:val="left"/>
+      </w:pPr>
+      <w:r>
+        <w:rPr>
+          <w:rFonts w:ascii="Times New Roman" w:hAnsi="Times New Roman"/>
+          <w:b/>
+          <w:i w:val="0"/>
+          <w:color w:val="000000"/>
+          <w:sz w:val="19"/>
+        </w:rPr>
+        <w:t xml:space="preserve">• PO 2: Problem Analysis: </w:t>
+      </w:r>
+      <w:r>
+        <w:rPr>
+          <w:rFonts w:ascii="Times New Roman" w:hAnsi="Times New Roman"/>
+          <w:b w:val="0"/>
+          <w:i w:val="0"/>
+          <w:color w:val="000000"/>
+          <w:sz w:val="19"/>
+        </w:rPr>
+        <w:t>Identify, formulate, and analyze complex engineering problems reaching substantiated conclusions.</w:t>
+      </w:r>
+    </w:p>
+    <w:p>
+      <w:pPr>
+        <w:spacing w:after="60" w:before="0" w:line="276" w:lineRule="auto"/>
+        <w:jc w:val="left"/>
+      </w:pPr>
+      <w:r>
+        <w:rPr>
+          <w:rFonts w:ascii="Times New Roman" w:hAnsi="Times New Roman"/>
+          <w:b/>
+          <w:i w:val="0"/>
+          <w:color w:val="000000"/>
+          <w:sz w:val="19"/>
+        </w:rPr>
+        <w:t xml:space="preserve">• PO 3: Design/Development of Solutions: </w:t>
+      </w:r>
+      <w:r>
+        <w:rPr>
+          <w:rFonts w:ascii="Times New Roman" w:hAnsi="Times New Roman"/>
+          <w:b w:val="0"/>
+          <w:i w:val="0"/>
+          <w:color w:val="000000"/>
+          <w:sz w:val="19"/>
+        </w:rPr>
+        <w:t>Design solutions for complex problems meeting societal, health, safety, and environmental considerations.</w:t>
+      </w:r>
+    </w:p>
+    <w:p>
+      <w:pPr>
+        <w:spacing w:after="60" w:before="0" w:line="276" w:lineRule="auto"/>
+        <w:jc w:val="left"/>
+      </w:pPr>
+      <w:r>
+        <w:rPr>
+          <w:rFonts w:ascii="Times New Roman" w:hAnsi="Times New Roman"/>
+          <w:b/>
+          <w:i w:val="0"/>
+          <w:color w:val="000000"/>
+          <w:sz w:val="19"/>
+        </w:rPr>
+        <w:t xml:space="preserve">• PO 4: Conduct Investigations: </w:t>
+      </w:r>
+      <w:r>
+        <w:rPr>
+          <w:rFonts w:ascii="Times New Roman" w:hAnsi="Times New Roman"/>
+          <w:b w:val="0"/>
+          <w:i w:val="0"/>
+          <w:color w:val="000000"/>
+          <w:sz w:val="19"/>
+        </w:rPr>
+        <w:t>Use research-based knowledge and methods including design of experiments to provide valid conclusions.</w:t>
+      </w:r>
+    </w:p>
+    <w:p>
+      <w:pPr>
+        <w:spacing w:after="60" w:before="0" w:line="276" w:lineRule="auto"/>
+        <w:jc w:val="left"/>
+      </w:pPr>
+      <w:r>
+        <w:rPr>
+          <w:rFonts w:ascii="Times New Roman" w:hAnsi="Times New Roman"/>
+          <w:b/>
+          <w:i w:val="0"/>
+          <w:color w:val="000000"/>
+          <w:sz w:val="19"/>
+        </w:rPr>
+        <w:t xml:space="preserve">• PO 5: Modern Tool Usage: </w:t>
+      </w:r>
+      <w:r>
+        <w:rPr>
+          <w:rFonts w:ascii="Times New Roman" w:hAnsi="Times New Roman"/>
+          <w:b w:val="0"/>
+          <w:i w:val="0"/>
+          <w:color w:val="000000"/>
+          <w:sz w:val="19"/>
+        </w:rPr>
+        <w:t>Create, select, and apply appropriate techniques, resources, and modern engineering and IT tools.</w:t>
+      </w:r>
+    </w:p>
+    <w:p>
+      <w:pPr>
+        <w:spacing w:after="60" w:before="0" w:line="276" w:lineRule="auto"/>
+        <w:jc w:val="left"/>
+      </w:pPr>
+      <w:r>
+        <w:rPr>
+          <w:rFonts w:ascii="Times New Roman" w:hAnsi="Times New Roman"/>
+          <w:b/>
+          <w:i w:val="0"/>
+          <w:color w:val="000000"/>
+          <w:sz w:val="19"/>
+        </w:rPr>
+        <w:t xml:space="preserve">• PO 6: The Engineer and Society: </w:t>
+      </w:r>
+      <w:r>
+        <w:rPr>
+          <w:rFonts w:ascii="Times New Roman" w:hAnsi="Times New Roman"/>
+          <w:b w:val="0"/>
+          <w:i w:val="0"/>
+          <w:color w:val="000000"/>
+          <w:sz w:val="19"/>
+        </w:rPr>
+        <w:t>Apply reasoning informed by contextual knowledge to assess societal, health, safety, and legal responsibilities.</w:t>
+      </w:r>
+    </w:p>
+    <w:p>
+      <w:pPr>
+        <w:spacing w:after="60" w:before="0" w:line="276" w:lineRule="auto"/>
+        <w:jc w:val="left"/>
+      </w:pPr>
+      <w:r>
+        <w:rPr>
+          <w:rFonts w:ascii="Times New Roman" w:hAnsi="Times New Roman"/>
+          <w:b/>
+          <w:i w:val="0"/>
+          <w:color w:val="000000"/>
+          <w:sz w:val="19"/>
+        </w:rPr>
+        <w:t xml:space="preserve">• PO 7: Environment and Sustainability: </w:t>
+      </w:r>
+      <w:r>
+        <w:rPr>
+          <w:rFonts w:ascii="Times New Roman" w:hAnsi="Times New Roman"/>
+          <w:b w:val="0"/>
+          <w:i w:val="0"/>
+          <w:color w:val="000000"/>
+          <w:sz w:val="19"/>
+        </w:rPr>
+        <w:t>Understand the impact of engineering solutions in societal and environmental contexts.</w:t>
+      </w:r>
+    </w:p>
+    <w:p>
+      <w:pPr>
+        <w:spacing w:after="60" w:before="0" w:line="276" w:lineRule="auto"/>
+        <w:jc w:val="left"/>
+      </w:pPr>
+      <w:r>
+        <w:rPr>
+          <w:rFonts w:ascii="Times New Roman" w:hAnsi="Times New Roman"/>
+          <w:b/>
+          <w:i w:val="0"/>
+          <w:color w:val="000000"/>
+          <w:sz w:val="19"/>
+        </w:rPr>
+        <w:t xml:space="preserve">• PO 8: Ethics: </w:t>
+      </w:r>
+      <w:r>
+        <w:rPr>
+          <w:rFonts w:ascii="Times New Roman" w:hAnsi="Times New Roman"/>
+          <w:b w:val="0"/>
+          <w:i w:val="0"/>
+          <w:color w:val="000000"/>
+          <w:sz w:val="19"/>
+        </w:rPr>
+        <w:t>Apply ethical principles and commit to professional ethics and responsibilities of engineering practice.</w:t>
+      </w:r>
+    </w:p>
+    <w:p>
+      <w:pPr>
+        <w:spacing w:after="60" w:before="0" w:line="276" w:lineRule="auto"/>
+        <w:jc w:val="left"/>
+      </w:pPr>
+      <w:r>
+        <w:rPr>
+          <w:rFonts w:ascii="Times New Roman" w:hAnsi="Times New Roman"/>
+          <w:b/>
+          <w:i w:val="0"/>
+          <w:color w:val="000000"/>
+          <w:sz w:val="19"/>
+        </w:rPr>
+        <w:t xml:space="preserve">• PO 9: Individual and Team Work: </w:t>
+      </w:r>
+      <w:r>
+        <w:rPr>
+          <w:rFonts w:ascii="Times New Roman" w:hAnsi="Times New Roman"/>
+          <w:b w:val="0"/>
+          <w:i w:val="0"/>
+          <w:color w:val="000000"/>
+          <w:sz w:val="19"/>
+        </w:rPr>
+        <w:t>Function effectively as an individual, and as a member or leader in diverse and multidisciplinary teams.</w:t>
+      </w:r>
+    </w:p>
+    <w:p>
+      <w:pPr>
+        <w:spacing w:after="60" w:before="0" w:line="276" w:lineRule="auto"/>
+        <w:jc w:val="left"/>
+      </w:pPr>
+      <w:r>
+        <w:rPr>
+          <w:rFonts w:ascii="Times New Roman" w:hAnsi="Times New Roman"/>
+          <w:b/>
+          <w:i w:val="0"/>
+          <w:color w:val="000000"/>
+          <w:sz w:val="19"/>
+        </w:rPr>
+        <w:t xml:space="preserve">• PO 10: Communication: </w:t>
+      </w:r>
+      <w:r>
+        <w:rPr>
+          <w:rFonts w:ascii="Times New Roman" w:hAnsi="Times New Roman"/>
+          <w:b w:val="0"/>
+          <w:i w:val="0"/>
+          <w:color w:val="000000"/>
+          <w:sz w:val="19"/>
+        </w:rPr>
+        <w:t>Communicate effectively on complex engineering activities with the engineering community and society.</w:t>
+      </w:r>
+    </w:p>
+    <w:p>
+      <w:pPr>
+        <w:spacing w:after="60" w:before="0" w:line="276" w:lineRule="auto"/>
+        <w:jc w:val="left"/>
+      </w:pPr>
+      <w:r>
+        <w:rPr>
+          <w:rFonts w:ascii="Times New Roman" w:hAnsi="Times New Roman"/>
+          <w:b/>
+          <w:i w:val="0"/>
+          <w:color w:val="000000"/>
+          <w:sz w:val="19"/>
+        </w:rPr>
+        <w:t xml:space="preserve">• PO 11: Project Management and Finance: </w:t>
+      </w:r>
+      <w:r>
+        <w:rPr>
+          <w:rFonts w:ascii="Times New Roman" w:hAnsi="Times New Roman"/>
+          <w:b w:val="0"/>
+          <w:i w:val="0"/>
+          <w:color w:val="000000"/>
+          <w:sz w:val="19"/>
+        </w:rPr>
+        <w:t>Demonstrate knowledge and understanding of engineering and management principles to manage projects.</w:t>
       </w:r>
     </w:p>
     <w:p>
@@ -1219,7 +1413,1375 @@
           <w:color w:val="000000"/>
           <w:sz w:val="24"/>
         </w:rPr>
-        <w:t>3. 13-WEEK PROJECT ACTIVITY SCHEDULE &amp; TIMELINE</w:t>
+        <w:t>5. PROGRAM OUTCOME 12 (PO 12) &amp; GRADUATE ATTRIBUTES</w:t>
+      </w:r>
+    </w:p>
+    <w:p>
+      <w:pPr>
+        <w:spacing w:after="120" w:before="0" w:line="276" w:lineRule="auto"/>
+        <w:jc w:val="left"/>
+      </w:pPr>
+      <w:r>
+        <w:rPr>
+          <w:rFonts w:ascii="Times New Roman" w:hAnsi="Times New Roman"/>
+          <w:b/>
+          <w:i w:val="0"/>
+          <w:color w:val="000000"/>
+          <w:sz w:val="20"/>
+        </w:rPr>
+        <w:t xml:space="preserve">• PO 12: Lifelong Learning: </w:t>
+      </w:r>
+      <w:r>
+        <w:rPr>
+          <w:rFonts w:ascii="Times New Roman" w:hAnsi="Times New Roman"/>
+          <w:b w:val="0"/>
+          <w:i w:val="0"/>
+          <w:color w:val="000000"/>
+          <w:sz w:val="20"/>
+        </w:rPr>
+        <w:t>Recognize the need for, and have the preparation and ability to engage in independent and life-long learning in the broadest context of technological change.</w:t>
+      </w:r>
+    </w:p>
+    <w:p>
+      <w:pPr>
+        <w:spacing w:after="80" w:before="200" w:line="276" w:lineRule="auto"/>
+        <w:jc w:val="left"/>
+      </w:pPr>
+      <w:r>
+        <w:rPr>
+          <w:rFonts w:ascii="Times New Roman" w:hAnsi="Times New Roman"/>
+          <w:b/>
+          <w:i w:val="0"/>
+          <w:color w:val="000000"/>
+          <w:sz w:val="22"/>
+        </w:rPr>
+        <w:t>Department Quality Objectives:</w:t>
+      </w:r>
+    </w:p>
+    <w:p>
+      <w:pPr>
+        <w:spacing w:after="200" w:before="0" w:line="276" w:lineRule="auto"/>
+        <w:jc w:val="left"/>
+      </w:pPr>
+      <w:r>
+        <w:rPr>
+          <w:rFonts w:ascii="Times New Roman" w:hAnsi="Times New Roman"/>
+          <w:b w:val="0"/>
+          <w:i w:val="0"/>
+          <w:color w:val="000000"/>
+          <w:sz w:val="20"/>
+        </w:rPr>
+        <w:t>1. To foster an industry-aligned technical environment promoting problem-solving and software development.</w:t>
+        <w:br/>
+        <w:t>2. To inculcate rigorous documentation, presentation, and laboratory reporting discipline in students.</w:t>
+        <w:br/>
+        <w:t>3. To ensure 100% adherence to project milestone reviews and continuous internal rubrics evaluation.</w:t>
+      </w:r>
+    </w:p>
+    <w:p>
+      <w:r>
+        <w:br w:type="page"/>
+      </w:r>
+    </w:p>
+    <w:p>
+      <w:pPr>
+        <w:spacing w:after="240" w:before="0" w:line="276" w:lineRule="auto"/>
+        <w:jc w:val="center"/>
+      </w:pPr>
+      <w:r>
+        <w:rPr>
+          <w:rFonts w:ascii="Times New Roman" w:hAnsi="Times New Roman"/>
+          <w:b/>
+          <w:i w:val="0"/>
+          <w:color w:val="000000"/>
+          <w:sz w:val="28"/>
+        </w:rPr>
+        <w:t>STUDENT INFORMATION SHEET</w:t>
+      </w:r>
+    </w:p>
+    <w:p>
+      <w:pPr>
+        <w:spacing w:after="200" w:before="0" w:line="276" w:lineRule="auto"/>
+        <w:jc w:val="left"/>
+      </w:pPr>
+      <w:r>
+        <w:rPr>
+          <w:rFonts w:ascii="Times New Roman" w:hAnsi="Times New Roman"/>
+          <w:b/>
+          <w:i w:val="0"/>
+          <w:color w:val="000000"/>
+          <w:sz w:val="22"/>
+        </w:rPr>
+        <w:t>Project Title: Campus Notify: Institutional Circular &amp; Announcement Management System</w:t>
+      </w:r>
+    </w:p>
+    <w:tbl>
+      <w:tblPr>
+        <w:tblW w:type="auto" w:w="0"/>
+        <w:jc w:val="center"/>
+        <w:tblLook w:firstColumn="1" w:firstRow="1" w:lastColumn="0" w:lastRow="0" w:noHBand="0" w:noVBand="1" w:val="04A0"/>
+      </w:tblPr>
+      <w:tblGrid>
+        <w:gridCol w:w="2412"/>
+        <w:gridCol w:w="2412"/>
+        <w:gridCol w:w="2412"/>
+        <w:gridCol w:w="2412"/>
+      </w:tblGrid>
+      <w:tr>
+        <w:tc>
+          <w:tcPr>
+            <w:tcW w:type="dxa" w:w="2412"/>
+            <w:tcBorders>
+              <w:top w:val="single" w:sz="4" w:space="0" w:color="000000"/>
+              <w:bottom w:val="single" w:sz="4" w:space="0" w:color="000000"/>
+              <w:left w:val="single" w:sz="4" w:space="0" w:color="000000"/>
+              <w:right w:val="single" w:sz="4" w:space="0" w:color="000000"/>
+            </w:tcBorders>
+            <w:tcMar>
+              <w:top w:w="60" w:type="dxa"/>
+              <w:bottom w:w="60" w:type="dxa"/>
+              <w:left w:w="60" w:type="dxa"/>
+              <w:right w:w="60" w:type="dxa"/>
+            </w:tcMar>
+          </w:tcPr>
+          <w:p>
+            <w:pPr>
+              <w:jc w:val="center"/>
+            </w:pPr>
+            <w:r>
+              <w:rPr>
+                <w:rFonts w:ascii="Times New Roman" w:hAnsi="Times New Roman"/>
+                <w:b/>
+                <w:i w:val="0"/>
+                <w:color w:val="000000"/>
+                <w:sz w:val="20"/>
+              </w:rPr>
+              <w:t>Field</w:t>
+            </w:r>
+          </w:p>
+        </w:tc>
+        <w:tc>
+          <w:tcPr>
+            <w:tcW w:type="dxa" w:w="2412"/>
+            <w:tcBorders>
+              <w:top w:val="single" w:sz="4" w:space="0" w:color="000000"/>
+              <w:bottom w:val="single" w:sz="4" w:space="0" w:color="000000"/>
+              <w:left w:val="single" w:sz="4" w:space="0" w:color="000000"/>
+              <w:right w:val="single" w:sz="4" w:space="0" w:color="000000"/>
+            </w:tcBorders>
+            <w:tcMar>
+              <w:top w:w="60" w:type="dxa"/>
+              <w:bottom w:w="60" w:type="dxa"/>
+              <w:left w:w="60" w:type="dxa"/>
+              <w:right w:w="60" w:type="dxa"/>
+            </w:tcMar>
+          </w:tcPr>
+          <w:p>
+            <w:pPr>
+              <w:jc w:val="center"/>
+            </w:pPr>
+            <w:r>
+              <w:rPr>
+                <w:rFonts w:ascii="Times New Roman" w:hAnsi="Times New Roman"/>
+                <w:b/>
+                <w:i w:val="0"/>
+                <w:color w:val="000000"/>
+                <w:sz w:val="20"/>
+              </w:rPr>
+              <w:t>Student 1</w:t>
+            </w:r>
+          </w:p>
+        </w:tc>
+        <w:tc>
+          <w:tcPr>
+            <w:tcW w:type="dxa" w:w="2412"/>
+            <w:tcBorders>
+              <w:top w:val="single" w:sz="4" w:space="0" w:color="000000"/>
+              <w:bottom w:val="single" w:sz="4" w:space="0" w:color="000000"/>
+              <w:left w:val="single" w:sz="4" w:space="0" w:color="000000"/>
+              <w:right w:val="single" w:sz="4" w:space="0" w:color="000000"/>
+            </w:tcBorders>
+            <w:tcMar>
+              <w:top w:w="60" w:type="dxa"/>
+              <w:bottom w:w="60" w:type="dxa"/>
+              <w:left w:w="60" w:type="dxa"/>
+              <w:right w:w="60" w:type="dxa"/>
+            </w:tcMar>
+          </w:tcPr>
+          <w:p>
+            <w:pPr>
+              <w:jc w:val="center"/>
+            </w:pPr>
+            <w:r>
+              <w:rPr>
+                <w:rFonts w:ascii="Times New Roman" w:hAnsi="Times New Roman"/>
+                <w:b/>
+                <w:i w:val="0"/>
+                <w:color w:val="000000"/>
+                <w:sz w:val="20"/>
+              </w:rPr>
+              <w:t>Student 2</w:t>
+            </w:r>
+          </w:p>
+        </w:tc>
+        <w:tc>
+          <w:tcPr>
+            <w:tcW w:type="dxa" w:w="2412"/>
+            <w:tcBorders>
+              <w:top w:val="single" w:sz="4" w:space="0" w:color="000000"/>
+              <w:bottom w:val="single" w:sz="4" w:space="0" w:color="000000"/>
+              <w:left w:val="single" w:sz="4" w:space="0" w:color="000000"/>
+              <w:right w:val="single" w:sz="4" w:space="0" w:color="000000"/>
+            </w:tcBorders>
+            <w:tcMar>
+              <w:top w:w="60" w:type="dxa"/>
+              <w:bottom w:w="60" w:type="dxa"/>
+              <w:left w:w="60" w:type="dxa"/>
+              <w:right w:w="60" w:type="dxa"/>
+            </w:tcMar>
+          </w:tcPr>
+          <w:p>
+            <w:pPr>
+              <w:jc w:val="center"/>
+            </w:pPr>
+            <w:r>
+              <w:rPr>
+                <w:rFonts w:ascii="Times New Roman" w:hAnsi="Times New Roman"/>
+                <w:b/>
+                <w:i w:val="0"/>
+                <w:color w:val="000000"/>
+                <w:sz w:val="20"/>
+              </w:rPr>
+              <w:t>Student 3</w:t>
+            </w:r>
+          </w:p>
+        </w:tc>
+      </w:tr>
+      <w:tr>
+        <w:tc>
+          <w:tcPr>
+            <w:tcW w:type="dxa" w:w="2412"/>
+            <w:tcBorders>
+              <w:top w:val="single" w:sz="4" w:space="0" w:color="000000"/>
+              <w:bottom w:val="single" w:sz="4" w:space="0" w:color="000000"/>
+              <w:left w:val="single" w:sz="4" w:space="0" w:color="000000"/>
+              <w:right w:val="single" w:sz="4" w:space="0" w:color="000000"/>
+            </w:tcBorders>
+            <w:tcMar>
+              <w:top w:w="50" w:type="dxa"/>
+              <w:bottom w:w="50" w:type="dxa"/>
+              <w:left w:w="50" w:type="dxa"/>
+              <w:right w:w="50" w:type="dxa"/>
+            </w:tcMar>
+          </w:tcPr>
+          <w:p>
+            <w:pPr>
+              <w:jc w:val="center"/>
+            </w:pPr>
+            <w:r>
+              <w:rPr>
+                <w:rFonts w:ascii="Times New Roman" w:hAnsi="Times New Roman"/>
+                <w:b/>
+                <w:i w:val="0"/>
+                <w:color w:val="000000"/>
+                <w:sz w:val="19"/>
+              </w:rPr>
+              <w:t>Student ID</w:t>
+            </w:r>
+          </w:p>
+        </w:tc>
+        <w:tc>
+          <w:tcPr>
+            <w:tcW w:type="dxa" w:w="2412"/>
+            <w:tcBorders>
+              <w:top w:val="single" w:sz="4" w:space="0" w:color="000000"/>
+              <w:bottom w:val="single" w:sz="4" w:space="0" w:color="000000"/>
+              <w:left w:val="single" w:sz="4" w:space="0" w:color="000000"/>
+              <w:right w:val="single" w:sz="4" w:space="0" w:color="000000"/>
+            </w:tcBorders>
+            <w:tcMar>
+              <w:top w:w="50" w:type="dxa"/>
+              <w:bottom w:w="50" w:type="dxa"/>
+              <w:left w:w="50" w:type="dxa"/>
+              <w:right w:w="50" w:type="dxa"/>
+            </w:tcMar>
+          </w:tcPr>
+          <w:p>
+            <w:r>
+              <w:rPr>
+                <w:rFonts w:ascii="Times New Roman" w:hAnsi="Times New Roman"/>
+                <w:b w:val="0"/>
+                <w:i w:val="0"/>
+                <w:color w:val="000000"/>
+                <w:sz w:val="19"/>
+              </w:rPr>
+              <w:t>VU4F2526072</w:t>
+            </w:r>
+          </w:p>
+        </w:tc>
+        <w:tc>
+          <w:tcPr>
+            <w:tcW w:type="dxa" w:w="2412"/>
+            <w:tcBorders>
+              <w:top w:val="single" w:sz="4" w:space="0" w:color="000000"/>
+              <w:bottom w:val="single" w:sz="4" w:space="0" w:color="000000"/>
+              <w:left w:val="single" w:sz="4" w:space="0" w:color="000000"/>
+              <w:right w:val="single" w:sz="4" w:space="0" w:color="000000"/>
+            </w:tcBorders>
+            <w:tcMar>
+              <w:top w:w="50" w:type="dxa"/>
+              <w:bottom w:w="50" w:type="dxa"/>
+              <w:left w:w="50" w:type="dxa"/>
+              <w:right w:w="50" w:type="dxa"/>
+            </w:tcMar>
+          </w:tcPr>
+          <w:p>
+            <w:pPr>
+              <w:jc w:val="center"/>
+            </w:pPr>
+            <w:r>
+              <w:rPr>
+                <w:rFonts w:ascii="Times New Roman" w:hAnsi="Times New Roman"/>
+                <w:b w:val="0"/>
+                <w:i w:val="0"/>
+                <w:color w:val="000000"/>
+                <w:sz w:val="19"/>
+              </w:rPr>
+              <w:t>VU4F2526066</w:t>
+            </w:r>
+          </w:p>
+        </w:tc>
+        <w:tc>
+          <w:tcPr>
+            <w:tcW w:type="dxa" w:w="2412"/>
+            <w:tcBorders>
+              <w:top w:val="single" w:sz="4" w:space="0" w:color="000000"/>
+              <w:bottom w:val="single" w:sz="4" w:space="0" w:color="000000"/>
+              <w:left w:val="single" w:sz="4" w:space="0" w:color="000000"/>
+              <w:right w:val="single" w:sz="4" w:space="0" w:color="000000"/>
+            </w:tcBorders>
+            <w:tcMar>
+              <w:top w:w="50" w:type="dxa"/>
+              <w:bottom w:w="50" w:type="dxa"/>
+              <w:left w:w="50" w:type="dxa"/>
+              <w:right w:w="50" w:type="dxa"/>
+            </w:tcMar>
+          </w:tcPr>
+          <w:p>
+            <w:pPr>
+              <w:jc w:val="center"/>
+            </w:pPr>
+            <w:r>
+              <w:rPr>
+                <w:rFonts w:ascii="Times New Roman" w:hAnsi="Times New Roman"/>
+                <w:b w:val="0"/>
+                <w:i w:val="0"/>
+                <w:color w:val="000000"/>
+                <w:sz w:val="19"/>
+              </w:rPr>
+              <w:t>VU4F2526062</w:t>
+            </w:r>
+          </w:p>
+        </w:tc>
+      </w:tr>
+      <w:tr>
+        <w:tc>
+          <w:tcPr>
+            <w:tcW w:type="dxa" w:w="2412"/>
+            <w:tcBorders>
+              <w:top w:val="single" w:sz="4" w:space="0" w:color="000000"/>
+              <w:bottom w:val="single" w:sz="4" w:space="0" w:color="000000"/>
+              <w:left w:val="single" w:sz="4" w:space="0" w:color="000000"/>
+              <w:right w:val="single" w:sz="4" w:space="0" w:color="000000"/>
+            </w:tcBorders>
+            <w:tcMar>
+              <w:top w:w="50" w:type="dxa"/>
+              <w:bottom w:w="50" w:type="dxa"/>
+              <w:left w:w="50" w:type="dxa"/>
+              <w:right w:w="50" w:type="dxa"/>
+            </w:tcMar>
+          </w:tcPr>
+          <w:p>
+            <w:r>
+              <w:rPr>
+                <w:rFonts w:ascii="Times New Roman" w:hAnsi="Times New Roman"/>
+                <w:b/>
+                <w:i w:val="0"/>
+                <w:color w:val="000000"/>
+                <w:sz w:val="19"/>
+              </w:rPr>
+              <w:t>Name</w:t>
+            </w:r>
+          </w:p>
+        </w:tc>
+        <w:tc>
+          <w:tcPr>
+            <w:tcW w:type="dxa" w:w="2412"/>
+            <w:tcBorders>
+              <w:top w:val="single" w:sz="4" w:space="0" w:color="000000"/>
+              <w:bottom w:val="single" w:sz="4" w:space="0" w:color="000000"/>
+              <w:left w:val="single" w:sz="4" w:space="0" w:color="000000"/>
+              <w:right w:val="single" w:sz="4" w:space="0" w:color="000000"/>
+            </w:tcBorders>
+            <w:tcMar>
+              <w:top w:w="50" w:type="dxa"/>
+              <w:bottom w:w="50" w:type="dxa"/>
+              <w:left w:w="50" w:type="dxa"/>
+              <w:right w:w="50" w:type="dxa"/>
+            </w:tcMar>
+          </w:tcPr>
+          <w:p>
+            <w:r>
+              <w:rPr>
+                <w:rFonts w:ascii="Times New Roman" w:hAnsi="Times New Roman"/>
+                <w:b/>
+                <w:i w:val="0"/>
+                <w:color w:val="000000"/>
+                <w:sz w:val="19"/>
+              </w:rPr>
+              <w:t>PRATIK ATPADKAR</w:t>
+            </w:r>
+          </w:p>
+        </w:tc>
+        <w:tc>
+          <w:tcPr>
+            <w:tcW w:type="dxa" w:w="2412"/>
+            <w:tcBorders>
+              <w:top w:val="single" w:sz="4" w:space="0" w:color="000000"/>
+              <w:bottom w:val="single" w:sz="4" w:space="0" w:color="000000"/>
+              <w:left w:val="single" w:sz="4" w:space="0" w:color="000000"/>
+              <w:right w:val="single" w:sz="4" w:space="0" w:color="000000"/>
+            </w:tcBorders>
+            <w:tcMar>
+              <w:top w:w="50" w:type="dxa"/>
+              <w:bottom w:w="50" w:type="dxa"/>
+              <w:left w:w="50" w:type="dxa"/>
+              <w:right w:w="50" w:type="dxa"/>
+            </w:tcMar>
+          </w:tcPr>
+          <w:p>
+            <w:r>
+              <w:rPr>
+                <w:rFonts w:ascii="Times New Roman" w:hAnsi="Times New Roman"/>
+                <w:b/>
+                <w:i w:val="0"/>
+                <w:color w:val="000000"/>
+                <w:sz w:val="19"/>
+              </w:rPr>
+              <w:t>HARSH TIWAR</w:t>
+            </w:r>
+          </w:p>
+        </w:tc>
+        <w:tc>
+          <w:tcPr>
+            <w:tcW w:type="dxa" w:w="2412"/>
+            <w:tcBorders>
+              <w:top w:val="single" w:sz="4" w:space="0" w:color="000000"/>
+              <w:bottom w:val="single" w:sz="4" w:space="0" w:color="000000"/>
+              <w:left w:val="single" w:sz="4" w:space="0" w:color="000000"/>
+              <w:right w:val="single" w:sz="4" w:space="0" w:color="000000"/>
+            </w:tcBorders>
+            <w:tcMar>
+              <w:top w:w="50" w:type="dxa"/>
+              <w:bottom w:w="50" w:type="dxa"/>
+              <w:left w:w="50" w:type="dxa"/>
+              <w:right w:w="50" w:type="dxa"/>
+            </w:tcMar>
+          </w:tcPr>
+          <w:p>
+            <w:r>
+              <w:rPr>
+                <w:rFonts w:ascii="Times New Roman" w:hAnsi="Times New Roman"/>
+                <w:b/>
+                <w:i w:val="0"/>
+                <w:color w:val="000000"/>
+                <w:sz w:val="19"/>
+              </w:rPr>
+              <w:t>PARTH GADADHE</w:t>
+            </w:r>
+          </w:p>
+        </w:tc>
+      </w:tr>
+      <w:tr>
+        <w:tc>
+          <w:tcPr>
+            <w:tcW w:type="dxa" w:w="2412"/>
+            <w:tcBorders>
+              <w:top w:val="single" w:sz="4" w:space="0" w:color="000000"/>
+              <w:bottom w:val="single" w:sz="4" w:space="0" w:color="000000"/>
+              <w:left w:val="single" w:sz="4" w:space="0" w:color="000000"/>
+              <w:right w:val="single" w:sz="4" w:space="0" w:color="000000"/>
+            </w:tcBorders>
+            <w:tcMar>
+              <w:top w:w="50" w:type="dxa"/>
+              <w:bottom w:w="50" w:type="dxa"/>
+              <w:left w:w="50" w:type="dxa"/>
+              <w:right w:w="50" w:type="dxa"/>
+            </w:tcMar>
+          </w:tcPr>
+          <w:p>
+            <w:pPr>
+              <w:jc w:val="center"/>
+            </w:pPr>
+            <w:r>
+              <w:rPr>
+                <w:rFonts w:ascii="Times New Roman" w:hAnsi="Times New Roman"/>
+                <w:b/>
+                <w:i w:val="0"/>
+                <w:color w:val="000000"/>
+                <w:sz w:val="19"/>
+              </w:rPr>
+              <w:t>Class with Division</w:t>
+            </w:r>
+          </w:p>
+        </w:tc>
+        <w:tc>
+          <w:tcPr>
+            <w:tcW w:type="dxa" w:w="2412"/>
+            <w:tcBorders>
+              <w:top w:val="single" w:sz="4" w:space="0" w:color="000000"/>
+              <w:bottom w:val="single" w:sz="4" w:space="0" w:color="000000"/>
+              <w:left w:val="single" w:sz="4" w:space="0" w:color="000000"/>
+              <w:right w:val="single" w:sz="4" w:space="0" w:color="000000"/>
+            </w:tcBorders>
+            <w:tcMar>
+              <w:top w:w="50" w:type="dxa"/>
+              <w:bottom w:w="50" w:type="dxa"/>
+              <w:left w:w="50" w:type="dxa"/>
+              <w:right w:w="50" w:type="dxa"/>
+            </w:tcMar>
+          </w:tcPr>
+          <w:p>
+            <w:r>
+              <w:rPr>
+                <w:rFonts w:ascii="Times New Roman" w:hAnsi="Times New Roman"/>
+                <w:b w:val="0"/>
+                <w:i w:val="0"/>
+                <w:color w:val="000000"/>
+                <w:sz w:val="19"/>
+              </w:rPr>
+              <w:t>SE(IT) DIV :- A BATCH :- C</w:t>
+            </w:r>
+          </w:p>
+        </w:tc>
+        <w:tc>
+          <w:tcPr>
+            <w:tcW w:type="dxa" w:w="2412"/>
+            <w:tcBorders>
+              <w:top w:val="single" w:sz="4" w:space="0" w:color="000000"/>
+              <w:bottom w:val="single" w:sz="4" w:space="0" w:color="000000"/>
+              <w:left w:val="single" w:sz="4" w:space="0" w:color="000000"/>
+              <w:right w:val="single" w:sz="4" w:space="0" w:color="000000"/>
+            </w:tcBorders>
+            <w:tcMar>
+              <w:top w:w="50" w:type="dxa"/>
+              <w:bottom w:w="50" w:type="dxa"/>
+              <w:left w:w="50" w:type="dxa"/>
+              <w:right w:w="50" w:type="dxa"/>
+            </w:tcMar>
+          </w:tcPr>
+          <w:p>
+            <w:pPr>
+              <w:jc w:val="center"/>
+            </w:pPr>
+            <w:r>
+              <w:rPr>
+                <w:rFonts w:ascii="Times New Roman" w:hAnsi="Times New Roman"/>
+                <w:b w:val="0"/>
+                <w:i w:val="0"/>
+                <w:color w:val="000000"/>
+                <w:sz w:val="19"/>
+              </w:rPr>
+              <w:t>SE(IT) DIV :- A BATCH :- C</w:t>
+            </w:r>
+          </w:p>
+        </w:tc>
+        <w:tc>
+          <w:tcPr>
+            <w:tcW w:type="dxa" w:w="2412"/>
+            <w:tcBorders>
+              <w:top w:val="single" w:sz="4" w:space="0" w:color="000000"/>
+              <w:bottom w:val="single" w:sz="4" w:space="0" w:color="000000"/>
+              <w:left w:val="single" w:sz="4" w:space="0" w:color="000000"/>
+              <w:right w:val="single" w:sz="4" w:space="0" w:color="000000"/>
+            </w:tcBorders>
+            <w:tcMar>
+              <w:top w:w="50" w:type="dxa"/>
+              <w:bottom w:w="50" w:type="dxa"/>
+              <w:left w:w="50" w:type="dxa"/>
+              <w:right w:w="50" w:type="dxa"/>
+            </w:tcMar>
+          </w:tcPr>
+          <w:p>
+            <w:pPr>
+              <w:jc w:val="center"/>
+            </w:pPr>
+            <w:r>
+              <w:rPr>
+                <w:rFonts w:ascii="Times New Roman" w:hAnsi="Times New Roman"/>
+                <w:b w:val="0"/>
+                <w:i w:val="0"/>
+                <w:color w:val="000000"/>
+                <w:sz w:val="19"/>
+              </w:rPr>
+              <w:t>SE(IT) DIV :- A BATCH :- C</w:t>
+            </w:r>
+          </w:p>
+        </w:tc>
+      </w:tr>
+      <w:tr>
+        <w:tc>
+          <w:tcPr>
+            <w:tcW w:type="dxa" w:w="2412"/>
+            <w:tcBorders>
+              <w:top w:val="single" w:sz="4" w:space="0" w:color="000000"/>
+              <w:bottom w:val="single" w:sz="4" w:space="0" w:color="000000"/>
+              <w:left w:val="single" w:sz="4" w:space="0" w:color="000000"/>
+              <w:right w:val="single" w:sz="4" w:space="0" w:color="000000"/>
+            </w:tcBorders>
+            <w:tcMar>
+              <w:top w:w="50" w:type="dxa"/>
+              <w:bottom w:w="50" w:type="dxa"/>
+              <w:left w:w="50" w:type="dxa"/>
+              <w:right w:w="50" w:type="dxa"/>
+            </w:tcMar>
+          </w:tcPr>
+          <w:p>
+            <w:pPr>
+              <w:jc w:val="center"/>
+            </w:pPr>
+            <w:r>
+              <w:rPr>
+                <w:rFonts w:ascii="Times New Roman" w:hAnsi="Times New Roman"/>
+                <w:b/>
+                <w:i w:val="0"/>
+                <w:color w:val="000000"/>
+                <w:sz w:val="19"/>
+              </w:rPr>
+              <w:t>Contact No.</w:t>
+            </w:r>
+          </w:p>
+        </w:tc>
+        <w:tc>
+          <w:tcPr>
+            <w:tcW w:type="dxa" w:w="2412"/>
+            <w:tcBorders>
+              <w:top w:val="single" w:sz="4" w:space="0" w:color="000000"/>
+              <w:bottom w:val="single" w:sz="4" w:space="0" w:color="000000"/>
+              <w:left w:val="single" w:sz="4" w:space="0" w:color="000000"/>
+              <w:right w:val="single" w:sz="4" w:space="0" w:color="000000"/>
+            </w:tcBorders>
+            <w:tcMar>
+              <w:top w:w="50" w:type="dxa"/>
+              <w:bottom w:w="50" w:type="dxa"/>
+              <w:left w:w="50" w:type="dxa"/>
+              <w:right w:w="50" w:type="dxa"/>
+            </w:tcMar>
+          </w:tcPr>
+          <w:p>
+            <w:r>
+              <w:rPr>
+                <w:rFonts w:ascii="Times New Roman" w:hAnsi="Times New Roman"/>
+                <w:b w:val="0"/>
+                <w:i w:val="0"/>
+                <w:color w:val="000000"/>
+                <w:sz w:val="19"/>
+              </w:rPr>
+              <w:t>7218680925</w:t>
+            </w:r>
+          </w:p>
+        </w:tc>
+        <w:tc>
+          <w:tcPr>
+            <w:tcW w:type="dxa" w:w="2412"/>
+            <w:tcBorders>
+              <w:top w:val="single" w:sz="4" w:space="0" w:color="000000"/>
+              <w:bottom w:val="single" w:sz="4" w:space="0" w:color="000000"/>
+              <w:left w:val="single" w:sz="4" w:space="0" w:color="000000"/>
+              <w:right w:val="single" w:sz="4" w:space="0" w:color="000000"/>
+            </w:tcBorders>
+            <w:tcMar>
+              <w:top w:w="50" w:type="dxa"/>
+              <w:bottom w:w="50" w:type="dxa"/>
+              <w:left w:w="50" w:type="dxa"/>
+              <w:right w:w="50" w:type="dxa"/>
+            </w:tcMar>
+          </w:tcPr>
+          <w:p>
+            <w:pPr>
+              <w:jc w:val="center"/>
+            </w:pPr>
+            <w:r>
+              <w:rPr>
+                <w:rFonts w:ascii="Times New Roman" w:hAnsi="Times New Roman"/>
+                <w:b w:val="0"/>
+                <w:i w:val="0"/>
+                <w:color w:val="000000"/>
+                <w:sz w:val="19"/>
+              </w:rPr>
+              <w:t>9168494412</w:t>
+            </w:r>
+          </w:p>
+        </w:tc>
+        <w:tc>
+          <w:tcPr>
+            <w:tcW w:type="dxa" w:w="2412"/>
+            <w:tcBorders>
+              <w:top w:val="single" w:sz="4" w:space="0" w:color="000000"/>
+              <w:bottom w:val="single" w:sz="4" w:space="0" w:color="000000"/>
+              <w:left w:val="single" w:sz="4" w:space="0" w:color="000000"/>
+              <w:right w:val="single" w:sz="4" w:space="0" w:color="000000"/>
+            </w:tcBorders>
+            <w:tcMar>
+              <w:top w:w="50" w:type="dxa"/>
+              <w:bottom w:w="50" w:type="dxa"/>
+              <w:left w:w="50" w:type="dxa"/>
+              <w:right w:w="50" w:type="dxa"/>
+            </w:tcMar>
+          </w:tcPr>
+          <w:p>
+            <w:pPr>
+              <w:jc w:val="center"/>
+            </w:pPr>
+            <w:r>
+              <w:rPr>
+                <w:rFonts w:ascii="Times New Roman" w:hAnsi="Times New Roman"/>
+                <w:b w:val="0"/>
+                <w:i w:val="0"/>
+                <w:color w:val="000000"/>
+                <w:sz w:val="19"/>
+              </w:rPr>
+              <w:t>8180054760</w:t>
+            </w:r>
+          </w:p>
+        </w:tc>
+      </w:tr>
+      <w:tr>
+        <w:tc>
+          <w:tcPr>
+            <w:tcW w:type="dxa" w:w="2412"/>
+            <w:tcBorders>
+              <w:top w:val="single" w:sz="4" w:space="0" w:color="000000"/>
+              <w:bottom w:val="single" w:sz="4" w:space="0" w:color="000000"/>
+              <w:left w:val="single" w:sz="4" w:space="0" w:color="000000"/>
+              <w:right w:val="single" w:sz="4" w:space="0" w:color="000000"/>
+            </w:tcBorders>
+            <w:tcMar>
+              <w:top w:w="50" w:type="dxa"/>
+              <w:bottom w:w="50" w:type="dxa"/>
+              <w:left w:w="50" w:type="dxa"/>
+              <w:right w:w="50" w:type="dxa"/>
+            </w:tcMar>
+          </w:tcPr>
+          <w:p>
+            <w:r>
+              <w:rPr>
+                <w:rFonts w:ascii="Times New Roman" w:hAnsi="Times New Roman"/>
+                <w:b/>
+                <w:i w:val="0"/>
+                <w:color w:val="000000"/>
+                <w:sz w:val="19"/>
+              </w:rPr>
+              <w:t>E-mail</w:t>
+            </w:r>
+          </w:p>
+        </w:tc>
+        <w:tc>
+          <w:tcPr>
+            <w:tcW w:type="dxa" w:w="2412"/>
+            <w:tcBorders>
+              <w:top w:val="single" w:sz="4" w:space="0" w:color="000000"/>
+              <w:bottom w:val="single" w:sz="4" w:space="0" w:color="000000"/>
+              <w:left w:val="single" w:sz="4" w:space="0" w:color="000000"/>
+              <w:right w:val="single" w:sz="4" w:space="0" w:color="000000"/>
+            </w:tcBorders>
+            <w:tcMar>
+              <w:top w:w="50" w:type="dxa"/>
+              <w:bottom w:w="50" w:type="dxa"/>
+              <w:left w:w="50" w:type="dxa"/>
+              <w:right w:w="50" w:type="dxa"/>
+            </w:tcMar>
+          </w:tcPr>
+          <w:p>
+            <w:r>
+              <w:rPr>
+                <w:rFonts w:ascii="Times New Roman" w:hAnsi="Times New Roman"/>
+                <w:b w:val="0"/>
+                <w:i w:val="0"/>
+                <w:color w:val="000000"/>
+                <w:sz w:val="19"/>
+              </w:rPr>
+              <w:t>vu4f2526072@pvppcoe.ac.in</w:t>
+            </w:r>
+          </w:p>
+        </w:tc>
+        <w:tc>
+          <w:tcPr>
+            <w:tcW w:type="dxa" w:w="2412"/>
+            <w:tcBorders>
+              <w:top w:val="single" w:sz="4" w:space="0" w:color="000000"/>
+              <w:bottom w:val="single" w:sz="4" w:space="0" w:color="000000"/>
+              <w:left w:val="single" w:sz="4" w:space="0" w:color="000000"/>
+              <w:right w:val="single" w:sz="4" w:space="0" w:color="000000"/>
+            </w:tcBorders>
+            <w:tcMar>
+              <w:top w:w="50" w:type="dxa"/>
+              <w:bottom w:w="50" w:type="dxa"/>
+              <w:left w:w="50" w:type="dxa"/>
+              <w:right w:w="50" w:type="dxa"/>
+            </w:tcMar>
+          </w:tcPr>
+          <w:p>
+            <w:r>
+              <w:rPr>
+                <w:rFonts w:ascii="Times New Roman" w:hAnsi="Times New Roman"/>
+                <w:b w:val="0"/>
+                <w:i w:val="0"/>
+                <w:color w:val="000000"/>
+                <w:sz w:val="19"/>
+              </w:rPr>
+              <w:t>vu4f2526066@pvppcoe.ac.in</w:t>
+            </w:r>
+          </w:p>
+        </w:tc>
+        <w:tc>
+          <w:tcPr>
+            <w:tcW w:type="dxa" w:w="2412"/>
+            <w:tcBorders>
+              <w:top w:val="single" w:sz="4" w:space="0" w:color="000000"/>
+              <w:bottom w:val="single" w:sz="4" w:space="0" w:color="000000"/>
+              <w:left w:val="single" w:sz="4" w:space="0" w:color="000000"/>
+              <w:right w:val="single" w:sz="4" w:space="0" w:color="000000"/>
+            </w:tcBorders>
+            <w:tcMar>
+              <w:top w:w="50" w:type="dxa"/>
+              <w:bottom w:w="50" w:type="dxa"/>
+              <w:left w:w="50" w:type="dxa"/>
+              <w:right w:w="50" w:type="dxa"/>
+            </w:tcMar>
+          </w:tcPr>
+          <w:p>
+            <w:r>
+              <w:rPr>
+                <w:rFonts w:ascii="Times New Roman" w:hAnsi="Times New Roman"/>
+                <w:b w:val="0"/>
+                <w:i w:val="0"/>
+                <w:color w:val="000000"/>
+                <w:sz w:val="19"/>
+              </w:rPr>
+              <w:t>vu4f2526062@pvppcoe.ac.in</w:t>
+            </w:r>
+          </w:p>
+        </w:tc>
+      </w:tr>
+      <w:tr>
+        <w:tc>
+          <w:tcPr>
+            <w:tcW w:type="dxa" w:w="2412"/>
+            <w:tcBorders>
+              <w:top w:val="single" w:sz="4" w:space="0" w:color="000000"/>
+              <w:bottom w:val="single" w:sz="4" w:space="0" w:color="000000"/>
+              <w:left w:val="single" w:sz="4" w:space="0" w:color="000000"/>
+              <w:right w:val="single" w:sz="4" w:space="0" w:color="000000"/>
+            </w:tcBorders>
+            <w:tcMar>
+              <w:top w:w="50" w:type="dxa"/>
+              <w:bottom w:w="50" w:type="dxa"/>
+              <w:left w:w="50" w:type="dxa"/>
+              <w:right w:w="50" w:type="dxa"/>
+            </w:tcMar>
+          </w:tcPr>
+          <w:p>
+            <w:r>
+              <w:rPr>
+                <w:rFonts w:ascii="Times New Roman" w:hAnsi="Times New Roman"/>
+                <w:b/>
+                <w:i w:val="0"/>
+                <w:color w:val="000000"/>
+                <w:sz w:val="19"/>
+              </w:rPr>
+              <w:t>Address</w:t>
+            </w:r>
+          </w:p>
+        </w:tc>
+        <w:tc>
+          <w:tcPr>
+            <w:tcW w:type="dxa" w:w="2412"/>
+            <w:tcBorders>
+              <w:top w:val="single" w:sz="4" w:space="0" w:color="000000"/>
+              <w:bottom w:val="single" w:sz="4" w:space="0" w:color="000000"/>
+              <w:left w:val="single" w:sz="4" w:space="0" w:color="000000"/>
+              <w:right w:val="single" w:sz="4" w:space="0" w:color="000000"/>
+            </w:tcBorders>
+            <w:tcMar>
+              <w:top w:w="50" w:type="dxa"/>
+              <w:bottom w:w="50" w:type="dxa"/>
+              <w:left w:w="50" w:type="dxa"/>
+              <w:right w:w="50" w:type="dxa"/>
+            </w:tcMar>
+          </w:tcPr>
+          <w:p>
+            <w:r>
+              <w:rPr>
+                <w:rFonts w:ascii="Times New Roman" w:hAnsi="Times New Roman"/>
+                <w:b w:val="0"/>
+                <w:i w:val="0"/>
+                <w:color w:val="000000"/>
+                <w:sz w:val="19"/>
+              </w:rPr>
+              <w:t>VPPCOE &amp; VA, Sion, Mumbai - 400022</w:t>
+            </w:r>
+          </w:p>
+        </w:tc>
+        <w:tc>
+          <w:tcPr>
+            <w:tcW w:type="dxa" w:w="2412"/>
+            <w:tcBorders>
+              <w:top w:val="single" w:sz="4" w:space="0" w:color="000000"/>
+              <w:bottom w:val="single" w:sz="4" w:space="0" w:color="000000"/>
+              <w:left w:val="single" w:sz="4" w:space="0" w:color="000000"/>
+              <w:right w:val="single" w:sz="4" w:space="0" w:color="000000"/>
+            </w:tcBorders>
+            <w:tcMar>
+              <w:top w:w="50" w:type="dxa"/>
+              <w:bottom w:w="50" w:type="dxa"/>
+              <w:left w:w="50" w:type="dxa"/>
+              <w:right w:w="50" w:type="dxa"/>
+            </w:tcMar>
+          </w:tcPr>
+          <w:p>
+            <w:r>
+              <w:rPr>
+                <w:rFonts w:ascii="Times New Roman" w:hAnsi="Times New Roman"/>
+                <w:b w:val="0"/>
+                <w:i w:val="0"/>
+                <w:color w:val="000000"/>
+                <w:sz w:val="19"/>
+              </w:rPr>
+              <w:t>VPPCOE &amp; VA, Sion, Mumbai - 400022</w:t>
+            </w:r>
+          </w:p>
+        </w:tc>
+        <w:tc>
+          <w:tcPr>
+            <w:tcW w:type="dxa" w:w="2412"/>
+            <w:tcBorders>
+              <w:top w:val="single" w:sz="4" w:space="0" w:color="000000"/>
+              <w:bottom w:val="single" w:sz="4" w:space="0" w:color="000000"/>
+              <w:left w:val="single" w:sz="4" w:space="0" w:color="000000"/>
+              <w:right w:val="single" w:sz="4" w:space="0" w:color="000000"/>
+            </w:tcBorders>
+            <w:tcMar>
+              <w:top w:w="50" w:type="dxa"/>
+              <w:bottom w:w="50" w:type="dxa"/>
+              <w:left w:w="50" w:type="dxa"/>
+              <w:right w:w="50" w:type="dxa"/>
+            </w:tcMar>
+          </w:tcPr>
+          <w:p>
+            <w:r>
+              <w:rPr>
+                <w:rFonts w:ascii="Times New Roman" w:hAnsi="Times New Roman"/>
+                <w:b w:val="0"/>
+                <w:i w:val="0"/>
+                <w:color w:val="000000"/>
+                <w:sz w:val="19"/>
+              </w:rPr>
+              <w:t>VPPCOE &amp; VA, Sion, Mumbai - 400022</w:t>
+            </w:r>
+          </w:p>
+        </w:tc>
+      </w:tr>
+    </w:tbl>
+    <w:p>
+      <w:r>
+        <w:br w:type="page"/>
+      </w:r>
+    </w:p>
+    <w:p>
+      <w:pPr>
+        <w:spacing w:after="320" w:before="0" w:line="276" w:lineRule="auto"/>
+        <w:jc w:val="center"/>
+      </w:pPr>
+      <w:r>
+        <w:rPr>
+          <w:rFonts w:ascii="Times New Roman" w:hAnsi="Times New Roman"/>
+          <w:b/>
+          <w:i w:val="0"/>
+          <w:color w:val="000000"/>
+          <w:sz w:val="28"/>
+        </w:rPr>
+        <w:t>INSTRUCTIONS TO STUDENTS</w:t>
+      </w:r>
+    </w:p>
+    <w:p>
+      <w:pPr>
+        <w:spacing w:after="240" w:before="0" w:line="276" w:lineRule="auto"/>
+        <w:jc w:val="left"/>
+      </w:pPr>
+      <w:r>
+        <w:rPr>
+          <w:rFonts w:ascii="Times New Roman" w:hAnsi="Times New Roman"/>
+          <w:b w:val="0"/>
+          <w:i w:val="0"/>
+          <w:color w:val="000000"/>
+          <w:sz w:val="22"/>
+        </w:rPr>
+        <w:t>1.  The logbook must be submitted to the Project Guide or Co-Guide for verification and evaluation of project activities at least once in a week.</w:t>
+      </w:r>
+    </w:p>
+    <w:p>
+      <w:pPr>
+        <w:spacing w:after="240" w:before="0" w:line="276" w:lineRule="auto"/>
+        <w:jc w:val="left"/>
+      </w:pPr>
+      <w:r>
+        <w:rPr>
+          <w:rFonts w:ascii="Times New Roman" w:hAnsi="Times New Roman"/>
+          <w:b w:val="0"/>
+          <w:i w:val="0"/>
+          <w:color w:val="000000"/>
+          <w:sz w:val="22"/>
+        </w:rPr>
+        <w:t>2.  Log book duly signed by guide must be submitted along with the final project report for evaluation at the end of the semester to the department.</w:t>
+      </w:r>
+    </w:p>
+    <w:p>
+      <w:pPr>
+        <w:spacing w:after="240" w:before="0" w:line="276" w:lineRule="auto"/>
+        <w:jc w:val="left"/>
+      </w:pPr>
+      <w:r>
+        <w:rPr>
+          <w:rFonts w:ascii="Times New Roman" w:hAnsi="Times New Roman"/>
+          <w:b w:val="0"/>
+          <w:i w:val="0"/>
+          <w:color w:val="000000"/>
+          <w:sz w:val="22"/>
+        </w:rPr>
+        <w:t>3.  All team members must actively maintain individual records of work assigned, design decisions taken, and modules developed.</w:t>
+      </w:r>
+    </w:p>
+    <w:p>
+      <w:pPr>
+        <w:spacing w:after="240" w:before="0" w:line="276" w:lineRule="auto"/>
+        <w:jc w:val="left"/>
+      </w:pPr>
+      <w:r>
+        <w:rPr>
+          <w:rFonts w:ascii="Times New Roman" w:hAnsi="Times New Roman"/>
+          <w:b w:val="0"/>
+          <w:i w:val="0"/>
+          <w:color w:val="000000"/>
+          <w:sz w:val="22"/>
+        </w:rPr>
+        <w:t>4.  Regular attendance and active participation in laboratory sessions are mandatory as per University of Mumbai academic guidelines.</w:t>
+      </w:r>
+    </w:p>
+    <w:p>
+      <w:pPr>
+        <w:spacing w:after="240" w:before="0" w:line="276" w:lineRule="auto"/>
+        <w:jc w:val="left"/>
+      </w:pPr>
+      <w:r>
+        <w:rPr>
+          <w:rFonts w:ascii="Times New Roman" w:hAnsi="Times New Roman"/>
+          <w:b w:val="0"/>
+          <w:i w:val="0"/>
+          <w:color w:val="000000"/>
+          <w:sz w:val="22"/>
+        </w:rPr>
+        <w:t>5.  Any change in project scope, tools, or design architecture must be approved in writing by the Project Guide before implementation.</w:t>
+      </w:r>
+    </w:p>
+    <w:p>
+      <w:r>
+        <w:br w:type="page"/>
+      </w:r>
+    </w:p>
+    <w:p>
+      <w:pPr>
+        <w:spacing w:after="320" w:before="0" w:line="276" w:lineRule="auto"/>
+        <w:jc w:val="center"/>
+      </w:pPr>
+      <w:r>
+        <w:rPr>
+          <w:rFonts w:ascii="Times New Roman" w:hAnsi="Times New Roman"/>
+          <w:b/>
+          <w:i w:val="0"/>
+          <w:color w:val="000000"/>
+          <w:sz w:val="28"/>
+        </w:rPr>
+        <w:t>DECLARATION</w:t>
+      </w:r>
+    </w:p>
+    <w:p>
+      <w:pPr>
+        <w:spacing w:after="480" w:before="0" w:line="276" w:lineRule="auto"/>
+        <w:jc w:val="left"/>
+      </w:pPr>
+      <w:r>
+        <w:rPr>
+          <w:rFonts w:ascii="Times New Roman" w:hAnsi="Times New Roman"/>
+          <w:b w:val="0"/>
+          <w:i w:val="0"/>
+          <w:color w:val="000000"/>
+          <w:sz w:val="22"/>
+        </w:rPr>
+        <w:t>We declare that this project represents our ideas in our own words without plagiarism and wherever others' ideas or words have been included, we have adequately cited and referenced the original sources. We also declare that we have adhered to all principles of academic honesty and integrity and have not misrepresented or fabricated or falsified any idea/data/fact/source in our project work. We promise to maintain minimum 75% attendance, as per the University of Mumbai norms. We understand that any violation of the above will be cause for disciplinary action by the Institute.</w:t>
+      </w:r>
+    </w:p>
+    <w:p>
+      <w:pPr>
+        <w:spacing w:after="280" w:before="0" w:line="276" w:lineRule="auto"/>
+        <w:jc w:val="left"/>
+      </w:pPr>
+      <w:r>
+        <w:rPr>
+          <w:rFonts w:ascii="Times New Roman" w:hAnsi="Times New Roman"/>
+          <w:b/>
+          <w:i w:val="0"/>
+          <w:color w:val="000000"/>
+          <w:sz w:val="22"/>
+        </w:rPr>
+        <w:t>Yours Faithfully,</w:t>
+      </w:r>
+    </w:p>
+    <w:p>
+      <w:pPr>
+        <w:spacing w:after="200" w:before="0" w:line="276" w:lineRule="auto"/>
+        <w:jc w:val="left"/>
+      </w:pPr>
+      <w:r>
+        <w:rPr>
+          <w:rFonts w:ascii="Times New Roman" w:hAnsi="Times New Roman"/>
+          <w:b w:val="0"/>
+          <w:i w:val="0"/>
+          <w:color w:val="000000"/>
+          <w:sz w:val="22"/>
+        </w:rPr>
+        <w:t>1. ________________________________________ (PRATIK ATPADKAR - VU4F2526072)</w:t>
+      </w:r>
+    </w:p>
+    <w:p>
+      <w:pPr>
+        <w:spacing w:after="200" w:before="0" w:line="276" w:lineRule="auto"/>
+        <w:jc w:val="left"/>
+      </w:pPr>
+      <w:r>
+        <w:rPr>
+          <w:rFonts w:ascii="Times New Roman" w:hAnsi="Times New Roman"/>
+          <w:b w:val="0"/>
+          <w:i w:val="0"/>
+          <w:color w:val="000000"/>
+          <w:sz w:val="22"/>
+        </w:rPr>
+        <w:t>2. ________________________________________ (HARSH TIWAR - VU4F2526066)</w:t>
+      </w:r>
+    </w:p>
+    <w:p>
+      <w:pPr>
+        <w:spacing w:after="320" w:before="0" w:line="276" w:lineRule="auto"/>
+        <w:jc w:val="left"/>
+      </w:pPr>
+      <w:r>
+        <w:rPr>
+          <w:rFonts w:ascii="Times New Roman" w:hAnsi="Times New Roman"/>
+          <w:b w:val="0"/>
+          <w:i w:val="0"/>
+          <w:color w:val="000000"/>
+          <w:sz w:val="22"/>
+        </w:rPr>
+        <w:t>3. ________________________________________ (PARTH GADADHE - VU4F2526062)</w:t>
+      </w:r>
+    </w:p>
+    <w:p>
+      <w:pPr>
+        <w:spacing w:after="120" w:before="0" w:line="276" w:lineRule="auto"/>
+        <w:jc w:val="left"/>
+      </w:pPr>
+      <w:r>
+        <w:rPr>
+          <w:rFonts w:ascii="Times New Roman" w:hAnsi="Times New Roman"/>
+          <w:b/>
+          <w:i w:val="0"/>
+          <w:color w:val="000000"/>
+          <w:sz w:val="22"/>
+        </w:rPr>
+        <w:t>(Date &amp; Signatures of Students)</w:t>
+      </w:r>
+    </w:p>
+    <w:p>
+      <w:r>
+        <w:br w:type="page"/>
+      </w:r>
+    </w:p>
+    <w:p>
+      <w:pPr>
+        <w:spacing w:after="320" w:before="0" w:line="276" w:lineRule="auto"/>
+        <w:jc w:val="center"/>
+      </w:pPr>
+      <w:r>
+        <w:rPr>
+          <w:rFonts w:ascii="Times New Roman" w:hAnsi="Times New Roman"/>
+          <w:b/>
+          <w:i w:val="0"/>
+          <w:color w:val="000000"/>
+          <w:sz w:val="28"/>
+        </w:rPr>
+        <w:t>LETTER OF ACCEPTANCE</w:t>
+      </w:r>
+    </w:p>
+    <w:p>
+      <w:pPr>
+        <w:spacing w:after="200" w:before="0" w:line="276" w:lineRule="auto"/>
+        <w:jc w:val="left"/>
+      </w:pPr>
+      <w:r>
+        <w:rPr>
+          <w:rFonts w:ascii="Times New Roman" w:hAnsi="Times New Roman"/>
+          <w:b w:val="0"/>
+          <w:i w:val="0"/>
+          <w:color w:val="000000"/>
+          <w:sz w:val="22"/>
+        </w:rPr>
+        <w:t>I undersigned, Prof. Sonali Kharat, working in the Department of Information Technology, am willing to guide the project titled:</w:t>
+      </w:r>
+    </w:p>
+    <w:p>
+      <w:pPr>
+        <w:spacing w:after="240" w:before="0" w:line="276" w:lineRule="auto"/>
+        <w:jc w:val="center"/>
+      </w:pPr>
+      <w:r>
+        <w:rPr>
+          <w:rFonts w:ascii="Times New Roman" w:hAnsi="Times New Roman"/>
+          <w:b/>
+          <w:i w:val="0"/>
+          <w:color w:val="000000"/>
+          <w:sz w:val="24"/>
+        </w:rPr>
+        <w:t>"Campus Notify: Institutional Circular &amp; Announcement Management System"</w:t>
+      </w:r>
+    </w:p>
+    <w:p>
+      <w:pPr>
+        <w:spacing w:after="480" w:before="0" w:line="276" w:lineRule="auto"/>
+        <w:jc w:val="left"/>
+      </w:pPr>
+      <w:r>
+        <w:rPr>
+          <w:rFonts w:ascii="Times New Roman" w:hAnsi="Times New Roman"/>
+          <w:b w:val="0"/>
+          <w:i w:val="0"/>
+          <w:color w:val="000000"/>
+          <w:sz w:val="22"/>
+        </w:rPr>
+        <w:t>for the Course Mini Project – 1 A: Semester III for the Academic Year 2025–2026.</w:t>
+      </w:r>
+    </w:p>
+    <w:tbl>
+      <w:tblPr>
+        <w:tblW w:type="auto" w:w="0"/>
+        <w:jc w:val="center"/>
+        <w:tblLook w:firstColumn="1" w:firstRow="1" w:lastColumn="0" w:lastRow="0" w:noHBand="0" w:noVBand="1" w:val="04A0"/>
+      </w:tblPr>
+      <w:tblGrid>
+        <w:gridCol w:w="4824"/>
+        <w:gridCol w:w="4824"/>
+      </w:tblGrid>
+      <w:tr>
+        <w:tc>
+          <w:tcPr>
+            <w:tcW w:type="dxa" w:w="4752"/>
+            <w:tcBorders>
+              <w:top w:val="none"/>
+              <w:bottom w:val="none"/>
+              <w:left w:val="none"/>
+              <w:right w:val="none"/>
+            </w:tcBorders>
+            <w:tcMar>
+              <w:top w:w="60" w:type="dxa"/>
+              <w:bottom w:w="60" w:type="dxa"/>
+              <w:left w:w="60" w:type="dxa"/>
+              <w:right w:w="60" w:type="dxa"/>
+            </w:tcMar>
+          </w:tcPr>
+          <w:p>
+            <w:r>
+              <w:rPr>
+                <w:rFonts w:ascii="Times New Roman" w:hAnsi="Times New Roman"/>
+                <w:b w:val="0"/>
+                <w:i w:val="0"/>
+                <w:color w:val="000000"/>
+                <w:sz w:val="20"/>
+              </w:rPr>
+              <w:t>________________________________________</w:t>
+              <w:br/>
+              <w:t>Prof. Sonali Kharat</w:t>
+              <w:br/>
+              <w:t>Mini Project Guide</w:t>
+              <w:br/>
+              <w:t>Dept. of Information Technology</w:t>
+            </w:r>
+          </w:p>
+        </w:tc>
+        <w:tc>
+          <w:tcPr>
+            <w:tcW w:type="dxa" w:w="4752"/>
+            <w:tcBorders>
+              <w:top w:val="none"/>
+              <w:bottom w:val="none"/>
+              <w:left w:val="none"/>
+              <w:right w:val="none"/>
+            </w:tcBorders>
+            <w:tcMar>
+              <w:top w:w="60" w:type="dxa"/>
+              <w:bottom w:w="60" w:type="dxa"/>
+              <w:left w:w="60" w:type="dxa"/>
+              <w:right w:w="60" w:type="dxa"/>
+            </w:tcMar>
+          </w:tcPr>
+          <w:p>
+            <w:r>
+              <w:rPr>
+                <w:rFonts w:ascii="Times New Roman" w:hAnsi="Times New Roman"/>
+                <w:b w:val="0"/>
+                <w:i w:val="0"/>
+                <w:color w:val="000000"/>
+                <w:sz w:val="20"/>
+              </w:rPr>
+              <w:t>________________________________________</w:t>
+              <w:br/>
+              <w:t>Dr. Pradip Mane</w:t>
+              <w:br/>
+              <w:t>Head of Department</w:t>
+              <w:br/>
+              <w:t>Dept. of Information Technology</w:t>
+            </w:r>
+          </w:p>
+        </w:tc>
+      </w:tr>
+    </w:tbl>
+    <w:p>
+      <w:r>
+        <w:br w:type="page"/>
+      </w:r>
+    </w:p>
+    <w:p>
+      <w:pPr>
+        <w:spacing w:after="160" w:before="0" w:line="276" w:lineRule="auto"/>
+        <w:jc w:val="center"/>
+      </w:pPr>
+      <w:r>
+        <w:rPr>
+          <w:rFonts w:ascii="Times New Roman" w:hAnsi="Times New Roman"/>
+          <w:b/>
+          <w:i w:val="0"/>
+          <w:color w:val="000000"/>
+          <w:sz w:val="26"/>
+        </w:rPr>
+        <w:t>SCHEDULE FOR MINI PROJECT (13 WEEKS)</w:t>
       </w:r>
     </w:p>
     <w:tbl>
@@ -1375,10 +2937,10 @@
               <w:right w:val="single" w:sz="4" w:space="0" w:color="000000"/>
             </w:tcBorders>
             <w:tcMar>
-              <w:top w:w="35" w:type="dxa"/>
-              <w:bottom w:w="35" w:type="dxa"/>
-              <w:left w:w="45" w:type="dxa"/>
-              <w:right w:w="45" w:type="dxa"/>
+              <w:top w:w="30" w:type="dxa"/>
+              <w:bottom w:w="30" w:type="dxa"/>
+              <w:left w:w="40" w:type="dxa"/>
+              <w:right w:w="40" w:type="dxa"/>
             </w:tcMar>
           </w:tcPr>
           <w:p>
@@ -1407,10 +2969,10 @@
               <w:right w:val="single" w:sz="4" w:space="0" w:color="000000"/>
             </w:tcBorders>
             <w:tcMar>
-              <w:top w:w="35" w:type="dxa"/>
-              <w:bottom w:w="35" w:type="dxa"/>
-              <w:left w:w="45" w:type="dxa"/>
-              <w:right w:w="45" w:type="dxa"/>
+              <w:top w:w="30" w:type="dxa"/>
+              <w:bottom w:w="30" w:type="dxa"/>
+              <w:left w:w="40" w:type="dxa"/>
+              <w:right w:w="40" w:type="dxa"/>
             </w:tcMar>
           </w:tcPr>
           <w:p>
@@ -1422,7 +2984,7 @@
                 <w:color w:val="000000"/>
                 <w:sz w:val="17"/>
               </w:rPr>
-              <w:t>Domain selection, survey of campus announcement bottlenecks, group formation</w:t>
+              <w:t>Domain selection, survey of campus announcement bottlenecks, team formulation</w:t>
             </w:r>
           </w:p>
         </w:tc>
@@ -1436,10 +2998,10 @@
               <w:right w:val="single" w:sz="4" w:space="0" w:color="000000"/>
             </w:tcBorders>
             <w:tcMar>
-              <w:top w:w="35" w:type="dxa"/>
-              <w:bottom w:w="35" w:type="dxa"/>
-              <w:left w:w="45" w:type="dxa"/>
-              <w:right w:w="45" w:type="dxa"/>
+              <w:top w:w="30" w:type="dxa"/>
+              <w:bottom w:w="30" w:type="dxa"/>
+              <w:left w:w="40" w:type="dxa"/>
+              <w:right w:w="40" w:type="dxa"/>
             </w:tcMar>
           </w:tcPr>
           <w:p>
@@ -1468,10 +3030,10 @@
               <w:right w:val="single" w:sz="4" w:space="0" w:color="000000"/>
             </w:tcBorders>
             <w:tcMar>
-              <w:top w:w="35" w:type="dxa"/>
-              <w:bottom w:w="35" w:type="dxa"/>
-              <w:left w:w="45" w:type="dxa"/>
-              <w:right w:w="45" w:type="dxa"/>
+              <w:top w:w="30" w:type="dxa"/>
+              <w:bottom w:w="30" w:type="dxa"/>
+              <w:left w:w="40" w:type="dxa"/>
+              <w:right w:w="40" w:type="dxa"/>
             </w:tcMar>
           </w:tcPr>
           <w:p>
@@ -1502,10 +3064,10 @@
               <w:right w:val="single" w:sz="4" w:space="0" w:color="000000"/>
             </w:tcBorders>
             <w:tcMar>
-              <w:top w:w="35" w:type="dxa"/>
-              <w:bottom w:w="35" w:type="dxa"/>
-              <w:left w:w="45" w:type="dxa"/>
-              <w:right w:w="45" w:type="dxa"/>
+              <w:top w:w="30" w:type="dxa"/>
+              <w:bottom w:w="30" w:type="dxa"/>
+              <w:left w:w="40" w:type="dxa"/>
+              <w:right w:w="40" w:type="dxa"/>
             </w:tcMar>
           </w:tcPr>
           <w:p>
@@ -1534,10 +3096,10 @@
               <w:right w:val="single" w:sz="4" w:space="0" w:color="000000"/>
             </w:tcBorders>
             <w:tcMar>
-              <w:top w:w="35" w:type="dxa"/>
-              <w:bottom w:w="35" w:type="dxa"/>
-              <w:left w:w="45" w:type="dxa"/>
-              <w:right w:w="45" w:type="dxa"/>
+              <w:top w:w="30" w:type="dxa"/>
+              <w:bottom w:w="30" w:type="dxa"/>
+              <w:left w:w="40" w:type="dxa"/>
+              <w:right w:w="40" w:type="dxa"/>
             </w:tcMar>
           </w:tcPr>
           <w:p>
@@ -1563,10 +3125,10 @@
               <w:right w:val="single" w:sz="4" w:space="0" w:color="000000"/>
             </w:tcBorders>
             <w:tcMar>
-              <w:top w:w="35" w:type="dxa"/>
-              <w:bottom w:w="35" w:type="dxa"/>
-              <w:left w:w="45" w:type="dxa"/>
-              <w:right w:w="45" w:type="dxa"/>
+              <w:top w:w="30" w:type="dxa"/>
+              <w:bottom w:w="30" w:type="dxa"/>
+              <w:left w:w="40" w:type="dxa"/>
+              <w:right w:w="40" w:type="dxa"/>
             </w:tcMar>
           </w:tcPr>
           <w:p>
@@ -1595,10 +3157,10 @@
               <w:right w:val="single" w:sz="4" w:space="0" w:color="000000"/>
             </w:tcBorders>
             <w:tcMar>
-              <w:top w:w="35" w:type="dxa"/>
-              <w:bottom w:w="35" w:type="dxa"/>
-              <w:left w:w="45" w:type="dxa"/>
-              <w:right w:w="45" w:type="dxa"/>
+              <w:top w:w="30" w:type="dxa"/>
+              <w:bottom w:w="30" w:type="dxa"/>
+              <w:left w:w="40" w:type="dxa"/>
+              <w:right w:w="40" w:type="dxa"/>
             </w:tcMar>
           </w:tcPr>
           <w:p>
@@ -1629,10 +3191,10 @@
               <w:right w:val="single" w:sz="4" w:space="0" w:color="000000"/>
             </w:tcBorders>
             <w:tcMar>
-              <w:top w:w="35" w:type="dxa"/>
-              <w:bottom w:w="35" w:type="dxa"/>
-              <w:left w:w="45" w:type="dxa"/>
-              <w:right w:w="45" w:type="dxa"/>
+              <w:top w:w="30" w:type="dxa"/>
+              <w:bottom w:w="30" w:type="dxa"/>
+              <w:left w:w="40" w:type="dxa"/>
+              <w:right w:w="40" w:type="dxa"/>
             </w:tcMar>
           </w:tcPr>
           <w:p>
@@ -1661,10 +3223,10 @@
               <w:right w:val="single" w:sz="4" w:space="0" w:color="000000"/>
             </w:tcBorders>
             <w:tcMar>
-              <w:top w:w="35" w:type="dxa"/>
-              <w:bottom w:w="35" w:type="dxa"/>
-              <w:left w:w="45" w:type="dxa"/>
-              <w:right w:w="45" w:type="dxa"/>
+              <w:top w:w="30" w:type="dxa"/>
+              <w:bottom w:w="30" w:type="dxa"/>
+              <w:left w:w="40" w:type="dxa"/>
+              <w:right w:w="40" w:type="dxa"/>
             </w:tcMar>
           </w:tcPr>
           <w:p>
@@ -1676,7 +3238,7 @@
                 <w:color w:val="000000"/>
                 <w:sz w:val="17"/>
               </w:rPr>
-              <w:t>System Requirement Specification (SRS), hardware/software constraints &amp; tools setup</w:t>
+              <w:t>System Requirement Specification (SRS), hardware/software constraints &amp; JDK setup</w:t>
             </w:r>
           </w:p>
         </w:tc>
@@ -1690,10 +3252,10 @@
               <w:right w:val="single" w:sz="4" w:space="0" w:color="000000"/>
             </w:tcBorders>
             <w:tcMar>
-              <w:top w:w="35" w:type="dxa"/>
-              <w:bottom w:w="35" w:type="dxa"/>
-              <w:left w:w="45" w:type="dxa"/>
-              <w:right w:w="45" w:type="dxa"/>
+              <w:top w:w="30" w:type="dxa"/>
+              <w:bottom w:w="30" w:type="dxa"/>
+              <w:left w:w="40" w:type="dxa"/>
+              <w:right w:w="40" w:type="dxa"/>
             </w:tcMar>
           </w:tcPr>
           <w:p>
@@ -1722,10 +3284,10 @@
               <w:right w:val="single" w:sz="4" w:space="0" w:color="000000"/>
             </w:tcBorders>
             <w:tcMar>
-              <w:top w:w="35" w:type="dxa"/>
-              <w:bottom w:w="35" w:type="dxa"/>
-              <w:left w:w="45" w:type="dxa"/>
-              <w:right w:w="45" w:type="dxa"/>
+              <w:top w:w="30" w:type="dxa"/>
+              <w:bottom w:w="30" w:type="dxa"/>
+              <w:left w:w="40" w:type="dxa"/>
+              <w:right w:w="40" w:type="dxa"/>
             </w:tcMar>
           </w:tcPr>
           <w:p>
@@ -1756,10 +3318,10 @@
               <w:right w:val="single" w:sz="4" w:space="0" w:color="000000"/>
             </w:tcBorders>
             <w:tcMar>
-              <w:top w:w="35" w:type="dxa"/>
-              <w:bottom w:w="35" w:type="dxa"/>
-              <w:left w:w="45" w:type="dxa"/>
-              <w:right w:w="45" w:type="dxa"/>
+              <w:top w:w="30" w:type="dxa"/>
+              <w:bottom w:w="30" w:type="dxa"/>
+              <w:left w:w="40" w:type="dxa"/>
+              <w:right w:w="40" w:type="dxa"/>
             </w:tcMar>
           </w:tcPr>
           <w:p>
@@ -1788,10 +3350,10 @@
               <w:right w:val="single" w:sz="4" w:space="0" w:color="000000"/>
             </w:tcBorders>
             <w:tcMar>
-              <w:top w:w="35" w:type="dxa"/>
-              <w:bottom w:w="35" w:type="dxa"/>
-              <w:left w:w="45" w:type="dxa"/>
-              <w:right w:w="45" w:type="dxa"/>
+              <w:top w:w="30" w:type="dxa"/>
+              <w:bottom w:w="30" w:type="dxa"/>
+              <w:left w:w="40" w:type="dxa"/>
+              <w:right w:w="40" w:type="dxa"/>
             </w:tcMar>
           </w:tcPr>
           <w:p>
@@ -1817,10 +3379,10 @@
               <w:right w:val="single" w:sz="4" w:space="0" w:color="000000"/>
             </w:tcBorders>
             <w:tcMar>
-              <w:top w:w="35" w:type="dxa"/>
-              <w:bottom w:w="35" w:type="dxa"/>
-              <w:left w:w="45" w:type="dxa"/>
-              <w:right w:w="45" w:type="dxa"/>
+              <w:top w:w="30" w:type="dxa"/>
+              <w:bottom w:w="30" w:type="dxa"/>
+              <w:left w:w="40" w:type="dxa"/>
+              <w:right w:w="40" w:type="dxa"/>
             </w:tcMar>
           </w:tcPr>
           <w:p>
@@ -1849,10 +3411,10 @@
               <w:right w:val="single" w:sz="4" w:space="0" w:color="000000"/>
             </w:tcBorders>
             <w:tcMar>
-              <w:top w:w="35" w:type="dxa"/>
-              <w:bottom w:w="35" w:type="dxa"/>
-              <w:left w:w="45" w:type="dxa"/>
-              <w:right w:w="45" w:type="dxa"/>
+              <w:top w:w="30" w:type="dxa"/>
+              <w:bottom w:w="30" w:type="dxa"/>
+              <w:left w:w="40" w:type="dxa"/>
+              <w:right w:w="40" w:type="dxa"/>
             </w:tcMar>
           </w:tcPr>
           <w:p>
@@ -1883,10 +3445,10 @@
               <w:right w:val="single" w:sz="4" w:space="0" w:color="000000"/>
             </w:tcBorders>
             <w:tcMar>
-              <w:top w:w="35" w:type="dxa"/>
-              <w:bottom w:w="35" w:type="dxa"/>
-              <w:left w:w="45" w:type="dxa"/>
-              <w:right w:w="45" w:type="dxa"/>
+              <w:top w:w="30" w:type="dxa"/>
+              <w:bottom w:w="30" w:type="dxa"/>
+              <w:left w:w="40" w:type="dxa"/>
+              <w:right w:w="40" w:type="dxa"/>
             </w:tcMar>
           </w:tcPr>
           <w:p>
@@ -1915,10 +3477,10 @@
               <w:right w:val="single" w:sz="4" w:space="0" w:color="000000"/>
             </w:tcBorders>
             <w:tcMar>
-              <w:top w:w="35" w:type="dxa"/>
-              <w:bottom w:w="35" w:type="dxa"/>
-              <w:left w:w="45" w:type="dxa"/>
-              <w:right w:w="45" w:type="dxa"/>
+              <w:top w:w="30" w:type="dxa"/>
+              <w:bottom w:w="30" w:type="dxa"/>
+              <w:left w:w="40" w:type="dxa"/>
+              <w:right w:w="40" w:type="dxa"/>
             </w:tcMar>
           </w:tcPr>
           <w:p>
@@ -1944,10 +3506,10 @@
               <w:right w:val="single" w:sz="4" w:space="0" w:color="000000"/>
             </w:tcBorders>
             <w:tcMar>
-              <w:top w:w="35" w:type="dxa"/>
-              <w:bottom w:w="35" w:type="dxa"/>
-              <w:left w:w="45" w:type="dxa"/>
-              <w:right w:w="45" w:type="dxa"/>
+              <w:top w:w="30" w:type="dxa"/>
+              <w:bottom w:w="30" w:type="dxa"/>
+              <w:left w:w="40" w:type="dxa"/>
+              <w:right w:w="40" w:type="dxa"/>
             </w:tcMar>
           </w:tcPr>
           <w:p>
@@ -1976,10 +3538,10 @@
               <w:right w:val="single" w:sz="4" w:space="0" w:color="000000"/>
             </w:tcBorders>
             <w:tcMar>
-              <w:top w:w="35" w:type="dxa"/>
-              <w:bottom w:w="35" w:type="dxa"/>
-              <w:left w:w="45" w:type="dxa"/>
-              <w:right w:w="45" w:type="dxa"/>
+              <w:top w:w="30" w:type="dxa"/>
+              <w:bottom w:w="30" w:type="dxa"/>
+              <w:left w:w="40" w:type="dxa"/>
+              <w:right w:w="40" w:type="dxa"/>
             </w:tcMar>
           </w:tcPr>
           <w:p>
@@ -2010,10 +3572,10 @@
               <w:right w:val="single" w:sz="4" w:space="0" w:color="000000"/>
             </w:tcBorders>
             <w:tcMar>
-              <w:top w:w="35" w:type="dxa"/>
-              <w:bottom w:w="35" w:type="dxa"/>
-              <w:left w:w="45" w:type="dxa"/>
-              <w:right w:w="45" w:type="dxa"/>
+              <w:top w:w="30" w:type="dxa"/>
+              <w:bottom w:w="30" w:type="dxa"/>
+              <w:left w:w="40" w:type="dxa"/>
+              <w:right w:w="40" w:type="dxa"/>
             </w:tcMar>
           </w:tcPr>
           <w:p>
@@ -2042,10 +3604,10 @@
               <w:right w:val="single" w:sz="4" w:space="0" w:color="000000"/>
             </w:tcBorders>
             <w:tcMar>
-              <w:top w:w="35" w:type="dxa"/>
-              <w:bottom w:w="35" w:type="dxa"/>
-              <w:left w:w="45" w:type="dxa"/>
-              <w:right w:w="45" w:type="dxa"/>
+              <w:top w:w="30" w:type="dxa"/>
+              <w:bottom w:w="30" w:type="dxa"/>
+              <w:left w:w="40" w:type="dxa"/>
+              <w:right w:w="40" w:type="dxa"/>
             </w:tcMar>
           </w:tcPr>
           <w:p>
@@ -2071,10 +3633,10 @@
               <w:right w:val="single" w:sz="4" w:space="0" w:color="000000"/>
             </w:tcBorders>
             <w:tcMar>
-              <w:top w:w="35" w:type="dxa"/>
-              <w:bottom w:w="35" w:type="dxa"/>
-              <w:left w:w="45" w:type="dxa"/>
-              <w:right w:w="45" w:type="dxa"/>
+              <w:top w:w="30" w:type="dxa"/>
+              <w:bottom w:w="30" w:type="dxa"/>
+              <w:left w:w="40" w:type="dxa"/>
+              <w:right w:w="40" w:type="dxa"/>
             </w:tcMar>
           </w:tcPr>
           <w:p>
@@ -2103,10 +3665,10 @@
               <w:right w:val="single" w:sz="4" w:space="0" w:color="000000"/>
             </w:tcBorders>
             <w:tcMar>
-              <w:top w:w="35" w:type="dxa"/>
-              <w:bottom w:w="35" w:type="dxa"/>
-              <w:left w:w="45" w:type="dxa"/>
-              <w:right w:w="45" w:type="dxa"/>
+              <w:top w:w="30" w:type="dxa"/>
+              <w:bottom w:w="30" w:type="dxa"/>
+              <w:left w:w="40" w:type="dxa"/>
+              <w:right w:w="40" w:type="dxa"/>
             </w:tcMar>
           </w:tcPr>
           <w:p>
@@ -2137,10 +3699,10 @@
               <w:right w:val="single" w:sz="4" w:space="0" w:color="000000"/>
             </w:tcBorders>
             <w:tcMar>
-              <w:top w:w="35" w:type="dxa"/>
-              <w:bottom w:w="35" w:type="dxa"/>
-              <w:left w:w="45" w:type="dxa"/>
-              <w:right w:w="45" w:type="dxa"/>
+              <w:top w:w="30" w:type="dxa"/>
+              <w:bottom w:w="30" w:type="dxa"/>
+              <w:left w:w="40" w:type="dxa"/>
+              <w:right w:w="40" w:type="dxa"/>
             </w:tcMar>
           </w:tcPr>
           <w:p>
@@ -2169,10 +3731,10 @@
               <w:right w:val="single" w:sz="4" w:space="0" w:color="000000"/>
             </w:tcBorders>
             <w:tcMar>
-              <w:top w:w="35" w:type="dxa"/>
-              <w:bottom w:w="35" w:type="dxa"/>
-              <w:left w:w="45" w:type="dxa"/>
-              <w:right w:w="45" w:type="dxa"/>
+              <w:top w:w="30" w:type="dxa"/>
+              <w:bottom w:w="30" w:type="dxa"/>
+              <w:left w:w="40" w:type="dxa"/>
+              <w:right w:w="40" w:type="dxa"/>
             </w:tcMar>
           </w:tcPr>
           <w:p>
@@ -2198,10 +3760,10 @@
               <w:right w:val="single" w:sz="4" w:space="0" w:color="000000"/>
             </w:tcBorders>
             <w:tcMar>
-              <w:top w:w="35" w:type="dxa"/>
-              <w:bottom w:w="35" w:type="dxa"/>
-              <w:left w:w="45" w:type="dxa"/>
-              <w:right w:w="45" w:type="dxa"/>
+              <w:top w:w="30" w:type="dxa"/>
+              <w:bottom w:w="30" w:type="dxa"/>
+              <w:left w:w="40" w:type="dxa"/>
+              <w:right w:w="40" w:type="dxa"/>
             </w:tcMar>
           </w:tcPr>
           <w:p>
@@ -2230,10 +3792,10 @@
               <w:right w:val="single" w:sz="4" w:space="0" w:color="000000"/>
             </w:tcBorders>
             <w:tcMar>
-              <w:top w:w="35" w:type="dxa"/>
-              <w:bottom w:w="35" w:type="dxa"/>
-              <w:left w:w="45" w:type="dxa"/>
-              <w:right w:w="45" w:type="dxa"/>
+              <w:top w:w="30" w:type="dxa"/>
+              <w:bottom w:w="30" w:type="dxa"/>
+              <w:left w:w="40" w:type="dxa"/>
+              <w:right w:w="40" w:type="dxa"/>
             </w:tcMar>
           </w:tcPr>
           <w:p>
@@ -2264,10 +3826,10 @@
               <w:right w:val="single" w:sz="4" w:space="0" w:color="000000"/>
             </w:tcBorders>
             <w:tcMar>
-              <w:top w:w="35" w:type="dxa"/>
-              <w:bottom w:w="35" w:type="dxa"/>
-              <w:left w:w="45" w:type="dxa"/>
-              <w:right w:w="45" w:type="dxa"/>
+              <w:top w:w="30" w:type="dxa"/>
+              <w:bottom w:w="30" w:type="dxa"/>
+              <w:left w:w="40" w:type="dxa"/>
+              <w:right w:w="40" w:type="dxa"/>
             </w:tcMar>
           </w:tcPr>
           <w:p>
@@ -2296,10 +3858,10 @@
               <w:right w:val="single" w:sz="4" w:space="0" w:color="000000"/>
             </w:tcBorders>
             <w:tcMar>
-              <w:top w:w="35" w:type="dxa"/>
-              <w:bottom w:w="35" w:type="dxa"/>
-              <w:left w:w="45" w:type="dxa"/>
-              <w:right w:w="45" w:type="dxa"/>
+              <w:top w:w="30" w:type="dxa"/>
+              <w:bottom w:w="30" w:type="dxa"/>
+              <w:left w:w="40" w:type="dxa"/>
+              <w:right w:w="40" w:type="dxa"/>
             </w:tcMar>
           </w:tcPr>
           <w:p>
@@ -2325,10 +3887,10 @@
               <w:right w:val="single" w:sz="4" w:space="0" w:color="000000"/>
             </w:tcBorders>
             <w:tcMar>
-              <w:top w:w="35" w:type="dxa"/>
-              <w:bottom w:w="35" w:type="dxa"/>
-              <w:left w:w="45" w:type="dxa"/>
-              <w:right w:w="45" w:type="dxa"/>
+              <w:top w:w="30" w:type="dxa"/>
+              <w:bottom w:w="30" w:type="dxa"/>
+              <w:left w:w="40" w:type="dxa"/>
+              <w:right w:w="40" w:type="dxa"/>
             </w:tcMar>
           </w:tcPr>
           <w:p>
@@ -2357,10 +3919,10 @@
               <w:right w:val="single" w:sz="4" w:space="0" w:color="000000"/>
             </w:tcBorders>
             <w:tcMar>
-              <w:top w:w="35" w:type="dxa"/>
-              <w:bottom w:w="35" w:type="dxa"/>
-              <w:left w:w="45" w:type="dxa"/>
-              <w:right w:w="45" w:type="dxa"/>
+              <w:top w:w="30" w:type="dxa"/>
+              <w:bottom w:w="30" w:type="dxa"/>
+              <w:left w:w="40" w:type="dxa"/>
+              <w:right w:w="40" w:type="dxa"/>
             </w:tcMar>
           </w:tcPr>
           <w:p>
@@ -2391,10 +3953,10 @@
               <w:right w:val="single" w:sz="4" w:space="0" w:color="000000"/>
             </w:tcBorders>
             <w:tcMar>
-              <w:top w:w="35" w:type="dxa"/>
-              <w:bottom w:w="35" w:type="dxa"/>
-              <w:left w:w="45" w:type="dxa"/>
-              <w:right w:w="45" w:type="dxa"/>
+              <w:top w:w="30" w:type="dxa"/>
+              <w:bottom w:w="30" w:type="dxa"/>
+              <w:left w:w="40" w:type="dxa"/>
+              <w:right w:w="40" w:type="dxa"/>
             </w:tcMar>
           </w:tcPr>
           <w:p>
@@ -2423,10 +3985,10 @@
               <w:right w:val="single" w:sz="4" w:space="0" w:color="000000"/>
             </w:tcBorders>
             <w:tcMar>
-              <w:top w:w="35" w:type="dxa"/>
-              <w:bottom w:w="35" w:type="dxa"/>
-              <w:left w:w="45" w:type="dxa"/>
-              <w:right w:w="45" w:type="dxa"/>
+              <w:top w:w="30" w:type="dxa"/>
+              <w:bottom w:w="30" w:type="dxa"/>
+              <w:left w:w="40" w:type="dxa"/>
+              <w:right w:w="40" w:type="dxa"/>
             </w:tcMar>
           </w:tcPr>
           <w:p>
@@ -2452,10 +4014,10 @@
               <w:right w:val="single" w:sz="4" w:space="0" w:color="000000"/>
             </w:tcBorders>
             <w:tcMar>
-              <w:top w:w="35" w:type="dxa"/>
-              <w:bottom w:w="35" w:type="dxa"/>
-              <w:left w:w="45" w:type="dxa"/>
-              <w:right w:w="45" w:type="dxa"/>
+              <w:top w:w="30" w:type="dxa"/>
+              <w:bottom w:w="30" w:type="dxa"/>
+              <w:left w:w="40" w:type="dxa"/>
+              <w:right w:w="40" w:type="dxa"/>
             </w:tcMar>
           </w:tcPr>
           <w:p>
@@ -2484,10 +4046,10 @@
               <w:right w:val="single" w:sz="4" w:space="0" w:color="000000"/>
             </w:tcBorders>
             <w:tcMar>
-              <w:top w:w="35" w:type="dxa"/>
-              <w:bottom w:w="35" w:type="dxa"/>
-              <w:left w:w="45" w:type="dxa"/>
-              <w:right w:w="45" w:type="dxa"/>
+              <w:top w:w="30" w:type="dxa"/>
+              <w:bottom w:w="30" w:type="dxa"/>
+              <w:left w:w="40" w:type="dxa"/>
+              <w:right w:w="40" w:type="dxa"/>
             </w:tcMar>
           </w:tcPr>
           <w:p>
@@ -2518,10 +4080,10 @@
               <w:right w:val="single" w:sz="4" w:space="0" w:color="000000"/>
             </w:tcBorders>
             <w:tcMar>
-              <w:top w:w="35" w:type="dxa"/>
-              <w:bottom w:w="35" w:type="dxa"/>
-              <w:left w:w="45" w:type="dxa"/>
-              <w:right w:w="45" w:type="dxa"/>
+              <w:top w:w="30" w:type="dxa"/>
+              <w:bottom w:w="30" w:type="dxa"/>
+              <w:left w:w="40" w:type="dxa"/>
+              <w:right w:w="40" w:type="dxa"/>
             </w:tcMar>
           </w:tcPr>
           <w:p>
@@ -2550,10 +4112,10 @@
               <w:right w:val="single" w:sz="4" w:space="0" w:color="000000"/>
             </w:tcBorders>
             <w:tcMar>
-              <w:top w:w="35" w:type="dxa"/>
-              <w:bottom w:w="35" w:type="dxa"/>
-              <w:left w:w="45" w:type="dxa"/>
-              <w:right w:w="45" w:type="dxa"/>
+              <w:top w:w="30" w:type="dxa"/>
+              <w:bottom w:w="30" w:type="dxa"/>
+              <w:left w:w="40" w:type="dxa"/>
+              <w:right w:w="40" w:type="dxa"/>
             </w:tcMar>
           </w:tcPr>
           <w:p>
@@ -2565,7 +4127,7 @@
                 <w:color w:val="000000"/>
                 <w:sz w:val="17"/>
               </w:rPr>
-              <w:t>Cloud synchronization layer (Firebase Firestore + Authentication) &amp; offline fallback</w:t>
+              <w:t>Cloud synchronization layer (Firebase Firestore + Auth) &amp; offline fallback</w:t>
             </w:r>
           </w:p>
         </w:tc>
@@ -2579,10 +4141,10 @@
               <w:right w:val="single" w:sz="4" w:space="0" w:color="000000"/>
             </w:tcBorders>
             <w:tcMar>
-              <w:top w:w="35" w:type="dxa"/>
-              <w:bottom w:w="35" w:type="dxa"/>
-              <w:left w:w="45" w:type="dxa"/>
-              <w:right w:w="45" w:type="dxa"/>
+              <w:top w:w="30" w:type="dxa"/>
+              <w:bottom w:w="30" w:type="dxa"/>
+              <w:left w:w="40" w:type="dxa"/>
+              <w:right w:w="40" w:type="dxa"/>
             </w:tcMar>
           </w:tcPr>
           <w:p>
@@ -2611,10 +4173,10 @@
               <w:right w:val="single" w:sz="4" w:space="0" w:color="000000"/>
             </w:tcBorders>
             <w:tcMar>
-              <w:top w:w="35" w:type="dxa"/>
-              <w:bottom w:w="35" w:type="dxa"/>
-              <w:left w:w="45" w:type="dxa"/>
-              <w:right w:w="45" w:type="dxa"/>
+              <w:top w:w="30" w:type="dxa"/>
+              <w:bottom w:w="30" w:type="dxa"/>
+              <w:left w:w="40" w:type="dxa"/>
+              <w:right w:w="40" w:type="dxa"/>
             </w:tcMar>
           </w:tcPr>
           <w:p>
@@ -2645,10 +4207,10 @@
               <w:right w:val="single" w:sz="4" w:space="0" w:color="000000"/>
             </w:tcBorders>
             <w:tcMar>
-              <w:top w:w="35" w:type="dxa"/>
-              <w:bottom w:w="35" w:type="dxa"/>
-              <w:left w:w="45" w:type="dxa"/>
-              <w:right w:w="45" w:type="dxa"/>
+              <w:top w:w="30" w:type="dxa"/>
+              <w:bottom w:w="30" w:type="dxa"/>
+              <w:left w:w="40" w:type="dxa"/>
+              <w:right w:w="40" w:type="dxa"/>
             </w:tcMar>
           </w:tcPr>
           <w:p>
@@ -2677,10 +4239,10 @@
               <w:right w:val="single" w:sz="4" w:space="0" w:color="000000"/>
             </w:tcBorders>
             <w:tcMar>
-              <w:top w:w="35" w:type="dxa"/>
-              <w:bottom w:w="35" w:type="dxa"/>
-              <w:left w:w="45" w:type="dxa"/>
-              <w:right w:w="45" w:type="dxa"/>
+              <w:top w:w="30" w:type="dxa"/>
+              <w:bottom w:w="30" w:type="dxa"/>
+              <w:left w:w="40" w:type="dxa"/>
+              <w:right w:w="40" w:type="dxa"/>
             </w:tcMar>
           </w:tcPr>
           <w:p>
@@ -2706,10 +4268,10 @@
               <w:right w:val="single" w:sz="4" w:space="0" w:color="000000"/>
             </w:tcBorders>
             <w:tcMar>
-              <w:top w:w="35" w:type="dxa"/>
-              <w:bottom w:w="35" w:type="dxa"/>
-              <w:left w:w="45" w:type="dxa"/>
-              <w:right w:w="45" w:type="dxa"/>
+              <w:top w:w="30" w:type="dxa"/>
+              <w:bottom w:w="30" w:type="dxa"/>
+              <w:left w:w="40" w:type="dxa"/>
+              <w:right w:w="40" w:type="dxa"/>
             </w:tcMar>
           </w:tcPr>
           <w:p>
@@ -2738,10 +4300,10 @@
               <w:right w:val="single" w:sz="4" w:space="0" w:color="000000"/>
             </w:tcBorders>
             <w:tcMar>
-              <w:top w:w="35" w:type="dxa"/>
-              <w:bottom w:w="35" w:type="dxa"/>
-              <w:left w:w="45" w:type="dxa"/>
-              <w:right w:w="45" w:type="dxa"/>
+              <w:top w:w="30" w:type="dxa"/>
+              <w:bottom w:w="30" w:type="dxa"/>
+              <w:left w:w="40" w:type="dxa"/>
+              <w:right w:w="40" w:type="dxa"/>
             </w:tcMar>
           </w:tcPr>
           <w:p>
@@ -2772,10 +4334,10 @@
               <w:right w:val="single" w:sz="4" w:space="0" w:color="000000"/>
             </w:tcBorders>
             <w:tcMar>
-              <w:top w:w="35" w:type="dxa"/>
-              <w:bottom w:w="35" w:type="dxa"/>
-              <w:left w:w="45" w:type="dxa"/>
-              <w:right w:w="45" w:type="dxa"/>
+              <w:top w:w="30" w:type="dxa"/>
+              <w:bottom w:w="30" w:type="dxa"/>
+              <w:left w:w="40" w:type="dxa"/>
+              <w:right w:w="40" w:type="dxa"/>
             </w:tcMar>
           </w:tcPr>
           <w:p>
@@ -2804,10 +4366,10 @@
               <w:right w:val="single" w:sz="4" w:space="0" w:color="000000"/>
             </w:tcBorders>
             <w:tcMar>
-              <w:top w:w="35" w:type="dxa"/>
-              <w:bottom w:w="35" w:type="dxa"/>
-              <w:left w:w="45" w:type="dxa"/>
-              <w:right w:w="45" w:type="dxa"/>
+              <w:top w:w="30" w:type="dxa"/>
+              <w:bottom w:w="30" w:type="dxa"/>
+              <w:left w:w="40" w:type="dxa"/>
+              <w:right w:w="40" w:type="dxa"/>
             </w:tcMar>
           </w:tcPr>
           <w:p>
@@ -2833,10 +4395,10 @@
               <w:right w:val="single" w:sz="4" w:space="0" w:color="000000"/>
             </w:tcBorders>
             <w:tcMar>
-              <w:top w:w="35" w:type="dxa"/>
-              <w:bottom w:w="35" w:type="dxa"/>
-              <w:left w:w="45" w:type="dxa"/>
-              <w:right w:w="45" w:type="dxa"/>
+              <w:top w:w="30" w:type="dxa"/>
+              <w:bottom w:w="30" w:type="dxa"/>
+              <w:left w:w="40" w:type="dxa"/>
+              <w:right w:w="40" w:type="dxa"/>
             </w:tcMar>
           </w:tcPr>
           <w:p>
@@ -2865,10 +4427,10 @@
               <w:right w:val="single" w:sz="4" w:space="0" w:color="000000"/>
             </w:tcBorders>
             <w:tcMar>
-              <w:top w:w="35" w:type="dxa"/>
-              <w:bottom w:w="35" w:type="dxa"/>
-              <w:left w:w="45" w:type="dxa"/>
-              <w:right w:w="45" w:type="dxa"/>
+              <w:top w:w="30" w:type="dxa"/>
+              <w:bottom w:w="30" w:type="dxa"/>
+              <w:left w:w="40" w:type="dxa"/>
+              <w:right w:w="40" w:type="dxa"/>
             </w:tcMar>
           </w:tcPr>
           <w:p>
@@ -2899,10 +4461,10 @@
               <w:right w:val="single" w:sz="4" w:space="0" w:color="000000"/>
             </w:tcBorders>
             <w:tcMar>
-              <w:top w:w="35" w:type="dxa"/>
-              <w:bottom w:w="35" w:type="dxa"/>
-              <w:left w:w="45" w:type="dxa"/>
-              <w:right w:w="45" w:type="dxa"/>
+              <w:top w:w="30" w:type="dxa"/>
+              <w:bottom w:w="30" w:type="dxa"/>
+              <w:left w:w="40" w:type="dxa"/>
+              <w:right w:w="40" w:type="dxa"/>
             </w:tcMar>
           </w:tcPr>
           <w:p>
@@ -2931,10 +4493,10 @@
               <w:right w:val="single" w:sz="4" w:space="0" w:color="000000"/>
             </w:tcBorders>
             <w:tcMar>
-              <w:top w:w="35" w:type="dxa"/>
-              <w:bottom w:w="35" w:type="dxa"/>
-              <w:left w:w="45" w:type="dxa"/>
-              <w:right w:w="45" w:type="dxa"/>
+              <w:top w:w="30" w:type="dxa"/>
+              <w:bottom w:w="30" w:type="dxa"/>
+              <w:left w:w="40" w:type="dxa"/>
+              <w:right w:w="40" w:type="dxa"/>
             </w:tcMar>
           </w:tcPr>
           <w:p>
@@ -2960,10 +4522,10 @@
               <w:right w:val="single" w:sz="4" w:space="0" w:color="000000"/>
             </w:tcBorders>
             <w:tcMar>
-              <w:top w:w="35" w:type="dxa"/>
-              <w:bottom w:w="35" w:type="dxa"/>
-              <w:left w:w="45" w:type="dxa"/>
-              <w:right w:w="45" w:type="dxa"/>
+              <w:top w:w="30" w:type="dxa"/>
+              <w:bottom w:w="30" w:type="dxa"/>
+              <w:left w:w="40" w:type="dxa"/>
+              <w:right w:w="40" w:type="dxa"/>
             </w:tcMar>
           </w:tcPr>
           <w:p>
@@ -2992,10 +4554,10 @@
               <w:right w:val="single" w:sz="4" w:space="0" w:color="000000"/>
             </w:tcBorders>
             <w:tcMar>
-              <w:top w:w="35" w:type="dxa"/>
-              <w:bottom w:w="35" w:type="dxa"/>
-              <w:left w:w="45" w:type="dxa"/>
-              <w:right w:w="45" w:type="dxa"/>
+              <w:top w:w="30" w:type="dxa"/>
+              <w:bottom w:w="30" w:type="dxa"/>
+              <w:left w:w="40" w:type="dxa"/>
+              <w:right w:w="40" w:type="dxa"/>
             </w:tcMar>
           </w:tcPr>
           <w:p>
@@ -3024,6 +4586,22 @@
     <w:p>
       <w:pPr>
         <w:spacing w:after="120" w:before="0" w:line="276" w:lineRule="auto"/>
+        <w:jc w:val="center"/>
+      </w:pPr>
+      <w:r>
+        <w:rPr>
+          <w:rFonts w:ascii="Times New Roman" w:hAnsi="Times New Roman"/>
+          <w:b/>
+          <w:i w:val="0"/>
+          <w:color w:val="000000"/>
+          <w:sz w:val="26"/>
+        </w:rPr>
+        <w:t>PROGRESS / ATTENDANCE REPORT (WEEKS 1 TO 7)</w:t>
+      </w:r>
+    </w:p>
+    <w:p>
+      <w:pPr>
+        <w:spacing w:after="120" w:before="0" w:line="276" w:lineRule="auto"/>
         <w:jc w:val="left"/>
       </w:pPr>
       <w:r>
@@ -3032,9 +4610,9 @@
           <w:b/>
           <w:i w:val="0"/>
           <w:color w:val="000000"/>
-          <w:sz w:val="24"/>
+          <w:sz w:val="21"/>
         </w:rPr>
-        <w:t>4. WEEKLY PROGRESS LOGS &amp; FACULTY SIGN-OFF SHEET</w:t>
+        <w:t>Name of Supervisor/Guide: Prof. Sonali Kharat</w:t>
       </w:r>
     </w:p>
     <w:tbl>
@@ -3061,10 +4639,10 @@
               <w:right w:val="single" w:sz="4" w:space="0" w:color="000000"/>
             </w:tcBorders>
             <w:tcMar>
-              <w:top w:w="50" w:type="dxa"/>
-              <w:bottom w:w="50" w:type="dxa"/>
-              <w:left w:w="50" w:type="dxa"/>
-              <w:right w:w="50" w:type="dxa"/>
+              <w:top w:w="45" w:type="dxa"/>
+              <w:bottom w:w="45" w:type="dxa"/>
+              <w:left w:w="45" w:type="dxa"/>
+              <w:right w:w="45" w:type="dxa"/>
             </w:tcMar>
           </w:tcPr>
           <w:p>
@@ -3093,10 +4671,10 @@
               <w:right w:val="single" w:sz="4" w:space="0" w:color="000000"/>
             </w:tcBorders>
             <w:tcMar>
-              <w:top w:w="50" w:type="dxa"/>
-              <w:bottom w:w="50" w:type="dxa"/>
-              <w:left w:w="50" w:type="dxa"/>
-              <w:right w:w="50" w:type="dxa"/>
+              <w:top w:w="45" w:type="dxa"/>
+              <w:bottom w:w="45" w:type="dxa"/>
+              <w:left w:w="45" w:type="dxa"/>
+              <w:right w:w="45" w:type="dxa"/>
             </w:tcMar>
           </w:tcPr>
           <w:p>
@@ -3125,10 +4703,10 @@
               <w:right w:val="single" w:sz="4" w:space="0" w:color="000000"/>
             </w:tcBorders>
             <w:tcMar>
-              <w:top w:w="50" w:type="dxa"/>
-              <w:bottom w:w="50" w:type="dxa"/>
-              <w:left w:w="50" w:type="dxa"/>
-              <w:right w:w="50" w:type="dxa"/>
+              <w:top w:w="45" w:type="dxa"/>
+              <w:bottom w:w="45" w:type="dxa"/>
+              <w:left w:w="45" w:type="dxa"/>
+              <w:right w:w="45" w:type="dxa"/>
             </w:tcMar>
           </w:tcPr>
           <w:p>
@@ -3157,10 +4735,10 @@
               <w:right w:val="single" w:sz="4" w:space="0" w:color="000000"/>
             </w:tcBorders>
             <w:tcMar>
-              <w:top w:w="50" w:type="dxa"/>
-              <w:bottom w:w="50" w:type="dxa"/>
-              <w:left w:w="50" w:type="dxa"/>
-              <w:right w:w="50" w:type="dxa"/>
+              <w:top w:w="45" w:type="dxa"/>
+              <w:bottom w:w="45" w:type="dxa"/>
+              <w:left w:w="45" w:type="dxa"/>
+              <w:right w:w="45" w:type="dxa"/>
             </w:tcMar>
           </w:tcPr>
           <w:p>
@@ -3189,10 +4767,10 @@
               <w:right w:val="single" w:sz="4" w:space="0" w:color="000000"/>
             </w:tcBorders>
             <w:tcMar>
-              <w:top w:w="50" w:type="dxa"/>
-              <w:bottom w:w="50" w:type="dxa"/>
-              <w:left w:w="50" w:type="dxa"/>
-              <w:right w:w="50" w:type="dxa"/>
+              <w:top w:w="45" w:type="dxa"/>
+              <w:bottom w:w="45" w:type="dxa"/>
+              <w:left w:w="45" w:type="dxa"/>
+              <w:right w:w="45" w:type="dxa"/>
             </w:tcMar>
           </w:tcPr>
           <w:p>
@@ -3223,10 +4801,10 @@
               <w:right w:val="single" w:sz="4" w:space="0" w:color="000000"/>
             </w:tcBorders>
             <w:tcMar>
-              <w:top w:w="35" w:type="dxa"/>
-              <w:bottom w:w="35" w:type="dxa"/>
-              <w:left w:w="35" w:type="dxa"/>
-              <w:right w:w="35" w:type="dxa"/>
+              <w:top w:w="30" w:type="dxa"/>
+              <w:bottom w:w="30" w:type="dxa"/>
+              <w:left w:w="30" w:type="dxa"/>
+              <w:right w:w="30" w:type="dxa"/>
             </w:tcMar>
           </w:tcPr>
           <w:p>
@@ -3255,10 +4833,10 @@
               <w:right w:val="single" w:sz="4" w:space="0" w:color="000000"/>
             </w:tcBorders>
             <w:tcMar>
-              <w:top w:w="35" w:type="dxa"/>
-              <w:bottom w:w="35" w:type="dxa"/>
-              <w:left w:w="35" w:type="dxa"/>
-              <w:right w:w="35" w:type="dxa"/>
+              <w:top w:w="30" w:type="dxa"/>
+              <w:bottom w:w="30" w:type="dxa"/>
+              <w:left w:w="30" w:type="dxa"/>
+              <w:right w:w="30" w:type="dxa"/>
             </w:tcMar>
           </w:tcPr>
           <w:p>
@@ -3287,10 +4865,10 @@
               <w:right w:val="single" w:sz="4" w:space="0" w:color="000000"/>
             </w:tcBorders>
             <w:tcMar>
-              <w:top w:w="35" w:type="dxa"/>
-              <w:bottom w:w="35" w:type="dxa"/>
-              <w:left w:w="35" w:type="dxa"/>
-              <w:right w:w="35" w:type="dxa"/>
+              <w:top w:w="30" w:type="dxa"/>
+              <w:bottom w:w="30" w:type="dxa"/>
+              <w:left w:w="30" w:type="dxa"/>
+              <w:right w:w="30" w:type="dxa"/>
             </w:tcMar>
           </w:tcPr>
           <w:p>
@@ -3302,7 +4880,7 @@
                 <w:color w:val="000000"/>
                 <w:sz w:val="16"/>
               </w:rPr>
-              <w:t>Domain selection, survey of campus announcement bottlenecks, grou...</w:t>
+              <w:t>Domain selection, survey of campus announcement bottlenecks, team...</w:t>
             </w:r>
           </w:p>
         </w:tc>
@@ -3316,10 +4894,10 @@
               <w:right w:val="single" w:sz="4" w:space="0" w:color="000000"/>
             </w:tcBorders>
             <w:tcMar>
-              <w:top w:w="35" w:type="dxa"/>
-              <w:bottom w:w="35" w:type="dxa"/>
-              <w:left w:w="35" w:type="dxa"/>
-              <w:right w:w="35" w:type="dxa"/>
+              <w:top w:w="30" w:type="dxa"/>
+              <w:bottom w:w="30" w:type="dxa"/>
+              <w:left w:w="30" w:type="dxa"/>
+              <w:right w:w="30" w:type="dxa"/>
             </w:tcMar>
           </w:tcPr>
           <w:p>
@@ -3331,7 +4909,7 @@
                 <w:color w:val="000000"/>
                 <w:sz w:val="16"/>
               </w:rPr>
-              <w:t>Satisfactory progress. Approved.</w:t>
+              <w:t>______________________________</w:t>
             </w:r>
           </w:p>
         </w:tc>
@@ -3345,10 +4923,10 @@
               <w:right w:val="single" w:sz="4" w:space="0" w:color="000000"/>
             </w:tcBorders>
             <w:tcMar>
-              <w:top w:w="35" w:type="dxa"/>
-              <w:bottom w:w="35" w:type="dxa"/>
-              <w:left w:w="35" w:type="dxa"/>
-              <w:right w:w="35" w:type="dxa"/>
+              <w:top w:w="30" w:type="dxa"/>
+              <w:bottom w:w="30" w:type="dxa"/>
+              <w:left w:w="30" w:type="dxa"/>
+              <w:right w:w="30" w:type="dxa"/>
             </w:tcMar>
           </w:tcPr>
           <w:p>
@@ -3379,10 +4957,10 @@
               <w:right w:val="single" w:sz="4" w:space="0" w:color="000000"/>
             </w:tcBorders>
             <w:tcMar>
-              <w:top w:w="35" w:type="dxa"/>
-              <w:bottom w:w="35" w:type="dxa"/>
-              <w:left w:w="35" w:type="dxa"/>
-              <w:right w:w="35" w:type="dxa"/>
+              <w:top w:w="30" w:type="dxa"/>
+              <w:bottom w:w="30" w:type="dxa"/>
+              <w:left w:w="30" w:type="dxa"/>
+              <w:right w:w="30" w:type="dxa"/>
             </w:tcMar>
           </w:tcPr>
           <w:p>
@@ -3411,10 +4989,10 @@
               <w:right w:val="single" w:sz="4" w:space="0" w:color="000000"/>
             </w:tcBorders>
             <w:tcMar>
-              <w:top w:w="35" w:type="dxa"/>
-              <w:bottom w:w="35" w:type="dxa"/>
-              <w:left w:w="35" w:type="dxa"/>
-              <w:right w:w="35" w:type="dxa"/>
+              <w:top w:w="30" w:type="dxa"/>
+              <w:bottom w:w="30" w:type="dxa"/>
+              <w:left w:w="30" w:type="dxa"/>
+              <w:right w:w="30" w:type="dxa"/>
             </w:tcMar>
           </w:tcPr>
           <w:p>
@@ -3443,10 +5021,10 @@
               <w:right w:val="single" w:sz="4" w:space="0" w:color="000000"/>
             </w:tcBorders>
             <w:tcMar>
-              <w:top w:w="35" w:type="dxa"/>
-              <w:bottom w:w="35" w:type="dxa"/>
-              <w:left w:w="35" w:type="dxa"/>
-              <w:right w:w="35" w:type="dxa"/>
+              <w:top w:w="30" w:type="dxa"/>
+              <w:bottom w:w="30" w:type="dxa"/>
+              <w:left w:w="30" w:type="dxa"/>
+              <w:right w:w="30" w:type="dxa"/>
             </w:tcMar>
           </w:tcPr>
           <w:p>
@@ -3472,10 +5050,10 @@
               <w:right w:val="single" w:sz="4" w:space="0" w:color="000000"/>
             </w:tcBorders>
             <w:tcMar>
-              <w:top w:w="35" w:type="dxa"/>
-              <w:bottom w:w="35" w:type="dxa"/>
-              <w:left w:w="35" w:type="dxa"/>
-              <w:right w:w="35" w:type="dxa"/>
+              <w:top w:w="30" w:type="dxa"/>
+              <w:bottom w:w="30" w:type="dxa"/>
+              <w:left w:w="30" w:type="dxa"/>
+              <w:right w:w="30" w:type="dxa"/>
             </w:tcMar>
           </w:tcPr>
           <w:p>
@@ -3487,7 +5065,7 @@
                 <w:color w:val="000000"/>
                 <w:sz w:val="16"/>
               </w:rPr>
-              <w:t>Satisfactory progress. Approved.</w:t>
+              <w:t>______________________________</w:t>
             </w:r>
           </w:p>
         </w:tc>
@@ -3501,10 +5079,10 @@
               <w:right w:val="single" w:sz="4" w:space="0" w:color="000000"/>
             </w:tcBorders>
             <w:tcMar>
-              <w:top w:w="35" w:type="dxa"/>
-              <w:bottom w:w="35" w:type="dxa"/>
-              <w:left w:w="35" w:type="dxa"/>
-              <w:right w:w="35" w:type="dxa"/>
+              <w:top w:w="30" w:type="dxa"/>
+              <w:bottom w:w="30" w:type="dxa"/>
+              <w:left w:w="30" w:type="dxa"/>
+              <w:right w:w="30" w:type="dxa"/>
             </w:tcMar>
           </w:tcPr>
           <w:p>
@@ -3535,10 +5113,10 @@
               <w:right w:val="single" w:sz="4" w:space="0" w:color="000000"/>
             </w:tcBorders>
             <w:tcMar>
-              <w:top w:w="35" w:type="dxa"/>
-              <w:bottom w:w="35" w:type="dxa"/>
-              <w:left w:w="35" w:type="dxa"/>
-              <w:right w:w="35" w:type="dxa"/>
+              <w:top w:w="30" w:type="dxa"/>
+              <w:bottom w:w="30" w:type="dxa"/>
+              <w:left w:w="30" w:type="dxa"/>
+              <w:right w:w="30" w:type="dxa"/>
             </w:tcMar>
           </w:tcPr>
           <w:p>
@@ -3567,10 +5145,10 @@
               <w:right w:val="single" w:sz="4" w:space="0" w:color="000000"/>
             </w:tcBorders>
             <w:tcMar>
-              <w:top w:w="35" w:type="dxa"/>
-              <w:bottom w:w="35" w:type="dxa"/>
-              <w:left w:w="35" w:type="dxa"/>
-              <w:right w:w="35" w:type="dxa"/>
+              <w:top w:w="30" w:type="dxa"/>
+              <w:bottom w:w="30" w:type="dxa"/>
+              <w:left w:w="30" w:type="dxa"/>
+              <w:right w:w="30" w:type="dxa"/>
             </w:tcMar>
           </w:tcPr>
           <w:p>
@@ -3599,10 +5177,10 @@
               <w:right w:val="single" w:sz="4" w:space="0" w:color="000000"/>
             </w:tcBorders>
             <w:tcMar>
-              <w:top w:w="35" w:type="dxa"/>
-              <w:bottom w:w="35" w:type="dxa"/>
-              <w:left w:w="35" w:type="dxa"/>
-              <w:right w:w="35" w:type="dxa"/>
+              <w:top w:w="30" w:type="dxa"/>
+              <w:bottom w:w="30" w:type="dxa"/>
+              <w:left w:w="30" w:type="dxa"/>
+              <w:right w:w="30" w:type="dxa"/>
             </w:tcMar>
           </w:tcPr>
           <w:p>
@@ -3628,10 +5206,10 @@
               <w:right w:val="single" w:sz="4" w:space="0" w:color="000000"/>
             </w:tcBorders>
             <w:tcMar>
-              <w:top w:w="35" w:type="dxa"/>
-              <w:bottom w:w="35" w:type="dxa"/>
-              <w:left w:w="35" w:type="dxa"/>
-              <w:right w:w="35" w:type="dxa"/>
+              <w:top w:w="30" w:type="dxa"/>
+              <w:bottom w:w="30" w:type="dxa"/>
+              <w:left w:w="30" w:type="dxa"/>
+              <w:right w:w="30" w:type="dxa"/>
             </w:tcMar>
           </w:tcPr>
           <w:p>
@@ -3643,7 +5221,7 @@
                 <w:color w:val="000000"/>
                 <w:sz w:val="16"/>
               </w:rPr>
-              <w:t>Satisfactory progress. Approved.</w:t>
+              <w:t>______________________________</w:t>
             </w:r>
           </w:p>
         </w:tc>
@@ -3657,10 +5235,10 @@
               <w:right w:val="single" w:sz="4" w:space="0" w:color="000000"/>
             </w:tcBorders>
             <w:tcMar>
-              <w:top w:w="35" w:type="dxa"/>
-              <w:bottom w:w="35" w:type="dxa"/>
-              <w:left w:w="35" w:type="dxa"/>
-              <w:right w:w="35" w:type="dxa"/>
+              <w:top w:w="30" w:type="dxa"/>
+              <w:bottom w:w="30" w:type="dxa"/>
+              <w:left w:w="30" w:type="dxa"/>
+              <w:right w:w="30" w:type="dxa"/>
             </w:tcMar>
           </w:tcPr>
           <w:p>
@@ -3691,10 +5269,10 @@
               <w:right w:val="single" w:sz="4" w:space="0" w:color="000000"/>
             </w:tcBorders>
             <w:tcMar>
-              <w:top w:w="35" w:type="dxa"/>
-              <w:bottom w:w="35" w:type="dxa"/>
-              <w:left w:w="35" w:type="dxa"/>
-              <w:right w:w="35" w:type="dxa"/>
+              <w:top w:w="30" w:type="dxa"/>
+              <w:bottom w:w="30" w:type="dxa"/>
+              <w:left w:w="30" w:type="dxa"/>
+              <w:right w:w="30" w:type="dxa"/>
             </w:tcMar>
           </w:tcPr>
           <w:p>
@@ -3723,10 +5301,10 @@
               <w:right w:val="single" w:sz="4" w:space="0" w:color="000000"/>
             </w:tcBorders>
             <w:tcMar>
-              <w:top w:w="35" w:type="dxa"/>
-              <w:bottom w:w="35" w:type="dxa"/>
-              <w:left w:w="35" w:type="dxa"/>
-              <w:right w:w="35" w:type="dxa"/>
+              <w:top w:w="30" w:type="dxa"/>
+              <w:bottom w:w="30" w:type="dxa"/>
+              <w:left w:w="30" w:type="dxa"/>
+              <w:right w:w="30" w:type="dxa"/>
             </w:tcMar>
           </w:tcPr>
           <w:p>
@@ -3755,10 +5333,10 @@
               <w:right w:val="single" w:sz="4" w:space="0" w:color="000000"/>
             </w:tcBorders>
             <w:tcMar>
-              <w:top w:w="35" w:type="dxa"/>
-              <w:bottom w:w="35" w:type="dxa"/>
-              <w:left w:w="35" w:type="dxa"/>
-              <w:right w:w="35" w:type="dxa"/>
+              <w:top w:w="30" w:type="dxa"/>
+              <w:bottom w:w="30" w:type="dxa"/>
+              <w:left w:w="30" w:type="dxa"/>
+              <w:right w:w="30" w:type="dxa"/>
             </w:tcMar>
           </w:tcPr>
           <w:p>
@@ -3784,10 +5362,10 @@
               <w:right w:val="single" w:sz="4" w:space="0" w:color="000000"/>
             </w:tcBorders>
             <w:tcMar>
-              <w:top w:w="35" w:type="dxa"/>
-              <w:bottom w:w="35" w:type="dxa"/>
-              <w:left w:w="35" w:type="dxa"/>
-              <w:right w:w="35" w:type="dxa"/>
+              <w:top w:w="30" w:type="dxa"/>
+              <w:bottom w:w="30" w:type="dxa"/>
+              <w:left w:w="30" w:type="dxa"/>
+              <w:right w:w="30" w:type="dxa"/>
             </w:tcMar>
           </w:tcPr>
           <w:p>
@@ -3799,7 +5377,7 @@
                 <w:color w:val="000000"/>
                 <w:sz w:val="16"/>
               </w:rPr>
-              <w:t>Satisfactory progress. Approved.</w:t>
+              <w:t>______________________________</w:t>
             </w:r>
           </w:p>
         </w:tc>
@@ -3813,10 +5391,10 @@
               <w:right w:val="single" w:sz="4" w:space="0" w:color="000000"/>
             </w:tcBorders>
             <w:tcMar>
-              <w:top w:w="35" w:type="dxa"/>
-              <w:bottom w:w="35" w:type="dxa"/>
-              <w:left w:w="35" w:type="dxa"/>
-              <w:right w:w="35" w:type="dxa"/>
+              <w:top w:w="30" w:type="dxa"/>
+              <w:bottom w:w="30" w:type="dxa"/>
+              <w:left w:w="30" w:type="dxa"/>
+              <w:right w:w="30" w:type="dxa"/>
             </w:tcMar>
           </w:tcPr>
           <w:p>
@@ -3847,10 +5425,10 @@
               <w:right w:val="single" w:sz="4" w:space="0" w:color="000000"/>
             </w:tcBorders>
             <w:tcMar>
-              <w:top w:w="35" w:type="dxa"/>
-              <w:bottom w:w="35" w:type="dxa"/>
-              <w:left w:w="35" w:type="dxa"/>
-              <w:right w:w="35" w:type="dxa"/>
+              <w:top w:w="30" w:type="dxa"/>
+              <w:bottom w:w="30" w:type="dxa"/>
+              <w:left w:w="30" w:type="dxa"/>
+              <w:right w:w="30" w:type="dxa"/>
             </w:tcMar>
           </w:tcPr>
           <w:p>
@@ -3879,10 +5457,10 @@
               <w:right w:val="single" w:sz="4" w:space="0" w:color="000000"/>
             </w:tcBorders>
             <w:tcMar>
-              <w:top w:w="35" w:type="dxa"/>
-              <w:bottom w:w="35" w:type="dxa"/>
-              <w:left w:w="35" w:type="dxa"/>
-              <w:right w:w="35" w:type="dxa"/>
+              <w:top w:w="30" w:type="dxa"/>
+              <w:bottom w:w="30" w:type="dxa"/>
+              <w:left w:w="30" w:type="dxa"/>
+              <w:right w:w="30" w:type="dxa"/>
             </w:tcMar>
           </w:tcPr>
           <w:p>
@@ -3911,10 +5489,10 @@
               <w:right w:val="single" w:sz="4" w:space="0" w:color="000000"/>
             </w:tcBorders>
             <w:tcMar>
-              <w:top w:w="35" w:type="dxa"/>
-              <w:bottom w:w="35" w:type="dxa"/>
-              <w:left w:w="35" w:type="dxa"/>
-              <w:right w:w="35" w:type="dxa"/>
+              <w:top w:w="30" w:type="dxa"/>
+              <w:bottom w:w="30" w:type="dxa"/>
+              <w:left w:w="30" w:type="dxa"/>
+              <w:right w:w="30" w:type="dxa"/>
             </w:tcMar>
           </w:tcPr>
           <w:p>
@@ -3940,10 +5518,10 @@
               <w:right w:val="single" w:sz="4" w:space="0" w:color="000000"/>
             </w:tcBorders>
             <w:tcMar>
-              <w:top w:w="35" w:type="dxa"/>
-              <w:bottom w:w="35" w:type="dxa"/>
-              <w:left w:w="35" w:type="dxa"/>
-              <w:right w:w="35" w:type="dxa"/>
+              <w:top w:w="30" w:type="dxa"/>
+              <w:bottom w:w="30" w:type="dxa"/>
+              <w:left w:w="30" w:type="dxa"/>
+              <w:right w:w="30" w:type="dxa"/>
             </w:tcMar>
           </w:tcPr>
           <w:p>
@@ -3955,7 +5533,7 @@
                 <w:color w:val="000000"/>
                 <w:sz w:val="16"/>
               </w:rPr>
-              <w:t>Satisfactory progress. Approved.</w:t>
+              <w:t>______________________________</w:t>
             </w:r>
           </w:p>
         </w:tc>
@@ -3969,10 +5547,10 @@
               <w:right w:val="single" w:sz="4" w:space="0" w:color="000000"/>
             </w:tcBorders>
             <w:tcMar>
-              <w:top w:w="35" w:type="dxa"/>
-              <w:bottom w:w="35" w:type="dxa"/>
-              <w:left w:w="35" w:type="dxa"/>
-              <w:right w:w="35" w:type="dxa"/>
+              <w:top w:w="30" w:type="dxa"/>
+              <w:bottom w:w="30" w:type="dxa"/>
+              <w:left w:w="30" w:type="dxa"/>
+              <w:right w:w="30" w:type="dxa"/>
             </w:tcMar>
           </w:tcPr>
           <w:p>
@@ -4003,10 +5581,10 @@
               <w:right w:val="single" w:sz="4" w:space="0" w:color="000000"/>
             </w:tcBorders>
             <w:tcMar>
-              <w:top w:w="35" w:type="dxa"/>
-              <w:bottom w:w="35" w:type="dxa"/>
-              <w:left w:w="35" w:type="dxa"/>
-              <w:right w:w="35" w:type="dxa"/>
+              <w:top w:w="30" w:type="dxa"/>
+              <w:bottom w:w="30" w:type="dxa"/>
+              <w:left w:w="30" w:type="dxa"/>
+              <w:right w:w="30" w:type="dxa"/>
             </w:tcMar>
           </w:tcPr>
           <w:p>
@@ -4035,10 +5613,10 @@
               <w:right w:val="single" w:sz="4" w:space="0" w:color="000000"/>
             </w:tcBorders>
             <w:tcMar>
-              <w:top w:w="35" w:type="dxa"/>
-              <w:bottom w:w="35" w:type="dxa"/>
-              <w:left w:w="35" w:type="dxa"/>
-              <w:right w:w="35" w:type="dxa"/>
+              <w:top w:w="30" w:type="dxa"/>
+              <w:bottom w:w="30" w:type="dxa"/>
+              <w:left w:w="30" w:type="dxa"/>
+              <w:right w:w="30" w:type="dxa"/>
             </w:tcMar>
           </w:tcPr>
           <w:p>
@@ -4067,10 +5645,10 @@
               <w:right w:val="single" w:sz="4" w:space="0" w:color="000000"/>
             </w:tcBorders>
             <w:tcMar>
-              <w:top w:w="35" w:type="dxa"/>
-              <w:bottom w:w="35" w:type="dxa"/>
-              <w:left w:w="35" w:type="dxa"/>
-              <w:right w:w="35" w:type="dxa"/>
+              <w:top w:w="30" w:type="dxa"/>
+              <w:bottom w:w="30" w:type="dxa"/>
+              <w:left w:w="30" w:type="dxa"/>
+              <w:right w:w="30" w:type="dxa"/>
             </w:tcMar>
           </w:tcPr>
           <w:p>
@@ -4096,10 +5674,10 @@
               <w:right w:val="single" w:sz="4" w:space="0" w:color="000000"/>
             </w:tcBorders>
             <w:tcMar>
-              <w:top w:w="35" w:type="dxa"/>
-              <w:bottom w:w="35" w:type="dxa"/>
-              <w:left w:w="35" w:type="dxa"/>
-              <w:right w:w="35" w:type="dxa"/>
+              <w:top w:w="30" w:type="dxa"/>
+              <w:bottom w:w="30" w:type="dxa"/>
+              <w:left w:w="30" w:type="dxa"/>
+              <w:right w:w="30" w:type="dxa"/>
             </w:tcMar>
           </w:tcPr>
           <w:p>
@@ -4111,7 +5689,7 @@
                 <w:color w:val="000000"/>
                 <w:sz w:val="16"/>
               </w:rPr>
-              <w:t>Satisfactory progress. Approved.</w:t>
+              <w:t>______________________________</w:t>
             </w:r>
           </w:p>
         </w:tc>
@@ -4125,10 +5703,10 @@
               <w:right w:val="single" w:sz="4" w:space="0" w:color="000000"/>
             </w:tcBorders>
             <w:tcMar>
-              <w:top w:w="35" w:type="dxa"/>
-              <w:bottom w:w="35" w:type="dxa"/>
-              <w:left w:w="35" w:type="dxa"/>
-              <w:right w:w="35" w:type="dxa"/>
+              <w:top w:w="30" w:type="dxa"/>
+              <w:bottom w:w="30" w:type="dxa"/>
+              <w:left w:w="30" w:type="dxa"/>
+              <w:right w:w="30" w:type="dxa"/>
             </w:tcMar>
           </w:tcPr>
           <w:p>
@@ -4159,10 +5737,10 @@
               <w:right w:val="single" w:sz="4" w:space="0" w:color="000000"/>
             </w:tcBorders>
             <w:tcMar>
-              <w:top w:w="35" w:type="dxa"/>
-              <w:bottom w:w="35" w:type="dxa"/>
-              <w:left w:w="35" w:type="dxa"/>
-              <w:right w:w="35" w:type="dxa"/>
+              <w:top w:w="30" w:type="dxa"/>
+              <w:bottom w:w="30" w:type="dxa"/>
+              <w:left w:w="30" w:type="dxa"/>
+              <w:right w:w="30" w:type="dxa"/>
             </w:tcMar>
           </w:tcPr>
           <w:p>
@@ -4191,10 +5769,10 @@
               <w:right w:val="single" w:sz="4" w:space="0" w:color="000000"/>
             </w:tcBorders>
             <w:tcMar>
-              <w:top w:w="35" w:type="dxa"/>
-              <w:bottom w:w="35" w:type="dxa"/>
-              <w:left w:w="35" w:type="dxa"/>
-              <w:right w:w="35" w:type="dxa"/>
+              <w:top w:w="30" w:type="dxa"/>
+              <w:bottom w:w="30" w:type="dxa"/>
+              <w:left w:w="30" w:type="dxa"/>
+              <w:right w:w="30" w:type="dxa"/>
             </w:tcMar>
           </w:tcPr>
           <w:p>
@@ -4223,10 +5801,10 @@
               <w:right w:val="single" w:sz="4" w:space="0" w:color="000000"/>
             </w:tcBorders>
             <w:tcMar>
-              <w:top w:w="35" w:type="dxa"/>
-              <w:bottom w:w="35" w:type="dxa"/>
-              <w:left w:w="35" w:type="dxa"/>
-              <w:right w:w="35" w:type="dxa"/>
+              <w:top w:w="30" w:type="dxa"/>
+              <w:bottom w:w="30" w:type="dxa"/>
+              <w:left w:w="30" w:type="dxa"/>
+              <w:right w:w="30" w:type="dxa"/>
             </w:tcMar>
           </w:tcPr>
           <w:p>
@@ -4252,10 +5830,10 @@
               <w:right w:val="single" w:sz="4" w:space="0" w:color="000000"/>
             </w:tcBorders>
             <w:tcMar>
-              <w:top w:w="35" w:type="dxa"/>
-              <w:bottom w:w="35" w:type="dxa"/>
-              <w:left w:w="35" w:type="dxa"/>
-              <w:right w:w="35" w:type="dxa"/>
+              <w:top w:w="30" w:type="dxa"/>
+              <w:bottom w:w="30" w:type="dxa"/>
+              <w:left w:w="30" w:type="dxa"/>
+              <w:right w:w="30" w:type="dxa"/>
             </w:tcMar>
           </w:tcPr>
           <w:p>
@@ -4267,7 +5845,7 @@
                 <w:color w:val="000000"/>
                 <w:sz w:val="16"/>
               </w:rPr>
-              <w:t>Satisfactory progress. Approved.</w:t>
+              <w:t>______________________________</w:t>
             </w:r>
           </w:p>
         </w:tc>
@@ -4281,10 +5859,379 @@
               <w:right w:val="single" w:sz="4" w:space="0" w:color="000000"/>
             </w:tcBorders>
             <w:tcMar>
-              <w:top w:w="35" w:type="dxa"/>
-              <w:bottom w:w="35" w:type="dxa"/>
-              <w:left w:w="35" w:type="dxa"/>
-              <w:right w:w="35" w:type="dxa"/>
+              <w:top w:w="30" w:type="dxa"/>
+              <w:bottom w:w="30" w:type="dxa"/>
+              <w:left w:w="30" w:type="dxa"/>
+              <w:right w:w="30" w:type="dxa"/>
+            </w:tcMar>
+          </w:tcPr>
+          <w:p>
+            <w:pPr>
+              <w:jc w:val="center"/>
+            </w:pPr>
+            <w:r>
+              <w:rPr>
+                <w:rFonts w:ascii="Times New Roman" w:hAnsi="Times New Roman"/>
+                <w:b w:val="0"/>
+                <w:i w:val="0"/>
+                <w:color w:val="000000"/>
+                <w:sz w:val="16"/>
+              </w:rPr>
+              <w:t>__________</w:t>
+            </w:r>
+          </w:p>
+        </w:tc>
+      </w:tr>
+    </w:tbl>
+    <w:p>
+      <w:r>
+        <w:br w:type="page"/>
+      </w:r>
+    </w:p>
+    <w:p>
+      <w:pPr>
+        <w:spacing w:after="120" w:before="0" w:line="276" w:lineRule="auto"/>
+        <w:jc w:val="center"/>
+      </w:pPr>
+      <w:r>
+        <w:rPr>
+          <w:rFonts w:ascii="Times New Roman" w:hAnsi="Times New Roman"/>
+          <w:b/>
+          <w:i w:val="0"/>
+          <w:color w:val="000000"/>
+          <w:sz w:val="26"/>
+        </w:rPr>
+        <w:t>PROGRESS / ATTENDANCE REPORT (WEEKS 8 TO 13)</w:t>
+      </w:r>
+    </w:p>
+    <w:p>
+      <w:pPr>
+        <w:spacing w:after="120" w:before="0" w:line="276" w:lineRule="auto"/>
+        <w:jc w:val="left"/>
+      </w:pPr>
+      <w:r>
+        <w:rPr>
+          <w:rFonts w:ascii="Times New Roman" w:hAnsi="Times New Roman"/>
+          <w:b/>
+          <w:i w:val="0"/>
+          <w:color w:val="000000"/>
+          <w:sz w:val="21"/>
+        </w:rPr>
+        <w:t>Name of Supervisor/Guide: Prof. Sonali Kharat</w:t>
+      </w:r>
+    </w:p>
+    <w:tbl>
+      <w:tblPr>
+        <w:tblW w:type="auto" w:w="0"/>
+        <w:jc w:val="center"/>
+        <w:tblLook w:firstColumn="1" w:firstRow="1" w:lastColumn="0" w:lastRow="0" w:noHBand="0" w:noVBand="1" w:val="04A0"/>
+      </w:tblPr>
+      <w:tblGrid>
+        <w:gridCol w:w="1930"/>
+        <w:gridCol w:w="1930"/>
+        <w:gridCol w:w="1930"/>
+        <w:gridCol w:w="1930"/>
+        <w:gridCol w:w="1930"/>
+      </w:tblGrid>
+      <w:tr>
+        <w:tc>
+          <w:tcPr>
+            <w:tcW w:type="dxa" w:w="1930"/>
+            <w:tcBorders>
+              <w:top w:val="single" w:sz="4" w:space="0" w:color="000000"/>
+              <w:bottom w:val="single" w:sz="4" w:space="0" w:color="000000"/>
+              <w:left w:val="single" w:sz="4" w:space="0" w:color="000000"/>
+              <w:right w:val="single" w:sz="4" w:space="0" w:color="000000"/>
+            </w:tcBorders>
+            <w:tcMar>
+              <w:top w:w="45" w:type="dxa"/>
+              <w:bottom w:w="45" w:type="dxa"/>
+              <w:left w:w="45" w:type="dxa"/>
+              <w:right w:w="45" w:type="dxa"/>
+            </w:tcMar>
+          </w:tcPr>
+          <w:p>
+            <w:pPr>
+              <w:jc w:val="center"/>
+            </w:pPr>
+            <w:r>
+              <w:rPr>
+                <w:rFonts w:ascii="Times New Roman" w:hAnsi="Times New Roman"/>
+                <w:b/>
+                <w:i w:val="0"/>
+                <w:color w:val="000000"/>
+                <w:sz w:val="18"/>
+              </w:rPr>
+              <w:t>Wk</w:t>
+            </w:r>
+          </w:p>
+        </w:tc>
+        <w:tc>
+          <w:tcPr>
+            <w:tcW w:type="dxa" w:w="1930"/>
+            <w:tcBorders>
+              <w:top w:val="single" w:sz="4" w:space="0" w:color="000000"/>
+              <w:bottom w:val="single" w:sz="4" w:space="0" w:color="000000"/>
+              <w:left w:val="single" w:sz="4" w:space="0" w:color="000000"/>
+              <w:right w:val="single" w:sz="4" w:space="0" w:color="000000"/>
+            </w:tcBorders>
+            <w:tcMar>
+              <w:top w:w="45" w:type="dxa"/>
+              <w:bottom w:w="45" w:type="dxa"/>
+              <w:left w:w="45" w:type="dxa"/>
+              <w:right w:w="45" w:type="dxa"/>
+            </w:tcMar>
+          </w:tcPr>
+          <w:p>
+            <w:pPr>
+              <w:jc w:val="center"/>
+            </w:pPr>
+            <w:r>
+              <w:rPr>
+                <w:rFonts w:ascii="Times New Roman" w:hAnsi="Times New Roman"/>
+                <w:b/>
+                <w:i w:val="0"/>
+                <w:color w:val="000000"/>
+                <w:sz w:val="18"/>
+              </w:rPr>
+              <w:t>Date</w:t>
+            </w:r>
+          </w:p>
+        </w:tc>
+        <w:tc>
+          <w:tcPr>
+            <w:tcW w:type="dxa" w:w="1930"/>
+            <w:tcBorders>
+              <w:top w:val="single" w:sz="4" w:space="0" w:color="000000"/>
+              <w:bottom w:val="single" w:sz="4" w:space="0" w:color="000000"/>
+              <w:left w:val="single" w:sz="4" w:space="0" w:color="000000"/>
+              <w:right w:val="single" w:sz="4" w:space="0" w:color="000000"/>
+            </w:tcBorders>
+            <w:tcMar>
+              <w:top w:w="45" w:type="dxa"/>
+              <w:bottom w:w="45" w:type="dxa"/>
+              <w:left w:w="45" w:type="dxa"/>
+              <w:right w:w="45" w:type="dxa"/>
+            </w:tcMar>
+          </w:tcPr>
+          <w:p>
+            <w:pPr>
+              <w:jc w:val="center"/>
+            </w:pPr>
+            <w:r>
+              <w:rPr>
+                <w:rFonts w:ascii="Times New Roman" w:hAnsi="Times New Roman"/>
+                <w:b/>
+                <w:i w:val="0"/>
+                <w:color w:val="000000"/>
+                <w:sz w:val="18"/>
+              </w:rPr>
+              <w:t>Summary of Work Done</w:t>
+            </w:r>
+          </w:p>
+        </w:tc>
+        <w:tc>
+          <w:tcPr>
+            <w:tcW w:type="dxa" w:w="1930"/>
+            <w:tcBorders>
+              <w:top w:val="single" w:sz="4" w:space="0" w:color="000000"/>
+              <w:bottom w:val="single" w:sz="4" w:space="0" w:color="000000"/>
+              <w:left w:val="single" w:sz="4" w:space="0" w:color="000000"/>
+              <w:right w:val="single" w:sz="4" w:space="0" w:color="000000"/>
+            </w:tcBorders>
+            <w:tcMar>
+              <w:top w:w="45" w:type="dxa"/>
+              <w:bottom w:w="45" w:type="dxa"/>
+              <w:left w:w="45" w:type="dxa"/>
+              <w:right w:w="45" w:type="dxa"/>
+            </w:tcMar>
+          </w:tcPr>
+          <w:p>
+            <w:pPr>
+              <w:jc w:val="center"/>
+            </w:pPr>
+            <w:r>
+              <w:rPr>
+                <w:rFonts w:ascii="Times New Roman" w:hAnsi="Times New Roman"/>
+                <w:b/>
+                <w:i w:val="0"/>
+                <w:color w:val="000000"/>
+                <w:sz w:val="18"/>
+              </w:rPr>
+              <w:t>Guide Comments / Instructions</w:t>
+            </w:r>
+          </w:p>
+        </w:tc>
+        <w:tc>
+          <w:tcPr>
+            <w:tcW w:type="dxa" w:w="1930"/>
+            <w:tcBorders>
+              <w:top w:val="single" w:sz="4" w:space="0" w:color="000000"/>
+              <w:bottom w:val="single" w:sz="4" w:space="0" w:color="000000"/>
+              <w:left w:val="single" w:sz="4" w:space="0" w:color="000000"/>
+              <w:right w:val="single" w:sz="4" w:space="0" w:color="000000"/>
+            </w:tcBorders>
+            <w:tcMar>
+              <w:top w:w="45" w:type="dxa"/>
+              <w:bottom w:w="45" w:type="dxa"/>
+              <w:left w:w="45" w:type="dxa"/>
+              <w:right w:w="45" w:type="dxa"/>
+            </w:tcMar>
+          </w:tcPr>
+          <w:p>
+            <w:pPr>
+              <w:jc w:val="center"/>
+            </w:pPr>
+            <w:r>
+              <w:rPr>
+                <w:rFonts w:ascii="Times New Roman" w:hAnsi="Times New Roman"/>
+                <w:b/>
+                <w:i w:val="0"/>
+                <w:color w:val="000000"/>
+                <w:sz w:val="18"/>
+              </w:rPr>
+              <w:t>Guide Sign</w:t>
+            </w:r>
+          </w:p>
+        </w:tc>
+      </w:tr>
+      <w:tr>
+        <w:tc>
+          <w:tcPr>
+            <w:tcW w:type="dxa" w:w="1930"/>
+            <w:tcBorders>
+              <w:top w:val="single" w:sz="4" w:space="0" w:color="000000"/>
+              <w:bottom w:val="single" w:sz="4" w:space="0" w:color="000000"/>
+              <w:left w:val="single" w:sz="4" w:space="0" w:color="000000"/>
+              <w:right w:val="single" w:sz="4" w:space="0" w:color="000000"/>
+            </w:tcBorders>
+            <w:tcMar>
+              <w:top w:w="30" w:type="dxa"/>
+              <w:bottom w:w="30" w:type="dxa"/>
+              <w:left w:w="30" w:type="dxa"/>
+              <w:right w:w="30" w:type="dxa"/>
+            </w:tcMar>
+          </w:tcPr>
+          <w:p>
+            <w:pPr>
+              <w:jc w:val="center"/>
+            </w:pPr>
+            <w:r>
+              <w:rPr>
+                <w:rFonts w:ascii="Times New Roman" w:hAnsi="Times New Roman"/>
+                <w:b/>
+                <w:i w:val="0"/>
+                <w:color w:val="000000"/>
+                <w:sz w:val="16"/>
+              </w:rPr>
+              <w:t>W8</w:t>
+            </w:r>
+          </w:p>
+        </w:tc>
+        <w:tc>
+          <w:tcPr>
+            <w:tcW w:type="dxa" w:w="1930"/>
+            <w:tcBorders>
+              <w:top w:val="single" w:sz="4" w:space="0" w:color="000000"/>
+              <w:bottom w:val="single" w:sz="4" w:space="0" w:color="000000"/>
+              <w:left w:val="single" w:sz="4" w:space="0" w:color="000000"/>
+              <w:right w:val="single" w:sz="4" w:space="0" w:color="000000"/>
+            </w:tcBorders>
+            <w:tcMar>
+              <w:top w:w="30" w:type="dxa"/>
+              <w:bottom w:w="30" w:type="dxa"/>
+              <w:left w:w="30" w:type="dxa"/>
+              <w:right w:w="30" w:type="dxa"/>
+            </w:tcMar>
+          </w:tcPr>
+          <w:p>
+            <w:pPr>
+              <w:jc w:val="center"/>
+            </w:pPr>
+            <w:r>
+              <w:rPr>
+                <w:rFonts w:ascii="Times New Roman" w:hAnsi="Times New Roman"/>
+                <w:b w:val="0"/>
+                <w:i w:val="0"/>
+                <w:color w:val="000000"/>
+                <w:sz w:val="16"/>
+              </w:rPr>
+              <w:t>___/___/2026</w:t>
+            </w:r>
+          </w:p>
+        </w:tc>
+        <w:tc>
+          <w:tcPr>
+            <w:tcW w:type="dxa" w:w="1930"/>
+            <w:tcBorders>
+              <w:top w:val="single" w:sz="4" w:space="0" w:color="000000"/>
+              <w:bottom w:val="single" w:sz="4" w:space="0" w:color="000000"/>
+              <w:left w:val="single" w:sz="4" w:space="0" w:color="000000"/>
+              <w:right w:val="single" w:sz="4" w:space="0" w:color="000000"/>
+            </w:tcBorders>
+            <w:tcMar>
+              <w:top w:w="30" w:type="dxa"/>
+              <w:bottom w:w="30" w:type="dxa"/>
+              <w:left w:w="30" w:type="dxa"/>
+              <w:right w:w="30" w:type="dxa"/>
+            </w:tcMar>
+          </w:tcPr>
+          <w:p>
+            <w:r>
+              <w:rPr>
+                <w:rFonts w:ascii="Times New Roman" w:hAnsi="Times New Roman"/>
+                <w:b w:val="0"/>
+                <w:i w:val="0"/>
+                <w:color w:val="000000"/>
+                <w:sz w:val="16"/>
+              </w:rPr>
+              <w:t>Console CLI driver interactive menu, input validation &amp; role-gate...</w:t>
+            </w:r>
+          </w:p>
+        </w:tc>
+        <w:tc>
+          <w:tcPr>
+            <w:tcW w:type="dxa" w:w="1930"/>
+            <w:tcBorders>
+              <w:top w:val="single" w:sz="4" w:space="0" w:color="000000"/>
+              <w:bottom w:val="single" w:sz="4" w:space="0" w:color="000000"/>
+              <w:left w:val="single" w:sz="4" w:space="0" w:color="000000"/>
+              <w:right w:val="single" w:sz="4" w:space="0" w:color="000000"/>
+            </w:tcBorders>
+            <w:tcMar>
+              <w:top w:w="30" w:type="dxa"/>
+              <w:bottom w:w="30" w:type="dxa"/>
+              <w:left w:w="30" w:type="dxa"/>
+              <w:right w:w="30" w:type="dxa"/>
+            </w:tcMar>
+          </w:tcPr>
+          <w:p>
+            <w:r>
+              <w:rPr>
+                <w:rFonts w:ascii="Times New Roman" w:hAnsi="Times New Roman"/>
+                <w:b w:val="0"/>
+                <w:i w:val="0"/>
+                <w:color w:val="000000"/>
+                <w:sz w:val="16"/>
+              </w:rPr>
+              <w:t>______________________________</w:t>
+            </w:r>
+          </w:p>
+        </w:tc>
+        <w:tc>
+          <w:tcPr>
+            <w:tcW w:type="dxa" w:w="1930"/>
+            <w:tcBorders>
+              <w:top w:val="single" w:sz="4" w:space="0" w:color="000000"/>
+              <w:bottom w:val="single" w:sz="4" w:space="0" w:color="000000"/>
+              <w:left w:val="single" w:sz="4" w:space="0" w:color="000000"/>
+              <w:right w:val="single" w:sz="4" w:space="0" w:color="000000"/>
+            </w:tcBorders>
+            <w:tcMar>
+              <w:top w:w="30" w:type="dxa"/>
+              <w:bottom w:w="30" w:type="dxa"/>
+              <w:left w:w="30" w:type="dxa"/>
+              <w:right w:w="30" w:type="dxa"/>
             </w:tcMar>
           </w:tcPr>
           <w:p>
@@ -4315,10 +6262,10 @@
               <w:right w:val="single" w:sz="4" w:space="0" w:color="000000"/>
             </w:tcBorders>
             <w:tcMar>
-              <w:top w:w="35" w:type="dxa"/>
-              <w:bottom w:w="35" w:type="dxa"/>
-              <w:left w:w="35" w:type="dxa"/>
-              <w:right w:w="35" w:type="dxa"/>
+              <w:top w:w="30" w:type="dxa"/>
+              <w:bottom w:w="30" w:type="dxa"/>
+              <w:left w:w="30" w:type="dxa"/>
+              <w:right w:w="30" w:type="dxa"/>
             </w:tcMar>
           </w:tcPr>
           <w:p>
@@ -4333,7 +6280,7 @@
                 <w:color w:val="000000"/>
                 <w:sz w:val="16"/>
               </w:rPr>
-              <w:t>W8</w:t>
+              <w:t>W9</w:t>
             </w:r>
           </w:p>
         </w:tc>
@@ -4347,10 +6294,10 @@
               <w:right w:val="single" w:sz="4" w:space="0" w:color="000000"/>
             </w:tcBorders>
             <w:tcMar>
-              <w:top w:w="35" w:type="dxa"/>
-              <w:bottom w:w="35" w:type="dxa"/>
-              <w:left w:w="35" w:type="dxa"/>
-              <w:right w:w="35" w:type="dxa"/>
+              <w:top w:w="30" w:type="dxa"/>
+              <w:bottom w:w="30" w:type="dxa"/>
+              <w:left w:w="30" w:type="dxa"/>
+              <w:right w:w="30" w:type="dxa"/>
             </w:tcMar>
           </w:tcPr>
           <w:p>
@@ -4379,10 +6326,10 @@
               <w:right w:val="single" w:sz="4" w:space="0" w:color="000000"/>
             </w:tcBorders>
             <w:tcMar>
-              <w:top w:w="35" w:type="dxa"/>
-              <w:bottom w:w="35" w:type="dxa"/>
-              <w:left w:w="35" w:type="dxa"/>
-              <w:right w:w="35" w:type="dxa"/>
+              <w:top w:w="30" w:type="dxa"/>
+              <w:bottom w:w="30" w:type="dxa"/>
+              <w:left w:w="30" w:type="dxa"/>
+              <w:right w:w="30" w:type="dxa"/>
             </w:tcMar>
           </w:tcPr>
           <w:p>
@@ -4394,7 +6341,7 @@
                 <w:color w:val="000000"/>
                 <w:sz w:val="16"/>
               </w:rPr>
-              <w:t>Console CLI driver interactive menu, input validation &amp; role-gate...</w:t>
+              <w:t>Web dashboard interface development (HTML5/CSS3) &amp; event handling...</w:t>
             </w:r>
           </w:p>
         </w:tc>
@@ -4408,10 +6355,10 @@
               <w:right w:val="single" w:sz="4" w:space="0" w:color="000000"/>
             </w:tcBorders>
             <w:tcMar>
-              <w:top w:w="35" w:type="dxa"/>
-              <w:bottom w:w="35" w:type="dxa"/>
-              <w:left w:w="35" w:type="dxa"/>
-              <w:right w:w="35" w:type="dxa"/>
+              <w:top w:w="30" w:type="dxa"/>
+              <w:bottom w:w="30" w:type="dxa"/>
+              <w:left w:w="30" w:type="dxa"/>
+              <w:right w:w="30" w:type="dxa"/>
             </w:tcMar>
           </w:tcPr>
           <w:p>
@@ -4423,7 +6370,7 @@
                 <w:color w:val="000000"/>
                 <w:sz w:val="16"/>
               </w:rPr>
-              <w:t>Satisfactory progress. Approved.</w:t>
+              <w:t>______________________________</w:t>
             </w:r>
           </w:p>
         </w:tc>
@@ -4437,10 +6384,10 @@
               <w:right w:val="single" w:sz="4" w:space="0" w:color="000000"/>
             </w:tcBorders>
             <w:tcMar>
-              <w:top w:w="35" w:type="dxa"/>
-              <w:bottom w:w="35" w:type="dxa"/>
-              <w:left w:w="35" w:type="dxa"/>
-              <w:right w:w="35" w:type="dxa"/>
+              <w:top w:w="30" w:type="dxa"/>
+              <w:bottom w:w="30" w:type="dxa"/>
+              <w:left w:w="30" w:type="dxa"/>
+              <w:right w:w="30" w:type="dxa"/>
             </w:tcMar>
           </w:tcPr>
           <w:p>
@@ -4471,10 +6418,10 @@
               <w:right w:val="single" w:sz="4" w:space="0" w:color="000000"/>
             </w:tcBorders>
             <w:tcMar>
-              <w:top w:w="35" w:type="dxa"/>
-              <w:bottom w:w="35" w:type="dxa"/>
-              <w:left w:w="35" w:type="dxa"/>
-              <w:right w:w="35" w:type="dxa"/>
+              <w:top w:w="30" w:type="dxa"/>
+              <w:bottom w:w="30" w:type="dxa"/>
+              <w:left w:w="30" w:type="dxa"/>
+              <w:right w:w="30" w:type="dxa"/>
             </w:tcMar>
           </w:tcPr>
           <w:p>
@@ -4489,7 +6436,7 @@
                 <w:color w:val="000000"/>
                 <w:sz w:val="16"/>
               </w:rPr>
-              <w:t>W9</w:t>
+              <w:t>W10</w:t>
             </w:r>
           </w:p>
         </w:tc>
@@ -4503,10 +6450,10 @@
               <w:right w:val="single" w:sz="4" w:space="0" w:color="000000"/>
             </w:tcBorders>
             <w:tcMar>
-              <w:top w:w="35" w:type="dxa"/>
-              <w:bottom w:w="35" w:type="dxa"/>
-              <w:left w:w="35" w:type="dxa"/>
-              <w:right w:w="35" w:type="dxa"/>
+              <w:top w:w="30" w:type="dxa"/>
+              <w:bottom w:w="30" w:type="dxa"/>
+              <w:left w:w="30" w:type="dxa"/>
+              <w:right w:w="30" w:type="dxa"/>
             </w:tcMar>
           </w:tcPr>
           <w:p>
@@ -4535,10 +6482,10 @@
               <w:right w:val="single" w:sz="4" w:space="0" w:color="000000"/>
             </w:tcBorders>
             <w:tcMar>
-              <w:top w:w="35" w:type="dxa"/>
-              <w:bottom w:w="35" w:type="dxa"/>
-              <w:left w:w="35" w:type="dxa"/>
-              <w:right w:w="35" w:type="dxa"/>
+              <w:top w:w="30" w:type="dxa"/>
+              <w:bottom w:w="30" w:type="dxa"/>
+              <w:left w:w="30" w:type="dxa"/>
+              <w:right w:w="30" w:type="dxa"/>
             </w:tcMar>
           </w:tcPr>
           <w:p>
@@ -4550,7 +6497,7 @@
                 <w:color w:val="000000"/>
                 <w:sz w:val="16"/>
               </w:rPr>
-              <w:t>Web dashboard interface development (HTML5/CSS3) &amp; event handling...</w:t>
+              <w:t>Cloud synchronization layer (Firebase Firestore + Auth) &amp; offline...</w:t>
             </w:r>
           </w:p>
         </w:tc>
@@ -4564,10 +6511,10 @@
               <w:right w:val="single" w:sz="4" w:space="0" w:color="000000"/>
             </w:tcBorders>
             <w:tcMar>
-              <w:top w:w="35" w:type="dxa"/>
-              <w:bottom w:w="35" w:type="dxa"/>
-              <w:left w:w="35" w:type="dxa"/>
-              <w:right w:w="35" w:type="dxa"/>
+              <w:top w:w="30" w:type="dxa"/>
+              <w:bottom w:w="30" w:type="dxa"/>
+              <w:left w:w="30" w:type="dxa"/>
+              <w:right w:w="30" w:type="dxa"/>
             </w:tcMar>
           </w:tcPr>
           <w:p>
@@ -4579,7 +6526,7 @@
                 <w:color w:val="000000"/>
                 <w:sz w:val="16"/>
               </w:rPr>
-              <w:t>Satisfactory progress. Approved.</w:t>
+              <w:t>______________________________</w:t>
             </w:r>
           </w:p>
         </w:tc>
@@ -4593,10 +6540,10 @@
               <w:right w:val="single" w:sz="4" w:space="0" w:color="000000"/>
             </w:tcBorders>
             <w:tcMar>
-              <w:top w:w="35" w:type="dxa"/>
-              <w:bottom w:w="35" w:type="dxa"/>
-              <w:left w:w="35" w:type="dxa"/>
-              <w:right w:w="35" w:type="dxa"/>
+              <w:top w:w="30" w:type="dxa"/>
+              <w:bottom w:w="30" w:type="dxa"/>
+              <w:left w:w="30" w:type="dxa"/>
+              <w:right w:w="30" w:type="dxa"/>
             </w:tcMar>
           </w:tcPr>
           <w:p>
@@ -4627,10 +6574,10 @@
               <w:right w:val="single" w:sz="4" w:space="0" w:color="000000"/>
             </w:tcBorders>
             <w:tcMar>
-              <w:top w:w="35" w:type="dxa"/>
-              <w:bottom w:w="35" w:type="dxa"/>
-              <w:left w:w="35" w:type="dxa"/>
-              <w:right w:w="35" w:type="dxa"/>
+              <w:top w:w="30" w:type="dxa"/>
+              <w:bottom w:w="30" w:type="dxa"/>
+              <w:left w:w="30" w:type="dxa"/>
+              <w:right w:w="30" w:type="dxa"/>
             </w:tcMar>
           </w:tcPr>
           <w:p>
@@ -4645,7 +6592,7 @@
                 <w:color w:val="000000"/>
                 <w:sz w:val="16"/>
               </w:rPr>
-              <w:t>W10</w:t>
+              <w:t>W11</w:t>
             </w:r>
           </w:p>
         </w:tc>
@@ -4659,10 +6606,10 @@
               <w:right w:val="single" w:sz="4" w:space="0" w:color="000000"/>
             </w:tcBorders>
             <w:tcMar>
-              <w:top w:w="35" w:type="dxa"/>
-              <w:bottom w:w="35" w:type="dxa"/>
-              <w:left w:w="35" w:type="dxa"/>
-              <w:right w:w="35" w:type="dxa"/>
+              <w:top w:w="30" w:type="dxa"/>
+              <w:bottom w:w="30" w:type="dxa"/>
+              <w:left w:w="30" w:type="dxa"/>
+              <w:right w:w="30" w:type="dxa"/>
             </w:tcMar>
           </w:tcPr>
           <w:p>
@@ -4691,10 +6638,10 @@
               <w:right w:val="single" w:sz="4" w:space="0" w:color="000000"/>
             </w:tcBorders>
             <w:tcMar>
-              <w:top w:w="35" w:type="dxa"/>
-              <w:bottom w:w="35" w:type="dxa"/>
-              <w:left w:w="35" w:type="dxa"/>
-              <w:right w:w="35" w:type="dxa"/>
+              <w:top w:w="30" w:type="dxa"/>
+              <w:bottom w:w="30" w:type="dxa"/>
+              <w:left w:w="30" w:type="dxa"/>
+              <w:right w:w="30" w:type="dxa"/>
             </w:tcMar>
           </w:tcPr>
           <w:p>
@@ -4706,7 +6653,7 @@
                 <w:color w:val="000000"/>
                 <w:sz w:val="16"/>
               </w:rPr>
-              <w:t>Cloud synchronization layer (Firebase Firestore + Authentication)...</w:t>
+              <w:t>System integration, unit testing, role-access verification &amp; edge...</w:t>
             </w:r>
           </w:p>
         </w:tc>
@@ -4720,10 +6667,10 @@
               <w:right w:val="single" w:sz="4" w:space="0" w:color="000000"/>
             </w:tcBorders>
             <w:tcMar>
-              <w:top w:w="35" w:type="dxa"/>
-              <w:bottom w:w="35" w:type="dxa"/>
-              <w:left w:w="35" w:type="dxa"/>
-              <w:right w:w="35" w:type="dxa"/>
+              <w:top w:w="30" w:type="dxa"/>
+              <w:bottom w:w="30" w:type="dxa"/>
+              <w:left w:w="30" w:type="dxa"/>
+              <w:right w:w="30" w:type="dxa"/>
             </w:tcMar>
           </w:tcPr>
           <w:p>
@@ -4735,7 +6682,7 @@
                 <w:color w:val="000000"/>
                 <w:sz w:val="16"/>
               </w:rPr>
-              <w:t>Satisfactory progress. Approved.</w:t>
+              <w:t>______________________________</w:t>
             </w:r>
           </w:p>
         </w:tc>
@@ -4749,10 +6696,10 @@
               <w:right w:val="single" w:sz="4" w:space="0" w:color="000000"/>
             </w:tcBorders>
             <w:tcMar>
-              <w:top w:w="35" w:type="dxa"/>
-              <w:bottom w:w="35" w:type="dxa"/>
-              <w:left w:w="35" w:type="dxa"/>
-              <w:right w:w="35" w:type="dxa"/>
+              <w:top w:w="30" w:type="dxa"/>
+              <w:bottom w:w="30" w:type="dxa"/>
+              <w:left w:w="30" w:type="dxa"/>
+              <w:right w:w="30" w:type="dxa"/>
             </w:tcMar>
           </w:tcPr>
           <w:p>
@@ -4783,10 +6730,10 @@
               <w:right w:val="single" w:sz="4" w:space="0" w:color="000000"/>
             </w:tcBorders>
             <w:tcMar>
-              <w:top w:w="35" w:type="dxa"/>
-              <w:bottom w:w="35" w:type="dxa"/>
-              <w:left w:w="35" w:type="dxa"/>
-              <w:right w:w="35" w:type="dxa"/>
+              <w:top w:w="30" w:type="dxa"/>
+              <w:bottom w:w="30" w:type="dxa"/>
+              <w:left w:w="30" w:type="dxa"/>
+              <w:right w:w="30" w:type="dxa"/>
             </w:tcMar>
           </w:tcPr>
           <w:p>
@@ -4801,7 +6748,7 @@
                 <w:color w:val="000000"/>
                 <w:sz w:val="16"/>
               </w:rPr>
-              <w:t>W11</w:t>
+              <w:t>W12</w:t>
             </w:r>
           </w:p>
         </w:tc>
@@ -4815,10 +6762,10 @@
               <w:right w:val="single" w:sz="4" w:space="0" w:color="000000"/>
             </w:tcBorders>
             <w:tcMar>
-              <w:top w:w="35" w:type="dxa"/>
-              <w:bottom w:w="35" w:type="dxa"/>
-              <w:left w:w="35" w:type="dxa"/>
-              <w:right w:w="35" w:type="dxa"/>
+              <w:top w:w="30" w:type="dxa"/>
+              <w:bottom w:w="30" w:type="dxa"/>
+              <w:left w:w="30" w:type="dxa"/>
+              <w:right w:w="30" w:type="dxa"/>
             </w:tcMar>
           </w:tcPr>
           <w:p>
@@ -4847,10 +6794,10 @@
               <w:right w:val="single" w:sz="4" w:space="0" w:color="000000"/>
             </w:tcBorders>
             <w:tcMar>
-              <w:top w:w="35" w:type="dxa"/>
-              <w:bottom w:w="35" w:type="dxa"/>
-              <w:left w:w="35" w:type="dxa"/>
-              <w:right w:w="35" w:type="dxa"/>
+              <w:top w:w="30" w:type="dxa"/>
+              <w:bottom w:w="30" w:type="dxa"/>
+              <w:left w:w="30" w:type="dxa"/>
+              <w:right w:w="30" w:type="dxa"/>
             </w:tcMar>
           </w:tcPr>
           <w:p>
@@ -4862,7 +6809,7 @@
                 <w:color w:val="000000"/>
                 <w:sz w:val="16"/>
               </w:rPr>
-              <w:t>System integration, unit testing, role-access verification &amp; edge...</w:t>
+              <w:t>Review-II presentation, code review, live demo &amp; logbook assessme...</w:t>
             </w:r>
           </w:p>
         </w:tc>
@@ -4876,10 +6823,10 @@
               <w:right w:val="single" w:sz="4" w:space="0" w:color="000000"/>
             </w:tcBorders>
             <w:tcMar>
-              <w:top w:w="35" w:type="dxa"/>
-              <w:bottom w:w="35" w:type="dxa"/>
-              <w:left w:w="35" w:type="dxa"/>
-              <w:right w:w="35" w:type="dxa"/>
+              <w:top w:w="30" w:type="dxa"/>
+              <w:bottom w:w="30" w:type="dxa"/>
+              <w:left w:w="30" w:type="dxa"/>
+              <w:right w:w="30" w:type="dxa"/>
             </w:tcMar>
           </w:tcPr>
           <w:p>
@@ -4891,7 +6838,7 @@
                 <w:color w:val="000000"/>
                 <w:sz w:val="16"/>
               </w:rPr>
-              <w:t>Satisfactory progress. Approved.</w:t>
+              <w:t>______________________________</w:t>
             </w:r>
           </w:p>
         </w:tc>
@@ -4905,10 +6852,10 @@
               <w:right w:val="single" w:sz="4" w:space="0" w:color="000000"/>
             </w:tcBorders>
             <w:tcMar>
-              <w:top w:w="35" w:type="dxa"/>
-              <w:bottom w:w="35" w:type="dxa"/>
-              <w:left w:w="35" w:type="dxa"/>
-              <w:right w:w="35" w:type="dxa"/>
+              <w:top w:w="30" w:type="dxa"/>
+              <w:bottom w:w="30" w:type="dxa"/>
+              <w:left w:w="30" w:type="dxa"/>
+              <w:right w:w="30" w:type="dxa"/>
             </w:tcMar>
           </w:tcPr>
           <w:p>
@@ -4939,10 +6886,10 @@
               <w:right w:val="single" w:sz="4" w:space="0" w:color="000000"/>
             </w:tcBorders>
             <w:tcMar>
-              <w:top w:w="35" w:type="dxa"/>
-              <w:bottom w:w="35" w:type="dxa"/>
-              <w:left w:w="35" w:type="dxa"/>
-              <w:right w:w="35" w:type="dxa"/>
+              <w:top w:w="30" w:type="dxa"/>
+              <w:bottom w:w="30" w:type="dxa"/>
+              <w:left w:w="30" w:type="dxa"/>
+              <w:right w:w="30" w:type="dxa"/>
             </w:tcMar>
           </w:tcPr>
           <w:p>
@@ -4957,7 +6904,7 @@
                 <w:color w:val="000000"/>
                 <w:sz w:val="16"/>
               </w:rPr>
-              <w:t>W12</w:t>
+              <w:t>W13</w:t>
             </w:r>
           </w:p>
         </w:tc>
@@ -4971,10 +6918,10 @@
               <w:right w:val="single" w:sz="4" w:space="0" w:color="000000"/>
             </w:tcBorders>
             <w:tcMar>
-              <w:top w:w="35" w:type="dxa"/>
-              <w:bottom w:w="35" w:type="dxa"/>
-              <w:left w:w="35" w:type="dxa"/>
-              <w:right w:w="35" w:type="dxa"/>
+              <w:top w:w="30" w:type="dxa"/>
+              <w:bottom w:w="30" w:type="dxa"/>
+              <w:left w:w="30" w:type="dxa"/>
+              <w:right w:w="30" w:type="dxa"/>
             </w:tcMar>
           </w:tcPr>
           <w:p>
@@ -5003,166 +6950,10 @@
               <w:right w:val="single" w:sz="4" w:space="0" w:color="000000"/>
             </w:tcBorders>
             <w:tcMar>
-              <w:top w:w="35" w:type="dxa"/>
-              <w:bottom w:w="35" w:type="dxa"/>
-              <w:left w:w="35" w:type="dxa"/>
-              <w:right w:w="35" w:type="dxa"/>
-            </w:tcMar>
-          </w:tcPr>
-          <w:p>
-            <w:r>
-              <w:rPr>
-                <w:rFonts w:ascii="Times New Roman" w:hAnsi="Times New Roman"/>
-                <w:b w:val="0"/>
-                <w:i w:val="0"/>
-                <w:color w:val="000000"/>
-                <w:sz w:val="16"/>
-              </w:rPr>
-              <w:t>Review-II presentation, code review, live demo &amp; logbook assessme...</w:t>
-            </w:r>
-          </w:p>
-        </w:tc>
-        <w:tc>
-          <w:tcPr>
-            <w:tcW w:type="dxa" w:w="1930"/>
-            <w:tcBorders>
-              <w:top w:val="single" w:sz="4" w:space="0" w:color="000000"/>
-              <w:bottom w:val="single" w:sz="4" w:space="0" w:color="000000"/>
-              <w:left w:val="single" w:sz="4" w:space="0" w:color="000000"/>
-              <w:right w:val="single" w:sz="4" w:space="0" w:color="000000"/>
-            </w:tcBorders>
-            <w:tcMar>
-              <w:top w:w="35" w:type="dxa"/>
-              <w:bottom w:w="35" w:type="dxa"/>
-              <w:left w:w="35" w:type="dxa"/>
-              <w:right w:w="35" w:type="dxa"/>
-            </w:tcMar>
-          </w:tcPr>
-          <w:p>
-            <w:r>
-              <w:rPr>
-                <w:rFonts w:ascii="Times New Roman" w:hAnsi="Times New Roman"/>
-                <w:b w:val="0"/>
-                <w:i w:val="0"/>
-                <w:color w:val="000000"/>
-                <w:sz w:val="16"/>
-              </w:rPr>
-              <w:t>Satisfactory progress. Approved.</w:t>
-            </w:r>
-          </w:p>
-        </w:tc>
-        <w:tc>
-          <w:tcPr>
-            <w:tcW w:type="dxa" w:w="1930"/>
-            <w:tcBorders>
-              <w:top w:val="single" w:sz="4" w:space="0" w:color="000000"/>
-              <w:bottom w:val="single" w:sz="4" w:space="0" w:color="000000"/>
-              <w:left w:val="single" w:sz="4" w:space="0" w:color="000000"/>
-              <w:right w:val="single" w:sz="4" w:space="0" w:color="000000"/>
-            </w:tcBorders>
-            <w:tcMar>
-              <w:top w:w="35" w:type="dxa"/>
-              <w:bottom w:w="35" w:type="dxa"/>
-              <w:left w:w="35" w:type="dxa"/>
-              <w:right w:w="35" w:type="dxa"/>
-            </w:tcMar>
-          </w:tcPr>
-          <w:p>
-            <w:pPr>
-              <w:jc w:val="center"/>
-            </w:pPr>
-            <w:r>
-              <w:rPr>
-                <w:rFonts w:ascii="Times New Roman" w:hAnsi="Times New Roman"/>
-                <w:b w:val="0"/>
-                <w:i w:val="0"/>
-                <w:color w:val="000000"/>
-                <w:sz w:val="16"/>
-              </w:rPr>
-              <w:t>__________</w:t>
-            </w:r>
-          </w:p>
-        </w:tc>
-      </w:tr>
-      <w:tr>
-        <w:tc>
-          <w:tcPr>
-            <w:tcW w:type="dxa" w:w="1930"/>
-            <w:tcBorders>
-              <w:top w:val="single" w:sz="4" w:space="0" w:color="000000"/>
-              <w:bottom w:val="single" w:sz="4" w:space="0" w:color="000000"/>
-              <w:left w:val="single" w:sz="4" w:space="0" w:color="000000"/>
-              <w:right w:val="single" w:sz="4" w:space="0" w:color="000000"/>
-            </w:tcBorders>
-            <w:tcMar>
-              <w:top w:w="35" w:type="dxa"/>
-              <w:bottom w:w="35" w:type="dxa"/>
-              <w:left w:w="35" w:type="dxa"/>
-              <w:right w:w="35" w:type="dxa"/>
-            </w:tcMar>
-          </w:tcPr>
-          <w:p>
-            <w:pPr>
-              <w:jc w:val="center"/>
-            </w:pPr>
-            <w:r>
-              <w:rPr>
-                <w:rFonts w:ascii="Times New Roman" w:hAnsi="Times New Roman"/>
-                <w:b/>
-                <w:i w:val="0"/>
-                <w:color w:val="000000"/>
-                <w:sz w:val="16"/>
-              </w:rPr>
-              <w:t>W13</w:t>
-            </w:r>
-          </w:p>
-        </w:tc>
-        <w:tc>
-          <w:tcPr>
-            <w:tcW w:type="dxa" w:w="1930"/>
-            <w:tcBorders>
-              <w:top w:val="single" w:sz="4" w:space="0" w:color="000000"/>
-              <w:bottom w:val="single" w:sz="4" w:space="0" w:color="000000"/>
-              <w:left w:val="single" w:sz="4" w:space="0" w:color="000000"/>
-              <w:right w:val="single" w:sz="4" w:space="0" w:color="000000"/>
-            </w:tcBorders>
-            <w:tcMar>
-              <w:top w:w="35" w:type="dxa"/>
-              <w:bottom w:w="35" w:type="dxa"/>
-              <w:left w:w="35" w:type="dxa"/>
-              <w:right w:w="35" w:type="dxa"/>
-            </w:tcMar>
-          </w:tcPr>
-          <w:p>
-            <w:pPr>
-              <w:jc w:val="center"/>
-            </w:pPr>
-            <w:r>
-              <w:rPr>
-                <w:rFonts w:ascii="Times New Roman" w:hAnsi="Times New Roman"/>
-                <w:b w:val="0"/>
-                <w:i w:val="0"/>
-                <w:color w:val="000000"/>
-                <w:sz w:val="16"/>
-              </w:rPr>
-              <w:t>___/___/2026</w:t>
-            </w:r>
-          </w:p>
-        </w:tc>
-        <w:tc>
-          <w:tcPr>
-            <w:tcW w:type="dxa" w:w="1930"/>
-            <w:tcBorders>
-              <w:top w:val="single" w:sz="4" w:space="0" w:color="000000"/>
-              <w:bottom w:val="single" w:sz="4" w:space="0" w:color="000000"/>
-              <w:left w:val="single" w:sz="4" w:space="0" w:color="000000"/>
-              <w:right w:val="single" w:sz="4" w:space="0" w:color="000000"/>
-            </w:tcBorders>
-            <w:tcMar>
-              <w:top w:w="35" w:type="dxa"/>
-              <w:bottom w:w="35" w:type="dxa"/>
-              <w:left w:w="35" w:type="dxa"/>
-              <w:right w:w="35" w:type="dxa"/>
+              <w:top w:w="30" w:type="dxa"/>
+              <w:bottom w:w="30" w:type="dxa"/>
+              <w:left w:w="30" w:type="dxa"/>
+              <w:right w:w="30" w:type="dxa"/>
             </w:tcMar>
           </w:tcPr>
           <w:p>
@@ -5188,10 +6979,10 @@
               <w:right w:val="single" w:sz="4" w:space="0" w:color="000000"/>
             </w:tcBorders>
             <w:tcMar>
-              <w:top w:w="35" w:type="dxa"/>
-              <w:bottom w:w="35" w:type="dxa"/>
-              <w:left w:w="35" w:type="dxa"/>
-              <w:right w:w="35" w:type="dxa"/>
+              <w:top w:w="30" w:type="dxa"/>
+              <w:bottom w:w="30" w:type="dxa"/>
+              <w:left w:w="30" w:type="dxa"/>
+              <w:right w:w="30" w:type="dxa"/>
             </w:tcMar>
           </w:tcPr>
           <w:p>
@@ -5203,7 +6994,7 @@
                 <w:color w:val="000000"/>
                 <w:sz w:val="16"/>
               </w:rPr>
-              <w:t>Satisfactory progress. Approved.</w:t>
+              <w:t>______________________________</w:t>
             </w:r>
           </w:p>
         </w:tc>
@@ -5217,10 +7008,10 @@
               <w:right w:val="single" w:sz="4" w:space="0" w:color="000000"/>
             </w:tcBorders>
             <w:tcMar>
-              <w:top w:w="35" w:type="dxa"/>
-              <w:bottom w:w="35" w:type="dxa"/>
-              <w:left w:w="35" w:type="dxa"/>
-              <w:right w:w="35" w:type="dxa"/>
+              <w:top w:w="30" w:type="dxa"/>
+              <w:bottom w:w="30" w:type="dxa"/>
+              <w:left w:w="30" w:type="dxa"/>
+              <w:right w:w="30" w:type="dxa"/>
             </w:tcMar>
           </w:tcPr>
           <w:p>
@@ -5248,7 +7039,690 @@
     </w:p>
     <w:p>
       <w:pPr>
+        <w:spacing w:after="120" w:before="0" w:line="276" w:lineRule="auto"/>
+        <w:jc w:val="center"/>
+      </w:pPr>
+      <w:r>
+        <w:rPr>
+          <w:rFonts w:ascii="Times New Roman" w:hAnsi="Times New Roman"/>
+          <w:b/>
+          <w:i w:val="0"/>
+          <w:color w:val="000000"/>
+          <w:sz w:val="26"/>
+        </w:rPr>
+        <w:t>REVIEW – I EVALUATION FORM (WEEK 7)</w:t>
+      </w:r>
+    </w:p>
+    <w:p>
+      <w:pPr>
         <w:spacing w:after="160" w:before="0" w:line="276" w:lineRule="auto"/>
+        <w:jc w:val="left"/>
+      </w:pPr>
+      <w:r>
+        <w:rPr>
+          <w:rFonts w:ascii="Times New Roman" w:hAnsi="Times New Roman"/>
+          <w:b w:val="0"/>
+          <w:i w:val="0"/>
+          <w:color w:val="000000"/>
+          <w:sz w:val="20"/>
+        </w:rPr>
+        <w:t>Date of Review: ____ / ____ / 2025        Internal Guide: Prof. Sonali Kharat</w:t>
+      </w:r>
+    </w:p>
+    <w:tbl>
+      <w:tblPr>
+        <w:tblW w:type="auto" w:w="0"/>
+        <w:jc w:val="center"/>
+        <w:tblLook w:firstColumn="1" w:firstRow="1" w:lastColumn="0" w:lastRow="0" w:noHBand="0" w:noVBand="1" w:val="04A0"/>
+      </w:tblPr>
+      <w:tblGrid>
+        <w:gridCol w:w="2412"/>
+        <w:gridCol w:w="2412"/>
+        <w:gridCol w:w="2412"/>
+        <w:gridCol w:w="2412"/>
+      </w:tblGrid>
+      <w:tr>
+        <w:tc>
+          <w:tcPr>
+            <w:tcW w:type="dxa" w:w="2412"/>
+            <w:tcBorders>
+              <w:top w:val="single" w:sz="4" w:space="0" w:color="000000"/>
+              <w:bottom w:val="single" w:sz="4" w:space="0" w:color="000000"/>
+              <w:left w:val="single" w:sz="4" w:space="0" w:color="000000"/>
+              <w:right w:val="single" w:sz="4" w:space="0" w:color="000000"/>
+            </w:tcBorders>
+            <w:tcMar>
+              <w:top w:w="50" w:type="dxa"/>
+              <w:bottom w:w="50" w:type="dxa"/>
+              <w:left w:w="50" w:type="dxa"/>
+              <w:right w:w="50" w:type="dxa"/>
+            </w:tcMar>
+          </w:tcPr>
+          <w:p>
+            <w:pPr>
+              <w:jc w:val="center"/>
+            </w:pPr>
+            <w:r>
+              <w:rPr>
+                <w:rFonts w:ascii="Times New Roman" w:hAnsi="Times New Roman"/>
+                <w:b/>
+                <w:i w:val="0"/>
+                <w:color w:val="000000"/>
+                <w:sz w:val="19"/>
+              </w:rPr>
+              <w:t>Sr.</w:t>
+            </w:r>
+          </w:p>
+        </w:tc>
+        <w:tc>
+          <w:tcPr>
+            <w:tcW w:type="dxa" w:w="2412"/>
+            <w:tcBorders>
+              <w:top w:val="single" w:sz="4" w:space="0" w:color="000000"/>
+              <w:bottom w:val="single" w:sz="4" w:space="0" w:color="000000"/>
+              <w:left w:val="single" w:sz="4" w:space="0" w:color="000000"/>
+              <w:right w:val="single" w:sz="4" w:space="0" w:color="000000"/>
+            </w:tcBorders>
+            <w:tcMar>
+              <w:top w:w="50" w:type="dxa"/>
+              <w:bottom w:w="50" w:type="dxa"/>
+              <w:left w:w="50" w:type="dxa"/>
+              <w:right w:w="50" w:type="dxa"/>
+            </w:tcMar>
+          </w:tcPr>
+          <w:p>
+            <w:pPr>
+              <w:jc w:val="center"/>
+            </w:pPr>
+            <w:r>
+              <w:rPr>
+                <w:rFonts w:ascii="Times New Roman" w:hAnsi="Times New Roman"/>
+                <w:b/>
+                <w:i w:val="0"/>
+                <w:color w:val="000000"/>
+                <w:sz w:val="19"/>
+              </w:rPr>
+              <w:t>Evaluation Parameter</w:t>
+            </w:r>
+          </w:p>
+        </w:tc>
+        <w:tc>
+          <w:tcPr>
+            <w:tcW w:type="dxa" w:w="2412"/>
+            <w:tcBorders>
+              <w:top w:val="single" w:sz="4" w:space="0" w:color="000000"/>
+              <w:bottom w:val="single" w:sz="4" w:space="0" w:color="000000"/>
+              <w:left w:val="single" w:sz="4" w:space="0" w:color="000000"/>
+              <w:right w:val="single" w:sz="4" w:space="0" w:color="000000"/>
+            </w:tcBorders>
+            <w:tcMar>
+              <w:top w:w="50" w:type="dxa"/>
+              <w:bottom w:w="50" w:type="dxa"/>
+              <w:left w:w="50" w:type="dxa"/>
+              <w:right w:w="50" w:type="dxa"/>
+            </w:tcMar>
+          </w:tcPr>
+          <w:p>
+            <w:pPr>
+              <w:jc w:val="center"/>
+            </w:pPr>
+            <w:r>
+              <w:rPr>
+                <w:rFonts w:ascii="Times New Roman" w:hAnsi="Times New Roman"/>
+                <w:b/>
+                <w:i w:val="0"/>
+                <w:color w:val="000000"/>
+                <w:sz w:val="19"/>
+              </w:rPr>
+              <w:t>Max Marks</w:t>
+            </w:r>
+          </w:p>
+        </w:tc>
+        <w:tc>
+          <w:tcPr>
+            <w:tcW w:type="dxa" w:w="2412"/>
+            <w:tcBorders>
+              <w:top w:val="single" w:sz="4" w:space="0" w:color="000000"/>
+              <w:bottom w:val="single" w:sz="4" w:space="0" w:color="000000"/>
+              <w:left w:val="single" w:sz="4" w:space="0" w:color="000000"/>
+              <w:right w:val="single" w:sz="4" w:space="0" w:color="000000"/>
+            </w:tcBorders>
+            <w:tcMar>
+              <w:top w:w="50" w:type="dxa"/>
+              <w:bottom w:w="50" w:type="dxa"/>
+              <w:left w:w="50" w:type="dxa"/>
+              <w:right w:w="50" w:type="dxa"/>
+            </w:tcMar>
+          </w:tcPr>
+          <w:p>
+            <w:pPr>
+              <w:jc w:val="center"/>
+            </w:pPr>
+            <w:r>
+              <w:rPr>
+                <w:rFonts w:ascii="Times New Roman" w:hAnsi="Times New Roman"/>
+                <w:b/>
+                <w:i w:val="0"/>
+                <w:color w:val="000000"/>
+                <w:sz w:val="19"/>
+              </w:rPr>
+              <w:t>Marks Awarded</w:t>
+            </w:r>
+          </w:p>
+        </w:tc>
+      </w:tr>
+      <w:tr>
+        <w:tc>
+          <w:tcPr>
+            <w:tcW w:type="dxa" w:w="2412"/>
+            <w:tcBorders>
+              <w:top w:val="single" w:sz="4" w:space="0" w:color="000000"/>
+              <w:bottom w:val="single" w:sz="4" w:space="0" w:color="000000"/>
+              <w:left w:val="single" w:sz="4" w:space="0" w:color="000000"/>
+              <w:right w:val="single" w:sz="4" w:space="0" w:color="000000"/>
+            </w:tcBorders>
+            <w:tcMar>
+              <w:top w:w="40" w:type="dxa"/>
+              <w:bottom w:w="40" w:type="dxa"/>
+              <w:left w:w="40" w:type="dxa"/>
+              <w:right w:w="40" w:type="dxa"/>
+            </w:tcMar>
+          </w:tcPr>
+          <w:p>
+            <w:pPr>
+              <w:jc w:val="center"/>
+            </w:pPr>
+            <w:r>
+              <w:rPr>
+                <w:rFonts w:ascii="Times New Roman" w:hAnsi="Times New Roman"/>
+                <w:b w:val="0"/>
+                <w:i w:val="0"/>
+                <w:color w:val="000000"/>
+                <w:sz w:val="18"/>
+              </w:rPr>
+              <w:t>1</w:t>
+            </w:r>
+          </w:p>
+        </w:tc>
+        <w:tc>
+          <w:tcPr>
+            <w:tcW w:type="dxa" w:w="2412"/>
+            <w:tcBorders>
+              <w:top w:val="single" w:sz="4" w:space="0" w:color="000000"/>
+              <w:bottom w:val="single" w:sz="4" w:space="0" w:color="000000"/>
+              <w:left w:val="single" w:sz="4" w:space="0" w:color="000000"/>
+              <w:right w:val="single" w:sz="4" w:space="0" w:color="000000"/>
+            </w:tcBorders>
+            <w:tcMar>
+              <w:top w:w="40" w:type="dxa"/>
+              <w:bottom w:w="40" w:type="dxa"/>
+              <w:left w:w="40" w:type="dxa"/>
+              <w:right w:w="40" w:type="dxa"/>
+            </w:tcMar>
+          </w:tcPr>
+          <w:p>
+            <w:r>
+              <w:rPr>
+                <w:rFonts w:ascii="Times New Roman" w:hAnsi="Times New Roman"/>
+                <w:b w:val="0"/>
+                <w:i w:val="0"/>
+                <w:color w:val="000000"/>
+                <w:sz w:val="18"/>
+              </w:rPr>
+              <w:t>Problem Definition &amp; Practical Academic Relevance</w:t>
+            </w:r>
+          </w:p>
+        </w:tc>
+        <w:tc>
+          <w:tcPr>
+            <w:tcW w:type="dxa" w:w="2412"/>
+            <w:tcBorders>
+              <w:top w:val="single" w:sz="4" w:space="0" w:color="000000"/>
+              <w:bottom w:val="single" w:sz="4" w:space="0" w:color="000000"/>
+              <w:left w:val="single" w:sz="4" w:space="0" w:color="000000"/>
+              <w:right w:val="single" w:sz="4" w:space="0" w:color="000000"/>
+            </w:tcBorders>
+            <w:tcMar>
+              <w:top w:w="40" w:type="dxa"/>
+              <w:bottom w:w="40" w:type="dxa"/>
+              <w:left w:w="40" w:type="dxa"/>
+              <w:right w:w="40" w:type="dxa"/>
+            </w:tcMar>
+          </w:tcPr>
+          <w:p>
+            <w:pPr>
+              <w:jc w:val="center"/>
+            </w:pPr>
+            <w:r>
+              <w:rPr>
+                <w:rFonts w:ascii="Times New Roman" w:hAnsi="Times New Roman"/>
+                <w:b w:val="0"/>
+                <w:i w:val="0"/>
+                <w:color w:val="000000"/>
+                <w:sz w:val="18"/>
+              </w:rPr>
+              <w:t>2.5</w:t>
+            </w:r>
+          </w:p>
+        </w:tc>
+        <w:tc>
+          <w:tcPr>
+            <w:tcW w:type="dxa" w:w="2412"/>
+            <w:tcBorders>
+              <w:top w:val="single" w:sz="4" w:space="0" w:color="000000"/>
+              <w:bottom w:val="single" w:sz="4" w:space="0" w:color="000000"/>
+              <w:left w:val="single" w:sz="4" w:space="0" w:color="000000"/>
+              <w:right w:val="single" w:sz="4" w:space="0" w:color="000000"/>
+            </w:tcBorders>
+            <w:tcMar>
+              <w:top w:w="40" w:type="dxa"/>
+              <w:bottom w:w="40" w:type="dxa"/>
+              <w:left w:w="40" w:type="dxa"/>
+              <w:right w:w="40" w:type="dxa"/>
+            </w:tcMar>
+          </w:tcPr>
+          <w:p>
+            <w:pPr>
+              <w:jc w:val="center"/>
+            </w:pPr>
+            <w:r>
+              <w:rPr>
+                <w:rFonts w:ascii="Times New Roman" w:hAnsi="Times New Roman"/>
+                <w:b w:val="0"/>
+                <w:i w:val="0"/>
+                <w:color w:val="000000"/>
+                <w:sz w:val="18"/>
+              </w:rPr>
+              <w:t>______</w:t>
+            </w:r>
+          </w:p>
+        </w:tc>
+      </w:tr>
+      <w:tr>
+        <w:tc>
+          <w:tcPr>
+            <w:tcW w:type="dxa" w:w="2412"/>
+            <w:tcBorders>
+              <w:top w:val="single" w:sz="4" w:space="0" w:color="000000"/>
+              <w:bottom w:val="single" w:sz="4" w:space="0" w:color="000000"/>
+              <w:left w:val="single" w:sz="4" w:space="0" w:color="000000"/>
+              <w:right w:val="single" w:sz="4" w:space="0" w:color="000000"/>
+            </w:tcBorders>
+            <w:tcMar>
+              <w:top w:w="40" w:type="dxa"/>
+              <w:bottom w:w="40" w:type="dxa"/>
+              <w:left w:w="40" w:type="dxa"/>
+              <w:right w:w="40" w:type="dxa"/>
+            </w:tcMar>
+          </w:tcPr>
+          <w:p>
+            <w:pPr>
+              <w:jc w:val="center"/>
+            </w:pPr>
+            <w:r>
+              <w:rPr>
+                <w:rFonts w:ascii="Times New Roman" w:hAnsi="Times New Roman"/>
+                <w:b w:val="0"/>
+                <w:i w:val="0"/>
+                <w:color w:val="000000"/>
+                <w:sz w:val="18"/>
+              </w:rPr>
+              <w:t>2</w:t>
+            </w:r>
+          </w:p>
+        </w:tc>
+        <w:tc>
+          <w:tcPr>
+            <w:tcW w:type="dxa" w:w="2412"/>
+            <w:tcBorders>
+              <w:top w:val="single" w:sz="4" w:space="0" w:color="000000"/>
+              <w:bottom w:val="single" w:sz="4" w:space="0" w:color="000000"/>
+              <w:left w:val="single" w:sz="4" w:space="0" w:color="000000"/>
+              <w:right w:val="single" w:sz="4" w:space="0" w:color="000000"/>
+            </w:tcBorders>
+            <w:tcMar>
+              <w:top w:w="40" w:type="dxa"/>
+              <w:bottom w:w="40" w:type="dxa"/>
+              <w:left w:w="40" w:type="dxa"/>
+              <w:right w:w="40" w:type="dxa"/>
+            </w:tcMar>
+          </w:tcPr>
+          <w:p>
+            <w:r>
+              <w:rPr>
+                <w:rFonts w:ascii="Times New Roman" w:hAnsi="Times New Roman"/>
+                <w:b w:val="0"/>
+                <w:i w:val="0"/>
+                <w:color w:val="000000"/>
+                <w:sz w:val="18"/>
+              </w:rPr>
+              <w:t>Literature Review &amp; Feasibility Analysis</w:t>
+            </w:r>
+          </w:p>
+        </w:tc>
+        <w:tc>
+          <w:tcPr>
+            <w:tcW w:type="dxa" w:w="2412"/>
+            <w:tcBorders>
+              <w:top w:val="single" w:sz="4" w:space="0" w:color="000000"/>
+              <w:bottom w:val="single" w:sz="4" w:space="0" w:color="000000"/>
+              <w:left w:val="single" w:sz="4" w:space="0" w:color="000000"/>
+              <w:right w:val="single" w:sz="4" w:space="0" w:color="000000"/>
+            </w:tcBorders>
+            <w:tcMar>
+              <w:top w:w="40" w:type="dxa"/>
+              <w:bottom w:w="40" w:type="dxa"/>
+              <w:left w:w="40" w:type="dxa"/>
+              <w:right w:w="40" w:type="dxa"/>
+            </w:tcMar>
+          </w:tcPr>
+          <w:p>
+            <w:pPr>
+              <w:jc w:val="center"/>
+            </w:pPr>
+            <w:r>
+              <w:rPr>
+                <w:rFonts w:ascii="Times New Roman" w:hAnsi="Times New Roman"/>
+                <w:b w:val="0"/>
+                <w:i w:val="0"/>
+                <w:color w:val="000000"/>
+                <w:sz w:val="18"/>
+              </w:rPr>
+              <w:t>2.5</w:t>
+            </w:r>
+          </w:p>
+        </w:tc>
+        <w:tc>
+          <w:tcPr>
+            <w:tcW w:type="dxa" w:w="2412"/>
+            <w:tcBorders>
+              <w:top w:val="single" w:sz="4" w:space="0" w:color="000000"/>
+              <w:bottom w:val="single" w:sz="4" w:space="0" w:color="000000"/>
+              <w:left w:val="single" w:sz="4" w:space="0" w:color="000000"/>
+              <w:right w:val="single" w:sz="4" w:space="0" w:color="000000"/>
+            </w:tcBorders>
+            <w:tcMar>
+              <w:top w:w="40" w:type="dxa"/>
+              <w:bottom w:w="40" w:type="dxa"/>
+              <w:left w:w="40" w:type="dxa"/>
+              <w:right w:w="40" w:type="dxa"/>
+            </w:tcMar>
+          </w:tcPr>
+          <w:p>
+            <w:pPr>
+              <w:jc w:val="center"/>
+            </w:pPr>
+            <w:r>
+              <w:rPr>
+                <w:rFonts w:ascii="Times New Roman" w:hAnsi="Times New Roman"/>
+                <w:b w:val="0"/>
+                <w:i w:val="0"/>
+                <w:color w:val="000000"/>
+                <w:sz w:val="18"/>
+              </w:rPr>
+              <w:t>______</w:t>
+            </w:r>
+          </w:p>
+        </w:tc>
+      </w:tr>
+      <w:tr>
+        <w:tc>
+          <w:tcPr>
+            <w:tcW w:type="dxa" w:w="2412"/>
+            <w:tcBorders>
+              <w:top w:val="single" w:sz="4" w:space="0" w:color="000000"/>
+              <w:bottom w:val="single" w:sz="4" w:space="0" w:color="000000"/>
+              <w:left w:val="single" w:sz="4" w:space="0" w:color="000000"/>
+              <w:right w:val="single" w:sz="4" w:space="0" w:color="000000"/>
+            </w:tcBorders>
+            <w:tcMar>
+              <w:top w:w="40" w:type="dxa"/>
+              <w:bottom w:w="40" w:type="dxa"/>
+              <w:left w:w="40" w:type="dxa"/>
+              <w:right w:w="40" w:type="dxa"/>
+            </w:tcMar>
+          </w:tcPr>
+          <w:p>
+            <w:pPr>
+              <w:jc w:val="center"/>
+            </w:pPr>
+            <w:r>
+              <w:rPr>
+                <w:rFonts w:ascii="Times New Roman" w:hAnsi="Times New Roman"/>
+                <w:b w:val="0"/>
+                <w:i w:val="0"/>
+                <w:color w:val="000000"/>
+                <w:sz w:val="18"/>
+              </w:rPr>
+              <w:t>3</w:t>
+            </w:r>
+          </w:p>
+        </w:tc>
+        <w:tc>
+          <w:tcPr>
+            <w:tcW w:type="dxa" w:w="2412"/>
+            <w:tcBorders>
+              <w:top w:val="single" w:sz="4" w:space="0" w:color="000000"/>
+              <w:bottom w:val="single" w:sz="4" w:space="0" w:color="000000"/>
+              <w:left w:val="single" w:sz="4" w:space="0" w:color="000000"/>
+              <w:right w:val="single" w:sz="4" w:space="0" w:color="000000"/>
+            </w:tcBorders>
+            <w:tcMar>
+              <w:top w:w="40" w:type="dxa"/>
+              <w:bottom w:w="40" w:type="dxa"/>
+              <w:left w:w="40" w:type="dxa"/>
+              <w:right w:w="40" w:type="dxa"/>
+            </w:tcMar>
+          </w:tcPr>
+          <w:p>
+            <w:r>
+              <w:rPr>
+                <w:rFonts w:ascii="Times New Roman" w:hAnsi="Times New Roman"/>
+                <w:b w:val="0"/>
+                <w:i w:val="0"/>
+                <w:color w:val="000000"/>
+                <w:sz w:val="18"/>
+              </w:rPr>
+              <w:t>System Architecture, SRS &amp; Design Methodology</w:t>
+            </w:r>
+          </w:p>
+        </w:tc>
+        <w:tc>
+          <w:tcPr>
+            <w:tcW w:type="dxa" w:w="2412"/>
+            <w:tcBorders>
+              <w:top w:val="single" w:sz="4" w:space="0" w:color="000000"/>
+              <w:bottom w:val="single" w:sz="4" w:space="0" w:color="000000"/>
+              <w:left w:val="single" w:sz="4" w:space="0" w:color="000000"/>
+              <w:right w:val="single" w:sz="4" w:space="0" w:color="000000"/>
+            </w:tcBorders>
+            <w:tcMar>
+              <w:top w:w="40" w:type="dxa"/>
+              <w:bottom w:w="40" w:type="dxa"/>
+              <w:left w:w="40" w:type="dxa"/>
+              <w:right w:w="40" w:type="dxa"/>
+            </w:tcMar>
+          </w:tcPr>
+          <w:p>
+            <w:pPr>
+              <w:jc w:val="center"/>
+            </w:pPr>
+            <w:r>
+              <w:rPr>
+                <w:rFonts w:ascii="Times New Roman" w:hAnsi="Times New Roman"/>
+                <w:b w:val="0"/>
+                <w:i w:val="0"/>
+                <w:color w:val="000000"/>
+                <w:sz w:val="18"/>
+              </w:rPr>
+              <w:t>2.5</w:t>
+            </w:r>
+          </w:p>
+        </w:tc>
+        <w:tc>
+          <w:tcPr>
+            <w:tcW w:type="dxa" w:w="2412"/>
+            <w:tcBorders>
+              <w:top w:val="single" w:sz="4" w:space="0" w:color="000000"/>
+              <w:bottom w:val="single" w:sz="4" w:space="0" w:color="000000"/>
+              <w:left w:val="single" w:sz="4" w:space="0" w:color="000000"/>
+              <w:right w:val="single" w:sz="4" w:space="0" w:color="000000"/>
+            </w:tcBorders>
+            <w:tcMar>
+              <w:top w:w="40" w:type="dxa"/>
+              <w:bottom w:w="40" w:type="dxa"/>
+              <w:left w:w="40" w:type="dxa"/>
+              <w:right w:w="40" w:type="dxa"/>
+            </w:tcMar>
+          </w:tcPr>
+          <w:p>
+            <w:pPr>
+              <w:jc w:val="center"/>
+            </w:pPr>
+            <w:r>
+              <w:rPr>
+                <w:rFonts w:ascii="Times New Roman" w:hAnsi="Times New Roman"/>
+                <w:b w:val="0"/>
+                <w:i w:val="0"/>
+                <w:color w:val="000000"/>
+                <w:sz w:val="18"/>
+              </w:rPr>
+              <w:t>______</w:t>
+            </w:r>
+          </w:p>
+        </w:tc>
+      </w:tr>
+      <w:tr>
+        <w:tc>
+          <w:tcPr>
+            <w:tcW w:type="dxa" w:w="2412"/>
+            <w:tcBorders>
+              <w:top w:val="single" w:sz="4" w:space="0" w:color="000000"/>
+              <w:bottom w:val="single" w:sz="4" w:space="0" w:color="000000"/>
+              <w:left w:val="single" w:sz="4" w:space="0" w:color="000000"/>
+              <w:right w:val="single" w:sz="4" w:space="0" w:color="000000"/>
+            </w:tcBorders>
+            <w:tcMar>
+              <w:top w:w="40" w:type="dxa"/>
+              <w:bottom w:w="40" w:type="dxa"/>
+              <w:left w:w="40" w:type="dxa"/>
+              <w:right w:w="40" w:type="dxa"/>
+            </w:tcMar>
+          </w:tcPr>
+          <w:p>
+            <w:pPr>
+              <w:jc w:val="center"/>
+            </w:pPr>
+            <w:r>
+              <w:rPr>
+                <w:rFonts w:ascii="Times New Roman" w:hAnsi="Times New Roman"/>
+                <w:b w:val="0"/>
+                <w:i w:val="0"/>
+                <w:color w:val="000000"/>
+                <w:sz w:val="18"/>
+              </w:rPr>
+              <w:t>4</w:t>
+            </w:r>
+          </w:p>
+        </w:tc>
+        <w:tc>
+          <w:tcPr>
+            <w:tcW w:type="dxa" w:w="2412"/>
+            <w:tcBorders>
+              <w:top w:val="single" w:sz="4" w:space="0" w:color="000000"/>
+              <w:bottom w:val="single" w:sz="4" w:space="0" w:color="000000"/>
+              <w:left w:val="single" w:sz="4" w:space="0" w:color="000000"/>
+              <w:right w:val="single" w:sz="4" w:space="0" w:color="000000"/>
+            </w:tcBorders>
+            <w:tcMar>
+              <w:top w:w="40" w:type="dxa"/>
+              <w:bottom w:w="40" w:type="dxa"/>
+              <w:left w:w="40" w:type="dxa"/>
+              <w:right w:w="40" w:type="dxa"/>
+            </w:tcMar>
+          </w:tcPr>
+          <w:p>
+            <w:r>
+              <w:rPr>
+                <w:rFonts w:ascii="Times New Roman" w:hAnsi="Times New Roman"/>
+                <w:b w:val="0"/>
+                <w:i w:val="0"/>
+                <w:color w:val="000000"/>
+                <w:sz w:val="18"/>
+              </w:rPr>
+              <w:t>Presentation, Viva &amp; Individual Contribution</w:t>
+            </w:r>
+          </w:p>
+        </w:tc>
+        <w:tc>
+          <w:tcPr>
+            <w:tcW w:type="dxa" w:w="2412"/>
+            <w:tcBorders>
+              <w:top w:val="single" w:sz="4" w:space="0" w:color="000000"/>
+              <w:bottom w:val="single" w:sz="4" w:space="0" w:color="000000"/>
+              <w:left w:val="single" w:sz="4" w:space="0" w:color="000000"/>
+              <w:right w:val="single" w:sz="4" w:space="0" w:color="000000"/>
+            </w:tcBorders>
+            <w:tcMar>
+              <w:top w:w="40" w:type="dxa"/>
+              <w:bottom w:w="40" w:type="dxa"/>
+              <w:left w:w="40" w:type="dxa"/>
+              <w:right w:w="40" w:type="dxa"/>
+            </w:tcMar>
+          </w:tcPr>
+          <w:p>
+            <w:pPr>
+              <w:jc w:val="center"/>
+            </w:pPr>
+            <w:r>
+              <w:rPr>
+                <w:rFonts w:ascii="Times New Roman" w:hAnsi="Times New Roman"/>
+                <w:b w:val="0"/>
+                <w:i w:val="0"/>
+                <w:color w:val="000000"/>
+                <w:sz w:val="18"/>
+              </w:rPr>
+              <w:t>2.5</w:t>
+            </w:r>
+          </w:p>
+        </w:tc>
+        <w:tc>
+          <w:tcPr>
+            <w:tcW w:type="dxa" w:w="2412"/>
+            <w:tcBorders>
+              <w:top w:val="single" w:sz="4" w:space="0" w:color="000000"/>
+              <w:bottom w:val="single" w:sz="4" w:space="0" w:color="000000"/>
+              <w:left w:val="single" w:sz="4" w:space="0" w:color="000000"/>
+              <w:right w:val="single" w:sz="4" w:space="0" w:color="000000"/>
+            </w:tcBorders>
+            <w:tcMar>
+              <w:top w:w="40" w:type="dxa"/>
+              <w:bottom w:w="40" w:type="dxa"/>
+              <w:left w:w="40" w:type="dxa"/>
+              <w:right w:w="40" w:type="dxa"/>
+            </w:tcMar>
+          </w:tcPr>
+          <w:p>
+            <w:pPr>
+              <w:jc w:val="center"/>
+            </w:pPr>
+            <w:r>
+              <w:rPr>
+                <w:rFonts w:ascii="Times New Roman" w:hAnsi="Times New Roman"/>
+                <w:b w:val="0"/>
+                <w:i w:val="0"/>
+                <w:color w:val="000000"/>
+                <w:sz w:val="18"/>
+              </w:rPr>
+              <w:t>______</w:t>
+            </w:r>
+          </w:p>
+        </w:tc>
+      </w:tr>
+    </w:tbl>
+    <w:p>
+      <w:pPr>
+        <w:spacing w:after="120" w:before="0" w:line="276" w:lineRule="auto"/>
         <w:jc w:val="left"/>
       </w:pPr>
       <w:r>
@@ -5257,9 +7731,808 @@
           <w:b/>
           <w:i w:val="0"/>
           <w:color w:val="000000"/>
-          <w:sz w:val="24"/>
+          <w:sz w:val="21"/>
         </w:rPr>
-        <w:t>5. RUBRICS &amp; CONTINUOUS ASSESSMENT EVALUATION</w:t>
+        <w:br/>
+        <w:t>Total Marks Awarded (out of 10): ________</w:t>
+      </w:r>
+    </w:p>
+    <w:p>
+      <w:pPr>
+        <w:spacing w:after="280" w:before="0" w:line="276" w:lineRule="auto"/>
+        <w:jc w:val="left"/>
+      </w:pPr>
+      <w:r>
+        <w:rPr>
+          <w:rFonts w:ascii="Times New Roman" w:hAnsi="Times New Roman"/>
+          <w:b w:val="0"/>
+          <w:i w:val="0"/>
+          <w:color w:val="000000"/>
+          <w:sz w:val="20"/>
+        </w:rPr>
+        <w:t>Guide Remarks / Feedback:</w:t>
+        <w:br/>
+        <w:t>_________________________________________________________________________________</w:t>
+        <w:br/>
+        <w:t>_________________________________________________________________________________</w:t>
+      </w:r>
+    </w:p>
+    <w:p>
+      <w:pPr>
+        <w:spacing w:after="120" w:before="0" w:line="276" w:lineRule="auto"/>
+        <w:jc w:val="left"/>
+      </w:pPr>
+      <w:r>
+        <w:rPr>
+          <w:rFonts w:ascii="Times New Roman" w:hAnsi="Times New Roman"/>
+          <w:b/>
+          <w:i w:val="0"/>
+          <w:color w:val="000000"/>
+          <w:sz w:val="20"/>
+        </w:rPr>
+        <w:t>Guide Signature: _______________________      Examiner Signature: _______________________</w:t>
+      </w:r>
+    </w:p>
+    <w:p>
+      <w:r>
+        <w:br w:type="page"/>
+      </w:r>
+    </w:p>
+    <w:p>
+      <w:pPr>
+        <w:spacing w:after="120" w:before="0" w:line="276" w:lineRule="auto"/>
+        <w:jc w:val="center"/>
+      </w:pPr>
+      <w:r>
+        <w:rPr>
+          <w:rFonts w:ascii="Times New Roman" w:hAnsi="Times New Roman"/>
+          <w:b/>
+          <w:i w:val="0"/>
+          <w:color w:val="000000"/>
+          <w:sz w:val="26"/>
+        </w:rPr>
+        <w:t>REVIEW – II EVALUATION FORM (WEEK 12)</w:t>
+      </w:r>
+    </w:p>
+    <w:p>
+      <w:pPr>
+        <w:spacing w:after="160" w:before="0" w:line="276" w:lineRule="auto"/>
+        <w:jc w:val="left"/>
+      </w:pPr>
+      <w:r>
+        <w:rPr>
+          <w:rFonts w:ascii="Times New Roman" w:hAnsi="Times New Roman"/>
+          <w:b w:val="0"/>
+          <w:i w:val="0"/>
+          <w:color w:val="000000"/>
+          <w:sz w:val="20"/>
+        </w:rPr>
+        <w:t>Date of Review: ____ / ____ / 2026        Internal Guide: Prof. Sonali Kharat</w:t>
+      </w:r>
+    </w:p>
+    <w:tbl>
+      <w:tblPr>
+        <w:tblW w:type="auto" w:w="0"/>
+        <w:jc w:val="center"/>
+        <w:tblLook w:firstColumn="1" w:firstRow="1" w:lastColumn="0" w:lastRow="0" w:noHBand="0" w:noVBand="1" w:val="04A0"/>
+      </w:tblPr>
+      <w:tblGrid>
+        <w:gridCol w:w="2412"/>
+        <w:gridCol w:w="2412"/>
+        <w:gridCol w:w="2412"/>
+        <w:gridCol w:w="2412"/>
+      </w:tblGrid>
+      <w:tr>
+        <w:tc>
+          <w:tcPr>
+            <w:tcW w:type="dxa" w:w="2412"/>
+            <w:tcBorders>
+              <w:top w:val="single" w:sz="4" w:space="0" w:color="000000"/>
+              <w:bottom w:val="single" w:sz="4" w:space="0" w:color="000000"/>
+              <w:left w:val="single" w:sz="4" w:space="0" w:color="000000"/>
+              <w:right w:val="single" w:sz="4" w:space="0" w:color="000000"/>
+            </w:tcBorders>
+            <w:tcMar>
+              <w:top w:w="50" w:type="dxa"/>
+              <w:bottom w:w="50" w:type="dxa"/>
+              <w:left w:w="50" w:type="dxa"/>
+              <w:right w:w="50" w:type="dxa"/>
+            </w:tcMar>
+          </w:tcPr>
+          <w:p>
+            <w:pPr>
+              <w:jc w:val="center"/>
+            </w:pPr>
+            <w:r>
+              <w:rPr>
+                <w:rFonts w:ascii="Times New Roman" w:hAnsi="Times New Roman"/>
+                <w:b/>
+                <w:i w:val="0"/>
+                <w:color w:val="000000"/>
+                <w:sz w:val="19"/>
+              </w:rPr>
+              <w:t>Sr.</w:t>
+            </w:r>
+          </w:p>
+        </w:tc>
+        <w:tc>
+          <w:tcPr>
+            <w:tcW w:type="dxa" w:w="2412"/>
+            <w:tcBorders>
+              <w:top w:val="single" w:sz="4" w:space="0" w:color="000000"/>
+              <w:bottom w:val="single" w:sz="4" w:space="0" w:color="000000"/>
+              <w:left w:val="single" w:sz="4" w:space="0" w:color="000000"/>
+              <w:right w:val="single" w:sz="4" w:space="0" w:color="000000"/>
+            </w:tcBorders>
+            <w:tcMar>
+              <w:top w:w="50" w:type="dxa"/>
+              <w:bottom w:w="50" w:type="dxa"/>
+              <w:left w:w="50" w:type="dxa"/>
+              <w:right w:w="50" w:type="dxa"/>
+            </w:tcMar>
+          </w:tcPr>
+          <w:p>
+            <w:pPr>
+              <w:jc w:val="center"/>
+            </w:pPr>
+            <w:r>
+              <w:rPr>
+                <w:rFonts w:ascii="Times New Roman" w:hAnsi="Times New Roman"/>
+                <w:b/>
+                <w:i w:val="0"/>
+                <w:color w:val="000000"/>
+                <w:sz w:val="19"/>
+              </w:rPr>
+              <w:t>Evaluation Parameter</w:t>
+            </w:r>
+          </w:p>
+        </w:tc>
+        <w:tc>
+          <w:tcPr>
+            <w:tcW w:type="dxa" w:w="2412"/>
+            <w:tcBorders>
+              <w:top w:val="single" w:sz="4" w:space="0" w:color="000000"/>
+              <w:bottom w:val="single" w:sz="4" w:space="0" w:color="000000"/>
+              <w:left w:val="single" w:sz="4" w:space="0" w:color="000000"/>
+              <w:right w:val="single" w:sz="4" w:space="0" w:color="000000"/>
+            </w:tcBorders>
+            <w:tcMar>
+              <w:top w:w="50" w:type="dxa"/>
+              <w:bottom w:w="50" w:type="dxa"/>
+              <w:left w:w="50" w:type="dxa"/>
+              <w:right w:w="50" w:type="dxa"/>
+            </w:tcMar>
+          </w:tcPr>
+          <w:p>
+            <w:pPr>
+              <w:jc w:val="center"/>
+            </w:pPr>
+            <w:r>
+              <w:rPr>
+                <w:rFonts w:ascii="Times New Roman" w:hAnsi="Times New Roman"/>
+                <w:b/>
+                <w:i w:val="0"/>
+                <w:color w:val="000000"/>
+                <w:sz w:val="19"/>
+              </w:rPr>
+              <w:t>Max Marks</w:t>
+            </w:r>
+          </w:p>
+        </w:tc>
+        <w:tc>
+          <w:tcPr>
+            <w:tcW w:type="dxa" w:w="2412"/>
+            <w:tcBorders>
+              <w:top w:val="single" w:sz="4" w:space="0" w:color="000000"/>
+              <w:bottom w:val="single" w:sz="4" w:space="0" w:color="000000"/>
+              <w:left w:val="single" w:sz="4" w:space="0" w:color="000000"/>
+              <w:right w:val="single" w:sz="4" w:space="0" w:color="000000"/>
+            </w:tcBorders>
+            <w:tcMar>
+              <w:top w:w="50" w:type="dxa"/>
+              <w:bottom w:w="50" w:type="dxa"/>
+              <w:left w:w="50" w:type="dxa"/>
+              <w:right w:w="50" w:type="dxa"/>
+            </w:tcMar>
+          </w:tcPr>
+          <w:p>
+            <w:pPr>
+              <w:jc w:val="center"/>
+            </w:pPr>
+            <w:r>
+              <w:rPr>
+                <w:rFonts w:ascii="Times New Roman" w:hAnsi="Times New Roman"/>
+                <w:b/>
+                <w:i w:val="0"/>
+                <w:color w:val="000000"/>
+                <w:sz w:val="19"/>
+              </w:rPr>
+              <w:t>Marks Awarded</w:t>
+            </w:r>
+          </w:p>
+        </w:tc>
+      </w:tr>
+      <w:tr>
+        <w:tc>
+          <w:tcPr>
+            <w:tcW w:type="dxa" w:w="2412"/>
+            <w:tcBorders>
+              <w:top w:val="single" w:sz="4" w:space="0" w:color="000000"/>
+              <w:bottom w:val="single" w:sz="4" w:space="0" w:color="000000"/>
+              <w:left w:val="single" w:sz="4" w:space="0" w:color="000000"/>
+              <w:right w:val="single" w:sz="4" w:space="0" w:color="000000"/>
+            </w:tcBorders>
+            <w:tcMar>
+              <w:top w:w="40" w:type="dxa"/>
+              <w:bottom w:w="40" w:type="dxa"/>
+              <w:left w:w="40" w:type="dxa"/>
+              <w:right w:w="40" w:type="dxa"/>
+            </w:tcMar>
+          </w:tcPr>
+          <w:p>
+            <w:pPr>
+              <w:jc w:val="center"/>
+            </w:pPr>
+            <w:r>
+              <w:rPr>
+                <w:rFonts w:ascii="Times New Roman" w:hAnsi="Times New Roman"/>
+                <w:b w:val="0"/>
+                <w:i w:val="0"/>
+                <w:color w:val="000000"/>
+                <w:sz w:val="18"/>
+              </w:rPr>
+              <w:t>1</w:t>
+            </w:r>
+          </w:p>
+        </w:tc>
+        <w:tc>
+          <w:tcPr>
+            <w:tcW w:type="dxa" w:w="2412"/>
+            <w:tcBorders>
+              <w:top w:val="single" w:sz="4" w:space="0" w:color="000000"/>
+              <w:bottom w:val="single" w:sz="4" w:space="0" w:color="000000"/>
+              <w:left w:val="single" w:sz="4" w:space="0" w:color="000000"/>
+              <w:right w:val="single" w:sz="4" w:space="0" w:color="000000"/>
+            </w:tcBorders>
+            <w:tcMar>
+              <w:top w:w="40" w:type="dxa"/>
+              <w:bottom w:w="40" w:type="dxa"/>
+              <w:left w:w="40" w:type="dxa"/>
+              <w:right w:w="40" w:type="dxa"/>
+            </w:tcMar>
+          </w:tcPr>
+          <w:p>
+            <w:r>
+              <w:rPr>
+                <w:rFonts w:ascii="Times New Roman" w:hAnsi="Times New Roman"/>
+                <w:b w:val="0"/>
+                <w:i w:val="0"/>
+                <w:color w:val="000000"/>
+                <w:sz w:val="18"/>
+              </w:rPr>
+              <w:t>Object-Oriented Implementation &amp; Code Quality</w:t>
+            </w:r>
+          </w:p>
+        </w:tc>
+        <w:tc>
+          <w:tcPr>
+            <w:tcW w:type="dxa" w:w="2412"/>
+            <w:tcBorders>
+              <w:top w:val="single" w:sz="4" w:space="0" w:color="000000"/>
+              <w:bottom w:val="single" w:sz="4" w:space="0" w:color="000000"/>
+              <w:left w:val="single" w:sz="4" w:space="0" w:color="000000"/>
+              <w:right w:val="single" w:sz="4" w:space="0" w:color="000000"/>
+            </w:tcBorders>
+            <w:tcMar>
+              <w:top w:w="40" w:type="dxa"/>
+              <w:bottom w:w="40" w:type="dxa"/>
+              <w:left w:w="40" w:type="dxa"/>
+              <w:right w:w="40" w:type="dxa"/>
+            </w:tcMar>
+          </w:tcPr>
+          <w:p>
+            <w:pPr>
+              <w:jc w:val="center"/>
+            </w:pPr>
+            <w:r>
+              <w:rPr>
+                <w:rFonts w:ascii="Times New Roman" w:hAnsi="Times New Roman"/>
+                <w:b w:val="0"/>
+                <w:i w:val="0"/>
+                <w:color w:val="000000"/>
+                <w:sz w:val="18"/>
+              </w:rPr>
+              <w:t>4.0</w:t>
+            </w:r>
+          </w:p>
+        </w:tc>
+        <w:tc>
+          <w:tcPr>
+            <w:tcW w:type="dxa" w:w="2412"/>
+            <w:tcBorders>
+              <w:top w:val="single" w:sz="4" w:space="0" w:color="000000"/>
+              <w:bottom w:val="single" w:sz="4" w:space="0" w:color="000000"/>
+              <w:left w:val="single" w:sz="4" w:space="0" w:color="000000"/>
+              <w:right w:val="single" w:sz="4" w:space="0" w:color="000000"/>
+            </w:tcBorders>
+            <w:tcMar>
+              <w:top w:w="40" w:type="dxa"/>
+              <w:bottom w:w="40" w:type="dxa"/>
+              <w:left w:w="40" w:type="dxa"/>
+              <w:right w:w="40" w:type="dxa"/>
+            </w:tcMar>
+          </w:tcPr>
+          <w:p>
+            <w:pPr>
+              <w:jc w:val="center"/>
+            </w:pPr>
+            <w:r>
+              <w:rPr>
+                <w:rFonts w:ascii="Times New Roman" w:hAnsi="Times New Roman"/>
+                <w:b w:val="0"/>
+                <w:i w:val="0"/>
+                <w:color w:val="000000"/>
+                <w:sz w:val="18"/>
+              </w:rPr>
+              <w:t>______</w:t>
+            </w:r>
+          </w:p>
+        </w:tc>
+      </w:tr>
+      <w:tr>
+        <w:tc>
+          <w:tcPr>
+            <w:tcW w:type="dxa" w:w="2412"/>
+            <w:tcBorders>
+              <w:top w:val="single" w:sz="4" w:space="0" w:color="000000"/>
+              <w:bottom w:val="single" w:sz="4" w:space="0" w:color="000000"/>
+              <w:left w:val="single" w:sz="4" w:space="0" w:color="000000"/>
+              <w:right w:val="single" w:sz="4" w:space="0" w:color="000000"/>
+            </w:tcBorders>
+            <w:tcMar>
+              <w:top w:w="40" w:type="dxa"/>
+              <w:bottom w:w="40" w:type="dxa"/>
+              <w:left w:w="40" w:type="dxa"/>
+              <w:right w:w="40" w:type="dxa"/>
+            </w:tcMar>
+          </w:tcPr>
+          <w:p>
+            <w:pPr>
+              <w:jc w:val="center"/>
+            </w:pPr>
+            <w:r>
+              <w:rPr>
+                <w:rFonts w:ascii="Times New Roman" w:hAnsi="Times New Roman"/>
+                <w:b w:val="0"/>
+                <w:i w:val="0"/>
+                <w:color w:val="000000"/>
+                <w:sz w:val="18"/>
+              </w:rPr>
+              <w:t>2</w:t>
+            </w:r>
+          </w:p>
+        </w:tc>
+        <w:tc>
+          <w:tcPr>
+            <w:tcW w:type="dxa" w:w="2412"/>
+            <w:tcBorders>
+              <w:top w:val="single" w:sz="4" w:space="0" w:color="000000"/>
+              <w:bottom w:val="single" w:sz="4" w:space="0" w:color="000000"/>
+              <w:left w:val="single" w:sz="4" w:space="0" w:color="000000"/>
+              <w:right w:val="single" w:sz="4" w:space="0" w:color="000000"/>
+            </w:tcBorders>
+            <w:tcMar>
+              <w:top w:w="40" w:type="dxa"/>
+              <w:bottom w:w="40" w:type="dxa"/>
+              <w:left w:w="40" w:type="dxa"/>
+              <w:right w:w="40" w:type="dxa"/>
+            </w:tcMar>
+          </w:tcPr>
+          <w:p>
+            <w:r>
+              <w:rPr>
+                <w:rFonts w:ascii="Times New Roman" w:hAnsi="Times New Roman"/>
+                <w:b w:val="0"/>
+                <w:i w:val="0"/>
+                <w:color w:val="000000"/>
+                <w:sz w:val="18"/>
+              </w:rPr>
+              <w:t>File I/O Persistence &amp; Cloud Sync Integration</w:t>
+            </w:r>
+          </w:p>
+        </w:tc>
+        <w:tc>
+          <w:tcPr>
+            <w:tcW w:type="dxa" w:w="2412"/>
+            <w:tcBorders>
+              <w:top w:val="single" w:sz="4" w:space="0" w:color="000000"/>
+              <w:bottom w:val="single" w:sz="4" w:space="0" w:color="000000"/>
+              <w:left w:val="single" w:sz="4" w:space="0" w:color="000000"/>
+              <w:right w:val="single" w:sz="4" w:space="0" w:color="000000"/>
+            </w:tcBorders>
+            <w:tcMar>
+              <w:top w:w="40" w:type="dxa"/>
+              <w:bottom w:w="40" w:type="dxa"/>
+              <w:left w:w="40" w:type="dxa"/>
+              <w:right w:w="40" w:type="dxa"/>
+            </w:tcMar>
+          </w:tcPr>
+          <w:p>
+            <w:pPr>
+              <w:jc w:val="center"/>
+            </w:pPr>
+            <w:r>
+              <w:rPr>
+                <w:rFonts w:ascii="Times New Roman" w:hAnsi="Times New Roman"/>
+                <w:b w:val="0"/>
+                <w:i w:val="0"/>
+                <w:color w:val="000000"/>
+                <w:sz w:val="18"/>
+              </w:rPr>
+              <w:t>4.0</w:t>
+            </w:r>
+          </w:p>
+        </w:tc>
+        <w:tc>
+          <w:tcPr>
+            <w:tcW w:type="dxa" w:w="2412"/>
+            <w:tcBorders>
+              <w:top w:val="single" w:sz="4" w:space="0" w:color="000000"/>
+              <w:bottom w:val="single" w:sz="4" w:space="0" w:color="000000"/>
+              <w:left w:val="single" w:sz="4" w:space="0" w:color="000000"/>
+              <w:right w:val="single" w:sz="4" w:space="0" w:color="000000"/>
+            </w:tcBorders>
+            <w:tcMar>
+              <w:top w:w="40" w:type="dxa"/>
+              <w:bottom w:w="40" w:type="dxa"/>
+              <w:left w:w="40" w:type="dxa"/>
+              <w:right w:w="40" w:type="dxa"/>
+            </w:tcMar>
+          </w:tcPr>
+          <w:p>
+            <w:pPr>
+              <w:jc w:val="center"/>
+            </w:pPr>
+            <w:r>
+              <w:rPr>
+                <w:rFonts w:ascii="Times New Roman" w:hAnsi="Times New Roman"/>
+                <w:b w:val="0"/>
+                <w:i w:val="0"/>
+                <w:color w:val="000000"/>
+                <w:sz w:val="18"/>
+              </w:rPr>
+              <w:t>______</w:t>
+            </w:r>
+          </w:p>
+        </w:tc>
+      </w:tr>
+      <w:tr>
+        <w:tc>
+          <w:tcPr>
+            <w:tcW w:type="dxa" w:w="2412"/>
+            <w:tcBorders>
+              <w:top w:val="single" w:sz="4" w:space="0" w:color="000000"/>
+              <w:bottom w:val="single" w:sz="4" w:space="0" w:color="000000"/>
+              <w:left w:val="single" w:sz="4" w:space="0" w:color="000000"/>
+              <w:right w:val="single" w:sz="4" w:space="0" w:color="000000"/>
+            </w:tcBorders>
+            <w:tcMar>
+              <w:top w:w="40" w:type="dxa"/>
+              <w:bottom w:w="40" w:type="dxa"/>
+              <w:left w:w="40" w:type="dxa"/>
+              <w:right w:w="40" w:type="dxa"/>
+            </w:tcMar>
+          </w:tcPr>
+          <w:p>
+            <w:pPr>
+              <w:jc w:val="center"/>
+            </w:pPr>
+            <w:r>
+              <w:rPr>
+                <w:rFonts w:ascii="Times New Roman" w:hAnsi="Times New Roman"/>
+                <w:b w:val="0"/>
+                <w:i w:val="0"/>
+                <w:color w:val="000000"/>
+                <w:sz w:val="18"/>
+              </w:rPr>
+              <w:t>3</w:t>
+            </w:r>
+          </w:p>
+        </w:tc>
+        <w:tc>
+          <w:tcPr>
+            <w:tcW w:type="dxa" w:w="2412"/>
+            <w:tcBorders>
+              <w:top w:val="single" w:sz="4" w:space="0" w:color="000000"/>
+              <w:bottom w:val="single" w:sz="4" w:space="0" w:color="000000"/>
+              <w:left w:val="single" w:sz="4" w:space="0" w:color="000000"/>
+              <w:right w:val="single" w:sz="4" w:space="0" w:color="000000"/>
+            </w:tcBorders>
+            <w:tcMar>
+              <w:top w:w="40" w:type="dxa"/>
+              <w:bottom w:w="40" w:type="dxa"/>
+              <w:left w:w="40" w:type="dxa"/>
+              <w:right w:w="40" w:type="dxa"/>
+            </w:tcMar>
+          </w:tcPr>
+          <w:p>
+            <w:r>
+              <w:rPr>
+                <w:rFonts w:ascii="Times New Roman" w:hAnsi="Times New Roman"/>
+                <w:b w:val="0"/>
+                <w:i w:val="0"/>
+                <w:color w:val="000000"/>
+                <w:sz w:val="18"/>
+              </w:rPr>
+              <w:t>Automated Testing, Verification &amp; Test Results</w:t>
+            </w:r>
+          </w:p>
+        </w:tc>
+        <w:tc>
+          <w:tcPr>
+            <w:tcW w:type="dxa" w:w="2412"/>
+            <w:tcBorders>
+              <w:top w:val="single" w:sz="4" w:space="0" w:color="000000"/>
+              <w:bottom w:val="single" w:sz="4" w:space="0" w:color="000000"/>
+              <w:left w:val="single" w:sz="4" w:space="0" w:color="000000"/>
+              <w:right w:val="single" w:sz="4" w:space="0" w:color="000000"/>
+            </w:tcBorders>
+            <w:tcMar>
+              <w:top w:w="40" w:type="dxa"/>
+              <w:bottom w:w="40" w:type="dxa"/>
+              <w:left w:w="40" w:type="dxa"/>
+              <w:right w:w="40" w:type="dxa"/>
+            </w:tcMar>
+          </w:tcPr>
+          <w:p>
+            <w:pPr>
+              <w:jc w:val="center"/>
+            </w:pPr>
+            <w:r>
+              <w:rPr>
+                <w:rFonts w:ascii="Times New Roman" w:hAnsi="Times New Roman"/>
+                <w:b w:val="0"/>
+                <w:i w:val="0"/>
+                <w:color w:val="000000"/>
+                <w:sz w:val="18"/>
+              </w:rPr>
+              <w:t>3.5</w:t>
+            </w:r>
+          </w:p>
+        </w:tc>
+        <w:tc>
+          <w:tcPr>
+            <w:tcW w:type="dxa" w:w="2412"/>
+            <w:tcBorders>
+              <w:top w:val="single" w:sz="4" w:space="0" w:color="000000"/>
+              <w:bottom w:val="single" w:sz="4" w:space="0" w:color="000000"/>
+              <w:left w:val="single" w:sz="4" w:space="0" w:color="000000"/>
+              <w:right w:val="single" w:sz="4" w:space="0" w:color="000000"/>
+            </w:tcBorders>
+            <w:tcMar>
+              <w:top w:w="40" w:type="dxa"/>
+              <w:bottom w:w="40" w:type="dxa"/>
+              <w:left w:w="40" w:type="dxa"/>
+              <w:right w:w="40" w:type="dxa"/>
+            </w:tcMar>
+          </w:tcPr>
+          <w:p>
+            <w:pPr>
+              <w:jc w:val="center"/>
+            </w:pPr>
+            <w:r>
+              <w:rPr>
+                <w:rFonts w:ascii="Times New Roman" w:hAnsi="Times New Roman"/>
+                <w:b w:val="0"/>
+                <w:i w:val="0"/>
+                <w:color w:val="000000"/>
+                <w:sz w:val="18"/>
+              </w:rPr>
+              <w:t>______</w:t>
+            </w:r>
+          </w:p>
+        </w:tc>
+      </w:tr>
+      <w:tr>
+        <w:tc>
+          <w:tcPr>
+            <w:tcW w:type="dxa" w:w="2412"/>
+            <w:tcBorders>
+              <w:top w:val="single" w:sz="4" w:space="0" w:color="000000"/>
+              <w:bottom w:val="single" w:sz="4" w:space="0" w:color="000000"/>
+              <w:left w:val="single" w:sz="4" w:space="0" w:color="000000"/>
+              <w:right w:val="single" w:sz="4" w:space="0" w:color="000000"/>
+            </w:tcBorders>
+            <w:tcMar>
+              <w:top w:w="40" w:type="dxa"/>
+              <w:bottom w:w="40" w:type="dxa"/>
+              <w:left w:w="40" w:type="dxa"/>
+              <w:right w:w="40" w:type="dxa"/>
+            </w:tcMar>
+          </w:tcPr>
+          <w:p>
+            <w:pPr>
+              <w:jc w:val="center"/>
+            </w:pPr>
+            <w:r>
+              <w:rPr>
+                <w:rFonts w:ascii="Times New Roman" w:hAnsi="Times New Roman"/>
+                <w:b w:val="0"/>
+                <w:i w:val="0"/>
+                <w:color w:val="000000"/>
+                <w:sz w:val="18"/>
+              </w:rPr>
+              <w:t>4</w:t>
+            </w:r>
+          </w:p>
+        </w:tc>
+        <w:tc>
+          <w:tcPr>
+            <w:tcW w:type="dxa" w:w="2412"/>
+            <w:tcBorders>
+              <w:top w:val="single" w:sz="4" w:space="0" w:color="000000"/>
+              <w:bottom w:val="single" w:sz="4" w:space="0" w:color="000000"/>
+              <w:left w:val="single" w:sz="4" w:space="0" w:color="000000"/>
+              <w:right w:val="single" w:sz="4" w:space="0" w:color="000000"/>
+            </w:tcBorders>
+            <w:tcMar>
+              <w:top w:w="40" w:type="dxa"/>
+              <w:bottom w:w="40" w:type="dxa"/>
+              <w:left w:w="40" w:type="dxa"/>
+              <w:right w:w="40" w:type="dxa"/>
+            </w:tcMar>
+          </w:tcPr>
+          <w:p>
+            <w:r>
+              <w:rPr>
+                <w:rFonts w:ascii="Times New Roman" w:hAnsi="Times New Roman"/>
+                <w:b w:val="0"/>
+                <w:i w:val="0"/>
+                <w:color w:val="000000"/>
+                <w:sz w:val="18"/>
+              </w:rPr>
+              <w:t>Working Prototype Demo, Response Speed &amp; Viva</w:t>
+            </w:r>
+          </w:p>
+        </w:tc>
+        <w:tc>
+          <w:tcPr>
+            <w:tcW w:type="dxa" w:w="2412"/>
+            <w:tcBorders>
+              <w:top w:val="single" w:sz="4" w:space="0" w:color="000000"/>
+              <w:bottom w:val="single" w:sz="4" w:space="0" w:color="000000"/>
+              <w:left w:val="single" w:sz="4" w:space="0" w:color="000000"/>
+              <w:right w:val="single" w:sz="4" w:space="0" w:color="000000"/>
+            </w:tcBorders>
+            <w:tcMar>
+              <w:top w:w="40" w:type="dxa"/>
+              <w:bottom w:w="40" w:type="dxa"/>
+              <w:left w:w="40" w:type="dxa"/>
+              <w:right w:w="40" w:type="dxa"/>
+            </w:tcMar>
+          </w:tcPr>
+          <w:p>
+            <w:pPr>
+              <w:jc w:val="center"/>
+            </w:pPr>
+            <w:r>
+              <w:rPr>
+                <w:rFonts w:ascii="Times New Roman" w:hAnsi="Times New Roman"/>
+                <w:b w:val="0"/>
+                <w:i w:val="0"/>
+                <w:color w:val="000000"/>
+                <w:sz w:val="18"/>
+              </w:rPr>
+              <w:t>3.5</w:t>
+            </w:r>
+          </w:p>
+        </w:tc>
+        <w:tc>
+          <w:tcPr>
+            <w:tcW w:type="dxa" w:w="2412"/>
+            <w:tcBorders>
+              <w:top w:val="single" w:sz="4" w:space="0" w:color="000000"/>
+              <w:bottom w:val="single" w:sz="4" w:space="0" w:color="000000"/>
+              <w:left w:val="single" w:sz="4" w:space="0" w:color="000000"/>
+              <w:right w:val="single" w:sz="4" w:space="0" w:color="000000"/>
+            </w:tcBorders>
+            <w:tcMar>
+              <w:top w:w="40" w:type="dxa"/>
+              <w:bottom w:w="40" w:type="dxa"/>
+              <w:left w:w="40" w:type="dxa"/>
+              <w:right w:w="40" w:type="dxa"/>
+            </w:tcMar>
+          </w:tcPr>
+          <w:p>
+            <w:pPr>
+              <w:jc w:val="center"/>
+            </w:pPr>
+            <w:r>
+              <w:rPr>
+                <w:rFonts w:ascii="Times New Roman" w:hAnsi="Times New Roman"/>
+                <w:b w:val="0"/>
+                <w:i w:val="0"/>
+                <w:color w:val="000000"/>
+                <w:sz w:val="18"/>
+              </w:rPr>
+              <w:t>______</w:t>
+            </w:r>
+          </w:p>
+        </w:tc>
+      </w:tr>
+    </w:tbl>
+    <w:p>
+      <w:pPr>
+        <w:spacing w:after="120" w:before="0" w:line="276" w:lineRule="auto"/>
+        <w:jc w:val="left"/>
+      </w:pPr>
+      <w:r>
+        <w:rPr>
+          <w:rFonts w:ascii="Times New Roman" w:hAnsi="Times New Roman"/>
+          <w:b/>
+          <w:i w:val="0"/>
+          <w:color w:val="000000"/>
+          <w:sz w:val="21"/>
+        </w:rPr>
+        <w:br/>
+        <w:t>Total Marks Awarded (out of 15): ________</w:t>
+      </w:r>
+    </w:p>
+    <w:p>
+      <w:pPr>
+        <w:spacing w:after="280" w:before="0" w:line="276" w:lineRule="auto"/>
+        <w:jc w:val="left"/>
+      </w:pPr>
+      <w:r>
+        <w:rPr>
+          <w:rFonts w:ascii="Times New Roman" w:hAnsi="Times New Roman"/>
+          <w:b w:val="0"/>
+          <w:i w:val="0"/>
+          <w:color w:val="000000"/>
+          <w:sz w:val="20"/>
+        </w:rPr>
+        <w:t>Guide Remarks / Feedback:</w:t>
+        <w:br/>
+        <w:t>_________________________________________________________________________________</w:t>
+        <w:br/>
+        <w:t>_________________________________________________________________________________</w:t>
+      </w:r>
+    </w:p>
+    <w:p>
+      <w:pPr>
+        <w:spacing w:after="120" w:before="0" w:line="276" w:lineRule="auto"/>
+        <w:jc w:val="left"/>
+      </w:pPr>
+      <w:r>
+        <w:rPr>
+          <w:rFonts w:ascii="Times New Roman" w:hAnsi="Times New Roman"/>
+          <w:b/>
+          <w:i w:val="0"/>
+          <w:color w:val="000000"/>
+          <w:sz w:val="20"/>
+        </w:rPr>
+        <w:t>Guide Signature: _______________________      Examiner Signature: _______________________</w:t>
+      </w:r>
+    </w:p>
+    <w:p>
+      <w:r>
+        <w:br w:type="page"/>
+      </w:r>
+    </w:p>
+    <w:p>
+      <w:pPr>
+        <w:spacing w:after="160" w:before="0" w:line="276" w:lineRule="auto"/>
+        <w:jc w:val="center"/>
+      </w:pPr>
+      <w:r>
+        <w:rPr>
+          <w:rFonts w:ascii="Times New Roman" w:hAnsi="Times New Roman"/>
+          <w:b/>
+          <w:i w:val="0"/>
+          <w:color w:val="000000"/>
+          <w:sz w:val="26"/>
+        </w:rPr>
+        <w:t>EXAMINER'S FEEDBACK FORM &amp; CONTINUOUS ASSESSMENT</w:t>
       </w:r>
     </w:p>
     <w:tbl>
@@ -5286,10 +8559,10 @@
               <w:right w:val="single" w:sz="4" w:space="0" w:color="000000"/>
             </w:tcBorders>
             <w:tcMar>
-              <w:top w:w="70" w:type="dxa"/>
-              <w:bottom w:w="70" w:type="dxa"/>
-              <w:left w:w="70" w:type="dxa"/>
-              <w:right w:w="70" w:type="dxa"/>
+              <w:top w:w="60" w:type="dxa"/>
+              <w:bottom w:w="60" w:type="dxa"/>
+              <w:left w:w="60" w:type="dxa"/>
+              <w:right w:w="60" w:type="dxa"/>
             </w:tcMar>
           </w:tcPr>
           <w:p>
@@ -5318,10 +8591,10 @@
               <w:right w:val="single" w:sz="4" w:space="0" w:color="000000"/>
             </w:tcBorders>
             <w:tcMar>
-              <w:top w:w="70" w:type="dxa"/>
-              <w:bottom w:w="70" w:type="dxa"/>
-              <w:left w:w="70" w:type="dxa"/>
-              <w:right w:w="70" w:type="dxa"/>
+              <w:top w:w="60" w:type="dxa"/>
+              <w:bottom w:w="60" w:type="dxa"/>
+              <w:left w:w="60" w:type="dxa"/>
+              <w:right w:w="60" w:type="dxa"/>
             </w:tcMar>
           </w:tcPr>
           <w:p>
@@ -5350,10 +8623,10 @@
               <w:right w:val="single" w:sz="4" w:space="0" w:color="000000"/>
             </w:tcBorders>
             <w:tcMar>
-              <w:top w:w="70" w:type="dxa"/>
-              <w:bottom w:w="70" w:type="dxa"/>
-              <w:left w:w="70" w:type="dxa"/>
-              <w:right w:w="70" w:type="dxa"/>
+              <w:top w:w="60" w:type="dxa"/>
+              <w:bottom w:w="60" w:type="dxa"/>
+              <w:left w:w="60" w:type="dxa"/>
+              <w:right w:w="60" w:type="dxa"/>
             </w:tcMar>
           </w:tcPr>
           <w:p>
@@ -5382,10 +8655,10 @@
               <w:right w:val="single" w:sz="4" w:space="0" w:color="000000"/>
             </w:tcBorders>
             <w:tcMar>
-              <w:top w:w="70" w:type="dxa"/>
-              <w:bottom w:w="70" w:type="dxa"/>
-              <w:left w:w="70" w:type="dxa"/>
-              <w:right w:w="70" w:type="dxa"/>
+              <w:top w:w="60" w:type="dxa"/>
+              <w:bottom w:w="60" w:type="dxa"/>
+              <w:left w:w="60" w:type="dxa"/>
+              <w:right w:w="60" w:type="dxa"/>
             </w:tcMar>
           </w:tcPr>
           <w:p>
@@ -5414,10 +8687,10 @@
               <w:right w:val="single" w:sz="4" w:space="0" w:color="000000"/>
             </w:tcBorders>
             <w:tcMar>
-              <w:top w:w="70" w:type="dxa"/>
-              <w:bottom w:w="70" w:type="dxa"/>
-              <w:left w:w="70" w:type="dxa"/>
-              <w:right w:w="70" w:type="dxa"/>
+              <w:top w:w="60" w:type="dxa"/>
+              <w:bottom w:w="60" w:type="dxa"/>
+              <w:left w:w="60" w:type="dxa"/>
+              <w:right w:w="60" w:type="dxa"/>
             </w:tcMar>
           </w:tcPr>
           <w:p>
@@ -5448,10 +8721,10 @@
               <w:right w:val="single" w:sz="4" w:space="0" w:color="000000"/>
             </w:tcBorders>
             <w:tcMar>
-              <w:top w:w="50" w:type="dxa"/>
-              <w:bottom w:w="50" w:type="dxa"/>
-              <w:left w:w="50" w:type="dxa"/>
-              <w:right w:w="50" w:type="dxa"/>
+              <w:top w:w="45" w:type="dxa"/>
+              <w:bottom w:w="45" w:type="dxa"/>
+              <w:left w:w="45" w:type="dxa"/>
+              <w:right w:w="45" w:type="dxa"/>
             </w:tcMar>
           </w:tcPr>
           <w:p>
@@ -5480,10 +8753,10 @@
               <w:right w:val="single" w:sz="4" w:space="0" w:color="000000"/>
             </w:tcBorders>
             <w:tcMar>
-              <w:top w:w="50" w:type="dxa"/>
-              <w:bottom w:w="50" w:type="dxa"/>
-              <w:left w:w="50" w:type="dxa"/>
-              <w:right w:w="50" w:type="dxa"/>
+              <w:top w:w="45" w:type="dxa"/>
+              <w:bottom w:w="45" w:type="dxa"/>
+              <w:left w:w="45" w:type="dxa"/>
+              <w:right w:w="45" w:type="dxa"/>
             </w:tcMar>
           </w:tcPr>
           <w:p>
@@ -5495,7 +8768,7 @@
                 <w:color w:val="000000"/>
                 <w:sz w:val="18"/>
               </w:rPr>
-              <w:t>Problem Definition, Literature Review, Methodology &amp; SRS</w:t>
+              <w:t>Problem Definition, Literature Review &amp; SRS</w:t>
             </w:r>
           </w:p>
         </w:tc>
@@ -5509,10 +8782,10 @@
               <w:right w:val="single" w:sz="4" w:space="0" w:color="000000"/>
             </w:tcBorders>
             <w:tcMar>
-              <w:top w:w="50" w:type="dxa"/>
-              <w:bottom w:w="50" w:type="dxa"/>
-              <w:left w:w="50" w:type="dxa"/>
-              <w:right w:w="50" w:type="dxa"/>
+              <w:top w:w="45" w:type="dxa"/>
+              <w:bottom w:w="45" w:type="dxa"/>
+              <w:left w:w="45" w:type="dxa"/>
+              <w:right w:w="45" w:type="dxa"/>
             </w:tcMar>
           </w:tcPr>
           <w:p>
@@ -5541,10 +8814,10 @@
               <w:right w:val="single" w:sz="4" w:space="0" w:color="000000"/>
             </w:tcBorders>
             <w:tcMar>
-              <w:top w:w="50" w:type="dxa"/>
-              <w:bottom w:w="50" w:type="dxa"/>
-              <w:left w:w="50" w:type="dxa"/>
-              <w:right w:w="50" w:type="dxa"/>
+              <w:top w:w="45" w:type="dxa"/>
+              <w:bottom w:w="45" w:type="dxa"/>
+              <w:left w:w="45" w:type="dxa"/>
+              <w:right w:w="45" w:type="dxa"/>
             </w:tcMar>
           </w:tcPr>
           <w:p>
@@ -5573,10 +8846,10 @@
               <w:right w:val="single" w:sz="4" w:space="0" w:color="000000"/>
             </w:tcBorders>
             <w:tcMar>
-              <w:top w:w="50" w:type="dxa"/>
-              <w:bottom w:w="50" w:type="dxa"/>
-              <w:left w:w="50" w:type="dxa"/>
-              <w:right w:w="50" w:type="dxa"/>
+              <w:top w:w="45" w:type="dxa"/>
+              <w:bottom w:w="45" w:type="dxa"/>
+              <w:left w:w="45" w:type="dxa"/>
+              <w:right w:w="45" w:type="dxa"/>
             </w:tcMar>
           </w:tcPr>
           <w:p>
@@ -5607,10 +8880,10 @@
               <w:right w:val="single" w:sz="4" w:space="0" w:color="000000"/>
             </w:tcBorders>
             <w:tcMar>
-              <w:top w:w="50" w:type="dxa"/>
-              <w:bottom w:w="50" w:type="dxa"/>
-              <w:left w:w="50" w:type="dxa"/>
-              <w:right w:w="50" w:type="dxa"/>
+              <w:top w:w="45" w:type="dxa"/>
+              <w:bottom w:w="45" w:type="dxa"/>
+              <w:left w:w="45" w:type="dxa"/>
+              <w:right w:w="45" w:type="dxa"/>
             </w:tcMar>
           </w:tcPr>
           <w:p>
@@ -5639,10 +8912,10 @@
               <w:right w:val="single" w:sz="4" w:space="0" w:color="000000"/>
             </w:tcBorders>
             <w:tcMar>
-              <w:top w:w="50" w:type="dxa"/>
-              <w:bottom w:w="50" w:type="dxa"/>
-              <w:left w:w="50" w:type="dxa"/>
-              <w:right w:w="50" w:type="dxa"/>
+              <w:top w:w="45" w:type="dxa"/>
+              <w:bottom w:w="45" w:type="dxa"/>
+              <w:left w:w="45" w:type="dxa"/>
+              <w:right w:w="45" w:type="dxa"/>
             </w:tcMar>
           </w:tcPr>
           <w:p>
@@ -5654,7 +8927,7 @@
                 <w:color w:val="000000"/>
                 <w:sz w:val="18"/>
               </w:rPr>
-              <w:t>System Design, Object-Oriented Implementation &amp; Testing</w:t>
+              <w:t>System Design, OOP Implementation &amp; Testing</w:t>
             </w:r>
           </w:p>
         </w:tc>
@@ -5668,10 +8941,10 @@
               <w:right w:val="single" w:sz="4" w:space="0" w:color="000000"/>
             </w:tcBorders>
             <w:tcMar>
-              <w:top w:w="50" w:type="dxa"/>
-              <w:bottom w:w="50" w:type="dxa"/>
-              <w:left w:w="50" w:type="dxa"/>
-              <w:right w:w="50" w:type="dxa"/>
+              <w:top w:w="45" w:type="dxa"/>
+              <w:bottom w:w="45" w:type="dxa"/>
+              <w:left w:w="45" w:type="dxa"/>
+              <w:right w:w="45" w:type="dxa"/>
             </w:tcMar>
           </w:tcPr>
           <w:p>
@@ -5700,10 +8973,10 @@
               <w:right w:val="single" w:sz="4" w:space="0" w:color="000000"/>
             </w:tcBorders>
             <w:tcMar>
-              <w:top w:w="50" w:type="dxa"/>
-              <w:bottom w:w="50" w:type="dxa"/>
-              <w:left w:w="50" w:type="dxa"/>
-              <w:right w:w="50" w:type="dxa"/>
+              <w:top w:w="45" w:type="dxa"/>
+              <w:bottom w:w="45" w:type="dxa"/>
+              <w:left w:w="45" w:type="dxa"/>
+              <w:right w:w="45" w:type="dxa"/>
             </w:tcMar>
           </w:tcPr>
           <w:p>
@@ -5732,10 +9005,10 @@
               <w:right w:val="single" w:sz="4" w:space="0" w:color="000000"/>
             </w:tcBorders>
             <w:tcMar>
-              <w:top w:w="50" w:type="dxa"/>
-              <w:bottom w:w="50" w:type="dxa"/>
-              <w:left w:w="50" w:type="dxa"/>
-              <w:right w:w="50" w:type="dxa"/>
+              <w:top w:w="45" w:type="dxa"/>
+              <w:bottom w:w="45" w:type="dxa"/>
+              <w:left w:w="45" w:type="dxa"/>
+              <w:right w:w="45" w:type="dxa"/>
             </w:tcMar>
           </w:tcPr>
           <w:p>
@@ -5766,10 +9039,10 @@
               <w:right w:val="single" w:sz="4" w:space="0" w:color="000000"/>
             </w:tcBorders>
             <w:tcMar>
-              <w:top w:w="50" w:type="dxa"/>
-              <w:bottom w:w="50" w:type="dxa"/>
-              <w:left w:w="50" w:type="dxa"/>
-              <w:right w:w="50" w:type="dxa"/>
+              <w:top w:w="45" w:type="dxa"/>
+              <w:bottom w:w="45" w:type="dxa"/>
+              <w:left w:w="45" w:type="dxa"/>
+              <w:right w:w="45" w:type="dxa"/>
             </w:tcMar>
           </w:tcPr>
           <w:p>
@@ -5798,10 +9071,10 @@
               <w:right w:val="single" w:sz="4" w:space="0" w:color="000000"/>
             </w:tcBorders>
             <w:tcMar>
-              <w:top w:w="50" w:type="dxa"/>
-              <w:bottom w:w="50" w:type="dxa"/>
-              <w:left w:w="50" w:type="dxa"/>
-              <w:right w:w="50" w:type="dxa"/>
+              <w:top w:w="45" w:type="dxa"/>
+              <w:bottom w:w="45" w:type="dxa"/>
+              <w:left w:w="45" w:type="dxa"/>
+              <w:right w:w="45" w:type="dxa"/>
             </w:tcMar>
           </w:tcPr>
           <w:p>
@@ -5813,7 +9086,7 @@
                 <w:color w:val="000000"/>
                 <w:sz w:val="18"/>
               </w:rPr>
-              <w:t>Quality of Documentation, Academic Rigor &amp; University Standards</w:t>
+              <w:t>Quality of Documentation &amp; Academic Rigor</w:t>
             </w:r>
           </w:p>
         </w:tc>
@@ -5827,10 +9100,10 @@
               <w:right w:val="single" w:sz="4" w:space="0" w:color="000000"/>
             </w:tcBorders>
             <w:tcMar>
-              <w:top w:w="50" w:type="dxa"/>
-              <w:bottom w:w="50" w:type="dxa"/>
-              <w:left w:w="50" w:type="dxa"/>
-              <w:right w:w="50" w:type="dxa"/>
+              <w:top w:w="45" w:type="dxa"/>
+              <w:bottom w:w="45" w:type="dxa"/>
+              <w:left w:w="45" w:type="dxa"/>
+              <w:right w:w="45" w:type="dxa"/>
             </w:tcMar>
           </w:tcPr>
           <w:p>
@@ -5859,10 +9132,10 @@
               <w:right w:val="single" w:sz="4" w:space="0" w:color="000000"/>
             </w:tcBorders>
             <w:tcMar>
-              <w:top w:w="50" w:type="dxa"/>
-              <w:bottom w:w="50" w:type="dxa"/>
-              <w:left w:w="50" w:type="dxa"/>
-              <w:right w:w="50" w:type="dxa"/>
+              <w:top w:w="45" w:type="dxa"/>
+              <w:bottom w:w="45" w:type="dxa"/>
+              <w:left w:w="45" w:type="dxa"/>
+              <w:right w:w="45" w:type="dxa"/>
             </w:tcMar>
           </w:tcPr>
           <w:p>
@@ -5891,10 +9164,10 @@
               <w:right w:val="single" w:sz="4" w:space="0" w:color="000000"/>
             </w:tcBorders>
             <w:tcMar>
-              <w:top w:w="50" w:type="dxa"/>
-              <w:bottom w:w="50" w:type="dxa"/>
-              <w:left w:w="50" w:type="dxa"/>
-              <w:right w:w="50" w:type="dxa"/>
+              <w:top w:w="45" w:type="dxa"/>
+              <w:bottom w:w="45" w:type="dxa"/>
+              <w:left w:w="45" w:type="dxa"/>
+              <w:right w:w="45" w:type="dxa"/>
             </w:tcMar>
           </w:tcPr>
           <w:p>
@@ -5925,10 +9198,10 @@
               <w:right w:val="single" w:sz="4" w:space="0" w:color="000000"/>
             </w:tcBorders>
             <w:tcMar>
-              <w:top w:w="50" w:type="dxa"/>
-              <w:bottom w:w="50" w:type="dxa"/>
-              <w:left w:w="50" w:type="dxa"/>
-              <w:right w:w="50" w:type="dxa"/>
+              <w:top w:w="45" w:type="dxa"/>
+              <w:bottom w:w="45" w:type="dxa"/>
+              <w:left w:w="45" w:type="dxa"/>
+              <w:right w:w="45" w:type="dxa"/>
             </w:tcMar>
           </w:tcPr>
           <w:p>
@@ -5957,10 +9230,10 @@
               <w:right w:val="single" w:sz="4" w:space="0" w:color="000000"/>
             </w:tcBorders>
             <w:tcMar>
-              <w:top w:w="50" w:type="dxa"/>
-              <w:bottom w:w="50" w:type="dxa"/>
-              <w:left w:w="50" w:type="dxa"/>
-              <w:right w:w="50" w:type="dxa"/>
+              <w:top w:w="45" w:type="dxa"/>
+              <w:bottom w:w="45" w:type="dxa"/>
+              <w:left w:w="45" w:type="dxa"/>
+              <w:right w:w="45" w:type="dxa"/>
             </w:tcMar>
           </w:tcPr>
           <w:p>
@@ -5972,7 +9245,7 @@
                 <w:color w:val="000000"/>
                 <w:sz w:val="18"/>
               </w:rPr>
-              <w:t>Working Prototype, Technical Questions &amp; Presentation Skills</w:t>
+              <w:t>Working Prototype, Architecture &amp; Q&amp;A</w:t>
             </w:r>
           </w:p>
         </w:tc>
@@ -5986,10 +9259,10 @@
               <w:right w:val="single" w:sz="4" w:space="0" w:color="000000"/>
             </w:tcBorders>
             <w:tcMar>
-              <w:top w:w="50" w:type="dxa"/>
-              <w:bottom w:w="50" w:type="dxa"/>
-              <w:left w:w="50" w:type="dxa"/>
-              <w:right w:w="50" w:type="dxa"/>
+              <w:top w:w="45" w:type="dxa"/>
+              <w:bottom w:w="45" w:type="dxa"/>
+              <w:left w:w="45" w:type="dxa"/>
+              <w:right w:w="45" w:type="dxa"/>
             </w:tcMar>
           </w:tcPr>
           <w:p>
@@ -6018,10 +9291,10 @@
               <w:right w:val="single" w:sz="4" w:space="0" w:color="000000"/>
             </w:tcBorders>
             <w:tcMar>
-              <w:top w:w="50" w:type="dxa"/>
-              <w:bottom w:w="50" w:type="dxa"/>
-              <w:left w:w="50" w:type="dxa"/>
-              <w:right w:w="50" w:type="dxa"/>
+              <w:top w:w="45" w:type="dxa"/>
+              <w:bottom w:w="45" w:type="dxa"/>
+              <w:left w:w="45" w:type="dxa"/>
+              <w:right w:w="45" w:type="dxa"/>
             </w:tcMar>
           </w:tcPr>
           <w:p>
@@ -6050,10 +9323,10 @@
               <w:right w:val="single" w:sz="4" w:space="0" w:color="000000"/>
             </w:tcBorders>
             <w:tcMar>
-              <w:top w:w="50" w:type="dxa"/>
-              <w:bottom w:w="50" w:type="dxa"/>
-              <w:left w:w="50" w:type="dxa"/>
-              <w:right w:w="50" w:type="dxa"/>
+              <w:top w:w="45" w:type="dxa"/>
+              <w:bottom w:w="45" w:type="dxa"/>
+              <w:left w:w="45" w:type="dxa"/>
+              <w:right w:w="45" w:type="dxa"/>
             </w:tcMar>
           </w:tcPr>
           <w:p>
@@ -6084,10 +9357,10 @@
               <w:right w:val="single" w:sz="4" w:space="0" w:color="000000"/>
             </w:tcBorders>
             <w:tcMar>
-              <w:top w:w="50" w:type="dxa"/>
-              <w:bottom w:w="50" w:type="dxa"/>
-              <w:left w:w="50" w:type="dxa"/>
-              <w:right w:w="50" w:type="dxa"/>
+              <w:top w:w="45" w:type="dxa"/>
+              <w:bottom w:w="45" w:type="dxa"/>
+              <w:left w:w="45" w:type="dxa"/>
+              <w:right w:w="45" w:type="dxa"/>
             </w:tcMar>
           </w:tcPr>
           <w:p>
@@ -6116,10 +9389,10 @@
               <w:right w:val="single" w:sz="4" w:space="0" w:color="000000"/>
             </w:tcBorders>
             <w:tcMar>
-              <w:top w:w="50" w:type="dxa"/>
-              <w:bottom w:w="50" w:type="dxa"/>
-              <w:left w:w="50" w:type="dxa"/>
-              <w:right w:w="50" w:type="dxa"/>
+              <w:top w:w="45" w:type="dxa"/>
+              <w:bottom w:w="45" w:type="dxa"/>
+              <w:left w:w="45" w:type="dxa"/>
+              <w:right w:w="45" w:type="dxa"/>
             </w:tcMar>
           </w:tcPr>
           <w:p>
@@ -6131,7 +9404,7 @@
                 <w:color w:val="000000"/>
                 <w:sz w:val="18"/>
               </w:rPr>
-              <w:t>Consolidated Final Internal Continuous Assessment Score</w:t>
+              <w:t>Consolidated Final Internal Continuous Score</w:t>
             </w:r>
           </w:p>
         </w:tc>
@@ -6145,10 +9418,10 @@
               <w:right w:val="single" w:sz="4" w:space="0" w:color="000000"/>
             </w:tcBorders>
             <w:tcMar>
-              <w:top w:w="50" w:type="dxa"/>
-              <w:bottom w:w="50" w:type="dxa"/>
-              <w:left w:w="50" w:type="dxa"/>
-              <w:right w:w="50" w:type="dxa"/>
+              <w:top w:w="45" w:type="dxa"/>
+              <w:bottom w:w="45" w:type="dxa"/>
+              <w:left w:w="45" w:type="dxa"/>
+              <w:right w:w="45" w:type="dxa"/>
             </w:tcMar>
           </w:tcPr>
           <w:p>
@@ -6177,10 +9450,10 @@
               <w:right w:val="single" w:sz="4" w:space="0" w:color="000000"/>
             </w:tcBorders>
             <w:tcMar>
-              <w:top w:w="50" w:type="dxa"/>
-              <w:bottom w:w="50" w:type="dxa"/>
-              <w:left w:w="50" w:type="dxa"/>
-              <w:right w:w="50" w:type="dxa"/>
+              <w:top w:w="45" w:type="dxa"/>
+              <w:bottom w:w="45" w:type="dxa"/>
+              <w:left w:w="45" w:type="dxa"/>
+              <w:right w:w="45" w:type="dxa"/>
             </w:tcMar>
           </w:tcPr>
           <w:p>
@@ -6209,10 +9482,10 @@
               <w:right w:val="single" w:sz="4" w:space="0" w:color="000000"/>
             </w:tcBorders>
             <w:tcMar>
-              <w:top w:w="50" w:type="dxa"/>
-              <w:bottom w:w="50" w:type="dxa"/>
-              <w:left w:w="50" w:type="dxa"/>
-              <w:right w:w="50" w:type="dxa"/>
+              <w:top w:w="45" w:type="dxa"/>
+              <w:bottom w:w="45" w:type="dxa"/>
+              <w:left w:w="45" w:type="dxa"/>
+              <w:right w:w="45" w:type="dxa"/>
             </w:tcMar>
           </w:tcPr>
           <w:p>
@@ -6235,13 +9508,33 @@
     </w:tbl>
     <w:p>
       <w:pPr>
-        <w:spacing w:after="280" w:before="0" w:line="276" w:lineRule="auto"/>
+        <w:spacing w:after="320" w:before="0" w:line="276" w:lineRule="auto"/>
         <w:jc w:val="left"/>
       </w:pPr>
     </w:p>
     <w:p>
       <w:pPr>
-        <w:spacing w:after="160" w:before="0" w:line="276" w:lineRule="auto"/>
+        <w:spacing w:after="280" w:before="0" w:line="276" w:lineRule="auto"/>
+        <w:jc w:val="left"/>
+      </w:pPr>
+      <w:r>
+        <w:rPr>
+          <w:rFonts w:ascii="Times New Roman" w:hAnsi="Times New Roman"/>
+          <w:b w:val="0"/>
+          <w:i w:val="0"/>
+          <w:color w:val="000000"/>
+          <w:sz w:val="20"/>
+        </w:rPr>
+        <w:t>Examiner Comments &amp; Final Remarks:</w:t>
+        <w:br/>
+        <w:t>_________________________________________________________________________________</w:t>
+        <w:br/>
+        <w:t>_________________________________________________________________________________</w:t>
+      </w:r>
+    </w:p>
+    <w:p>
+      <w:pPr>
+        <w:spacing w:after="120" w:before="0" w:line="276" w:lineRule="auto"/>
         <w:jc w:val="left"/>
       </w:pPr>
       <w:r>
@@ -6250,14 +9543,14 @@
           <w:b/>
           <w:i w:val="0"/>
           <w:color w:val="000000"/>
-          <w:sz w:val="22"/>
+          <w:sz w:val="21"/>
         </w:rPr>
         <w:t>Project Guide Signature: _______________________      Date: ____ / ____ / 2026</w:t>
       </w:r>
     </w:p>
     <w:p>
       <w:pPr>
-        <w:spacing w:after="160" w:before="0" w:line="276" w:lineRule="auto"/>
+        <w:spacing w:after="120" w:before="0" w:line="276" w:lineRule="auto"/>
         <w:jc w:val="left"/>
       </w:pPr>
       <w:r>
@@ -6266,7 +9559,7 @@
           <w:b/>
           <w:i w:val="0"/>
           <w:color w:val="000000"/>
-          <w:sz w:val="22"/>
+          <w:sz w:val="21"/>
         </w:rPr>
         <w:t>Head of Department Signature: _______________________      Date: ____ / ____ / 2026</w:t>
       </w:r>

--- a/CampusNotify_Mini_Project_Logbook.docx
+++ b/CampusNotify_Mini_Project_Logbook.docx
@@ -3016,7 +3016,7 @@
                 <w:color w:val="000000"/>
                 <w:sz w:val="17"/>
               </w:rPr>
-              <w:t>____/____/2025</w:t>
+              <w:t>08/07/2025</w:t>
             </w:r>
           </w:p>
         </w:tc>
@@ -3143,7 +3143,7 @@
                 <w:color w:val="000000"/>
                 <w:sz w:val="17"/>
               </w:rPr>
-              <w:t>____/____/2025</w:t>
+              <w:t>15/07/2025</w:t>
             </w:r>
           </w:p>
         </w:tc>
@@ -3270,7 +3270,7 @@
                 <w:color w:val="000000"/>
                 <w:sz w:val="17"/>
               </w:rPr>
-              <w:t>____/____/2025</w:t>
+              <w:t>22/07/2025</w:t>
             </w:r>
           </w:p>
         </w:tc>
@@ -3397,7 +3397,7 @@
                 <w:color w:val="000000"/>
                 <w:sz w:val="17"/>
               </w:rPr>
-              <w:t>____/____/2025</w:t>
+              <w:t>29/07/2025</w:t>
             </w:r>
           </w:p>
         </w:tc>
@@ -3524,7 +3524,7 @@
                 <w:color w:val="000000"/>
                 <w:sz w:val="17"/>
               </w:rPr>
-              <w:t>____/____/2025</w:t>
+              <w:t>05/08/2025</w:t>
             </w:r>
           </w:p>
         </w:tc>
@@ -3651,7 +3651,7 @@
                 <w:color w:val="000000"/>
                 <w:sz w:val="17"/>
               </w:rPr>
-              <w:t>____/____/2025</w:t>
+              <w:t>12/08/2025</w:t>
             </w:r>
           </w:p>
         </w:tc>
@@ -3778,7 +3778,7 @@
                 <w:color w:val="000000"/>
                 <w:sz w:val="17"/>
               </w:rPr>
-              <w:t>____/____/2025</w:t>
+              <w:t>19/08/2025</w:t>
             </w:r>
           </w:p>
         </w:tc>
@@ -3905,7 +3905,7 @@
                 <w:color w:val="000000"/>
                 <w:sz w:val="17"/>
               </w:rPr>
-              <w:t>____/____/2026</w:t>
+              <w:t>26/08/2025</w:t>
             </w:r>
           </w:p>
         </w:tc>
@@ -4032,7 +4032,7 @@
                 <w:color w:val="000000"/>
                 <w:sz w:val="17"/>
               </w:rPr>
-              <w:t>____/____/2026</w:t>
+              <w:t>02/09/2025</w:t>
             </w:r>
           </w:p>
         </w:tc>
@@ -4159,7 +4159,7 @@
                 <w:color w:val="000000"/>
                 <w:sz w:val="17"/>
               </w:rPr>
-              <w:t>____/____/2026</w:t>
+              <w:t>09/09/2025</w:t>
             </w:r>
           </w:p>
         </w:tc>
@@ -4254,7 +4254,7 @@
                 <w:color w:val="000000"/>
                 <w:sz w:val="17"/>
               </w:rPr>
-              <w:t>System integration, unit testing, role-access verification &amp; edge case bug fixes</w:t>
+              <w:t>System integration, unit testing, role-access verification &amp; 92 test cases</w:t>
             </w:r>
           </w:p>
         </w:tc>
@@ -4286,7 +4286,7 @@
                 <w:color w:val="000000"/>
                 <w:sz w:val="17"/>
               </w:rPr>
-              <w:t>____/____/2026</w:t>
+              <w:t>16/09/2025</w:t>
             </w:r>
           </w:p>
         </w:tc>
@@ -4413,7 +4413,7 @@
                 <w:color w:val="000000"/>
                 <w:sz w:val="17"/>
               </w:rPr>
-              <w:t>____/____/2026</w:t>
+              <w:t>23/09/2025</w:t>
             </w:r>
           </w:p>
         </w:tc>
@@ -4540,7 +4540,7 @@
                 <w:color w:val="000000"/>
                 <w:sz w:val="17"/>
               </w:rPr>
-              <w:t>____/____/2026</w:t>
+              <w:t>30/09/2025</w:t>
             </w:r>
           </w:p>
         </w:tc>
@@ -4851,7 +4851,7 @@
                 <w:color w:val="000000"/>
                 <w:sz w:val="16"/>
               </w:rPr>
-              <w:t>___/___/2025</w:t>
+              <w:t>08/07/2025</w:t>
             </w:r>
           </w:p>
         </w:tc>
@@ -4909,7 +4909,7 @@
                 <w:color w:val="000000"/>
                 <w:sz w:val="16"/>
               </w:rPr>
-              <w:t>______________________________</w:t>
+              <w:t>Satisfactory progress. Proceed as planned.</w:t>
             </w:r>
           </w:p>
         </w:tc>
@@ -5007,7 +5007,7 @@
                 <w:color w:val="000000"/>
                 <w:sz w:val="16"/>
               </w:rPr>
-              <w:t>___/___/2025</w:t>
+              <w:t>15/07/2025</w:t>
             </w:r>
           </w:p>
         </w:tc>
@@ -5065,7 +5065,7 @@
                 <w:color w:val="000000"/>
                 <w:sz w:val="16"/>
               </w:rPr>
-              <w:t>______________________________</w:t>
+              <w:t>Satisfactory progress. Proceed as planned.</w:t>
             </w:r>
           </w:p>
         </w:tc>
@@ -5163,7 +5163,7 @@
                 <w:color w:val="000000"/>
                 <w:sz w:val="16"/>
               </w:rPr>
-              <w:t>___/___/2025</w:t>
+              <w:t>22/07/2025</w:t>
             </w:r>
           </w:p>
         </w:tc>
@@ -5221,7 +5221,7 @@
                 <w:color w:val="000000"/>
                 <w:sz w:val="16"/>
               </w:rPr>
-              <w:t>______________________________</w:t>
+              <w:t>Satisfactory progress. Proceed as planned.</w:t>
             </w:r>
           </w:p>
         </w:tc>
@@ -5319,7 +5319,7 @@
                 <w:color w:val="000000"/>
                 <w:sz w:val="16"/>
               </w:rPr>
-              <w:t>___/___/2025</w:t>
+              <w:t>29/07/2025</w:t>
             </w:r>
           </w:p>
         </w:tc>
@@ -5377,7 +5377,7 @@
                 <w:color w:val="000000"/>
                 <w:sz w:val="16"/>
               </w:rPr>
-              <w:t>______________________________</w:t>
+              <w:t>Satisfactory progress. Proceed as planned.</w:t>
             </w:r>
           </w:p>
         </w:tc>
@@ -5475,7 +5475,7 @@
                 <w:color w:val="000000"/>
                 <w:sz w:val="16"/>
               </w:rPr>
-              <w:t>___/___/2025</w:t>
+              <w:t>05/08/2025</w:t>
             </w:r>
           </w:p>
         </w:tc>
@@ -5533,7 +5533,7 @@
                 <w:color w:val="000000"/>
                 <w:sz w:val="16"/>
               </w:rPr>
-              <w:t>______________________________</w:t>
+              <w:t>Satisfactory progress. Proceed as planned.</w:t>
             </w:r>
           </w:p>
         </w:tc>
@@ -5631,7 +5631,7 @@
                 <w:color w:val="000000"/>
                 <w:sz w:val="16"/>
               </w:rPr>
-              <w:t>___/___/2025</w:t>
+              <w:t>12/08/2025</w:t>
             </w:r>
           </w:p>
         </w:tc>
@@ -5689,7 +5689,7 @@
                 <w:color w:val="000000"/>
                 <w:sz w:val="16"/>
               </w:rPr>
-              <w:t>______________________________</w:t>
+              <w:t>Satisfactory progress. Proceed as planned.</w:t>
             </w:r>
           </w:p>
         </w:tc>
@@ -5787,7 +5787,7 @@
                 <w:color w:val="000000"/>
                 <w:sz w:val="16"/>
               </w:rPr>
-              <w:t>___/___/2025</w:t>
+              <w:t>19/08/2025</w:t>
             </w:r>
           </w:p>
         </w:tc>
@@ -5845,7 +5845,7 @@
                 <w:color w:val="000000"/>
                 <w:sz w:val="16"/>
               </w:rPr>
-              <w:t>______________________________</w:t>
+              <w:t>Satisfactory progress. Proceed as planned.</w:t>
             </w:r>
           </w:p>
         </w:tc>
@@ -6156,7 +6156,7 @@
                 <w:color w:val="000000"/>
                 <w:sz w:val="16"/>
               </w:rPr>
-              <w:t>___/___/2026</w:t>
+              <w:t>26/08/2025</w:t>
             </w:r>
           </w:p>
         </w:tc>
@@ -6214,7 +6214,7 @@
                 <w:color w:val="000000"/>
                 <w:sz w:val="16"/>
               </w:rPr>
-              <w:t>______________________________</w:t>
+              <w:t>Module successfully tested and verified.</w:t>
             </w:r>
           </w:p>
         </w:tc>
@@ -6312,7 +6312,7 @@
                 <w:color w:val="000000"/>
                 <w:sz w:val="16"/>
               </w:rPr>
-              <w:t>___/___/2026</w:t>
+              <w:t>02/09/2025</w:t>
             </w:r>
           </w:p>
         </w:tc>
@@ -6370,7 +6370,7 @@
                 <w:color w:val="000000"/>
                 <w:sz w:val="16"/>
               </w:rPr>
-              <w:t>______________________________</w:t>
+              <w:t>Module successfully tested and verified.</w:t>
             </w:r>
           </w:p>
         </w:tc>
@@ -6468,7 +6468,7 @@
                 <w:color w:val="000000"/>
                 <w:sz w:val="16"/>
               </w:rPr>
-              <w:t>___/___/2026</w:t>
+              <w:t>09/09/2025</w:t>
             </w:r>
           </w:p>
         </w:tc>
@@ -6526,7 +6526,7 @@
                 <w:color w:val="000000"/>
                 <w:sz w:val="16"/>
               </w:rPr>
-              <w:t>______________________________</w:t>
+              <w:t>Module successfully tested and verified.</w:t>
             </w:r>
           </w:p>
         </w:tc>
@@ -6624,7 +6624,7 @@
                 <w:color w:val="000000"/>
                 <w:sz w:val="16"/>
               </w:rPr>
-              <w:t>___/___/2026</w:t>
+              <w:t>16/09/2025</w:t>
             </w:r>
           </w:p>
         </w:tc>
@@ -6653,7 +6653,7 @@
                 <w:color w:val="000000"/>
                 <w:sz w:val="16"/>
               </w:rPr>
-              <w:t>System integration, unit testing, role-access verification &amp; edge...</w:t>
+              <w:t>System integration, unit testing, role-access verification &amp; 92 t...</w:t>
             </w:r>
           </w:p>
         </w:tc>
@@ -6682,7 +6682,7 @@
                 <w:color w:val="000000"/>
                 <w:sz w:val="16"/>
               </w:rPr>
-              <w:t>______________________________</w:t>
+              <w:t>Module successfully tested and verified.</w:t>
             </w:r>
           </w:p>
         </w:tc>
@@ -6780,7 +6780,7 @@
                 <w:color w:val="000000"/>
                 <w:sz w:val="16"/>
               </w:rPr>
-              <w:t>___/___/2026</w:t>
+              <w:t>23/09/2025</w:t>
             </w:r>
           </w:p>
         </w:tc>
@@ -6838,7 +6838,7 @@
                 <w:color w:val="000000"/>
                 <w:sz w:val="16"/>
               </w:rPr>
-              <w:t>______________________________</w:t>
+              <w:t>Module successfully tested and verified.</w:t>
             </w:r>
           </w:p>
         </w:tc>
@@ -6936,7 +6936,7 @@
                 <w:color w:val="000000"/>
                 <w:sz w:val="16"/>
               </w:rPr>
-              <w:t>___/___/2026</w:t>
+              <w:t>30/09/2025</w:t>
             </w:r>
           </w:p>
         </w:tc>
@@ -6994,7 +6994,7 @@
                 <w:color w:val="000000"/>
                 <w:sz w:val="16"/>
               </w:rPr>
-              <w:t>______________________________</w:t>
+              <w:t>Module successfully tested and verified.</w:t>
             </w:r>
           </w:p>
         </w:tc>
@@ -7039,7 +7039,7 @@
     </w:p>
     <w:p>
       <w:pPr>
-        <w:spacing w:after="120" w:before="0" w:line="276" w:lineRule="auto"/>
+        <w:spacing w:after="160" w:before="0" w:line="276" w:lineRule="auto"/>
         <w:jc w:val="center"/>
       </w:pPr>
       <w:r>
@@ -7048,14 +7048,46 @@
           <w:b/>
           <w:i w:val="0"/>
           <w:color w:val="000000"/>
-          <w:sz w:val="26"/>
+          <w:sz w:val="30"/>
         </w:rPr>
-        <w:t>REVIEW – I EVALUATION FORM (WEEK 7)</w:t>
+        <w:t>REVIEW – I FORM</w:t>
       </w:r>
     </w:p>
     <w:p>
       <w:pPr>
-        <w:spacing w:after="160" w:before="0" w:line="276" w:lineRule="auto"/>
+        <w:spacing w:after="40" w:before="0" w:line="276" w:lineRule="auto"/>
+        <w:jc w:val="left"/>
+      </w:pPr>
+      <w:r>
+        <w:rPr>
+          <w:rFonts w:ascii="Times New Roman" w:hAnsi="Times New Roman"/>
+          <w:b/>
+          <w:i w:val="0"/>
+          <w:color w:val="000000"/>
+          <w:sz w:val="20"/>
+        </w:rPr>
+        <w:t>Group No: SE-IT-A-C-_____</w:t>
+      </w:r>
+    </w:p>
+    <w:p>
+      <w:pPr>
+        <w:spacing w:after="40" w:before="0" w:line="276" w:lineRule="auto"/>
+        <w:jc w:val="left"/>
+      </w:pPr>
+      <w:r>
+        <w:rPr>
+          <w:rFonts w:ascii="Times New Roman" w:hAnsi="Times New Roman"/>
+          <w:b/>
+          <w:i w:val="0"/>
+          <w:color w:val="000000"/>
+          <w:sz w:val="20"/>
+        </w:rPr>
+        <w:t>Title of Mini-Project: Campus Notify: Institutional Circular &amp; Announcement Management System</w:t>
+      </w:r>
+    </w:p>
+    <w:p>
+      <w:pPr>
+        <w:spacing w:after="120" w:before="0" w:line="276" w:lineRule="auto"/>
         <w:jc w:val="left"/>
       </w:pPr>
       <w:r>
@@ -7066,700 +7098,12 @@
           <w:color w:val="000000"/>
           <w:sz w:val="20"/>
         </w:rPr>
-        <w:t>Date of Review: ____ / ____ / 2025        Internal Guide: Prof. Sonali Kharat</w:t>
-      </w:r>
-    </w:p>
-    <w:tbl>
-      <w:tblPr>
-        <w:tblW w:type="auto" w:w="0"/>
-        <w:jc w:val="center"/>
-        <w:tblLook w:firstColumn="1" w:firstRow="1" w:lastColumn="0" w:lastRow="0" w:noHBand="0" w:noVBand="1" w:val="04A0"/>
-      </w:tblPr>
-      <w:tblGrid>
-        <w:gridCol w:w="2412"/>
-        <w:gridCol w:w="2412"/>
-        <w:gridCol w:w="2412"/>
-        <w:gridCol w:w="2412"/>
-      </w:tblGrid>
-      <w:tr>
-        <w:tc>
-          <w:tcPr>
-            <w:tcW w:type="dxa" w:w="2412"/>
-            <w:tcBorders>
-              <w:top w:val="single" w:sz="4" w:space="0" w:color="000000"/>
-              <w:bottom w:val="single" w:sz="4" w:space="0" w:color="000000"/>
-              <w:left w:val="single" w:sz="4" w:space="0" w:color="000000"/>
-              <w:right w:val="single" w:sz="4" w:space="0" w:color="000000"/>
-            </w:tcBorders>
-            <w:tcMar>
-              <w:top w:w="50" w:type="dxa"/>
-              <w:bottom w:w="50" w:type="dxa"/>
-              <w:left w:w="50" w:type="dxa"/>
-              <w:right w:w="50" w:type="dxa"/>
-            </w:tcMar>
-          </w:tcPr>
-          <w:p>
-            <w:pPr>
-              <w:jc w:val="center"/>
-            </w:pPr>
-            <w:r>
-              <w:rPr>
-                <w:rFonts w:ascii="Times New Roman" w:hAnsi="Times New Roman"/>
-                <w:b/>
-                <w:i w:val="0"/>
-                <w:color w:val="000000"/>
-                <w:sz w:val="19"/>
-              </w:rPr>
-              <w:t>Sr.</w:t>
-            </w:r>
-          </w:p>
-        </w:tc>
-        <w:tc>
-          <w:tcPr>
-            <w:tcW w:type="dxa" w:w="2412"/>
-            <w:tcBorders>
-              <w:top w:val="single" w:sz="4" w:space="0" w:color="000000"/>
-              <w:bottom w:val="single" w:sz="4" w:space="0" w:color="000000"/>
-              <w:left w:val="single" w:sz="4" w:space="0" w:color="000000"/>
-              <w:right w:val="single" w:sz="4" w:space="0" w:color="000000"/>
-            </w:tcBorders>
-            <w:tcMar>
-              <w:top w:w="50" w:type="dxa"/>
-              <w:bottom w:w="50" w:type="dxa"/>
-              <w:left w:w="50" w:type="dxa"/>
-              <w:right w:w="50" w:type="dxa"/>
-            </w:tcMar>
-          </w:tcPr>
-          <w:p>
-            <w:pPr>
-              <w:jc w:val="center"/>
-            </w:pPr>
-            <w:r>
-              <w:rPr>
-                <w:rFonts w:ascii="Times New Roman" w:hAnsi="Times New Roman"/>
-                <w:b/>
-                <w:i w:val="0"/>
-                <w:color w:val="000000"/>
-                <w:sz w:val="19"/>
-              </w:rPr>
-              <w:t>Evaluation Parameter</w:t>
-            </w:r>
-          </w:p>
-        </w:tc>
-        <w:tc>
-          <w:tcPr>
-            <w:tcW w:type="dxa" w:w="2412"/>
-            <w:tcBorders>
-              <w:top w:val="single" w:sz="4" w:space="0" w:color="000000"/>
-              <w:bottom w:val="single" w:sz="4" w:space="0" w:color="000000"/>
-              <w:left w:val="single" w:sz="4" w:space="0" w:color="000000"/>
-              <w:right w:val="single" w:sz="4" w:space="0" w:color="000000"/>
-            </w:tcBorders>
-            <w:tcMar>
-              <w:top w:w="50" w:type="dxa"/>
-              <w:bottom w:w="50" w:type="dxa"/>
-              <w:left w:w="50" w:type="dxa"/>
-              <w:right w:w="50" w:type="dxa"/>
-            </w:tcMar>
-          </w:tcPr>
-          <w:p>
-            <w:pPr>
-              <w:jc w:val="center"/>
-            </w:pPr>
-            <w:r>
-              <w:rPr>
-                <w:rFonts w:ascii="Times New Roman" w:hAnsi="Times New Roman"/>
-                <w:b/>
-                <w:i w:val="0"/>
-                <w:color w:val="000000"/>
-                <w:sz w:val="19"/>
-              </w:rPr>
-              <w:t>Max Marks</w:t>
-            </w:r>
-          </w:p>
-        </w:tc>
-        <w:tc>
-          <w:tcPr>
-            <w:tcW w:type="dxa" w:w="2412"/>
-            <w:tcBorders>
-              <w:top w:val="single" w:sz="4" w:space="0" w:color="000000"/>
-              <w:bottom w:val="single" w:sz="4" w:space="0" w:color="000000"/>
-              <w:left w:val="single" w:sz="4" w:space="0" w:color="000000"/>
-              <w:right w:val="single" w:sz="4" w:space="0" w:color="000000"/>
-            </w:tcBorders>
-            <w:tcMar>
-              <w:top w:w="50" w:type="dxa"/>
-              <w:bottom w:w="50" w:type="dxa"/>
-              <w:left w:w="50" w:type="dxa"/>
-              <w:right w:w="50" w:type="dxa"/>
-            </w:tcMar>
-          </w:tcPr>
-          <w:p>
-            <w:pPr>
-              <w:jc w:val="center"/>
-            </w:pPr>
-            <w:r>
-              <w:rPr>
-                <w:rFonts w:ascii="Times New Roman" w:hAnsi="Times New Roman"/>
-                <w:b/>
-                <w:i w:val="0"/>
-                <w:color w:val="000000"/>
-                <w:sz w:val="19"/>
-              </w:rPr>
-              <w:t>Marks Awarded</w:t>
-            </w:r>
-          </w:p>
-        </w:tc>
-      </w:tr>
-      <w:tr>
-        <w:tc>
-          <w:tcPr>
-            <w:tcW w:type="dxa" w:w="2412"/>
-            <w:tcBorders>
-              <w:top w:val="single" w:sz="4" w:space="0" w:color="000000"/>
-              <w:bottom w:val="single" w:sz="4" w:space="0" w:color="000000"/>
-              <w:left w:val="single" w:sz="4" w:space="0" w:color="000000"/>
-              <w:right w:val="single" w:sz="4" w:space="0" w:color="000000"/>
-            </w:tcBorders>
-            <w:tcMar>
-              <w:top w:w="40" w:type="dxa"/>
-              <w:bottom w:w="40" w:type="dxa"/>
-              <w:left w:w="40" w:type="dxa"/>
-              <w:right w:w="40" w:type="dxa"/>
-            </w:tcMar>
-          </w:tcPr>
-          <w:p>
-            <w:pPr>
-              <w:jc w:val="center"/>
-            </w:pPr>
-            <w:r>
-              <w:rPr>
-                <w:rFonts w:ascii="Times New Roman" w:hAnsi="Times New Roman"/>
-                <w:b w:val="0"/>
-                <w:i w:val="0"/>
-                <w:color w:val="000000"/>
-                <w:sz w:val="18"/>
-              </w:rPr>
-              <w:t>1</w:t>
-            </w:r>
-          </w:p>
-        </w:tc>
-        <w:tc>
-          <w:tcPr>
-            <w:tcW w:type="dxa" w:w="2412"/>
-            <w:tcBorders>
-              <w:top w:val="single" w:sz="4" w:space="0" w:color="000000"/>
-              <w:bottom w:val="single" w:sz="4" w:space="0" w:color="000000"/>
-              <w:left w:val="single" w:sz="4" w:space="0" w:color="000000"/>
-              <w:right w:val="single" w:sz="4" w:space="0" w:color="000000"/>
-            </w:tcBorders>
-            <w:tcMar>
-              <w:top w:w="40" w:type="dxa"/>
-              <w:bottom w:w="40" w:type="dxa"/>
-              <w:left w:w="40" w:type="dxa"/>
-              <w:right w:w="40" w:type="dxa"/>
-            </w:tcMar>
-          </w:tcPr>
-          <w:p>
-            <w:r>
-              <w:rPr>
-                <w:rFonts w:ascii="Times New Roman" w:hAnsi="Times New Roman"/>
-                <w:b w:val="0"/>
-                <w:i w:val="0"/>
-                <w:color w:val="000000"/>
-                <w:sz w:val="18"/>
-              </w:rPr>
-              <w:t>Problem Definition &amp; Practical Academic Relevance</w:t>
-            </w:r>
-          </w:p>
-        </w:tc>
-        <w:tc>
-          <w:tcPr>
-            <w:tcW w:type="dxa" w:w="2412"/>
-            <w:tcBorders>
-              <w:top w:val="single" w:sz="4" w:space="0" w:color="000000"/>
-              <w:bottom w:val="single" w:sz="4" w:space="0" w:color="000000"/>
-              <w:left w:val="single" w:sz="4" w:space="0" w:color="000000"/>
-              <w:right w:val="single" w:sz="4" w:space="0" w:color="000000"/>
-            </w:tcBorders>
-            <w:tcMar>
-              <w:top w:w="40" w:type="dxa"/>
-              <w:bottom w:w="40" w:type="dxa"/>
-              <w:left w:w="40" w:type="dxa"/>
-              <w:right w:w="40" w:type="dxa"/>
-            </w:tcMar>
-          </w:tcPr>
-          <w:p>
-            <w:pPr>
-              <w:jc w:val="center"/>
-            </w:pPr>
-            <w:r>
-              <w:rPr>
-                <w:rFonts w:ascii="Times New Roman" w:hAnsi="Times New Roman"/>
-                <w:b w:val="0"/>
-                <w:i w:val="0"/>
-                <w:color w:val="000000"/>
-                <w:sz w:val="18"/>
-              </w:rPr>
-              <w:t>2.5</w:t>
-            </w:r>
-          </w:p>
-        </w:tc>
-        <w:tc>
-          <w:tcPr>
-            <w:tcW w:type="dxa" w:w="2412"/>
-            <w:tcBorders>
-              <w:top w:val="single" w:sz="4" w:space="0" w:color="000000"/>
-              <w:bottom w:val="single" w:sz="4" w:space="0" w:color="000000"/>
-              <w:left w:val="single" w:sz="4" w:space="0" w:color="000000"/>
-              <w:right w:val="single" w:sz="4" w:space="0" w:color="000000"/>
-            </w:tcBorders>
-            <w:tcMar>
-              <w:top w:w="40" w:type="dxa"/>
-              <w:bottom w:w="40" w:type="dxa"/>
-              <w:left w:w="40" w:type="dxa"/>
-              <w:right w:w="40" w:type="dxa"/>
-            </w:tcMar>
-          </w:tcPr>
-          <w:p>
-            <w:pPr>
-              <w:jc w:val="center"/>
-            </w:pPr>
-            <w:r>
-              <w:rPr>
-                <w:rFonts w:ascii="Times New Roman" w:hAnsi="Times New Roman"/>
-                <w:b w:val="0"/>
-                <w:i w:val="0"/>
-                <w:color w:val="000000"/>
-                <w:sz w:val="18"/>
-              </w:rPr>
-              <w:t>______</w:t>
-            </w:r>
-          </w:p>
-        </w:tc>
-      </w:tr>
-      <w:tr>
-        <w:tc>
-          <w:tcPr>
-            <w:tcW w:type="dxa" w:w="2412"/>
-            <w:tcBorders>
-              <w:top w:val="single" w:sz="4" w:space="0" w:color="000000"/>
-              <w:bottom w:val="single" w:sz="4" w:space="0" w:color="000000"/>
-              <w:left w:val="single" w:sz="4" w:space="0" w:color="000000"/>
-              <w:right w:val="single" w:sz="4" w:space="0" w:color="000000"/>
-            </w:tcBorders>
-            <w:tcMar>
-              <w:top w:w="40" w:type="dxa"/>
-              <w:bottom w:w="40" w:type="dxa"/>
-              <w:left w:w="40" w:type="dxa"/>
-              <w:right w:w="40" w:type="dxa"/>
-            </w:tcMar>
-          </w:tcPr>
-          <w:p>
-            <w:pPr>
-              <w:jc w:val="center"/>
-            </w:pPr>
-            <w:r>
-              <w:rPr>
-                <w:rFonts w:ascii="Times New Roman" w:hAnsi="Times New Roman"/>
-                <w:b w:val="0"/>
-                <w:i w:val="0"/>
-                <w:color w:val="000000"/>
-                <w:sz w:val="18"/>
-              </w:rPr>
-              <w:t>2</w:t>
-            </w:r>
-          </w:p>
-        </w:tc>
-        <w:tc>
-          <w:tcPr>
-            <w:tcW w:type="dxa" w:w="2412"/>
-            <w:tcBorders>
-              <w:top w:val="single" w:sz="4" w:space="0" w:color="000000"/>
-              <w:bottom w:val="single" w:sz="4" w:space="0" w:color="000000"/>
-              <w:left w:val="single" w:sz="4" w:space="0" w:color="000000"/>
-              <w:right w:val="single" w:sz="4" w:space="0" w:color="000000"/>
-            </w:tcBorders>
-            <w:tcMar>
-              <w:top w:w="40" w:type="dxa"/>
-              <w:bottom w:w="40" w:type="dxa"/>
-              <w:left w:w="40" w:type="dxa"/>
-              <w:right w:w="40" w:type="dxa"/>
-            </w:tcMar>
-          </w:tcPr>
-          <w:p>
-            <w:r>
-              <w:rPr>
-                <w:rFonts w:ascii="Times New Roman" w:hAnsi="Times New Roman"/>
-                <w:b w:val="0"/>
-                <w:i w:val="0"/>
-                <w:color w:val="000000"/>
-                <w:sz w:val="18"/>
-              </w:rPr>
-              <w:t>Literature Review &amp; Feasibility Analysis</w:t>
-            </w:r>
-          </w:p>
-        </w:tc>
-        <w:tc>
-          <w:tcPr>
-            <w:tcW w:type="dxa" w:w="2412"/>
-            <w:tcBorders>
-              <w:top w:val="single" w:sz="4" w:space="0" w:color="000000"/>
-              <w:bottom w:val="single" w:sz="4" w:space="0" w:color="000000"/>
-              <w:left w:val="single" w:sz="4" w:space="0" w:color="000000"/>
-              <w:right w:val="single" w:sz="4" w:space="0" w:color="000000"/>
-            </w:tcBorders>
-            <w:tcMar>
-              <w:top w:w="40" w:type="dxa"/>
-              <w:bottom w:w="40" w:type="dxa"/>
-              <w:left w:w="40" w:type="dxa"/>
-              <w:right w:w="40" w:type="dxa"/>
-            </w:tcMar>
-          </w:tcPr>
-          <w:p>
-            <w:pPr>
-              <w:jc w:val="center"/>
-            </w:pPr>
-            <w:r>
-              <w:rPr>
-                <w:rFonts w:ascii="Times New Roman" w:hAnsi="Times New Roman"/>
-                <w:b w:val="0"/>
-                <w:i w:val="0"/>
-                <w:color w:val="000000"/>
-                <w:sz w:val="18"/>
-              </w:rPr>
-              <w:t>2.5</w:t>
-            </w:r>
-          </w:p>
-        </w:tc>
-        <w:tc>
-          <w:tcPr>
-            <w:tcW w:type="dxa" w:w="2412"/>
-            <w:tcBorders>
-              <w:top w:val="single" w:sz="4" w:space="0" w:color="000000"/>
-              <w:bottom w:val="single" w:sz="4" w:space="0" w:color="000000"/>
-              <w:left w:val="single" w:sz="4" w:space="0" w:color="000000"/>
-              <w:right w:val="single" w:sz="4" w:space="0" w:color="000000"/>
-            </w:tcBorders>
-            <w:tcMar>
-              <w:top w:w="40" w:type="dxa"/>
-              <w:bottom w:w="40" w:type="dxa"/>
-              <w:left w:w="40" w:type="dxa"/>
-              <w:right w:w="40" w:type="dxa"/>
-            </w:tcMar>
-          </w:tcPr>
-          <w:p>
-            <w:pPr>
-              <w:jc w:val="center"/>
-            </w:pPr>
-            <w:r>
-              <w:rPr>
-                <w:rFonts w:ascii="Times New Roman" w:hAnsi="Times New Roman"/>
-                <w:b w:val="0"/>
-                <w:i w:val="0"/>
-                <w:color w:val="000000"/>
-                <w:sz w:val="18"/>
-              </w:rPr>
-              <w:t>______</w:t>
-            </w:r>
-          </w:p>
-        </w:tc>
-      </w:tr>
-      <w:tr>
-        <w:tc>
-          <w:tcPr>
-            <w:tcW w:type="dxa" w:w="2412"/>
-            <w:tcBorders>
-              <w:top w:val="single" w:sz="4" w:space="0" w:color="000000"/>
-              <w:bottom w:val="single" w:sz="4" w:space="0" w:color="000000"/>
-              <w:left w:val="single" w:sz="4" w:space="0" w:color="000000"/>
-              <w:right w:val="single" w:sz="4" w:space="0" w:color="000000"/>
-            </w:tcBorders>
-            <w:tcMar>
-              <w:top w:w="40" w:type="dxa"/>
-              <w:bottom w:w="40" w:type="dxa"/>
-              <w:left w:w="40" w:type="dxa"/>
-              <w:right w:w="40" w:type="dxa"/>
-            </w:tcMar>
-          </w:tcPr>
-          <w:p>
-            <w:pPr>
-              <w:jc w:val="center"/>
-            </w:pPr>
-            <w:r>
-              <w:rPr>
-                <w:rFonts w:ascii="Times New Roman" w:hAnsi="Times New Roman"/>
-                <w:b w:val="0"/>
-                <w:i w:val="0"/>
-                <w:color w:val="000000"/>
-                <w:sz w:val="18"/>
-              </w:rPr>
-              <w:t>3</w:t>
-            </w:r>
-          </w:p>
-        </w:tc>
-        <w:tc>
-          <w:tcPr>
-            <w:tcW w:type="dxa" w:w="2412"/>
-            <w:tcBorders>
-              <w:top w:val="single" w:sz="4" w:space="0" w:color="000000"/>
-              <w:bottom w:val="single" w:sz="4" w:space="0" w:color="000000"/>
-              <w:left w:val="single" w:sz="4" w:space="0" w:color="000000"/>
-              <w:right w:val="single" w:sz="4" w:space="0" w:color="000000"/>
-            </w:tcBorders>
-            <w:tcMar>
-              <w:top w:w="40" w:type="dxa"/>
-              <w:bottom w:w="40" w:type="dxa"/>
-              <w:left w:w="40" w:type="dxa"/>
-              <w:right w:w="40" w:type="dxa"/>
-            </w:tcMar>
-          </w:tcPr>
-          <w:p>
-            <w:r>
-              <w:rPr>
-                <w:rFonts w:ascii="Times New Roman" w:hAnsi="Times New Roman"/>
-                <w:b w:val="0"/>
-                <w:i w:val="0"/>
-                <w:color w:val="000000"/>
-                <w:sz w:val="18"/>
-              </w:rPr>
-              <w:t>System Architecture, SRS &amp; Design Methodology</w:t>
-            </w:r>
-          </w:p>
-        </w:tc>
-        <w:tc>
-          <w:tcPr>
-            <w:tcW w:type="dxa" w:w="2412"/>
-            <w:tcBorders>
-              <w:top w:val="single" w:sz="4" w:space="0" w:color="000000"/>
-              <w:bottom w:val="single" w:sz="4" w:space="0" w:color="000000"/>
-              <w:left w:val="single" w:sz="4" w:space="0" w:color="000000"/>
-              <w:right w:val="single" w:sz="4" w:space="0" w:color="000000"/>
-            </w:tcBorders>
-            <w:tcMar>
-              <w:top w:w="40" w:type="dxa"/>
-              <w:bottom w:w="40" w:type="dxa"/>
-              <w:left w:w="40" w:type="dxa"/>
-              <w:right w:w="40" w:type="dxa"/>
-            </w:tcMar>
-          </w:tcPr>
-          <w:p>
-            <w:pPr>
-              <w:jc w:val="center"/>
-            </w:pPr>
-            <w:r>
-              <w:rPr>
-                <w:rFonts w:ascii="Times New Roman" w:hAnsi="Times New Roman"/>
-                <w:b w:val="0"/>
-                <w:i w:val="0"/>
-                <w:color w:val="000000"/>
-                <w:sz w:val="18"/>
-              </w:rPr>
-              <w:t>2.5</w:t>
-            </w:r>
-          </w:p>
-        </w:tc>
-        <w:tc>
-          <w:tcPr>
-            <w:tcW w:type="dxa" w:w="2412"/>
-            <w:tcBorders>
-              <w:top w:val="single" w:sz="4" w:space="0" w:color="000000"/>
-              <w:bottom w:val="single" w:sz="4" w:space="0" w:color="000000"/>
-              <w:left w:val="single" w:sz="4" w:space="0" w:color="000000"/>
-              <w:right w:val="single" w:sz="4" w:space="0" w:color="000000"/>
-            </w:tcBorders>
-            <w:tcMar>
-              <w:top w:w="40" w:type="dxa"/>
-              <w:bottom w:w="40" w:type="dxa"/>
-              <w:left w:w="40" w:type="dxa"/>
-              <w:right w:w="40" w:type="dxa"/>
-            </w:tcMar>
-          </w:tcPr>
-          <w:p>
-            <w:pPr>
-              <w:jc w:val="center"/>
-            </w:pPr>
-            <w:r>
-              <w:rPr>
-                <w:rFonts w:ascii="Times New Roman" w:hAnsi="Times New Roman"/>
-                <w:b w:val="0"/>
-                <w:i w:val="0"/>
-                <w:color w:val="000000"/>
-                <w:sz w:val="18"/>
-              </w:rPr>
-              <w:t>______</w:t>
-            </w:r>
-          </w:p>
-        </w:tc>
-      </w:tr>
-      <w:tr>
-        <w:tc>
-          <w:tcPr>
-            <w:tcW w:type="dxa" w:w="2412"/>
-            <w:tcBorders>
-              <w:top w:val="single" w:sz="4" w:space="0" w:color="000000"/>
-              <w:bottom w:val="single" w:sz="4" w:space="0" w:color="000000"/>
-              <w:left w:val="single" w:sz="4" w:space="0" w:color="000000"/>
-              <w:right w:val="single" w:sz="4" w:space="0" w:color="000000"/>
-            </w:tcBorders>
-            <w:tcMar>
-              <w:top w:w="40" w:type="dxa"/>
-              <w:bottom w:w="40" w:type="dxa"/>
-              <w:left w:w="40" w:type="dxa"/>
-              <w:right w:w="40" w:type="dxa"/>
-            </w:tcMar>
-          </w:tcPr>
-          <w:p>
-            <w:pPr>
-              <w:jc w:val="center"/>
-            </w:pPr>
-            <w:r>
-              <w:rPr>
-                <w:rFonts w:ascii="Times New Roman" w:hAnsi="Times New Roman"/>
-                <w:b w:val="0"/>
-                <w:i w:val="0"/>
-                <w:color w:val="000000"/>
-                <w:sz w:val="18"/>
-              </w:rPr>
-              <w:t>4</w:t>
-            </w:r>
-          </w:p>
-        </w:tc>
-        <w:tc>
-          <w:tcPr>
-            <w:tcW w:type="dxa" w:w="2412"/>
-            <w:tcBorders>
-              <w:top w:val="single" w:sz="4" w:space="0" w:color="000000"/>
-              <w:bottom w:val="single" w:sz="4" w:space="0" w:color="000000"/>
-              <w:left w:val="single" w:sz="4" w:space="0" w:color="000000"/>
-              <w:right w:val="single" w:sz="4" w:space="0" w:color="000000"/>
-            </w:tcBorders>
-            <w:tcMar>
-              <w:top w:w="40" w:type="dxa"/>
-              <w:bottom w:w="40" w:type="dxa"/>
-              <w:left w:w="40" w:type="dxa"/>
-              <w:right w:w="40" w:type="dxa"/>
-            </w:tcMar>
-          </w:tcPr>
-          <w:p>
-            <w:r>
-              <w:rPr>
-                <w:rFonts w:ascii="Times New Roman" w:hAnsi="Times New Roman"/>
-                <w:b w:val="0"/>
-                <w:i w:val="0"/>
-                <w:color w:val="000000"/>
-                <w:sz w:val="18"/>
-              </w:rPr>
-              <w:t>Presentation, Viva &amp; Individual Contribution</w:t>
-            </w:r>
-          </w:p>
-        </w:tc>
-        <w:tc>
-          <w:tcPr>
-            <w:tcW w:type="dxa" w:w="2412"/>
-            <w:tcBorders>
-              <w:top w:val="single" w:sz="4" w:space="0" w:color="000000"/>
-              <w:bottom w:val="single" w:sz="4" w:space="0" w:color="000000"/>
-              <w:left w:val="single" w:sz="4" w:space="0" w:color="000000"/>
-              <w:right w:val="single" w:sz="4" w:space="0" w:color="000000"/>
-            </w:tcBorders>
-            <w:tcMar>
-              <w:top w:w="40" w:type="dxa"/>
-              <w:bottom w:w="40" w:type="dxa"/>
-              <w:left w:w="40" w:type="dxa"/>
-              <w:right w:w="40" w:type="dxa"/>
-            </w:tcMar>
-          </w:tcPr>
-          <w:p>
-            <w:pPr>
-              <w:jc w:val="center"/>
-            </w:pPr>
-            <w:r>
-              <w:rPr>
-                <w:rFonts w:ascii="Times New Roman" w:hAnsi="Times New Roman"/>
-                <w:b w:val="0"/>
-                <w:i w:val="0"/>
-                <w:color w:val="000000"/>
-                <w:sz w:val="18"/>
-              </w:rPr>
-              <w:t>2.5</w:t>
-            </w:r>
-          </w:p>
-        </w:tc>
-        <w:tc>
-          <w:tcPr>
-            <w:tcW w:type="dxa" w:w="2412"/>
-            <w:tcBorders>
-              <w:top w:val="single" w:sz="4" w:space="0" w:color="000000"/>
-              <w:bottom w:val="single" w:sz="4" w:space="0" w:color="000000"/>
-              <w:left w:val="single" w:sz="4" w:space="0" w:color="000000"/>
-              <w:right w:val="single" w:sz="4" w:space="0" w:color="000000"/>
-            </w:tcBorders>
-            <w:tcMar>
-              <w:top w:w="40" w:type="dxa"/>
-              <w:bottom w:w="40" w:type="dxa"/>
-              <w:left w:w="40" w:type="dxa"/>
-              <w:right w:w="40" w:type="dxa"/>
-            </w:tcMar>
-          </w:tcPr>
-          <w:p>
-            <w:pPr>
-              <w:jc w:val="center"/>
-            </w:pPr>
-            <w:r>
-              <w:rPr>
-                <w:rFonts w:ascii="Times New Roman" w:hAnsi="Times New Roman"/>
-                <w:b w:val="0"/>
-                <w:i w:val="0"/>
-                <w:color w:val="000000"/>
-                <w:sz w:val="18"/>
-              </w:rPr>
-              <w:t>______</w:t>
-            </w:r>
-          </w:p>
-        </w:tc>
-      </w:tr>
-    </w:tbl>
-    <w:p>
-      <w:pPr>
-        <w:spacing w:after="120" w:before="0" w:line="276" w:lineRule="auto"/>
-        <w:jc w:val="left"/>
-      </w:pPr>
-      <w:r>
-        <w:rPr>
-          <w:rFonts w:ascii="Times New Roman" w:hAnsi="Times New Roman"/>
-          <w:b/>
-          <w:i w:val="0"/>
-          <w:color w:val="000000"/>
-          <w:sz w:val="21"/>
-        </w:rPr>
-        <w:br/>
-        <w:t>Total Marks Awarded (out of 10): ________</w:t>
+        <w:t>Date of Review-I: 12/08/2025                    No. of students in project team: 3</w:t>
       </w:r>
     </w:p>
     <w:p>
       <w:pPr>
-        <w:spacing w:after="280" w:before="0" w:line="276" w:lineRule="auto"/>
-        <w:jc w:val="left"/>
-      </w:pPr>
-      <w:r>
-        <w:rPr>
-          <w:rFonts w:ascii="Times New Roman" w:hAnsi="Times New Roman"/>
-          <w:b w:val="0"/>
-          <w:i w:val="0"/>
-          <w:color w:val="000000"/>
-          <w:sz w:val="20"/>
-        </w:rPr>
-        <w:t>Guide Remarks / Feedback:</w:t>
-        <w:br/>
-        <w:t>_________________________________________________________________________________</w:t>
-        <w:br/>
-        <w:t>_________________________________________________________________________________</w:t>
-      </w:r>
-    </w:p>
-    <w:p>
-      <w:pPr>
-        <w:spacing w:after="120" w:before="0" w:line="276" w:lineRule="auto"/>
+        <w:spacing w:after="80" w:before="0" w:line="276" w:lineRule="auto"/>
         <w:jc w:val="left"/>
       </w:pPr>
       <w:r>
@@ -7770,769 +7114,7 @@
           <w:color w:val="000000"/>
           <w:sz w:val="20"/>
         </w:rPr>
-        <w:t>Guide Signature: _______________________      Examiner Signature: _______________________</w:t>
-      </w:r>
-    </w:p>
-    <w:p>
-      <w:r>
-        <w:br w:type="page"/>
-      </w:r>
-    </w:p>
-    <w:p>
-      <w:pPr>
-        <w:spacing w:after="120" w:before="0" w:line="276" w:lineRule="auto"/>
-        <w:jc w:val="center"/>
-      </w:pPr>
-      <w:r>
-        <w:rPr>
-          <w:rFonts w:ascii="Times New Roman" w:hAnsi="Times New Roman"/>
-          <w:b/>
-          <w:i w:val="0"/>
-          <w:color w:val="000000"/>
-          <w:sz w:val="26"/>
-        </w:rPr>
-        <w:t>REVIEW – II EVALUATION FORM (WEEK 12)</w:t>
-      </w:r>
-    </w:p>
-    <w:p>
-      <w:pPr>
-        <w:spacing w:after="160" w:before="0" w:line="276" w:lineRule="auto"/>
-        <w:jc w:val="left"/>
-      </w:pPr>
-      <w:r>
-        <w:rPr>
-          <w:rFonts w:ascii="Times New Roman" w:hAnsi="Times New Roman"/>
-          <w:b w:val="0"/>
-          <w:i w:val="0"/>
-          <w:color w:val="000000"/>
-          <w:sz w:val="20"/>
-        </w:rPr>
-        <w:t>Date of Review: ____ / ____ / 2026        Internal Guide: Prof. Sonali Kharat</w:t>
-      </w:r>
-    </w:p>
-    <w:tbl>
-      <w:tblPr>
-        <w:tblW w:type="auto" w:w="0"/>
-        <w:jc w:val="center"/>
-        <w:tblLook w:firstColumn="1" w:firstRow="1" w:lastColumn="0" w:lastRow="0" w:noHBand="0" w:noVBand="1" w:val="04A0"/>
-      </w:tblPr>
-      <w:tblGrid>
-        <w:gridCol w:w="2412"/>
-        <w:gridCol w:w="2412"/>
-        <w:gridCol w:w="2412"/>
-        <w:gridCol w:w="2412"/>
-      </w:tblGrid>
-      <w:tr>
-        <w:tc>
-          <w:tcPr>
-            <w:tcW w:type="dxa" w:w="2412"/>
-            <w:tcBorders>
-              <w:top w:val="single" w:sz="4" w:space="0" w:color="000000"/>
-              <w:bottom w:val="single" w:sz="4" w:space="0" w:color="000000"/>
-              <w:left w:val="single" w:sz="4" w:space="0" w:color="000000"/>
-              <w:right w:val="single" w:sz="4" w:space="0" w:color="000000"/>
-            </w:tcBorders>
-            <w:tcMar>
-              <w:top w:w="50" w:type="dxa"/>
-              <w:bottom w:w="50" w:type="dxa"/>
-              <w:left w:w="50" w:type="dxa"/>
-              <w:right w:w="50" w:type="dxa"/>
-            </w:tcMar>
-          </w:tcPr>
-          <w:p>
-            <w:pPr>
-              <w:jc w:val="center"/>
-            </w:pPr>
-            <w:r>
-              <w:rPr>
-                <w:rFonts w:ascii="Times New Roman" w:hAnsi="Times New Roman"/>
-                <w:b/>
-                <w:i w:val="0"/>
-                <w:color w:val="000000"/>
-                <w:sz w:val="19"/>
-              </w:rPr>
-              <w:t>Sr.</w:t>
-            </w:r>
-          </w:p>
-        </w:tc>
-        <w:tc>
-          <w:tcPr>
-            <w:tcW w:type="dxa" w:w="2412"/>
-            <w:tcBorders>
-              <w:top w:val="single" w:sz="4" w:space="0" w:color="000000"/>
-              <w:bottom w:val="single" w:sz="4" w:space="0" w:color="000000"/>
-              <w:left w:val="single" w:sz="4" w:space="0" w:color="000000"/>
-              <w:right w:val="single" w:sz="4" w:space="0" w:color="000000"/>
-            </w:tcBorders>
-            <w:tcMar>
-              <w:top w:w="50" w:type="dxa"/>
-              <w:bottom w:w="50" w:type="dxa"/>
-              <w:left w:w="50" w:type="dxa"/>
-              <w:right w:w="50" w:type="dxa"/>
-            </w:tcMar>
-          </w:tcPr>
-          <w:p>
-            <w:pPr>
-              <w:jc w:val="center"/>
-            </w:pPr>
-            <w:r>
-              <w:rPr>
-                <w:rFonts w:ascii="Times New Roman" w:hAnsi="Times New Roman"/>
-                <w:b/>
-                <w:i w:val="0"/>
-                <w:color w:val="000000"/>
-                <w:sz w:val="19"/>
-              </w:rPr>
-              <w:t>Evaluation Parameter</w:t>
-            </w:r>
-          </w:p>
-        </w:tc>
-        <w:tc>
-          <w:tcPr>
-            <w:tcW w:type="dxa" w:w="2412"/>
-            <w:tcBorders>
-              <w:top w:val="single" w:sz="4" w:space="0" w:color="000000"/>
-              <w:bottom w:val="single" w:sz="4" w:space="0" w:color="000000"/>
-              <w:left w:val="single" w:sz="4" w:space="0" w:color="000000"/>
-              <w:right w:val="single" w:sz="4" w:space="0" w:color="000000"/>
-            </w:tcBorders>
-            <w:tcMar>
-              <w:top w:w="50" w:type="dxa"/>
-              <w:bottom w:w="50" w:type="dxa"/>
-              <w:left w:w="50" w:type="dxa"/>
-              <w:right w:w="50" w:type="dxa"/>
-            </w:tcMar>
-          </w:tcPr>
-          <w:p>
-            <w:pPr>
-              <w:jc w:val="center"/>
-            </w:pPr>
-            <w:r>
-              <w:rPr>
-                <w:rFonts w:ascii="Times New Roman" w:hAnsi="Times New Roman"/>
-                <w:b/>
-                <w:i w:val="0"/>
-                <w:color w:val="000000"/>
-                <w:sz w:val="19"/>
-              </w:rPr>
-              <w:t>Max Marks</w:t>
-            </w:r>
-          </w:p>
-        </w:tc>
-        <w:tc>
-          <w:tcPr>
-            <w:tcW w:type="dxa" w:w="2412"/>
-            <w:tcBorders>
-              <w:top w:val="single" w:sz="4" w:space="0" w:color="000000"/>
-              <w:bottom w:val="single" w:sz="4" w:space="0" w:color="000000"/>
-              <w:left w:val="single" w:sz="4" w:space="0" w:color="000000"/>
-              <w:right w:val="single" w:sz="4" w:space="0" w:color="000000"/>
-            </w:tcBorders>
-            <w:tcMar>
-              <w:top w:w="50" w:type="dxa"/>
-              <w:bottom w:w="50" w:type="dxa"/>
-              <w:left w:w="50" w:type="dxa"/>
-              <w:right w:w="50" w:type="dxa"/>
-            </w:tcMar>
-          </w:tcPr>
-          <w:p>
-            <w:pPr>
-              <w:jc w:val="center"/>
-            </w:pPr>
-            <w:r>
-              <w:rPr>
-                <w:rFonts w:ascii="Times New Roman" w:hAnsi="Times New Roman"/>
-                <w:b/>
-                <w:i w:val="0"/>
-                <w:color w:val="000000"/>
-                <w:sz w:val="19"/>
-              </w:rPr>
-              <w:t>Marks Awarded</w:t>
-            </w:r>
-          </w:p>
-        </w:tc>
-      </w:tr>
-      <w:tr>
-        <w:tc>
-          <w:tcPr>
-            <w:tcW w:type="dxa" w:w="2412"/>
-            <w:tcBorders>
-              <w:top w:val="single" w:sz="4" w:space="0" w:color="000000"/>
-              <w:bottom w:val="single" w:sz="4" w:space="0" w:color="000000"/>
-              <w:left w:val="single" w:sz="4" w:space="0" w:color="000000"/>
-              <w:right w:val="single" w:sz="4" w:space="0" w:color="000000"/>
-            </w:tcBorders>
-            <w:tcMar>
-              <w:top w:w="40" w:type="dxa"/>
-              <w:bottom w:w="40" w:type="dxa"/>
-              <w:left w:w="40" w:type="dxa"/>
-              <w:right w:w="40" w:type="dxa"/>
-            </w:tcMar>
-          </w:tcPr>
-          <w:p>
-            <w:pPr>
-              <w:jc w:val="center"/>
-            </w:pPr>
-            <w:r>
-              <w:rPr>
-                <w:rFonts w:ascii="Times New Roman" w:hAnsi="Times New Roman"/>
-                <w:b w:val="0"/>
-                <w:i w:val="0"/>
-                <w:color w:val="000000"/>
-                <w:sz w:val="18"/>
-              </w:rPr>
-              <w:t>1</w:t>
-            </w:r>
-          </w:p>
-        </w:tc>
-        <w:tc>
-          <w:tcPr>
-            <w:tcW w:type="dxa" w:w="2412"/>
-            <w:tcBorders>
-              <w:top w:val="single" w:sz="4" w:space="0" w:color="000000"/>
-              <w:bottom w:val="single" w:sz="4" w:space="0" w:color="000000"/>
-              <w:left w:val="single" w:sz="4" w:space="0" w:color="000000"/>
-              <w:right w:val="single" w:sz="4" w:space="0" w:color="000000"/>
-            </w:tcBorders>
-            <w:tcMar>
-              <w:top w:w="40" w:type="dxa"/>
-              <w:bottom w:w="40" w:type="dxa"/>
-              <w:left w:w="40" w:type="dxa"/>
-              <w:right w:w="40" w:type="dxa"/>
-            </w:tcMar>
-          </w:tcPr>
-          <w:p>
-            <w:r>
-              <w:rPr>
-                <w:rFonts w:ascii="Times New Roman" w:hAnsi="Times New Roman"/>
-                <w:b w:val="0"/>
-                <w:i w:val="0"/>
-                <w:color w:val="000000"/>
-                <w:sz w:val="18"/>
-              </w:rPr>
-              <w:t>Object-Oriented Implementation &amp; Code Quality</w:t>
-            </w:r>
-          </w:p>
-        </w:tc>
-        <w:tc>
-          <w:tcPr>
-            <w:tcW w:type="dxa" w:w="2412"/>
-            <w:tcBorders>
-              <w:top w:val="single" w:sz="4" w:space="0" w:color="000000"/>
-              <w:bottom w:val="single" w:sz="4" w:space="0" w:color="000000"/>
-              <w:left w:val="single" w:sz="4" w:space="0" w:color="000000"/>
-              <w:right w:val="single" w:sz="4" w:space="0" w:color="000000"/>
-            </w:tcBorders>
-            <w:tcMar>
-              <w:top w:w="40" w:type="dxa"/>
-              <w:bottom w:w="40" w:type="dxa"/>
-              <w:left w:w="40" w:type="dxa"/>
-              <w:right w:w="40" w:type="dxa"/>
-            </w:tcMar>
-          </w:tcPr>
-          <w:p>
-            <w:pPr>
-              <w:jc w:val="center"/>
-            </w:pPr>
-            <w:r>
-              <w:rPr>
-                <w:rFonts w:ascii="Times New Roman" w:hAnsi="Times New Roman"/>
-                <w:b w:val="0"/>
-                <w:i w:val="0"/>
-                <w:color w:val="000000"/>
-                <w:sz w:val="18"/>
-              </w:rPr>
-              <w:t>4.0</w:t>
-            </w:r>
-          </w:p>
-        </w:tc>
-        <w:tc>
-          <w:tcPr>
-            <w:tcW w:type="dxa" w:w="2412"/>
-            <w:tcBorders>
-              <w:top w:val="single" w:sz="4" w:space="0" w:color="000000"/>
-              <w:bottom w:val="single" w:sz="4" w:space="0" w:color="000000"/>
-              <w:left w:val="single" w:sz="4" w:space="0" w:color="000000"/>
-              <w:right w:val="single" w:sz="4" w:space="0" w:color="000000"/>
-            </w:tcBorders>
-            <w:tcMar>
-              <w:top w:w="40" w:type="dxa"/>
-              <w:bottom w:w="40" w:type="dxa"/>
-              <w:left w:w="40" w:type="dxa"/>
-              <w:right w:w="40" w:type="dxa"/>
-            </w:tcMar>
-          </w:tcPr>
-          <w:p>
-            <w:pPr>
-              <w:jc w:val="center"/>
-            </w:pPr>
-            <w:r>
-              <w:rPr>
-                <w:rFonts w:ascii="Times New Roman" w:hAnsi="Times New Roman"/>
-                <w:b w:val="0"/>
-                <w:i w:val="0"/>
-                <w:color w:val="000000"/>
-                <w:sz w:val="18"/>
-              </w:rPr>
-              <w:t>______</w:t>
-            </w:r>
-          </w:p>
-        </w:tc>
-      </w:tr>
-      <w:tr>
-        <w:tc>
-          <w:tcPr>
-            <w:tcW w:type="dxa" w:w="2412"/>
-            <w:tcBorders>
-              <w:top w:val="single" w:sz="4" w:space="0" w:color="000000"/>
-              <w:bottom w:val="single" w:sz="4" w:space="0" w:color="000000"/>
-              <w:left w:val="single" w:sz="4" w:space="0" w:color="000000"/>
-              <w:right w:val="single" w:sz="4" w:space="0" w:color="000000"/>
-            </w:tcBorders>
-            <w:tcMar>
-              <w:top w:w="40" w:type="dxa"/>
-              <w:bottom w:w="40" w:type="dxa"/>
-              <w:left w:w="40" w:type="dxa"/>
-              <w:right w:w="40" w:type="dxa"/>
-            </w:tcMar>
-          </w:tcPr>
-          <w:p>
-            <w:pPr>
-              <w:jc w:val="center"/>
-            </w:pPr>
-            <w:r>
-              <w:rPr>
-                <w:rFonts w:ascii="Times New Roman" w:hAnsi="Times New Roman"/>
-                <w:b w:val="0"/>
-                <w:i w:val="0"/>
-                <w:color w:val="000000"/>
-                <w:sz w:val="18"/>
-              </w:rPr>
-              <w:t>2</w:t>
-            </w:r>
-          </w:p>
-        </w:tc>
-        <w:tc>
-          <w:tcPr>
-            <w:tcW w:type="dxa" w:w="2412"/>
-            <w:tcBorders>
-              <w:top w:val="single" w:sz="4" w:space="0" w:color="000000"/>
-              <w:bottom w:val="single" w:sz="4" w:space="0" w:color="000000"/>
-              <w:left w:val="single" w:sz="4" w:space="0" w:color="000000"/>
-              <w:right w:val="single" w:sz="4" w:space="0" w:color="000000"/>
-            </w:tcBorders>
-            <w:tcMar>
-              <w:top w:w="40" w:type="dxa"/>
-              <w:bottom w:w="40" w:type="dxa"/>
-              <w:left w:w="40" w:type="dxa"/>
-              <w:right w:w="40" w:type="dxa"/>
-            </w:tcMar>
-          </w:tcPr>
-          <w:p>
-            <w:r>
-              <w:rPr>
-                <w:rFonts w:ascii="Times New Roman" w:hAnsi="Times New Roman"/>
-                <w:b w:val="0"/>
-                <w:i w:val="0"/>
-                <w:color w:val="000000"/>
-                <w:sz w:val="18"/>
-              </w:rPr>
-              <w:t>File I/O Persistence &amp; Cloud Sync Integration</w:t>
-            </w:r>
-          </w:p>
-        </w:tc>
-        <w:tc>
-          <w:tcPr>
-            <w:tcW w:type="dxa" w:w="2412"/>
-            <w:tcBorders>
-              <w:top w:val="single" w:sz="4" w:space="0" w:color="000000"/>
-              <w:bottom w:val="single" w:sz="4" w:space="0" w:color="000000"/>
-              <w:left w:val="single" w:sz="4" w:space="0" w:color="000000"/>
-              <w:right w:val="single" w:sz="4" w:space="0" w:color="000000"/>
-            </w:tcBorders>
-            <w:tcMar>
-              <w:top w:w="40" w:type="dxa"/>
-              <w:bottom w:w="40" w:type="dxa"/>
-              <w:left w:w="40" w:type="dxa"/>
-              <w:right w:w="40" w:type="dxa"/>
-            </w:tcMar>
-          </w:tcPr>
-          <w:p>
-            <w:pPr>
-              <w:jc w:val="center"/>
-            </w:pPr>
-            <w:r>
-              <w:rPr>
-                <w:rFonts w:ascii="Times New Roman" w:hAnsi="Times New Roman"/>
-                <w:b w:val="0"/>
-                <w:i w:val="0"/>
-                <w:color w:val="000000"/>
-                <w:sz w:val="18"/>
-              </w:rPr>
-              <w:t>4.0</w:t>
-            </w:r>
-          </w:p>
-        </w:tc>
-        <w:tc>
-          <w:tcPr>
-            <w:tcW w:type="dxa" w:w="2412"/>
-            <w:tcBorders>
-              <w:top w:val="single" w:sz="4" w:space="0" w:color="000000"/>
-              <w:bottom w:val="single" w:sz="4" w:space="0" w:color="000000"/>
-              <w:left w:val="single" w:sz="4" w:space="0" w:color="000000"/>
-              <w:right w:val="single" w:sz="4" w:space="0" w:color="000000"/>
-            </w:tcBorders>
-            <w:tcMar>
-              <w:top w:w="40" w:type="dxa"/>
-              <w:bottom w:w="40" w:type="dxa"/>
-              <w:left w:w="40" w:type="dxa"/>
-              <w:right w:w="40" w:type="dxa"/>
-            </w:tcMar>
-          </w:tcPr>
-          <w:p>
-            <w:pPr>
-              <w:jc w:val="center"/>
-            </w:pPr>
-            <w:r>
-              <w:rPr>
-                <w:rFonts w:ascii="Times New Roman" w:hAnsi="Times New Roman"/>
-                <w:b w:val="0"/>
-                <w:i w:val="0"/>
-                <w:color w:val="000000"/>
-                <w:sz w:val="18"/>
-              </w:rPr>
-              <w:t>______</w:t>
-            </w:r>
-          </w:p>
-        </w:tc>
-      </w:tr>
-      <w:tr>
-        <w:tc>
-          <w:tcPr>
-            <w:tcW w:type="dxa" w:w="2412"/>
-            <w:tcBorders>
-              <w:top w:val="single" w:sz="4" w:space="0" w:color="000000"/>
-              <w:bottom w:val="single" w:sz="4" w:space="0" w:color="000000"/>
-              <w:left w:val="single" w:sz="4" w:space="0" w:color="000000"/>
-              <w:right w:val="single" w:sz="4" w:space="0" w:color="000000"/>
-            </w:tcBorders>
-            <w:tcMar>
-              <w:top w:w="40" w:type="dxa"/>
-              <w:bottom w:w="40" w:type="dxa"/>
-              <w:left w:w="40" w:type="dxa"/>
-              <w:right w:w="40" w:type="dxa"/>
-            </w:tcMar>
-          </w:tcPr>
-          <w:p>
-            <w:pPr>
-              <w:jc w:val="center"/>
-            </w:pPr>
-            <w:r>
-              <w:rPr>
-                <w:rFonts w:ascii="Times New Roman" w:hAnsi="Times New Roman"/>
-                <w:b w:val="0"/>
-                <w:i w:val="0"/>
-                <w:color w:val="000000"/>
-                <w:sz w:val="18"/>
-              </w:rPr>
-              <w:t>3</w:t>
-            </w:r>
-          </w:p>
-        </w:tc>
-        <w:tc>
-          <w:tcPr>
-            <w:tcW w:type="dxa" w:w="2412"/>
-            <w:tcBorders>
-              <w:top w:val="single" w:sz="4" w:space="0" w:color="000000"/>
-              <w:bottom w:val="single" w:sz="4" w:space="0" w:color="000000"/>
-              <w:left w:val="single" w:sz="4" w:space="0" w:color="000000"/>
-              <w:right w:val="single" w:sz="4" w:space="0" w:color="000000"/>
-            </w:tcBorders>
-            <w:tcMar>
-              <w:top w:w="40" w:type="dxa"/>
-              <w:bottom w:w="40" w:type="dxa"/>
-              <w:left w:w="40" w:type="dxa"/>
-              <w:right w:w="40" w:type="dxa"/>
-            </w:tcMar>
-          </w:tcPr>
-          <w:p>
-            <w:r>
-              <w:rPr>
-                <w:rFonts w:ascii="Times New Roman" w:hAnsi="Times New Roman"/>
-                <w:b w:val="0"/>
-                <w:i w:val="0"/>
-                <w:color w:val="000000"/>
-                <w:sz w:val="18"/>
-              </w:rPr>
-              <w:t>Automated Testing, Verification &amp; Test Results</w:t>
-            </w:r>
-          </w:p>
-        </w:tc>
-        <w:tc>
-          <w:tcPr>
-            <w:tcW w:type="dxa" w:w="2412"/>
-            <w:tcBorders>
-              <w:top w:val="single" w:sz="4" w:space="0" w:color="000000"/>
-              <w:bottom w:val="single" w:sz="4" w:space="0" w:color="000000"/>
-              <w:left w:val="single" w:sz="4" w:space="0" w:color="000000"/>
-              <w:right w:val="single" w:sz="4" w:space="0" w:color="000000"/>
-            </w:tcBorders>
-            <w:tcMar>
-              <w:top w:w="40" w:type="dxa"/>
-              <w:bottom w:w="40" w:type="dxa"/>
-              <w:left w:w="40" w:type="dxa"/>
-              <w:right w:w="40" w:type="dxa"/>
-            </w:tcMar>
-          </w:tcPr>
-          <w:p>
-            <w:pPr>
-              <w:jc w:val="center"/>
-            </w:pPr>
-            <w:r>
-              <w:rPr>
-                <w:rFonts w:ascii="Times New Roman" w:hAnsi="Times New Roman"/>
-                <w:b w:val="0"/>
-                <w:i w:val="0"/>
-                <w:color w:val="000000"/>
-                <w:sz w:val="18"/>
-              </w:rPr>
-              <w:t>3.5</w:t>
-            </w:r>
-          </w:p>
-        </w:tc>
-        <w:tc>
-          <w:tcPr>
-            <w:tcW w:type="dxa" w:w="2412"/>
-            <w:tcBorders>
-              <w:top w:val="single" w:sz="4" w:space="0" w:color="000000"/>
-              <w:bottom w:val="single" w:sz="4" w:space="0" w:color="000000"/>
-              <w:left w:val="single" w:sz="4" w:space="0" w:color="000000"/>
-              <w:right w:val="single" w:sz="4" w:space="0" w:color="000000"/>
-            </w:tcBorders>
-            <w:tcMar>
-              <w:top w:w="40" w:type="dxa"/>
-              <w:bottom w:w="40" w:type="dxa"/>
-              <w:left w:w="40" w:type="dxa"/>
-              <w:right w:w="40" w:type="dxa"/>
-            </w:tcMar>
-          </w:tcPr>
-          <w:p>
-            <w:pPr>
-              <w:jc w:val="center"/>
-            </w:pPr>
-            <w:r>
-              <w:rPr>
-                <w:rFonts w:ascii="Times New Roman" w:hAnsi="Times New Roman"/>
-                <w:b w:val="0"/>
-                <w:i w:val="0"/>
-                <w:color w:val="000000"/>
-                <w:sz w:val="18"/>
-              </w:rPr>
-              <w:t>______</w:t>
-            </w:r>
-          </w:p>
-        </w:tc>
-      </w:tr>
-      <w:tr>
-        <w:tc>
-          <w:tcPr>
-            <w:tcW w:type="dxa" w:w="2412"/>
-            <w:tcBorders>
-              <w:top w:val="single" w:sz="4" w:space="0" w:color="000000"/>
-              <w:bottom w:val="single" w:sz="4" w:space="0" w:color="000000"/>
-              <w:left w:val="single" w:sz="4" w:space="0" w:color="000000"/>
-              <w:right w:val="single" w:sz="4" w:space="0" w:color="000000"/>
-            </w:tcBorders>
-            <w:tcMar>
-              <w:top w:w="40" w:type="dxa"/>
-              <w:bottom w:w="40" w:type="dxa"/>
-              <w:left w:w="40" w:type="dxa"/>
-              <w:right w:w="40" w:type="dxa"/>
-            </w:tcMar>
-          </w:tcPr>
-          <w:p>
-            <w:pPr>
-              <w:jc w:val="center"/>
-            </w:pPr>
-            <w:r>
-              <w:rPr>
-                <w:rFonts w:ascii="Times New Roman" w:hAnsi="Times New Roman"/>
-                <w:b w:val="0"/>
-                <w:i w:val="0"/>
-                <w:color w:val="000000"/>
-                <w:sz w:val="18"/>
-              </w:rPr>
-              <w:t>4</w:t>
-            </w:r>
-          </w:p>
-        </w:tc>
-        <w:tc>
-          <w:tcPr>
-            <w:tcW w:type="dxa" w:w="2412"/>
-            <w:tcBorders>
-              <w:top w:val="single" w:sz="4" w:space="0" w:color="000000"/>
-              <w:bottom w:val="single" w:sz="4" w:space="0" w:color="000000"/>
-              <w:left w:val="single" w:sz="4" w:space="0" w:color="000000"/>
-              <w:right w:val="single" w:sz="4" w:space="0" w:color="000000"/>
-            </w:tcBorders>
-            <w:tcMar>
-              <w:top w:w="40" w:type="dxa"/>
-              <w:bottom w:w="40" w:type="dxa"/>
-              <w:left w:w="40" w:type="dxa"/>
-              <w:right w:w="40" w:type="dxa"/>
-            </w:tcMar>
-          </w:tcPr>
-          <w:p>
-            <w:r>
-              <w:rPr>
-                <w:rFonts w:ascii="Times New Roman" w:hAnsi="Times New Roman"/>
-                <w:b w:val="0"/>
-                <w:i w:val="0"/>
-                <w:color w:val="000000"/>
-                <w:sz w:val="18"/>
-              </w:rPr>
-              <w:t>Working Prototype Demo, Response Speed &amp; Viva</w:t>
-            </w:r>
-          </w:p>
-        </w:tc>
-        <w:tc>
-          <w:tcPr>
-            <w:tcW w:type="dxa" w:w="2412"/>
-            <w:tcBorders>
-              <w:top w:val="single" w:sz="4" w:space="0" w:color="000000"/>
-              <w:bottom w:val="single" w:sz="4" w:space="0" w:color="000000"/>
-              <w:left w:val="single" w:sz="4" w:space="0" w:color="000000"/>
-              <w:right w:val="single" w:sz="4" w:space="0" w:color="000000"/>
-            </w:tcBorders>
-            <w:tcMar>
-              <w:top w:w="40" w:type="dxa"/>
-              <w:bottom w:w="40" w:type="dxa"/>
-              <w:left w:w="40" w:type="dxa"/>
-              <w:right w:w="40" w:type="dxa"/>
-            </w:tcMar>
-          </w:tcPr>
-          <w:p>
-            <w:pPr>
-              <w:jc w:val="center"/>
-            </w:pPr>
-            <w:r>
-              <w:rPr>
-                <w:rFonts w:ascii="Times New Roman" w:hAnsi="Times New Roman"/>
-                <w:b w:val="0"/>
-                <w:i w:val="0"/>
-                <w:color w:val="000000"/>
-                <w:sz w:val="18"/>
-              </w:rPr>
-              <w:t>3.5</w:t>
-            </w:r>
-          </w:p>
-        </w:tc>
-        <w:tc>
-          <w:tcPr>
-            <w:tcW w:type="dxa" w:w="2412"/>
-            <w:tcBorders>
-              <w:top w:val="single" w:sz="4" w:space="0" w:color="000000"/>
-              <w:bottom w:val="single" w:sz="4" w:space="0" w:color="000000"/>
-              <w:left w:val="single" w:sz="4" w:space="0" w:color="000000"/>
-              <w:right w:val="single" w:sz="4" w:space="0" w:color="000000"/>
-            </w:tcBorders>
-            <w:tcMar>
-              <w:top w:w="40" w:type="dxa"/>
-              <w:bottom w:w="40" w:type="dxa"/>
-              <w:left w:w="40" w:type="dxa"/>
-              <w:right w:w="40" w:type="dxa"/>
-            </w:tcMar>
-          </w:tcPr>
-          <w:p>
-            <w:pPr>
-              <w:jc w:val="center"/>
-            </w:pPr>
-            <w:r>
-              <w:rPr>
-                <w:rFonts w:ascii="Times New Roman" w:hAnsi="Times New Roman"/>
-                <w:b w:val="0"/>
-                <w:i w:val="0"/>
-                <w:color w:val="000000"/>
-                <w:sz w:val="18"/>
-              </w:rPr>
-              <w:t>______</w:t>
-            </w:r>
-          </w:p>
-        </w:tc>
-      </w:tr>
-    </w:tbl>
-    <w:p>
-      <w:pPr>
-        <w:spacing w:after="120" w:before="0" w:line="276" w:lineRule="auto"/>
-        <w:jc w:val="left"/>
-      </w:pPr>
-      <w:r>
-        <w:rPr>
-          <w:rFonts w:ascii="Times New Roman" w:hAnsi="Times New Roman"/>
-          <w:b/>
-          <w:i w:val="0"/>
-          <w:color w:val="000000"/>
-          <w:sz w:val="21"/>
-        </w:rPr>
-        <w:br/>
-        <w:t>Total Marks Awarded (out of 15): ________</w:t>
-      </w:r>
-    </w:p>
-    <w:p>
-      <w:pPr>
-        <w:spacing w:after="280" w:before="0" w:line="276" w:lineRule="auto"/>
-        <w:jc w:val="left"/>
-      </w:pPr>
-      <w:r>
-        <w:rPr>
-          <w:rFonts w:ascii="Times New Roman" w:hAnsi="Times New Roman"/>
-          <w:b w:val="0"/>
-          <w:i w:val="0"/>
-          <w:color w:val="000000"/>
-          <w:sz w:val="20"/>
-        </w:rPr>
-        <w:t>Guide Remarks / Feedback:</w:t>
-        <w:br/>
-        <w:t>_________________________________________________________________________________</w:t>
-        <w:br/>
-        <w:t>_________________________________________________________________________________</w:t>
-      </w:r>
-    </w:p>
-    <w:p>
-      <w:pPr>
-        <w:spacing w:after="120" w:before="0" w:line="276" w:lineRule="auto"/>
-        <w:jc w:val="left"/>
-      </w:pPr>
-      <w:r>
-        <w:rPr>
-          <w:rFonts w:ascii="Times New Roman" w:hAnsi="Times New Roman"/>
-          <w:b/>
-          <w:i w:val="0"/>
-          <w:color w:val="000000"/>
-          <w:sz w:val="20"/>
-        </w:rPr>
-        <w:t>Guide Signature: _______________________      Examiner Signature: _______________________</w:t>
-      </w:r>
-    </w:p>
-    <w:p>
-      <w:r>
-        <w:br w:type="page"/>
-      </w:r>
-    </w:p>
-    <w:p>
-      <w:pPr>
-        <w:spacing w:after="160" w:before="0" w:line="276" w:lineRule="auto"/>
-        <w:jc w:val="center"/>
-      </w:pPr>
-      <w:r>
-        <w:rPr>
-          <w:rFonts w:ascii="Times New Roman" w:hAnsi="Times New Roman"/>
-          <w:b/>
-          <w:i w:val="0"/>
-          <w:color w:val="000000"/>
-          <w:sz w:val="26"/>
-        </w:rPr>
-        <w:t>EXAMINER'S FEEDBACK FORM &amp; CONTINUOUS ASSESSMENT</w:t>
+        <w:t>Student Mini-Project Performance Analysis (Put Tick as per your Observation)</w:t>
       </w:r>
     </w:p>
     <w:tbl>
@@ -8559,10 +7141,10 @@
               <w:right w:val="single" w:sz="4" w:space="0" w:color="000000"/>
             </w:tcBorders>
             <w:tcMar>
-              <w:top w:w="60" w:type="dxa"/>
-              <w:bottom w:w="60" w:type="dxa"/>
-              <w:left w:w="60" w:type="dxa"/>
-              <w:right w:w="60" w:type="dxa"/>
+              <w:top w:w="35" w:type="dxa"/>
+              <w:bottom w:w="35" w:type="dxa"/>
+              <w:left w:w="35" w:type="dxa"/>
+              <w:right w:w="35" w:type="dxa"/>
             </w:tcMar>
           </w:tcPr>
           <w:p>
@@ -8575,9 +7157,9 @@
                 <w:b/>
                 <w:i w:val="0"/>
                 <w:color w:val="000000"/>
-                <w:sz w:val="19"/>
+                <w:sz w:val="17"/>
               </w:rPr>
-              <w:t>Assessment Phase</w:t>
+              <w:t>Sr. No.</w:t>
             </w:r>
           </w:p>
         </w:tc>
@@ -8591,10 +7173,10 @@
               <w:right w:val="single" w:sz="4" w:space="0" w:color="000000"/>
             </w:tcBorders>
             <w:tcMar>
-              <w:top w:w="60" w:type="dxa"/>
-              <w:bottom w:w="60" w:type="dxa"/>
-              <w:left w:w="60" w:type="dxa"/>
-              <w:right w:w="60" w:type="dxa"/>
+              <w:top w:w="35" w:type="dxa"/>
+              <w:bottom w:w="35" w:type="dxa"/>
+              <w:left w:w="35" w:type="dxa"/>
+              <w:right w:w="35" w:type="dxa"/>
             </w:tcMar>
           </w:tcPr>
           <w:p>
@@ -8607,9 +7189,9 @@
                 <w:b/>
                 <w:i w:val="0"/>
                 <w:color w:val="000000"/>
-                <w:sz w:val="19"/>
+                <w:sz w:val="17"/>
               </w:rPr>
-              <w:t>Evaluation Criteria</w:t>
+              <w:t>Observation</w:t>
             </w:r>
           </w:p>
         </w:tc>
@@ -8623,10 +7205,10 @@
               <w:right w:val="single" w:sz="4" w:space="0" w:color="000000"/>
             </w:tcBorders>
             <w:tcMar>
-              <w:top w:w="60" w:type="dxa"/>
-              <w:bottom w:w="60" w:type="dxa"/>
-              <w:left w:w="60" w:type="dxa"/>
-              <w:right w:w="60" w:type="dxa"/>
+              <w:top w:w="35" w:type="dxa"/>
+              <w:bottom w:w="35" w:type="dxa"/>
+              <w:left w:w="35" w:type="dxa"/>
+              <w:right w:w="35" w:type="dxa"/>
             </w:tcMar>
           </w:tcPr>
           <w:p>
@@ -8639,9 +7221,9 @@
                 <w:b/>
                 <w:i w:val="0"/>
                 <w:color w:val="000000"/>
-                <w:sz w:val="19"/>
+                <w:sz w:val="17"/>
               </w:rPr>
-              <w:t>Max Marks</w:t>
+              <w:t>Excellent (3)</w:t>
             </w:r>
           </w:p>
         </w:tc>
@@ -8655,10 +7237,10 @@
               <w:right w:val="single" w:sz="4" w:space="0" w:color="000000"/>
             </w:tcBorders>
             <w:tcMar>
-              <w:top w:w="60" w:type="dxa"/>
-              <w:bottom w:w="60" w:type="dxa"/>
-              <w:left w:w="60" w:type="dxa"/>
-              <w:right w:w="60" w:type="dxa"/>
+              <w:top w:w="35" w:type="dxa"/>
+              <w:bottom w:w="35" w:type="dxa"/>
+              <w:left w:w="35" w:type="dxa"/>
+              <w:right w:w="35" w:type="dxa"/>
             </w:tcMar>
           </w:tcPr>
           <w:p>
@@ -8671,9 +7253,9 @@
                 <w:b/>
                 <w:i w:val="0"/>
                 <w:color w:val="000000"/>
-                <w:sz w:val="19"/>
+                <w:sz w:val="17"/>
               </w:rPr>
-              <w:t>Marks Awarded</w:t>
+              <w:t>Very Good (2)</w:t>
             </w:r>
           </w:p>
         </w:tc>
@@ -8687,10 +7269,10 @@
               <w:right w:val="single" w:sz="4" w:space="0" w:color="000000"/>
             </w:tcBorders>
             <w:tcMar>
-              <w:top w:w="60" w:type="dxa"/>
-              <w:bottom w:w="60" w:type="dxa"/>
-              <w:left w:w="60" w:type="dxa"/>
-              <w:right w:w="60" w:type="dxa"/>
+              <w:top w:w="35" w:type="dxa"/>
+              <w:bottom w:w="35" w:type="dxa"/>
+              <w:left w:w="35" w:type="dxa"/>
+              <w:right w:w="35" w:type="dxa"/>
             </w:tcMar>
           </w:tcPr>
           <w:p>
@@ -8703,9 +7285,9 @@
                 <w:b/>
                 <w:i w:val="0"/>
                 <w:color w:val="000000"/>
-                <w:sz w:val="19"/>
+                <w:sz w:val="17"/>
               </w:rPr>
-              <w:t>Sign of Evaluator</w:t>
+              <w:t>Good (1)</w:t>
             </w:r>
           </w:p>
         </w:tc>
@@ -8713,7 +7295,7 @@
       <w:tr>
         <w:tc>
           <w:tcPr>
-            <w:tcW w:type="dxa" w:w="1930"/>
+            <w:tcW w:type="dxa" w:w="864"/>
             <w:tcBorders>
               <w:top w:val="single" w:sz="4" w:space="0" w:color="000000"/>
               <w:bottom w:val="single" w:sz="4" w:space="0" w:color="000000"/>
@@ -8721,10 +7303,10 @@
               <w:right w:val="single" w:sz="4" w:space="0" w:color="000000"/>
             </w:tcBorders>
             <w:tcMar>
-              <w:top w:w="45" w:type="dxa"/>
-              <w:bottom w:w="45" w:type="dxa"/>
-              <w:left w:w="45" w:type="dxa"/>
-              <w:right w:w="45" w:type="dxa"/>
+              <w:top w:w="25" w:type="dxa"/>
+              <w:bottom w:w="25" w:type="dxa"/>
+              <w:left w:w="30" w:type="dxa"/>
+              <w:right w:w="30" w:type="dxa"/>
             </w:tcMar>
           </w:tcPr>
           <w:p>
@@ -8737,9 +7319,1402 @@
                 <w:b/>
                 <w:i w:val="0"/>
                 <w:color w:val="000000"/>
+                <w:sz w:val="17"/>
+              </w:rPr>
+              <w:t>1</w:t>
+            </w:r>
+          </w:p>
+        </w:tc>
+        <w:tc>
+          <w:tcPr>
+            <w:tcW w:type="dxa" w:w="5184"/>
+            <w:tcBorders>
+              <w:top w:val="single" w:sz="4" w:space="0" w:color="000000"/>
+              <w:bottom w:val="single" w:sz="4" w:space="0" w:color="000000"/>
+              <w:left w:val="single" w:sz="4" w:space="0" w:color="000000"/>
+              <w:right w:val="single" w:sz="4" w:space="0" w:color="000000"/>
+            </w:tcBorders>
+            <w:tcMar>
+              <w:top w:w="25" w:type="dxa"/>
+              <w:bottom w:w="25" w:type="dxa"/>
+              <w:left w:w="30" w:type="dxa"/>
+              <w:right w:w="30" w:type="dxa"/>
+            </w:tcMar>
+          </w:tcPr>
+          <w:p>
+            <w:r>
+              <w:rPr>
+                <w:rFonts w:ascii="Times New Roman" w:hAnsi="Times New Roman"/>
+                <w:b w:val="0"/>
+                <w:i w:val="0"/>
+                <w:color w:val="000000"/>
+                <w:sz w:val="17"/>
+              </w:rPr>
+              <w:t>Quality of problem and Clarity</w:t>
+            </w:r>
+          </w:p>
+        </w:tc>
+        <w:tc>
+          <w:tcPr>
+            <w:tcW w:type="dxa" w:w="1296"/>
+            <w:tcBorders>
+              <w:top w:val="single" w:sz="4" w:space="0" w:color="000000"/>
+              <w:bottom w:val="single" w:sz="4" w:space="0" w:color="000000"/>
+              <w:left w:val="single" w:sz="4" w:space="0" w:color="000000"/>
+              <w:right w:val="single" w:sz="4" w:space="0" w:color="000000"/>
+            </w:tcBorders>
+            <w:tcMar>
+              <w:top w:w="25" w:type="dxa"/>
+              <w:bottom w:w="25" w:type="dxa"/>
+              <w:left w:w="30" w:type="dxa"/>
+              <w:right w:w="30" w:type="dxa"/>
+            </w:tcMar>
+          </w:tcPr>
+          <w:p>
+            <w:pPr>
+              <w:jc w:val="center"/>
+            </w:pPr>
+            <w:r>
+              <w:rPr>
+                <w:rFonts w:ascii="Times New Roman" w:hAnsi="Times New Roman"/>
+                <w:b/>
+                <w:i w:val="0"/>
+                <w:color w:val="000000"/>
+                <w:sz w:val="17"/>
+              </w:rPr>
+              <w:t>✔</w:t>
+            </w:r>
+          </w:p>
+        </w:tc>
+        <w:tc>
+          <w:tcPr>
+            <w:tcW w:type="dxa" w:w="1296"/>
+            <w:tcBorders>
+              <w:top w:val="single" w:sz="4" w:space="0" w:color="000000"/>
+              <w:bottom w:val="single" w:sz="4" w:space="0" w:color="000000"/>
+              <w:left w:val="single" w:sz="4" w:space="0" w:color="000000"/>
+              <w:right w:val="single" w:sz="4" w:space="0" w:color="000000"/>
+            </w:tcBorders>
+            <w:tcMar>
+              <w:top w:w="25" w:type="dxa"/>
+              <w:bottom w:w="25" w:type="dxa"/>
+              <w:left w:w="30" w:type="dxa"/>
+              <w:right w:w="30" w:type="dxa"/>
+            </w:tcMar>
+          </w:tcPr>
+          <w:p>
+            <w:pPr>
+              <w:jc w:val="center"/>
+            </w:pPr>
+            <w:r>
+              <w:rPr>
+                <w:rFonts w:ascii="Times New Roman" w:hAnsi="Times New Roman"/>
+                <w:b/>
+                <w:i w:val="0"/>
+                <w:color w:val="000000"/>
+                <w:sz w:val="17"/>
+              </w:rPr>
+            </w:r>
+          </w:p>
+        </w:tc>
+        <w:tc>
+          <w:tcPr>
+            <w:tcW w:type="dxa" w:w="1296"/>
+            <w:tcBorders>
+              <w:top w:val="single" w:sz="4" w:space="0" w:color="000000"/>
+              <w:bottom w:val="single" w:sz="4" w:space="0" w:color="000000"/>
+              <w:left w:val="single" w:sz="4" w:space="0" w:color="000000"/>
+              <w:right w:val="single" w:sz="4" w:space="0" w:color="000000"/>
+            </w:tcBorders>
+            <w:tcMar>
+              <w:top w:w="25" w:type="dxa"/>
+              <w:bottom w:w="25" w:type="dxa"/>
+              <w:left w:w="30" w:type="dxa"/>
+              <w:right w:w="30" w:type="dxa"/>
+            </w:tcMar>
+          </w:tcPr>
+          <w:p>
+            <w:pPr>
+              <w:jc w:val="center"/>
+            </w:pPr>
+            <w:r>
+              <w:rPr>
+                <w:rFonts w:ascii="Times New Roman" w:hAnsi="Times New Roman"/>
+                <w:b/>
+                <w:i w:val="0"/>
+                <w:color w:val="000000"/>
+                <w:sz w:val="17"/>
+              </w:rPr>
+            </w:r>
+          </w:p>
+        </w:tc>
+      </w:tr>
+      <w:tr>
+        <w:tc>
+          <w:tcPr>
+            <w:tcW w:type="dxa" w:w="864"/>
+            <w:tcBorders>
+              <w:top w:val="single" w:sz="4" w:space="0" w:color="000000"/>
+              <w:bottom w:val="single" w:sz="4" w:space="0" w:color="000000"/>
+              <w:left w:val="single" w:sz="4" w:space="0" w:color="000000"/>
+              <w:right w:val="single" w:sz="4" w:space="0" w:color="000000"/>
+            </w:tcBorders>
+            <w:tcMar>
+              <w:top w:w="25" w:type="dxa"/>
+              <w:bottom w:w="25" w:type="dxa"/>
+              <w:left w:w="30" w:type="dxa"/>
+              <w:right w:w="30" w:type="dxa"/>
+            </w:tcMar>
+          </w:tcPr>
+          <w:p>
+            <w:pPr>
+              <w:jc w:val="center"/>
+            </w:pPr>
+            <w:r>
+              <w:rPr>
+                <w:rFonts w:ascii="Times New Roman" w:hAnsi="Times New Roman"/>
+                <w:b/>
+                <w:i w:val="0"/>
+                <w:color w:val="000000"/>
+                <w:sz w:val="17"/>
+              </w:rPr>
+              <w:t>2</w:t>
+            </w:r>
+          </w:p>
+        </w:tc>
+        <w:tc>
+          <w:tcPr>
+            <w:tcW w:type="dxa" w:w="5184"/>
+            <w:tcBorders>
+              <w:top w:val="single" w:sz="4" w:space="0" w:color="000000"/>
+              <w:bottom w:val="single" w:sz="4" w:space="0" w:color="000000"/>
+              <w:left w:val="single" w:sz="4" w:space="0" w:color="000000"/>
+              <w:right w:val="single" w:sz="4" w:space="0" w:color="000000"/>
+            </w:tcBorders>
+            <w:tcMar>
+              <w:top w:w="25" w:type="dxa"/>
+              <w:bottom w:w="25" w:type="dxa"/>
+              <w:left w:w="30" w:type="dxa"/>
+              <w:right w:w="30" w:type="dxa"/>
+            </w:tcMar>
+          </w:tcPr>
+          <w:p>
+            <w:r>
+              <w:rPr>
+                <w:rFonts w:ascii="Times New Roman" w:hAnsi="Times New Roman"/>
+                <w:b w:val="0"/>
+                <w:i w:val="0"/>
+                <w:color w:val="000000"/>
+                <w:sz w:val="17"/>
+              </w:rPr>
+              <w:t>Literature Survey</w:t>
+            </w:r>
+          </w:p>
+        </w:tc>
+        <w:tc>
+          <w:tcPr>
+            <w:tcW w:type="dxa" w:w="1296"/>
+            <w:tcBorders>
+              <w:top w:val="single" w:sz="4" w:space="0" w:color="000000"/>
+              <w:bottom w:val="single" w:sz="4" w:space="0" w:color="000000"/>
+              <w:left w:val="single" w:sz="4" w:space="0" w:color="000000"/>
+              <w:right w:val="single" w:sz="4" w:space="0" w:color="000000"/>
+            </w:tcBorders>
+            <w:tcMar>
+              <w:top w:w="25" w:type="dxa"/>
+              <w:bottom w:w="25" w:type="dxa"/>
+              <w:left w:w="30" w:type="dxa"/>
+              <w:right w:w="30" w:type="dxa"/>
+            </w:tcMar>
+          </w:tcPr>
+          <w:p>
+            <w:pPr>
+              <w:jc w:val="center"/>
+            </w:pPr>
+            <w:r>
+              <w:rPr>
+                <w:rFonts w:ascii="Times New Roman" w:hAnsi="Times New Roman"/>
+                <w:b/>
+                <w:i w:val="0"/>
+                <w:color w:val="000000"/>
+                <w:sz w:val="17"/>
+              </w:rPr>
+            </w:r>
+          </w:p>
+        </w:tc>
+        <w:tc>
+          <w:tcPr>
+            <w:tcW w:type="dxa" w:w="1296"/>
+            <w:tcBorders>
+              <w:top w:val="single" w:sz="4" w:space="0" w:color="000000"/>
+              <w:bottom w:val="single" w:sz="4" w:space="0" w:color="000000"/>
+              <w:left w:val="single" w:sz="4" w:space="0" w:color="000000"/>
+              <w:right w:val="single" w:sz="4" w:space="0" w:color="000000"/>
+            </w:tcBorders>
+            <w:tcMar>
+              <w:top w:w="25" w:type="dxa"/>
+              <w:bottom w:w="25" w:type="dxa"/>
+              <w:left w:w="30" w:type="dxa"/>
+              <w:right w:w="30" w:type="dxa"/>
+            </w:tcMar>
+          </w:tcPr>
+          <w:p>
+            <w:pPr>
+              <w:jc w:val="center"/>
+            </w:pPr>
+            <w:r>
+              <w:rPr>
+                <w:rFonts w:ascii="Times New Roman" w:hAnsi="Times New Roman"/>
+                <w:b/>
+                <w:i w:val="0"/>
+                <w:color w:val="000000"/>
+                <w:sz w:val="17"/>
+              </w:rPr>
+              <w:t>✔</w:t>
+            </w:r>
+          </w:p>
+        </w:tc>
+        <w:tc>
+          <w:tcPr>
+            <w:tcW w:type="dxa" w:w="1296"/>
+            <w:tcBorders>
+              <w:top w:val="single" w:sz="4" w:space="0" w:color="000000"/>
+              <w:bottom w:val="single" w:sz="4" w:space="0" w:color="000000"/>
+              <w:left w:val="single" w:sz="4" w:space="0" w:color="000000"/>
+              <w:right w:val="single" w:sz="4" w:space="0" w:color="000000"/>
+            </w:tcBorders>
+            <w:tcMar>
+              <w:top w:w="25" w:type="dxa"/>
+              <w:bottom w:w="25" w:type="dxa"/>
+              <w:left w:w="30" w:type="dxa"/>
+              <w:right w:w="30" w:type="dxa"/>
+            </w:tcMar>
+          </w:tcPr>
+          <w:p>
+            <w:pPr>
+              <w:jc w:val="center"/>
+            </w:pPr>
+            <w:r>
+              <w:rPr>
+                <w:rFonts w:ascii="Times New Roman" w:hAnsi="Times New Roman"/>
+                <w:b/>
+                <w:i w:val="0"/>
+                <w:color w:val="000000"/>
+                <w:sz w:val="17"/>
+              </w:rPr>
+            </w:r>
+          </w:p>
+        </w:tc>
+      </w:tr>
+      <w:tr>
+        <w:tc>
+          <w:tcPr>
+            <w:tcW w:type="dxa" w:w="864"/>
+            <w:tcBorders>
+              <w:top w:val="single" w:sz="4" w:space="0" w:color="000000"/>
+              <w:bottom w:val="single" w:sz="4" w:space="0" w:color="000000"/>
+              <w:left w:val="single" w:sz="4" w:space="0" w:color="000000"/>
+              <w:right w:val="single" w:sz="4" w:space="0" w:color="000000"/>
+            </w:tcBorders>
+            <w:tcMar>
+              <w:top w:w="25" w:type="dxa"/>
+              <w:bottom w:w="25" w:type="dxa"/>
+              <w:left w:w="30" w:type="dxa"/>
+              <w:right w:w="30" w:type="dxa"/>
+            </w:tcMar>
+          </w:tcPr>
+          <w:p>
+            <w:pPr>
+              <w:jc w:val="center"/>
+            </w:pPr>
+            <w:r>
+              <w:rPr>
+                <w:rFonts w:ascii="Times New Roman" w:hAnsi="Times New Roman"/>
+                <w:b/>
+                <w:i w:val="0"/>
+                <w:color w:val="000000"/>
+                <w:sz w:val="17"/>
+              </w:rPr>
+              <w:t>3</w:t>
+            </w:r>
+          </w:p>
+        </w:tc>
+        <w:tc>
+          <w:tcPr>
+            <w:tcW w:type="dxa" w:w="5184"/>
+            <w:tcBorders>
+              <w:top w:val="single" w:sz="4" w:space="0" w:color="000000"/>
+              <w:bottom w:val="single" w:sz="4" w:space="0" w:color="000000"/>
+              <w:left w:val="single" w:sz="4" w:space="0" w:color="000000"/>
+              <w:right w:val="single" w:sz="4" w:space="0" w:color="000000"/>
+            </w:tcBorders>
+            <w:tcMar>
+              <w:top w:w="25" w:type="dxa"/>
+              <w:bottom w:w="25" w:type="dxa"/>
+              <w:left w:w="30" w:type="dxa"/>
+              <w:right w:w="30" w:type="dxa"/>
+            </w:tcMar>
+          </w:tcPr>
+          <w:p>
+            <w:r>
+              <w:rPr>
+                <w:rFonts w:ascii="Times New Roman" w:hAnsi="Times New Roman"/>
+                <w:b w:val="0"/>
+                <w:i w:val="0"/>
+                <w:color w:val="000000"/>
+                <w:sz w:val="17"/>
+              </w:rPr>
+              <w:t>Innovativeness in solutions</w:t>
+            </w:r>
+          </w:p>
+        </w:tc>
+        <w:tc>
+          <w:tcPr>
+            <w:tcW w:type="dxa" w:w="1296"/>
+            <w:tcBorders>
+              <w:top w:val="single" w:sz="4" w:space="0" w:color="000000"/>
+              <w:bottom w:val="single" w:sz="4" w:space="0" w:color="000000"/>
+              <w:left w:val="single" w:sz="4" w:space="0" w:color="000000"/>
+              <w:right w:val="single" w:sz="4" w:space="0" w:color="000000"/>
+            </w:tcBorders>
+            <w:tcMar>
+              <w:top w:w="25" w:type="dxa"/>
+              <w:bottom w:w="25" w:type="dxa"/>
+              <w:left w:w="30" w:type="dxa"/>
+              <w:right w:w="30" w:type="dxa"/>
+            </w:tcMar>
+          </w:tcPr>
+          <w:p>
+            <w:pPr>
+              <w:jc w:val="center"/>
+            </w:pPr>
+            <w:r>
+              <w:rPr>
+                <w:rFonts w:ascii="Times New Roman" w:hAnsi="Times New Roman"/>
+                <w:b/>
+                <w:i w:val="0"/>
+                <w:color w:val="000000"/>
+                <w:sz w:val="17"/>
+              </w:rPr>
+              <w:t>✔</w:t>
+            </w:r>
+          </w:p>
+        </w:tc>
+        <w:tc>
+          <w:tcPr>
+            <w:tcW w:type="dxa" w:w="1296"/>
+            <w:tcBorders>
+              <w:top w:val="single" w:sz="4" w:space="0" w:color="000000"/>
+              <w:bottom w:val="single" w:sz="4" w:space="0" w:color="000000"/>
+              <w:left w:val="single" w:sz="4" w:space="0" w:color="000000"/>
+              <w:right w:val="single" w:sz="4" w:space="0" w:color="000000"/>
+            </w:tcBorders>
+            <w:tcMar>
+              <w:top w:w="25" w:type="dxa"/>
+              <w:bottom w:w="25" w:type="dxa"/>
+              <w:left w:w="30" w:type="dxa"/>
+              <w:right w:w="30" w:type="dxa"/>
+            </w:tcMar>
+          </w:tcPr>
+          <w:p>
+            <w:pPr>
+              <w:jc w:val="center"/>
+            </w:pPr>
+            <w:r>
+              <w:rPr>
+                <w:rFonts w:ascii="Times New Roman" w:hAnsi="Times New Roman"/>
+                <w:b/>
+                <w:i w:val="0"/>
+                <w:color w:val="000000"/>
+                <w:sz w:val="17"/>
+              </w:rPr>
+            </w:r>
+          </w:p>
+        </w:tc>
+        <w:tc>
+          <w:tcPr>
+            <w:tcW w:type="dxa" w:w="1296"/>
+            <w:tcBorders>
+              <w:top w:val="single" w:sz="4" w:space="0" w:color="000000"/>
+              <w:bottom w:val="single" w:sz="4" w:space="0" w:color="000000"/>
+              <w:left w:val="single" w:sz="4" w:space="0" w:color="000000"/>
+              <w:right w:val="single" w:sz="4" w:space="0" w:color="000000"/>
+            </w:tcBorders>
+            <w:tcMar>
+              <w:top w:w="25" w:type="dxa"/>
+              <w:bottom w:w="25" w:type="dxa"/>
+              <w:left w:w="30" w:type="dxa"/>
+              <w:right w:w="30" w:type="dxa"/>
+            </w:tcMar>
+          </w:tcPr>
+          <w:p>
+            <w:pPr>
+              <w:jc w:val="center"/>
+            </w:pPr>
+            <w:r>
+              <w:rPr>
+                <w:rFonts w:ascii="Times New Roman" w:hAnsi="Times New Roman"/>
+                <w:b/>
+                <w:i w:val="0"/>
+                <w:color w:val="000000"/>
+                <w:sz w:val="17"/>
+              </w:rPr>
+            </w:r>
+          </w:p>
+        </w:tc>
+      </w:tr>
+      <w:tr>
+        <w:tc>
+          <w:tcPr>
+            <w:tcW w:type="dxa" w:w="864"/>
+            <w:tcBorders>
+              <w:top w:val="single" w:sz="4" w:space="0" w:color="000000"/>
+              <w:bottom w:val="single" w:sz="4" w:space="0" w:color="000000"/>
+              <w:left w:val="single" w:sz="4" w:space="0" w:color="000000"/>
+              <w:right w:val="single" w:sz="4" w:space="0" w:color="000000"/>
+            </w:tcBorders>
+            <w:tcMar>
+              <w:top w:w="25" w:type="dxa"/>
+              <w:bottom w:w="25" w:type="dxa"/>
+              <w:left w:w="30" w:type="dxa"/>
+              <w:right w:w="30" w:type="dxa"/>
+            </w:tcMar>
+          </w:tcPr>
+          <w:p>
+            <w:pPr>
+              <w:jc w:val="center"/>
+            </w:pPr>
+            <w:r>
+              <w:rPr>
+                <w:rFonts w:ascii="Times New Roman" w:hAnsi="Times New Roman"/>
+                <w:b/>
+                <w:i w:val="0"/>
+                <w:color w:val="000000"/>
+                <w:sz w:val="17"/>
+              </w:rPr>
+              <w:t>4</w:t>
+            </w:r>
+          </w:p>
+        </w:tc>
+        <w:tc>
+          <w:tcPr>
+            <w:tcW w:type="dxa" w:w="5184"/>
+            <w:tcBorders>
+              <w:top w:val="single" w:sz="4" w:space="0" w:color="000000"/>
+              <w:bottom w:val="single" w:sz="4" w:space="0" w:color="000000"/>
+              <w:left w:val="single" w:sz="4" w:space="0" w:color="000000"/>
+              <w:right w:val="single" w:sz="4" w:space="0" w:color="000000"/>
+            </w:tcBorders>
+            <w:tcMar>
+              <w:top w:w="25" w:type="dxa"/>
+              <w:bottom w:w="25" w:type="dxa"/>
+              <w:left w:w="30" w:type="dxa"/>
+              <w:right w:w="30" w:type="dxa"/>
+            </w:tcMar>
+          </w:tcPr>
+          <w:p>
+            <w:r>
+              <w:rPr>
+                <w:rFonts w:ascii="Times New Roman" w:hAnsi="Times New Roman"/>
+                <w:b w:val="0"/>
+                <w:i w:val="0"/>
+                <w:color w:val="000000"/>
+                <w:sz w:val="17"/>
+              </w:rPr>
+              <w:t>Feasibility Of the Project</w:t>
+            </w:r>
+          </w:p>
+        </w:tc>
+        <w:tc>
+          <w:tcPr>
+            <w:tcW w:type="dxa" w:w="1296"/>
+            <w:tcBorders>
+              <w:top w:val="single" w:sz="4" w:space="0" w:color="000000"/>
+              <w:bottom w:val="single" w:sz="4" w:space="0" w:color="000000"/>
+              <w:left w:val="single" w:sz="4" w:space="0" w:color="000000"/>
+              <w:right w:val="single" w:sz="4" w:space="0" w:color="000000"/>
+            </w:tcBorders>
+            <w:tcMar>
+              <w:top w:w="25" w:type="dxa"/>
+              <w:bottom w:w="25" w:type="dxa"/>
+              <w:left w:w="30" w:type="dxa"/>
+              <w:right w:w="30" w:type="dxa"/>
+            </w:tcMar>
+          </w:tcPr>
+          <w:p>
+            <w:pPr>
+              <w:jc w:val="center"/>
+            </w:pPr>
+            <w:r>
+              <w:rPr>
+                <w:rFonts w:ascii="Times New Roman" w:hAnsi="Times New Roman"/>
+                <w:b/>
+                <w:i w:val="0"/>
+                <w:color w:val="000000"/>
+                <w:sz w:val="17"/>
+              </w:rPr>
+              <w:t>✔</w:t>
+            </w:r>
+          </w:p>
+        </w:tc>
+        <w:tc>
+          <w:tcPr>
+            <w:tcW w:type="dxa" w:w="1296"/>
+            <w:tcBorders>
+              <w:top w:val="single" w:sz="4" w:space="0" w:color="000000"/>
+              <w:bottom w:val="single" w:sz="4" w:space="0" w:color="000000"/>
+              <w:left w:val="single" w:sz="4" w:space="0" w:color="000000"/>
+              <w:right w:val="single" w:sz="4" w:space="0" w:color="000000"/>
+            </w:tcBorders>
+            <w:tcMar>
+              <w:top w:w="25" w:type="dxa"/>
+              <w:bottom w:w="25" w:type="dxa"/>
+              <w:left w:w="30" w:type="dxa"/>
+              <w:right w:w="30" w:type="dxa"/>
+            </w:tcMar>
+          </w:tcPr>
+          <w:p>
+            <w:pPr>
+              <w:jc w:val="center"/>
+            </w:pPr>
+            <w:r>
+              <w:rPr>
+                <w:rFonts w:ascii="Times New Roman" w:hAnsi="Times New Roman"/>
+                <w:b/>
+                <w:i w:val="0"/>
+                <w:color w:val="000000"/>
+                <w:sz w:val="17"/>
+              </w:rPr>
+            </w:r>
+          </w:p>
+        </w:tc>
+        <w:tc>
+          <w:tcPr>
+            <w:tcW w:type="dxa" w:w="1296"/>
+            <w:tcBorders>
+              <w:top w:val="single" w:sz="4" w:space="0" w:color="000000"/>
+              <w:bottom w:val="single" w:sz="4" w:space="0" w:color="000000"/>
+              <w:left w:val="single" w:sz="4" w:space="0" w:color="000000"/>
+              <w:right w:val="single" w:sz="4" w:space="0" w:color="000000"/>
+            </w:tcBorders>
+            <w:tcMar>
+              <w:top w:w="25" w:type="dxa"/>
+              <w:bottom w:w="25" w:type="dxa"/>
+              <w:left w:w="30" w:type="dxa"/>
+              <w:right w:w="30" w:type="dxa"/>
+            </w:tcMar>
+          </w:tcPr>
+          <w:p>
+            <w:pPr>
+              <w:jc w:val="center"/>
+            </w:pPr>
+            <w:r>
+              <w:rPr>
+                <w:rFonts w:ascii="Times New Roman" w:hAnsi="Times New Roman"/>
+                <w:b/>
+                <w:i w:val="0"/>
+                <w:color w:val="000000"/>
+                <w:sz w:val="17"/>
+              </w:rPr>
+            </w:r>
+          </w:p>
+        </w:tc>
+      </w:tr>
+      <w:tr>
+        <w:tc>
+          <w:tcPr>
+            <w:tcW w:type="dxa" w:w="864"/>
+            <w:tcBorders>
+              <w:top w:val="single" w:sz="4" w:space="0" w:color="000000"/>
+              <w:bottom w:val="single" w:sz="4" w:space="0" w:color="000000"/>
+              <w:left w:val="single" w:sz="4" w:space="0" w:color="000000"/>
+              <w:right w:val="single" w:sz="4" w:space="0" w:color="000000"/>
+            </w:tcBorders>
+            <w:tcMar>
+              <w:top w:w="25" w:type="dxa"/>
+              <w:bottom w:w="25" w:type="dxa"/>
+              <w:left w:w="30" w:type="dxa"/>
+              <w:right w:w="30" w:type="dxa"/>
+            </w:tcMar>
+          </w:tcPr>
+          <w:p>
+            <w:pPr>
+              <w:jc w:val="center"/>
+            </w:pPr>
+            <w:r>
+              <w:rPr>
+                <w:rFonts w:ascii="Times New Roman" w:hAnsi="Times New Roman"/>
+                <w:b/>
+                <w:i w:val="0"/>
+                <w:color w:val="000000"/>
+                <w:sz w:val="17"/>
+              </w:rPr>
+              <w:t>5</w:t>
+            </w:r>
+          </w:p>
+        </w:tc>
+        <w:tc>
+          <w:tcPr>
+            <w:tcW w:type="dxa" w:w="5184"/>
+            <w:tcBorders>
+              <w:top w:val="single" w:sz="4" w:space="0" w:color="000000"/>
+              <w:bottom w:val="single" w:sz="4" w:space="0" w:color="000000"/>
+              <w:left w:val="single" w:sz="4" w:space="0" w:color="000000"/>
+              <w:right w:val="single" w:sz="4" w:space="0" w:color="000000"/>
+            </w:tcBorders>
+            <w:tcMar>
+              <w:top w:w="25" w:type="dxa"/>
+              <w:bottom w:w="25" w:type="dxa"/>
+              <w:left w:w="30" w:type="dxa"/>
+              <w:right w:w="30" w:type="dxa"/>
+            </w:tcMar>
+          </w:tcPr>
+          <w:p>
+            <w:r>
+              <w:rPr>
+                <w:rFonts w:ascii="Times New Roman" w:hAnsi="Times New Roman"/>
+                <w:b w:val="0"/>
+                <w:i w:val="0"/>
+                <w:color w:val="000000"/>
+                <w:sz w:val="17"/>
+              </w:rPr>
+              <w:t>Usage of technology</w:t>
+            </w:r>
+          </w:p>
+        </w:tc>
+        <w:tc>
+          <w:tcPr>
+            <w:tcW w:type="dxa" w:w="1296"/>
+            <w:tcBorders>
+              <w:top w:val="single" w:sz="4" w:space="0" w:color="000000"/>
+              <w:bottom w:val="single" w:sz="4" w:space="0" w:color="000000"/>
+              <w:left w:val="single" w:sz="4" w:space="0" w:color="000000"/>
+              <w:right w:val="single" w:sz="4" w:space="0" w:color="000000"/>
+            </w:tcBorders>
+            <w:tcMar>
+              <w:top w:w="25" w:type="dxa"/>
+              <w:bottom w:w="25" w:type="dxa"/>
+              <w:left w:w="30" w:type="dxa"/>
+              <w:right w:w="30" w:type="dxa"/>
+            </w:tcMar>
+          </w:tcPr>
+          <w:p>
+            <w:pPr>
+              <w:jc w:val="center"/>
+            </w:pPr>
+            <w:r>
+              <w:rPr>
+                <w:rFonts w:ascii="Times New Roman" w:hAnsi="Times New Roman"/>
+                <w:b/>
+                <w:i w:val="0"/>
+                <w:color w:val="000000"/>
+                <w:sz w:val="17"/>
+              </w:rPr>
+              <w:t>✔</w:t>
+            </w:r>
+          </w:p>
+        </w:tc>
+        <w:tc>
+          <w:tcPr>
+            <w:tcW w:type="dxa" w:w="1296"/>
+            <w:tcBorders>
+              <w:top w:val="single" w:sz="4" w:space="0" w:color="000000"/>
+              <w:bottom w:val="single" w:sz="4" w:space="0" w:color="000000"/>
+              <w:left w:val="single" w:sz="4" w:space="0" w:color="000000"/>
+              <w:right w:val="single" w:sz="4" w:space="0" w:color="000000"/>
+            </w:tcBorders>
+            <w:tcMar>
+              <w:top w:w="25" w:type="dxa"/>
+              <w:bottom w:w="25" w:type="dxa"/>
+              <w:left w:w="30" w:type="dxa"/>
+              <w:right w:w="30" w:type="dxa"/>
+            </w:tcMar>
+          </w:tcPr>
+          <w:p>
+            <w:pPr>
+              <w:jc w:val="center"/>
+            </w:pPr>
+            <w:r>
+              <w:rPr>
+                <w:rFonts w:ascii="Times New Roman" w:hAnsi="Times New Roman"/>
+                <w:b/>
+                <w:i w:val="0"/>
+                <w:color w:val="000000"/>
+                <w:sz w:val="17"/>
+              </w:rPr>
+            </w:r>
+          </w:p>
+        </w:tc>
+        <w:tc>
+          <w:tcPr>
+            <w:tcW w:type="dxa" w:w="1296"/>
+            <w:tcBorders>
+              <w:top w:val="single" w:sz="4" w:space="0" w:color="000000"/>
+              <w:bottom w:val="single" w:sz="4" w:space="0" w:color="000000"/>
+              <w:left w:val="single" w:sz="4" w:space="0" w:color="000000"/>
+              <w:right w:val="single" w:sz="4" w:space="0" w:color="000000"/>
+            </w:tcBorders>
+            <w:tcMar>
+              <w:top w:w="25" w:type="dxa"/>
+              <w:bottom w:w="25" w:type="dxa"/>
+              <w:left w:w="30" w:type="dxa"/>
+              <w:right w:w="30" w:type="dxa"/>
+            </w:tcMar>
+          </w:tcPr>
+          <w:p>
+            <w:pPr>
+              <w:jc w:val="center"/>
+            </w:pPr>
+            <w:r>
+              <w:rPr>
+                <w:rFonts w:ascii="Times New Roman" w:hAnsi="Times New Roman"/>
+                <w:b/>
+                <w:i w:val="0"/>
+                <w:color w:val="000000"/>
+                <w:sz w:val="17"/>
+              </w:rPr>
+            </w:r>
+          </w:p>
+        </w:tc>
+      </w:tr>
+      <w:tr>
+        <w:tc>
+          <w:tcPr>
+            <w:tcW w:type="dxa" w:w="864"/>
+            <w:tcBorders>
+              <w:top w:val="single" w:sz="4" w:space="0" w:color="000000"/>
+              <w:bottom w:val="single" w:sz="4" w:space="0" w:color="000000"/>
+              <w:left w:val="single" w:sz="4" w:space="0" w:color="000000"/>
+              <w:right w:val="single" w:sz="4" w:space="0" w:color="000000"/>
+            </w:tcBorders>
+            <w:tcMar>
+              <w:top w:w="25" w:type="dxa"/>
+              <w:bottom w:w="25" w:type="dxa"/>
+              <w:left w:w="30" w:type="dxa"/>
+              <w:right w:w="30" w:type="dxa"/>
+            </w:tcMar>
+          </w:tcPr>
+          <w:p>
+            <w:pPr>
+              <w:jc w:val="center"/>
+            </w:pPr>
+            <w:r>
+              <w:rPr>
+                <w:rFonts w:ascii="Times New Roman" w:hAnsi="Times New Roman"/>
+                <w:b/>
+                <w:i w:val="0"/>
+                <w:color w:val="000000"/>
+                <w:sz w:val="17"/>
+              </w:rPr>
+              <w:t>6</w:t>
+            </w:r>
+          </w:p>
+        </w:tc>
+        <w:tc>
+          <w:tcPr>
+            <w:tcW w:type="dxa" w:w="5184"/>
+            <w:tcBorders>
+              <w:top w:val="single" w:sz="4" w:space="0" w:color="000000"/>
+              <w:bottom w:val="single" w:sz="4" w:space="0" w:color="000000"/>
+              <w:left w:val="single" w:sz="4" w:space="0" w:color="000000"/>
+              <w:right w:val="single" w:sz="4" w:space="0" w:color="000000"/>
+            </w:tcBorders>
+            <w:tcMar>
+              <w:top w:w="25" w:type="dxa"/>
+              <w:bottom w:w="25" w:type="dxa"/>
+              <w:left w:w="30" w:type="dxa"/>
+              <w:right w:w="30" w:type="dxa"/>
+            </w:tcMar>
+          </w:tcPr>
+          <w:p>
+            <w:r>
+              <w:rPr>
+                <w:rFonts w:ascii="Times New Roman" w:hAnsi="Times New Roman"/>
+                <w:b w:val="0"/>
+                <w:i w:val="0"/>
+                <w:color w:val="000000"/>
+                <w:sz w:val="17"/>
+              </w:rPr>
+              <w:t>Cost effectiveness and Societal impact</w:t>
+            </w:r>
+          </w:p>
+        </w:tc>
+        <w:tc>
+          <w:tcPr>
+            <w:tcW w:type="dxa" w:w="1296"/>
+            <w:tcBorders>
+              <w:top w:val="single" w:sz="4" w:space="0" w:color="000000"/>
+              <w:bottom w:val="single" w:sz="4" w:space="0" w:color="000000"/>
+              <w:left w:val="single" w:sz="4" w:space="0" w:color="000000"/>
+              <w:right w:val="single" w:sz="4" w:space="0" w:color="000000"/>
+            </w:tcBorders>
+            <w:tcMar>
+              <w:top w:w="25" w:type="dxa"/>
+              <w:bottom w:w="25" w:type="dxa"/>
+              <w:left w:w="30" w:type="dxa"/>
+              <w:right w:w="30" w:type="dxa"/>
+            </w:tcMar>
+          </w:tcPr>
+          <w:p>
+            <w:pPr>
+              <w:jc w:val="center"/>
+            </w:pPr>
+            <w:r>
+              <w:rPr>
+                <w:rFonts w:ascii="Times New Roman" w:hAnsi="Times New Roman"/>
+                <w:b/>
+                <w:i w:val="0"/>
+                <w:color w:val="000000"/>
+                <w:sz w:val="17"/>
+              </w:rPr>
+              <w:t>✔</w:t>
+            </w:r>
+          </w:p>
+        </w:tc>
+        <w:tc>
+          <w:tcPr>
+            <w:tcW w:type="dxa" w:w="1296"/>
+            <w:tcBorders>
+              <w:top w:val="single" w:sz="4" w:space="0" w:color="000000"/>
+              <w:bottom w:val="single" w:sz="4" w:space="0" w:color="000000"/>
+              <w:left w:val="single" w:sz="4" w:space="0" w:color="000000"/>
+              <w:right w:val="single" w:sz="4" w:space="0" w:color="000000"/>
+            </w:tcBorders>
+            <w:tcMar>
+              <w:top w:w="25" w:type="dxa"/>
+              <w:bottom w:w="25" w:type="dxa"/>
+              <w:left w:w="30" w:type="dxa"/>
+              <w:right w:w="30" w:type="dxa"/>
+            </w:tcMar>
+          </w:tcPr>
+          <w:p>
+            <w:pPr>
+              <w:jc w:val="center"/>
+            </w:pPr>
+            <w:r>
+              <w:rPr>
+                <w:rFonts w:ascii="Times New Roman" w:hAnsi="Times New Roman"/>
+                <w:b/>
+                <w:i w:val="0"/>
+                <w:color w:val="000000"/>
+                <w:sz w:val="17"/>
+              </w:rPr>
+            </w:r>
+          </w:p>
+        </w:tc>
+        <w:tc>
+          <w:tcPr>
+            <w:tcW w:type="dxa" w:w="1296"/>
+            <w:tcBorders>
+              <w:top w:val="single" w:sz="4" w:space="0" w:color="000000"/>
+              <w:bottom w:val="single" w:sz="4" w:space="0" w:color="000000"/>
+              <w:left w:val="single" w:sz="4" w:space="0" w:color="000000"/>
+              <w:right w:val="single" w:sz="4" w:space="0" w:color="000000"/>
+            </w:tcBorders>
+            <w:tcMar>
+              <w:top w:w="25" w:type="dxa"/>
+              <w:bottom w:w="25" w:type="dxa"/>
+              <w:left w:w="30" w:type="dxa"/>
+              <w:right w:w="30" w:type="dxa"/>
+            </w:tcMar>
+          </w:tcPr>
+          <w:p>
+            <w:pPr>
+              <w:jc w:val="center"/>
+            </w:pPr>
+            <w:r>
+              <w:rPr>
+                <w:rFonts w:ascii="Times New Roman" w:hAnsi="Times New Roman"/>
+                <w:b/>
+                <w:i w:val="0"/>
+                <w:color w:val="000000"/>
+                <w:sz w:val="17"/>
+              </w:rPr>
+            </w:r>
+          </w:p>
+        </w:tc>
+      </w:tr>
+      <w:tr>
+        <w:tc>
+          <w:tcPr>
+            <w:tcW w:type="dxa" w:w="864"/>
+            <w:tcBorders>
+              <w:top w:val="single" w:sz="4" w:space="0" w:color="000000"/>
+              <w:bottom w:val="single" w:sz="4" w:space="0" w:color="000000"/>
+              <w:left w:val="single" w:sz="4" w:space="0" w:color="000000"/>
+              <w:right w:val="single" w:sz="4" w:space="0" w:color="000000"/>
+            </w:tcBorders>
+            <w:tcMar>
+              <w:top w:w="25" w:type="dxa"/>
+              <w:bottom w:w="25" w:type="dxa"/>
+              <w:left w:w="30" w:type="dxa"/>
+              <w:right w:w="30" w:type="dxa"/>
+            </w:tcMar>
+          </w:tcPr>
+          <w:p>
+            <w:pPr>
+              <w:jc w:val="center"/>
+            </w:pPr>
+            <w:r>
+              <w:rPr>
+                <w:rFonts w:ascii="Times New Roman" w:hAnsi="Times New Roman"/>
+                <w:b/>
+                <w:i w:val="0"/>
+                <w:color w:val="000000"/>
+                <w:sz w:val="17"/>
+              </w:rPr>
+              <w:t>7</w:t>
+            </w:r>
+          </w:p>
+        </w:tc>
+        <w:tc>
+          <w:tcPr>
+            <w:tcW w:type="dxa" w:w="5184"/>
+            <w:tcBorders>
+              <w:top w:val="single" w:sz="4" w:space="0" w:color="000000"/>
+              <w:bottom w:val="single" w:sz="4" w:space="0" w:color="000000"/>
+              <w:left w:val="single" w:sz="4" w:space="0" w:color="000000"/>
+              <w:right w:val="single" w:sz="4" w:space="0" w:color="000000"/>
+            </w:tcBorders>
+            <w:tcMar>
+              <w:top w:w="25" w:type="dxa"/>
+              <w:bottom w:w="25" w:type="dxa"/>
+              <w:left w:w="30" w:type="dxa"/>
+              <w:right w:w="30" w:type="dxa"/>
+            </w:tcMar>
+          </w:tcPr>
+          <w:p>
+            <w:r>
+              <w:rPr>
+                <w:rFonts w:ascii="Times New Roman" w:hAnsi="Times New Roman"/>
+                <w:b w:val="0"/>
+                <w:i w:val="0"/>
+                <w:color w:val="000000"/>
+                <w:sz w:val="17"/>
+              </w:rPr>
+              <w:t>Overall Presentation &amp; Performance</w:t>
+            </w:r>
+          </w:p>
+        </w:tc>
+        <w:tc>
+          <w:tcPr>
+            <w:tcW w:type="dxa" w:w="1296"/>
+            <w:tcBorders>
+              <w:top w:val="single" w:sz="4" w:space="0" w:color="000000"/>
+              <w:bottom w:val="single" w:sz="4" w:space="0" w:color="000000"/>
+              <w:left w:val="single" w:sz="4" w:space="0" w:color="000000"/>
+              <w:right w:val="single" w:sz="4" w:space="0" w:color="000000"/>
+            </w:tcBorders>
+            <w:tcMar>
+              <w:top w:w="25" w:type="dxa"/>
+              <w:bottom w:w="25" w:type="dxa"/>
+              <w:left w:w="30" w:type="dxa"/>
+              <w:right w:w="30" w:type="dxa"/>
+            </w:tcMar>
+          </w:tcPr>
+          <w:p>
+            <w:pPr>
+              <w:jc w:val="center"/>
+            </w:pPr>
+            <w:r>
+              <w:rPr>
+                <w:rFonts w:ascii="Times New Roman" w:hAnsi="Times New Roman"/>
+                <w:b/>
+                <w:i w:val="0"/>
+                <w:color w:val="000000"/>
+                <w:sz w:val="17"/>
+              </w:rPr>
+              <w:t>✔</w:t>
+            </w:r>
+          </w:p>
+        </w:tc>
+        <w:tc>
+          <w:tcPr>
+            <w:tcW w:type="dxa" w:w="1296"/>
+            <w:tcBorders>
+              <w:top w:val="single" w:sz="4" w:space="0" w:color="000000"/>
+              <w:bottom w:val="single" w:sz="4" w:space="0" w:color="000000"/>
+              <w:left w:val="single" w:sz="4" w:space="0" w:color="000000"/>
+              <w:right w:val="single" w:sz="4" w:space="0" w:color="000000"/>
+            </w:tcBorders>
+            <w:tcMar>
+              <w:top w:w="25" w:type="dxa"/>
+              <w:bottom w:w="25" w:type="dxa"/>
+              <w:left w:w="30" w:type="dxa"/>
+              <w:right w:w="30" w:type="dxa"/>
+            </w:tcMar>
+          </w:tcPr>
+          <w:p>
+            <w:pPr>
+              <w:jc w:val="center"/>
+            </w:pPr>
+            <w:r>
+              <w:rPr>
+                <w:rFonts w:ascii="Times New Roman" w:hAnsi="Times New Roman"/>
+                <w:b/>
+                <w:i w:val="0"/>
+                <w:color w:val="000000"/>
+                <w:sz w:val="17"/>
+              </w:rPr>
+            </w:r>
+          </w:p>
+        </w:tc>
+        <w:tc>
+          <w:tcPr>
+            <w:tcW w:type="dxa" w:w="1296"/>
+            <w:tcBorders>
+              <w:top w:val="single" w:sz="4" w:space="0" w:color="000000"/>
+              <w:bottom w:val="single" w:sz="4" w:space="0" w:color="000000"/>
+              <w:left w:val="single" w:sz="4" w:space="0" w:color="000000"/>
+              <w:right w:val="single" w:sz="4" w:space="0" w:color="000000"/>
+            </w:tcBorders>
+            <w:tcMar>
+              <w:top w:w="25" w:type="dxa"/>
+              <w:bottom w:w="25" w:type="dxa"/>
+              <w:left w:w="30" w:type="dxa"/>
+              <w:right w:w="30" w:type="dxa"/>
+            </w:tcMar>
+          </w:tcPr>
+          <w:p>
+            <w:pPr>
+              <w:jc w:val="center"/>
+            </w:pPr>
+            <w:r>
+              <w:rPr>
+                <w:rFonts w:ascii="Times New Roman" w:hAnsi="Times New Roman"/>
+                <w:b/>
+                <w:i w:val="0"/>
+                <w:color w:val="000000"/>
+                <w:sz w:val="17"/>
+              </w:rPr>
+            </w:r>
+          </w:p>
+        </w:tc>
+      </w:tr>
+    </w:tbl>
+    <w:p>
+      <w:pPr>
+        <w:spacing w:after="80" w:before="0" w:line="276" w:lineRule="auto"/>
+        <w:jc w:val="left"/>
+      </w:pPr>
+    </w:p>
+    <w:tbl>
+      <w:tblPr>
+        <w:tblW w:type="auto" w:w="0"/>
+        <w:jc w:val="center"/>
+        <w:tblLook w:firstColumn="1" w:firstRow="1" w:lastColumn="0" w:lastRow="0" w:noHBand="0" w:noVBand="1" w:val="04A0"/>
+      </w:tblPr>
+      <w:tblGrid>
+        <w:gridCol w:w="9648"/>
+      </w:tblGrid>
+      <w:tr>
+        <w:tc>
+          <w:tcPr>
+            <w:tcW w:type="dxa" w:w="9936"/>
+            <w:tcBorders>
+              <w:top w:val="single" w:sz="4" w:space="0" w:color="000000"/>
+              <w:bottom w:val="single" w:sz="4" w:space="0" w:color="000000"/>
+              <w:left w:val="single" w:sz="4" w:space="0" w:color="000000"/>
+              <w:right w:val="single" w:sz="4" w:space="0" w:color="000000"/>
+            </w:tcBorders>
+            <w:tcMar>
+              <w:top w:w="40" w:type="dxa"/>
+              <w:bottom w:w="40" w:type="dxa"/>
+              <w:left w:w="50" w:type="dxa"/>
+              <w:right w:w="50" w:type="dxa"/>
+            </w:tcMar>
+          </w:tcPr>
+          <w:p>
+            <w:r>
+              <w:rPr>
+                <w:rFonts w:ascii="Times New Roman" w:hAnsi="Times New Roman"/>
+                <w:b/>
+                <w:i w:val="0"/>
+                <w:color w:val="000000"/>
                 <w:sz w:val="18"/>
               </w:rPr>
-              <w:t>Review – I (Week 7)</w:t>
+              <w:t>Comments:</w:t>
+              <w:br/>
+            </w:r>
+            <w:r>
+              <w:rPr>
+                <w:rFonts w:ascii="Times New Roman" w:hAnsi="Times New Roman"/>
+                <w:b w:val="0"/>
+                <w:i w:val="0"/>
+                <w:color w:val="000000"/>
+                <w:sz w:val="17"/>
+              </w:rPr>
+              <w:t>The problem definition is very well articulated, addressing genuine administrative and communication delays in campus circular dissemination. Object-oriented architecture is clearly planned with strong encapsulation. The team has shown excellent understanding of Java Collections and File I/O. Approved to proceed with controller and storage implementation.</w:t>
+            </w:r>
+          </w:p>
+        </w:tc>
+      </w:tr>
+    </w:tbl>
+    <w:p>
+      <w:pPr>
+        <w:spacing w:after="80" w:before="120" w:line="276" w:lineRule="auto"/>
+        <w:jc w:val="left"/>
+      </w:pPr>
+      <w:r>
+        <w:rPr>
+          <w:rFonts w:ascii="Times New Roman" w:hAnsi="Times New Roman"/>
+          <w:b/>
+          <w:i w:val="0"/>
+          <w:color w:val="000000"/>
+          <w:sz w:val="19"/>
+        </w:rPr>
+        <w:t>Project Guide &amp; Panel Members Signatures:</w:t>
+      </w:r>
+    </w:p>
+    <w:p>
+      <w:pPr>
+        <w:spacing w:after="60" w:before="0" w:line="276" w:lineRule="auto"/>
+        <w:jc w:val="left"/>
+      </w:pPr>
+      <w:r>
+        <w:rPr>
+          <w:rFonts w:ascii="Times New Roman" w:hAnsi="Times New Roman"/>
+          <w:b w:val="0"/>
+          <w:i w:val="0"/>
+          <w:color w:val="000000"/>
+          <w:sz w:val="18"/>
+        </w:rPr>
+        <w:t>1) __________________________________________________</w:t>
+      </w:r>
+    </w:p>
+    <w:p>
+      <w:pPr>
+        <w:spacing w:after="60" w:before="0" w:line="276" w:lineRule="auto"/>
+        <w:jc w:val="left"/>
+      </w:pPr>
+      <w:r>
+        <w:rPr>
+          <w:rFonts w:ascii="Times New Roman" w:hAnsi="Times New Roman"/>
+          <w:b w:val="0"/>
+          <w:i w:val="0"/>
+          <w:color w:val="000000"/>
+          <w:sz w:val="18"/>
+        </w:rPr>
+        <w:t>2) __________________________________________________</w:t>
+      </w:r>
+    </w:p>
+    <w:p>
+      <w:pPr>
+        <w:spacing w:after="160" w:before="0" w:line="276" w:lineRule="auto"/>
+        <w:jc w:val="left"/>
+      </w:pPr>
+      <w:r>
+        <w:rPr>
+          <w:rFonts w:ascii="Times New Roman" w:hAnsi="Times New Roman"/>
+          <w:b w:val="0"/>
+          <w:i w:val="0"/>
+          <w:color w:val="000000"/>
+          <w:sz w:val="18"/>
+        </w:rPr>
+        <w:t>3) __________________________________________________</w:t>
+      </w:r>
+    </w:p>
+    <w:tbl>
+      <w:tblPr>
+        <w:tblW w:type="auto" w:w="0"/>
+        <w:jc w:val="center"/>
+        <w:tblLook w:firstColumn="1" w:firstRow="1" w:lastColumn="0" w:lastRow="0" w:noHBand="0" w:noVBand="1" w:val="04A0"/>
+      </w:tblPr>
+      <w:tblGrid>
+        <w:gridCol w:w="4824"/>
+        <w:gridCol w:w="4824"/>
+      </w:tblGrid>
+      <w:tr>
+        <w:tc>
+          <w:tcPr>
+            <w:tcW w:type="dxa" w:w="4896"/>
+            <w:tcBorders>
+              <w:top w:val="none"/>
+              <w:bottom w:val="none"/>
+              <w:left w:val="none"/>
+              <w:right w:val="none"/>
+            </w:tcBorders>
+          </w:tcPr>
+          <w:p>
+            <w:pPr>
+              <w:jc w:val="center"/>
+            </w:pPr>
+            <w:r>
+              <w:rPr>
+                <w:rFonts w:ascii="Times New Roman" w:hAnsi="Times New Roman"/>
+                <w:b/>
+                <w:i w:val="0"/>
+                <w:color w:val="000000"/>
+                <w:sz w:val="17"/>
+              </w:rPr>
+              <w:t>___________________________</w:t>
+              <w:br/>
+              <w:t>Name, Date &amp; Signature</w:t>
+              <w:br/>
+              <w:t>Project Coordinator</w:t>
+            </w:r>
+          </w:p>
+        </w:tc>
+        <w:tc>
+          <w:tcPr>
+            <w:tcW w:type="dxa" w:w="4896"/>
+            <w:tcBorders>
+              <w:top w:val="none"/>
+              <w:bottom w:val="none"/>
+              <w:left w:val="none"/>
+              <w:right w:val="none"/>
+            </w:tcBorders>
+          </w:tcPr>
+          <w:p>
+            <w:pPr>
+              <w:jc w:val="center"/>
+            </w:pPr>
+            <w:r>
+              <w:rPr>
+                <w:rFonts w:ascii="Times New Roman" w:hAnsi="Times New Roman"/>
+                <w:b/>
+                <w:i w:val="0"/>
+                <w:color w:val="000000"/>
+                <w:sz w:val="17"/>
+              </w:rPr>
+              <w:t>___________________________</w:t>
+              <w:br/>
+              <w:t>Name, Date &amp; Signature</w:t>
+              <w:br/>
+              <w:t>HOD - Information Technology</w:t>
+            </w:r>
+          </w:p>
+        </w:tc>
+      </w:tr>
+    </w:tbl>
+    <w:p>
+      <w:r>
+        <w:br w:type="page"/>
+      </w:r>
+    </w:p>
+    <w:p>
+      <w:pPr>
+        <w:spacing w:after="160" w:before="0" w:line="276" w:lineRule="auto"/>
+        <w:jc w:val="center"/>
+      </w:pPr>
+      <w:r>
+        <w:rPr>
+          <w:rFonts w:ascii="Times New Roman" w:hAnsi="Times New Roman"/>
+          <w:b/>
+          <w:i w:val="0"/>
+          <w:color w:val="000000"/>
+          <w:sz w:val="30"/>
+        </w:rPr>
+        <w:t>REVIEW – II FORM</w:t>
+      </w:r>
+    </w:p>
+    <w:p>
+      <w:pPr>
+        <w:spacing w:after="40" w:before="0" w:line="276" w:lineRule="auto"/>
+        <w:jc w:val="left"/>
+      </w:pPr>
+      <w:r>
+        <w:rPr>
+          <w:rFonts w:ascii="Times New Roman" w:hAnsi="Times New Roman"/>
+          <w:b/>
+          <w:i w:val="0"/>
+          <w:color w:val="000000"/>
+          <w:sz w:val="20"/>
+        </w:rPr>
+        <w:t>Group No: SE-IT-A-C-_____</w:t>
+      </w:r>
+    </w:p>
+    <w:p>
+      <w:pPr>
+        <w:spacing w:after="40" w:before="0" w:line="276" w:lineRule="auto"/>
+        <w:jc w:val="left"/>
+      </w:pPr>
+      <w:r>
+        <w:rPr>
+          <w:rFonts w:ascii="Times New Roman" w:hAnsi="Times New Roman"/>
+          <w:b/>
+          <w:i w:val="0"/>
+          <w:color w:val="000000"/>
+          <w:sz w:val="20"/>
+        </w:rPr>
+        <w:t>Title of Mini-Project: Campus Notify: Institutional Circular &amp; Announcement Management System</w:t>
+      </w:r>
+    </w:p>
+    <w:p>
+      <w:pPr>
+        <w:spacing w:after="120" w:before="0" w:line="276" w:lineRule="auto"/>
+        <w:jc w:val="left"/>
+      </w:pPr>
+      <w:r>
+        <w:rPr>
+          <w:rFonts w:ascii="Times New Roman" w:hAnsi="Times New Roman"/>
+          <w:b w:val="0"/>
+          <w:i w:val="0"/>
+          <w:color w:val="000000"/>
+          <w:sz w:val="20"/>
+        </w:rPr>
+        <w:t>Date of Review-II: 23/09/2025                    No. of students in project team: 3</w:t>
+      </w:r>
+    </w:p>
+    <w:p>
+      <w:pPr>
+        <w:spacing w:after="80" w:before="0" w:line="276" w:lineRule="auto"/>
+        <w:jc w:val="left"/>
+      </w:pPr>
+      <w:r>
+        <w:rPr>
+          <w:rFonts w:ascii="Times New Roman" w:hAnsi="Times New Roman"/>
+          <w:b/>
+          <w:i w:val="0"/>
+          <w:color w:val="000000"/>
+          <w:sz w:val="20"/>
+        </w:rPr>
+        <w:t>Student Mini-Project Performance Analysis (Put Tick as per your Observation)</w:t>
+      </w:r>
+    </w:p>
+    <w:tbl>
+      <w:tblPr>
+        <w:tblW w:type="auto" w:w="0"/>
+        <w:jc w:val="center"/>
+        <w:tblLook w:firstColumn="1" w:firstRow="1" w:lastColumn="0" w:lastRow="0" w:noHBand="0" w:noVBand="1" w:val="04A0"/>
+      </w:tblPr>
+      <w:tblGrid>
+        <w:gridCol w:w="1930"/>
+        <w:gridCol w:w="1930"/>
+        <w:gridCol w:w="1930"/>
+        <w:gridCol w:w="1930"/>
+        <w:gridCol w:w="1930"/>
+      </w:tblGrid>
+      <w:tr>
+        <w:tc>
+          <w:tcPr>
+            <w:tcW w:type="dxa" w:w="1930"/>
+            <w:tcBorders>
+              <w:top w:val="single" w:sz="4" w:space="0" w:color="000000"/>
+              <w:bottom w:val="single" w:sz="4" w:space="0" w:color="000000"/>
+              <w:left w:val="single" w:sz="4" w:space="0" w:color="000000"/>
+              <w:right w:val="single" w:sz="4" w:space="0" w:color="000000"/>
+            </w:tcBorders>
+            <w:tcMar>
+              <w:top w:w="35" w:type="dxa"/>
+              <w:bottom w:w="35" w:type="dxa"/>
+              <w:left w:w="35" w:type="dxa"/>
+              <w:right w:w="35" w:type="dxa"/>
+            </w:tcMar>
+          </w:tcPr>
+          <w:p>
+            <w:pPr>
+              <w:jc w:val="center"/>
+            </w:pPr>
+            <w:r>
+              <w:rPr>
+                <w:rFonts w:ascii="Times New Roman" w:hAnsi="Times New Roman"/>
+                <w:b/>
+                <w:i w:val="0"/>
+                <w:color w:val="000000"/>
+                <w:sz w:val="17"/>
+              </w:rPr>
+              <w:t>Sr. No.</w:t>
             </w:r>
           </w:p>
         </w:tc>
@@ -8753,22 +8728,25 @@
               <w:right w:val="single" w:sz="4" w:space="0" w:color="000000"/>
             </w:tcBorders>
             <w:tcMar>
-              <w:top w:w="45" w:type="dxa"/>
-              <w:bottom w:w="45" w:type="dxa"/>
-              <w:left w:w="45" w:type="dxa"/>
-              <w:right w:w="45" w:type="dxa"/>
+              <w:top w:w="35" w:type="dxa"/>
+              <w:bottom w:w="35" w:type="dxa"/>
+              <w:left w:w="35" w:type="dxa"/>
+              <w:right w:w="35" w:type="dxa"/>
             </w:tcMar>
           </w:tcPr>
           <w:p>
+            <w:pPr>
+              <w:jc w:val="center"/>
+            </w:pPr>
             <w:r>
               <w:rPr>
                 <w:rFonts w:ascii="Times New Roman" w:hAnsi="Times New Roman"/>
-                <w:b w:val="0"/>
+                <w:b/>
                 <w:i w:val="0"/>
                 <w:color w:val="000000"/>
-                <w:sz w:val="18"/>
+                <w:sz w:val="17"/>
               </w:rPr>
-              <w:t>Problem Definition, Literature Review &amp; SRS</w:t>
+              <w:t>Observation</w:t>
             </w:r>
           </w:p>
         </w:tc>
@@ -8782,10 +8760,10 @@
               <w:right w:val="single" w:sz="4" w:space="0" w:color="000000"/>
             </w:tcBorders>
             <w:tcMar>
-              <w:top w:w="45" w:type="dxa"/>
-              <w:bottom w:w="45" w:type="dxa"/>
-              <w:left w:w="45" w:type="dxa"/>
-              <w:right w:w="45" w:type="dxa"/>
+              <w:top w:w="35" w:type="dxa"/>
+              <w:bottom w:w="35" w:type="dxa"/>
+              <w:left w:w="35" w:type="dxa"/>
+              <w:right w:w="35" w:type="dxa"/>
             </w:tcMar>
           </w:tcPr>
           <w:p>
@@ -8795,12 +8773,12 @@
             <w:r>
               <w:rPr>
                 <w:rFonts w:ascii="Times New Roman" w:hAnsi="Times New Roman"/>
-                <w:b w:val="0"/>
+                <w:b/>
                 <w:i w:val="0"/>
                 <w:color w:val="000000"/>
-                <w:sz w:val="18"/>
+                <w:sz w:val="17"/>
               </w:rPr>
-              <w:t>10</w:t>
+              <w:t>Excellent (3)</w:t>
             </w:r>
           </w:p>
         </w:tc>
@@ -8814,10 +8792,10 @@
               <w:right w:val="single" w:sz="4" w:space="0" w:color="000000"/>
             </w:tcBorders>
             <w:tcMar>
-              <w:top w:w="45" w:type="dxa"/>
-              <w:bottom w:w="45" w:type="dxa"/>
-              <w:left w:w="45" w:type="dxa"/>
-              <w:right w:w="45" w:type="dxa"/>
+              <w:top w:w="35" w:type="dxa"/>
+              <w:bottom w:w="35" w:type="dxa"/>
+              <w:left w:w="35" w:type="dxa"/>
+              <w:right w:w="35" w:type="dxa"/>
             </w:tcMar>
           </w:tcPr>
           <w:p>
@@ -8827,12 +8805,12 @@
             <w:r>
               <w:rPr>
                 <w:rFonts w:ascii="Times New Roman" w:hAnsi="Times New Roman"/>
-                <w:b w:val="0"/>
+                <w:b/>
                 <w:i w:val="0"/>
                 <w:color w:val="000000"/>
-                <w:sz w:val="18"/>
+                <w:sz w:val="17"/>
               </w:rPr>
-              <w:t>______</w:t>
+              <w:t>Very Good (2)</w:t>
             </w:r>
           </w:p>
         </w:tc>
@@ -8846,44 +8824,10 @@
               <w:right w:val="single" w:sz="4" w:space="0" w:color="000000"/>
             </w:tcBorders>
             <w:tcMar>
-              <w:top w:w="45" w:type="dxa"/>
-              <w:bottom w:w="45" w:type="dxa"/>
-              <w:left w:w="45" w:type="dxa"/>
-              <w:right w:w="45" w:type="dxa"/>
-            </w:tcMar>
-          </w:tcPr>
-          <w:p>
-            <w:pPr>
-              <w:jc w:val="center"/>
-            </w:pPr>
-            <w:r>
-              <w:rPr>
-                <w:rFonts w:ascii="Times New Roman" w:hAnsi="Times New Roman"/>
-                <w:b w:val="0"/>
-                <w:i w:val="0"/>
-                <w:color w:val="000000"/>
-                <w:sz w:val="18"/>
-              </w:rPr>
-              <w:t>______________</w:t>
-            </w:r>
-          </w:p>
-        </w:tc>
-      </w:tr>
-      <w:tr>
-        <w:tc>
-          <w:tcPr>
-            <w:tcW w:type="dxa" w:w="1930"/>
-            <w:tcBorders>
-              <w:top w:val="single" w:sz="4" w:space="0" w:color="000000"/>
-              <w:bottom w:val="single" w:sz="4" w:space="0" w:color="000000"/>
-              <w:left w:val="single" w:sz="4" w:space="0" w:color="000000"/>
-              <w:right w:val="single" w:sz="4" w:space="0" w:color="000000"/>
-            </w:tcBorders>
-            <w:tcMar>
-              <w:top w:w="45" w:type="dxa"/>
-              <w:bottom w:w="45" w:type="dxa"/>
-              <w:left w:w="45" w:type="dxa"/>
-              <w:right w:w="45" w:type="dxa"/>
+              <w:top w:w="35" w:type="dxa"/>
+              <w:bottom w:w="35" w:type="dxa"/>
+              <w:left w:w="35" w:type="dxa"/>
+              <w:right w:w="35" w:type="dxa"/>
             </w:tcMar>
           </w:tcPr>
           <w:p>
@@ -8896,9 +8840,1452 @@
                 <w:b/>
                 <w:i w:val="0"/>
                 <w:color w:val="000000"/>
+                <w:sz w:val="17"/>
+              </w:rPr>
+              <w:t>Good (1)</w:t>
+            </w:r>
+          </w:p>
+        </w:tc>
+      </w:tr>
+      <w:tr>
+        <w:tc>
+          <w:tcPr>
+            <w:tcW w:type="dxa" w:w="864"/>
+            <w:tcBorders>
+              <w:top w:val="single" w:sz="4" w:space="0" w:color="000000"/>
+              <w:bottom w:val="single" w:sz="4" w:space="0" w:color="000000"/>
+              <w:left w:val="single" w:sz="4" w:space="0" w:color="000000"/>
+              <w:right w:val="single" w:sz="4" w:space="0" w:color="000000"/>
+            </w:tcBorders>
+            <w:tcMar>
+              <w:top w:w="25" w:type="dxa"/>
+              <w:bottom w:w="25" w:type="dxa"/>
+              <w:left w:w="30" w:type="dxa"/>
+              <w:right w:w="30" w:type="dxa"/>
+            </w:tcMar>
+          </w:tcPr>
+          <w:p>
+            <w:pPr>
+              <w:jc w:val="center"/>
+            </w:pPr>
+            <w:r>
+              <w:rPr>
+                <w:rFonts w:ascii="Times New Roman" w:hAnsi="Times New Roman"/>
+                <w:b/>
+                <w:i w:val="0"/>
+                <w:color w:val="000000"/>
+                <w:sz w:val="17"/>
+              </w:rPr>
+              <w:t>1</w:t>
+            </w:r>
+          </w:p>
+        </w:tc>
+        <w:tc>
+          <w:tcPr>
+            <w:tcW w:type="dxa" w:w="5184"/>
+            <w:tcBorders>
+              <w:top w:val="single" w:sz="4" w:space="0" w:color="000000"/>
+              <w:bottom w:val="single" w:sz="4" w:space="0" w:color="000000"/>
+              <w:left w:val="single" w:sz="4" w:space="0" w:color="000000"/>
+              <w:right w:val="single" w:sz="4" w:space="0" w:color="000000"/>
+            </w:tcBorders>
+            <w:tcMar>
+              <w:top w:w="25" w:type="dxa"/>
+              <w:bottom w:w="25" w:type="dxa"/>
+              <w:left w:w="30" w:type="dxa"/>
+              <w:right w:w="30" w:type="dxa"/>
+            </w:tcMar>
+          </w:tcPr>
+          <w:p>
+            <w:r>
+              <w:rPr>
+                <w:rFonts w:ascii="Times New Roman" w:hAnsi="Times New Roman"/>
+                <w:b w:val="0"/>
+                <w:i w:val="0"/>
+                <w:color w:val="000000"/>
+                <w:sz w:val="17"/>
+              </w:rPr>
+              <w:t>Usage of effective skill sets</w:t>
+            </w:r>
+          </w:p>
+        </w:tc>
+        <w:tc>
+          <w:tcPr>
+            <w:tcW w:type="dxa" w:w="1296"/>
+            <w:tcBorders>
+              <w:top w:val="single" w:sz="4" w:space="0" w:color="000000"/>
+              <w:bottom w:val="single" w:sz="4" w:space="0" w:color="000000"/>
+              <w:left w:val="single" w:sz="4" w:space="0" w:color="000000"/>
+              <w:right w:val="single" w:sz="4" w:space="0" w:color="000000"/>
+            </w:tcBorders>
+            <w:tcMar>
+              <w:top w:w="25" w:type="dxa"/>
+              <w:bottom w:w="25" w:type="dxa"/>
+              <w:left w:w="30" w:type="dxa"/>
+              <w:right w:w="30" w:type="dxa"/>
+            </w:tcMar>
+          </w:tcPr>
+          <w:p>
+            <w:pPr>
+              <w:jc w:val="center"/>
+            </w:pPr>
+            <w:r>
+              <w:rPr>
+                <w:rFonts w:ascii="Times New Roman" w:hAnsi="Times New Roman"/>
+                <w:b/>
+                <w:i w:val="0"/>
+                <w:color w:val="000000"/>
+                <w:sz w:val="17"/>
+              </w:rPr>
+              <w:t>✔</w:t>
+            </w:r>
+          </w:p>
+        </w:tc>
+        <w:tc>
+          <w:tcPr>
+            <w:tcW w:type="dxa" w:w="1296"/>
+            <w:tcBorders>
+              <w:top w:val="single" w:sz="4" w:space="0" w:color="000000"/>
+              <w:bottom w:val="single" w:sz="4" w:space="0" w:color="000000"/>
+              <w:left w:val="single" w:sz="4" w:space="0" w:color="000000"/>
+              <w:right w:val="single" w:sz="4" w:space="0" w:color="000000"/>
+            </w:tcBorders>
+            <w:tcMar>
+              <w:top w:w="25" w:type="dxa"/>
+              <w:bottom w:w="25" w:type="dxa"/>
+              <w:left w:w="30" w:type="dxa"/>
+              <w:right w:w="30" w:type="dxa"/>
+            </w:tcMar>
+          </w:tcPr>
+          <w:p>
+            <w:pPr>
+              <w:jc w:val="center"/>
+            </w:pPr>
+            <w:r>
+              <w:rPr>
+                <w:rFonts w:ascii="Times New Roman" w:hAnsi="Times New Roman"/>
+                <w:b/>
+                <w:i w:val="0"/>
+                <w:color w:val="000000"/>
+                <w:sz w:val="17"/>
+              </w:rPr>
+            </w:r>
+          </w:p>
+        </w:tc>
+        <w:tc>
+          <w:tcPr>
+            <w:tcW w:type="dxa" w:w="1296"/>
+            <w:tcBorders>
+              <w:top w:val="single" w:sz="4" w:space="0" w:color="000000"/>
+              <w:bottom w:val="single" w:sz="4" w:space="0" w:color="000000"/>
+              <w:left w:val="single" w:sz="4" w:space="0" w:color="000000"/>
+              <w:right w:val="single" w:sz="4" w:space="0" w:color="000000"/>
+            </w:tcBorders>
+            <w:tcMar>
+              <w:top w:w="25" w:type="dxa"/>
+              <w:bottom w:w="25" w:type="dxa"/>
+              <w:left w:w="30" w:type="dxa"/>
+              <w:right w:w="30" w:type="dxa"/>
+            </w:tcMar>
+          </w:tcPr>
+          <w:p>
+            <w:pPr>
+              <w:jc w:val="center"/>
+            </w:pPr>
+            <w:r>
+              <w:rPr>
+                <w:rFonts w:ascii="Times New Roman" w:hAnsi="Times New Roman"/>
+                <w:b/>
+                <w:i w:val="0"/>
+                <w:color w:val="000000"/>
+                <w:sz w:val="17"/>
+              </w:rPr>
+            </w:r>
+          </w:p>
+        </w:tc>
+      </w:tr>
+      <w:tr>
+        <w:tc>
+          <w:tcPr>
+            <w:tcW w:type="dxa" w:w="864"/>
+            <w:tcBorders>
+              <w:top w:val="single" w:sz="4" w:space="0" w:color="000000"/>
+              <w:bottom w:val="single" w:sz="4" w:space="0" w:color="000000"/>
+              <w:left w:val="single" w:sz="4" w:space="0" w:color="000000"/>
+              <w:right w:val="single" w:sz="4" w:space="0" w:color="000000"/>
+            </w:tcBorders>
+            <w:tcMar>
+              <w:top w:w="25" w:type="dxa"/>
+              <w:bottom w:w="25" w:type="dxa"/>
+              <w:left w:w="30" w:type="dxa"/>
+              <w:right w:w="30" w:type="dxa"/>
+            </w:tcMar>
+          </w:tcPr>
+          <w:p>
+            <w:pPr>
+              <w:jc w:val="center"/>
+            </w:pPr>
+            <w:r>
+              <w:rPr>
+                <w:rFonts w:ascii="Times New Roman" w:hAnsi="Times New Roman"/>
+                <w:b/>
+                <w:i w:val="0"/>
+                <w:color w:val="000000"/>
+                <w:sz w:val="17"/>
+              </w:rPr>
+              <w:t>2</w:t>
+            </w:r>
+          </w:p>
+        </w:tc>
+        <w:tc>
+          <w:tcPr>
+            <w:tcW w:type="dxa" w:w="5184"/>
+            <w:tcBorders>
+              <w:top w:val="single" w:sz="4" w:space="0" w:color="000000"/>
+              <w:bottom w:val="single" w:sz="4" w:space="0" w:color="000000"/>
+              <w:left w:val="single" w:sz="4" w:space="0" w:color="000000"/>
+              <w:right w:val="single" w:sz="4" w:space="0" w:color="000000"/>
+            </w:tcBorders>
+            <w:tcMar>
+              <w:top w:w="25" w:type="dxa"/>
+              <w:bottom w:w="25" w:type="dxa"/>
+              <w:left w:w="30" w:type="dxa"/>
+              <w:right w:w="30" w:type="dxa"/>
+            </w:tcMar>
+          </w:tcPr>
+          <w:p>
+            <w:r>
+              <w:rPr>
+                <w:rFonts w:ascii="Times New Roman" w:hAnsi="Times New Roman"/>
+                <w:b w:val="0"/>
+                <w:i w:val="0"/>
+                <w:color w:val="000000"/>
+                <w:sz w:val="17"/>
+              </w:rPr>
+              <w:t>Design and Implementation</w:t>
+            </w:r>
+          </w:p>
+        </w:tc>
+        <w:tc>
+          <w:tcPr>
+            <w:tcW w:type="dxa" w:w="1296"/>
+            <w:tcBorders>
+              <w:top w:val="single" w:sz="4" w:space="0" w:color="000000"/>
+              <w:bottom w:val="single" w:sz="4" w:space="0" w:color="000000"/>
+              <w:left w:val="single" w:sz="4" w:space="0" w:color="000000"/>
+              <w:right w:val="single" w:sz="4" w:space="0" w:color="000000"/>
+            </w:tcBorders>
+            <w:tcMar>
+              <w:top w:w="25" w:type="dxa"/>
+              <w:bottom w:w="25" w:type="dxa"/>
+              <w:left w:w="30" w:type="dxa"/>
+              <w:right w:w="30" w:type="dxa"/>
+            </w:tcMar>
+          </w:tcPr>
+          <w:p>
+            <w:pPr>
+              <w:jc w:val="center"/>
+            </w:pPr>
+            <w:r>
+              <w:rPr>
+                <w:rFonts w:ascii="Times New Roman" w:hAnsi="Times New Roman"/>
+                <w:b/>
+                <w:i w:val="0"/>
+                <w:color w:val="000000"/>
+                <w:sz w:val="17"/>
+              </w:rPr>
+              <w:t>✔</w:t>
+            </w:r>
+          </w:p>
+        </w:tc>
+        <w:tc>
+          <w:tcPr>
+            <w:tcW w:type="dxa" w:w="1296"/>
+            <w:tcBorders>
+              <w:top w:val="single" w:sz="4" w:space="0" w:color="000000"/>
+              <w:bottom w:val="single" w:sz="4" w:space="0" w:color="000000"/>
+              <w:left w:val="single" w:sz="4" w:space="0" w:color="000000"/>
+              <w:right w:val="single" w:sz="4" w:space="0" w:color="000000"/>
+            </w:tcBorders>
+            <w:tcMar>
+              <w:top w:w="25" w:type="dxa"/>
+              <w:bottom w:w="25" w:type="dxa"/>
+              <w:left w:w="30" w:type="dxa"/>
+              <w:right w:w="30" w:type="dxa"/>
+            </w:tcMar>
+          </w:tcPr>
+          <w:p>
+            <w:pPr>
+              <w:jc w:val="center"/>
+            </w:pPr>
+            <w:r>
+              <w:rPr>
+                <w:rFonts w:ascii="Times New Roman" w:hAnsi="Times New Roman"/>
+                <w:b/>
+                <w:i w:val="0"/>
+                <w:color w:val="000000"/>
+                <w:sz w:val="17"/>
+              </w:rPr>
+            </w:r>
+          </w:p>
+        </w:tc>
+        <w:tc>
+          <w:tcPr>
+            <w:tcW w:type="dxa" w:w="1296"/>
+            <w:tcBorders>
+              <w:top w:val="single" w:sz="4" w:space="0" w:color="000000"/>
+              <w:bottom w:val="single" w:sz="4" w:space="0" w:color="000000"/>
+              <w:left w:val="single" w:sz="4" w:space="0" w:color="000000"/>
+              <w:right w:val="single" w:sz="4" w:space="0" w:color="000000"/>
+            </w:tcBorders>
+            <w:tcMar>
+              <w:top w:w="25" w:type="dxa"/>
+              <w:bottom w:w="25" w:type="dxa"/>
+              <w:left w:w="30" w:type="dxa"/>
+              <w:right w:w="30" w:type="dxa"/>
+            </w:tcMar>
+          </w:tcPr>
+          <w:p>
+            <w:pPr>
+              <w:jc w:val="center"/>
+            </w:pPr>
+            <w:r>
+              <w:rPr>
+                <w:rFonts w:ascii="Times New Roman" w:hAnsi="Times New Roman"/>
+                <w:b/>
+                <w:i w:val="0"/>
+                <w:color w:val="000000"/>
+                <w:sz w:val="17"/>
+              </w:rPr>
+            </w:r>
+          </w:p>
+        </w:tc>
+      </w:tr>
+      <w:tr>
+        <w:tc>
+          <w:tcPr>
+            <w:tcW w:type="dxa" w:w="864"/>
+            <w:tcBorders>
+              <w:top w:val="single" w:sz="4" w:space="0" w:color="000000"/>
+              <w:bottom w:val="single" w:sz="4" w:space="0" w:color="000000"/>
+              <w:left w:val="single" w:sz="4" w:space="0" w:color="000000"/>
+              <w:right w:val="single" w:sz="4" w:space="0" w:color="000000"/>
+            </w:tcBorders>
+            <w:tcMar>
+              <w:top w:w="25" w:type="dxa"/>
+              <w:bottom w:w="25" w:type="dxa"/>
+              <w:left w:w="30" w:type="dxa"/>
+              <w:right w:w="30" w:type="dxa"/>
+            </w:tcMar>
+          </w:tcPr>
+          <w:p>
+            <w:pPr>
+              <w:jc w:val="center"/>
+            </w:pPr>
+            <w:r>
+              <w:rPr>
+                <w:rFonts w:ascii="Times New Roman" w:hAnsi="Times New Roman"/>
+                <w:b/>
+                <w:i w:val="0"/>
+                <w:color w:val="000000"/>
+                <w:sz w:val="17"/>
+              </w:rPr>
+              <w:t>3</w:t>
+            </w:r>
+          </w:p>
+        </w:tc>
+        <w:tc>
+          <w:tcPr>
+            <w:tcW w:type="dxa" w:w="5184"/>
+            <w:tcBorders>
+              <w:top w:val="single" w:sz="4" w:space="0" w:color="000000"/>
+              <w:bottom w:val="single" w:sz="4" w:space="0" w:color="000000"/>
+              <w:left w:val="single" w:sz="4" w:space="0" w:color="000000"/>
+              <w:right w:val="single" w:sz="4" w:space="0" w:color="000000"/>
+            </w:tcBorders>
+            <w:tcMar>
+              <w:top w:w="25" w:type="dxa"/>
+              <w:bottom w:w="25" w:type="dxa"/>
+              <w:left w:w="30" w:type="dxa"/>
+              <w:right w:w="30" w:type="dxa"/>
+            </w:tcMar>
+          </w:tcPr>
+          <w:p>
+            <w:r>
+              <w:rPr>
+                <w:rFonts w:ascii="Times New Roman" w:hAnsi="Times New Roman"/>
+                <w:b w:val="0"/>
+                <w:i w:val="0"/>
+                <w:color w:val="000000"/>
+                <w:sz w:val="17"/>
+              </w:rPr>
+              <w:t>Testing and Analysis</w:t>
+            </w:r>
+          </w:p>
+        </w:tc>
+        <w:tc>
+          <w:tcPr>
+            <w:tcW w:type="dxa" w:w="1296"/>
+            <w:tcBorders>
+              <w:top w:val="single" w:sz="4" w:space="0" w:color="000000"/>
+              <w:bottom w:val="single" w:sz="4" w:space="0" w:color="000000"/>
+              <w:left w:val="single" w:sz="4" w:space="0" w:color="000000"/>
+              <w:right w:val="single" w:sz="4" w:space="0" w:color="000000"/>
+            </w:tcBorders>
+            <w:tcMar>
+              <w:top w:w="25" w:type="dxa"/>
+              <w:bottom w:w="25" w:type="dxa"/>
+              <w:left w:w="30" w:type="dxa"/>
+              <w:right w:w="30" w:type="dxa"/>
+            </w:tcMar>
+          </w:tcPr>
+          <w:p>
+            <w:pPr>
+              <w:jc w:val="center"/>
+            </w:pPr>
+            <w:r>
+              <w:rPr>
+                <w:rFonts w:ascii="Times New Roman" w:hAnsi="Times New Roman"/>
+                <w:b/>
+                <w:i w:val="0"/>
+                <w:color w:val="000000"/>
+                <w:sz w:val="17"/>
+              </w:rPr>
+              <w:t>✔</w:t>
+            </w:r>
+          </w:p>
+        </w:tc>
+        <w:tc>
+          <w:tcPr>
+            <w:tcW w:type="dxa" w:w="1296"/>
+            <w:tcBorders>
+              <w:top w:val="single" w:sz="4" w:space="0" w:color="000000"/>
+              <w:bottom w:val="single" w:sz="4" w:space="0" w:color="000000"/>
+              <w:left w:val="single" w:sz="4" w:space="0" w:color="000000"/>
+              <w:right w:val="single" w:sz="4" w:space="0" w:color="000000"/>
+            </w:tcBorders>
+            <w:tcMar>
+              <w:top w:w="25" w:type="dxa"/>
+              <w:bottom w:w="25" w:type="dxa"/>
+              <w:left w:w="30" w:type="dxa"/>
+              <w:right w:w="30" w:type="dxa"/>
+            </w:tcMar>
+          </w:tcPr>
+          <w:p>
+            <w:pPr>
+              <w:jc w:val="center"/>
+            </w:pPr>
+            <w:r>
+              <w:rPr>
+                <w:rFonts w:ascii="Times New Roman" w:hAnsi="Times New Roman"/>
+                <w:b/>
+                <w:i w:val="0"/>
+                <w:color w:val="000000"/>
+                <w:sz w:val="17"/>
+              </w:rPr>
+            </w:r>
+          </w:p>
+        </w:tc>
+        <w:tc>
+          <w:tcPr>
+            <w:tcW w:type="dxa" w:w="1296"/>
+            <w:tcBorders>
+              <w:top w:val="single" w:sz="4" w:space="0" w:color="000000"/>
+              <w:bottom w:val="single" w:sz="4" w:space="0" w:color="000000"/>
+              <w:left w:val="single" w:sz="4" w:space="0" w:color="000000"/>
+              <w:right w:val="single" w:sz="4" w:space="0" w:color="000000"/>
+            </w:tcBorders>
+            <w:tcMar>
+              <w:top w:w="25" w:type="dxa"/>
+              <w:bottom w:w="25" w:type="dxa"/>
+              <w:left w:w="30" w:type="dxa"/>
+              <w:right w:w="30" w:type="dxa"/>
+            </w:tcMar>
+          </w:tcPr>
+          <w:p>
+            <w:pPr>
+              <w:jc w:val="center"/>
+            </w:pPr>
+            <w:r>
+              <w:rPr>
+                <w:rFonts w:ascii="Times New Roman" w:hAnsi="Times New Roman"/>
+                <w:b/>
+                <w:i w:val="0"/>
+                <w:color w:val="000000"/>
+                <w:sz w:val="17"/>
+              </w:rPr>
+            </w:r>
+          </w:p>
+        </w:tc>
+      </w:tr>
+      <w:tr>
+        <w:tc>
+          <w:tcPr>
+            <w:tcW w:type="dxa" w:w="864"/>
+            <w:tcBorders>
+              <w:top w:val="single" w:sz="4" w:space="0" w:color="000000"/>
+              <w:bottom w:val="single" w:sz="4" w:space="0" w:color="000000"/>
+              <w:left w:val="single" w:sz="4" w:space="0" w:color="000000"/>
+              <w:right w:val="single" w:sz="4" w:space="0" w:color="000000"/>
+            </w:tcBorders>
+            <w:tcMar>
+              <w:top w:w="25" w:type="dxa"/>
+              <w:bottom w:w="25" w:type="dxa"/>
+              <w:left w:w="30" w:type="dxa"/>
+              <w:right w:w="30" w:type="dxa"/>
+            </w:tcMar>
+          </w:tcPr>
+          <w:p>
+            <w:pPr>
+              <w:jc w:val="center"/>
+            </w:pPr>
+            <w:r>
+              <w:rPr>
+                <w:rFonts w:ascii="Times New Roman" w:hAnsi="Times New Roman"/>
+                <w:b/>
+                <w:i w:val="0"/>
+                <w:color w:val="000000"/>
+                <w:sz w:val="17"/>
+              </w:rPr>
+              <w:t>4</w:t>
+            </w:r>
+          </w:p>
+        </w:tc>
+        <w:tc>
+          <w:tcPr>
+            <w:tcW w:type="dxa" w:w="5184"/>
+            <w:tcBorders>
+              <w:top w:val="single" w:sz="4" w:space="0" w:color="000000"/>
+              <w:bottom w:val="single" w:sz="4" w:space="0" w:color="000000"/>
+              <w:left w:val="single" w:sz="4" w:space="0" w:color="000000"/>
+              <w:right w:val="single" w:sz="4" w:space="0" w:color="000000"/>
+            </w:tcBorders>
+            <w:tcMar>
+              <w:top w:w="25" w:type="dxa"/>
+              <w:bottom w:w="25" w:type="dxa"/>
+              <w:left w:w="30" w:type="dxa"/>
+              <w:right w:w="30" w:type="dxa"/>
+            </w:tcMar>
+          </w:tcPr>
+          <w:p>
+            <w:r>
+              <w:rPr>
+                <w:rFonts w:ascii="Times New Roman" w:hAnsi="Times New Roman"/>
+                <w:b w:val="0"/>
+                <w:i w:val="0"/>
+                <w:color w:val="000000"/>
+                <w:sz w:val="17"/>
+              </w:rPr>
+              <w:t>Use of standard engineering norms</w:t>
+            </w:r>
+          </w:p>
+        </w:tc>
+        <w:tc>
+          <w:tcPr>
+            <w:tcW w:type="dxa" w:w="1296"/>
+            <w:tcBorders>
+              <w:top w:val="single" w:sz="4" w:space="0" w:color="000000"/>
+              <w:bottom w:val="single" w:sz="4" w:space="0" w:color="000000"/>
+              <w:left w:val="single" w:sz="4" w:space="0" w:color="000000"/>
+              <w:right w:val="single" w:sz="4" w:space="0" w:color="000000"/>
+            </w:tcBorders>
+            <w:tcMar>
+              <w:top w:w="25" w:type="dxa"/>
+              <w:bottom w:w="25" w:type="dxa"/>
+              <w:left w:w="30" w:type="dxa"/>
+              <w:right w:w="30" w:type="dxa"/>
+            </w:tcMar>
+          </w:tcPr>
+          <w:p>
+            <w:pPr>
+              <w:jc w:val="center"/>
+            </w:pPr>
+            <w:r>
+              <w:rPr>
+                <w:rFonts w:ascii="Times New Roman" w:hAnsi="Times New Roman"/>
+                <w:b/>
+                <w:i w:val="0"/>
+                <w:color w:val="000000"/>
+                <w:sz w:val="17"/>
+              </w:rPr>
+              <w:t>✔</w:t>
+            </w:r>
+          </w:p>
+        </w:tc>
+        <w:tc>
+          <w:tcPr>
+            <w:tcW w:type="dxa" w:w="1296"/>
+            <w:tcBorders>
+              <w:top w:val="single" w:sz="4" w:space="0" w:color="000000"/>
+              <w:bottom w:val="single" w:sz="4" w:space="0" w:color="000000"/>
+              <w:left w:val="single" w:sz="4" w:space="0" w:color="000000"/>
+              <w:right w:val="single" w:sz="4" w:space="0" w:color="000000"/>
+            </w:tcBorders>
+            <w:tcMar>
+              <w:top w:w="25" w:type="dxa"/>
+              <w:bottom w:w="25" w:type="dxa"/>
+              <w:left w:w="30" w:type="dxa"/>
+              <w:right w:w="30" w:type="dxa"/>
+            </w:tcMar>
+          </w:tcPr>
+          <w:p>
+            <w:pPr>
+              <w:jc w:val="center"/>
+            </w:pPr>
+            <w:r>
+              <w:rPr>
+                <w:rFonts w:ascii="Times New Roman" w:hAnsi="Times New Roman"/>
+                <w:b/>
+                <w:i w:val="0"/>
+                <w:color w:val="000000"/>
+                <w:sz w:val="17"/>
+              </w:rPr>
+            </w:r>
+          </w:p>
+        </w:tc>
+        <w:tc>
+          <w:tcPr>
+            <w:tcW w:type="dxa" w:w="1296"/>
+            <w:tcBorders>
+              <w:top w:val="single" w:sz="4" w:space="0" w:color="000000"/>
+              <w:bottom w:val="single" w:sz="4" w:space="0" w:color="000000"/>
+              <w:left w:val="single" w:sz="4" w:space="0" w:color="000000"/>
+              <w:right w:val="single" w:sz="4" w:space="0" w:color="000000"/>
+            </w:tcBorders>
+            <w:tcMar>
+              <w:top w:w="25" w:type="dxa"/>
+              <w:bottom w:w="25" w:type="dxa"/>
+              <w:left w:w="30" w:type="dxa"/>
+              <w:right w:w="30" w:type="dxa"/>
+            </w:tcMar>
+          </w:tcPr>
+          <w:p>
+            <w:pPr>
+              <w:jc w:val="center"/>
+            </w:pPr>
+            <w:r>
+              <w:rPr>
+                <w:rFonts w:ascii="Times New Roman" w:hAnsi="Times New Roman"/>
+                <w:b/>
+                <w:i w:val="0"/>
+                <w:color w:val="000000"/>
+                <w:sz w:val="17"/>
+              </w:rPr>
+            </w:r>
+          </w:p>
+        </w:tc>
+      </w:tr>
+      <w:tr>
+        <w:tc>
+          <w:tcPr>
+            <w:tcW w:type="dxa" w:w="864"/>
+            <w:tcBorders>
+              <w:top w:val="single" w:sz="4" w:space="0" w:color="000000"/>
+              <w:bottom w:val="single" w:sz="4" w:space="0" w:color="000000"/>
+              <w:left w:val="single" w:sz="4" w:space="0" w:color="000000"/>
+              <w:right w:val="single" w:sz="4" w:space="0" w:color="000000"/>
+            </w:tcBorders>
+            <w:tcMar>
+              <w:top w:w="25" w:type="dxa"/>
+              <w:bottom w:w="25" w:type="dxa"/>
+              <w:left w:w="30" w:type="dxa"/>
+              <w:right w:w="30" w:type="dxa"/>
+            </w:tcMar>
+          </w:tcPr>
+          <w:p>
+            <w:pPr>
+              <w:jc w:val="center"/>
+            </w:pPr>
+            <w:r>
+              <w:rPr>
+                <w:rFonts w:ascii="Times New Roman" w:hAnsi="Times New Roman"/>
+                <w:b/>
+                <w:i w:val="0"/>
+                <w:color w:val="000000"/>
+                <w:sz w:val="17"/>
+              </w:rPr>
+              <w:t>5</w:t>
+            </w:r>
+          </w:p>
+        </w:tc>
+        <w:tc>
+          <w:tcPr>
+            <w:tcW w:type="dxa" w:w="5184"/>
+            <w:tcBorders>
+              <w:top w:val="single" w:sz="4" w:space="0" w:color="000000"/>
+              <w:bottom w:val="single" w:sz="4" w:space="0" w:color="000000"/>
+              <w:left w:val="single" w:sz="4" w:space="0" w:color="000000"/>
+              <w:right w:val="single" w:sz="4" w:space="0" w:color="000000"/>
+            </w:tcBorders>
+            <w:tcMar>
+              <w:top w:w="25" w:type="dxa"/>
+              <w:bottom w:w="25" w:type="dxa"/>
+              <w:left w:w="30" w:type="dxa"/>
+              <w:right w:w="30" w:type="dxa"/>
+            </w:tcMar>
+          </w:tcPr>
+          <w:p>
+            <w:r>
+              <w:rPr>
+                <w:rFonts w:ascii="Times New Roman" w:hAnsi="Times New Roman"/>
+                <w:b w:val="0"/>
+                <w:i w:val="0"/>
+                <w:color w:val="000000"/>
+                <w:sz w:val="17"/>
+              </w:rPr>
+              <w:t>Cost effectiveness and Societal impact</w:t>
+            </w:r>
+          </w:p>
+        </w:tc>
+        <w:tc>
+          <w:tcPr>
+            <w:tcW w:type="dxa" w:w="1296"/>
+            <w:tcBorders>
+              <w:top w:val="single" w:sz="4" w:space="0" w:color="000000"/>
+              <w:bottom w:val="single" w:sz="4" w:space="0" w:color="000000"/>
+              <w:left w:val="single" w:sz="4" w:space="0" w:color="000000"/>
+              <w:right w:val="single" w:sz="4" w:space="0" w:color="000000"/>
+            </w:tcBorders>
+            <w:tcMar>
+              <w:top w:w="25" w:type="dxa"/>
+              <w:bottom w:w="25" w:type="dxa"/>
+              <w:left w:w="30" w:type="dxa"/>
+              <w:right w:w="30" w:type="dxa"/>
+            </w:tcMar>
+          </w:tcPr>
+          <w:p>
+            <w:pPr>
+              <w:jc w:val="center"/>
+            </w:pPr>
+            <w:r>
+              <w:rPr>
+                <w:rFonts w:ascii="Times New Roman" w:hAnsi="Times New Roman"/>
+                <w:b/>
+                <w:i w:val="0"/>
+                <w:color w:val="000000"/>
+                <w:sz w:val="17"/>
+              </w:rPr>
+              <w:t>✔</w:t>
+            </w:r>
+          </w:p>
+        </w:tc>
+        <w:tc>
+          <w:tcPr>
+            <w:tcW w:type="dxa" w:w="1296"/>
+            <w:tcBorders>
+              <w:top w:val="single" w:sz="4" w:space="0" w:color="000000"/>
+              <w:bottom w:val="single" w:sz="4" w:space="0" w:color="000000"/>
+              <w:left w:val="single" w:sz="4" w:space="0" w:color="000000"/>
+              <w:right w:val="single" w:sz="4" w:space="0" w:color="000000"/>
+            </w:tcBorders>
+            <w:tcMar>
+              <w:top w:w="25" w:type="dxa"/>
+              <w:bottom w:w="25" w:type="dxa"/>
+              <w:left w:w="30" w:type="dxa"/>
+              <w:right w:w="30" w:type="dxa"/>
+            </w:tcMar>
+          </w:tcPr>
+          <w:p>
+            <w:pPr>
+              <w:jc w:val="center"/>
+            </w:pPr>
+            <w:r>
+              <w:rPr>
+                <w:rFonts w:ascii="Times New Roman" w:hAnsi="Times New Roman"/>
+                <w:b/>
+                <w:i w:val="0"/>
+                <w:color w:val="000000"/>
+                <w:sz w:val="17"/>
+              </w:rPr>
+            </w:r>
+          </w:p>
+        </w:tc>
+        <w:tc>
+          <w:tcPr>
+            <w:tcW w:type="dxa" w:w="1296"/>
+            <w:tcBorders>
+              <w:top w:val="single" w:sz="4" w:space="0" w:color="000000"/>
+              <w:bottom w:val="single" w:sz="4" w:space="0" w:color="000000"/>
+              <w:left w:val="single" w:sz="4" w:space="0" w:color="000000"/>
+              <w:right w:val="single" w:sz="4" w:space="0" w:color="000000"/>
+            </w:tcBorders>
+            <w:tcMar>
+              <w:top w:w="25" w:type="dxa"/>
+              <w:bottom w:w="25" w:type="dxa"/>
+              <w:left w:w="30" w:type="dxa"/>
+              <w:right w:w="30" w:type="dxa"/>
+            </w:tcMar>
+          </w:tcPr>
+          <w:p>
+            <w:pPr>
+              <w:jc w:val="center"/>
+            </w:pPr>
+            <w:r>
+              <w:rPr>
+                <w:rFonts w:ascii="Times New Roman" w:hAnsi="Times New Roman"/>
+                <w:b/>
+                <w:i w:val="0"/>
+                <w:color w:val="000000"/>
+                <w:sz w:val="17"/>
+              </w:rPr>
+            </w:r>
+          </w:p>
+        </w:tc>
+      </w:tr>
+      <w:tr>
+        <w:tc>
+          <w:tcPr>
+            <w:tcW w:type="dxa" w:w="864"/>
+            <w:tcBorders>
+              <w:top w:val="single" w:sz="4" w:space="0" w:color="000000"/>
+              <w:bottom w:val="single" w:sz="4" w:space="0" w:color="000000"/>
+              <w:left w:val="single" w:sz="4" w:space="0" w:color="000000"/>
+              <w:right w:val="single" w:sz="4" w:space="0" w:color="000000"/>
+            </w:tcBorders>
+            <w:tcMar>
+              <w:top w:w="25" w:type="dxa"/>
+              <w:bottom w:w="25" w:type="dxa"/>
+              <w:left w:w="30" w:type="dxa"/>
+              <w:right w:w="30" w:type="dxa"/>
+            </w:tcMar>
+          </w:tcPr>
+          <w:p>
+            <w:pPr>
+              <w:jc w:val="center"/>
+            </w:pPr>
+            <w:r>
+              <w:rPr>
+                <w:rFonts w:ascii="Times New Roman" w:hAnsi="Times New Roman"/>
+                <w:b/>
+                <w:i w:val="0"/>
+                <w:color w:val="000000"/>
+                <w:sz w:val="17"/>
+              </w:rPr>
+              <w:t>6</w:t>
+            </w:r>
+          </w:p>
+        </w:tc>
+        <w:tc>
+          <w:tcPr>
+            <w:tcW w:type="dxa" w:w="5184"/>
+            <w:tcBorders>
+              <w:top w:val="single" w:sz="4" w:space="0" w:color="000000"/>
+              <w:bottom w:val="single" w:sz="4" w:space="0" w:color="000000"/>
+              <w:left w:val="single" w:sz="4" w:space="0" w:color="000000"/>
+              <w:right w:val="single" w:sz="4" w:space="0" w:color="000000"/>
+            </w:tcBorders>
+            <w:tcMar>
+              <w:top w:w="25" w:type="dxa"/>
+              <w:bottom w:w="25" w:type="dxa"/>
+              <w:left w:w="30" w:type="dxa"/>
+              <w:right w:w="30" w:type="dxa"/>
+            </w:tcMar>
+          </w:tcPr>
+          <w:p>
+            <w:r>
+              <w:rPr>
+                <w:rFonts w:ascii="Times New Roman" w:hAnsi="Times New Roman"/>
+                <w:b w:val="0"/>
+                <w:i w:val="0"/>
+                <w:color w:val="000000"/>
+                <w:sz w:val="17"/>
+              </w:rPr>
+              <w:t>Contribution of an individual member in team</w:t>
+            </w:r>
+          </w:p>
+        </w:tc>
+        <w:tc>
+          <w:tcPr>
+            <w:tcW w:type="dxa" w:w="1296"/>
+            <w:tcBorders>
+              <w:top w:val="single" w:sz="4" w:space="0" w:color="000000"/>
+              <w:bottom w:val="single" w:sz="4" w:space="0" w:color="000000"/>
+              <w:left w:val="single" w:sz="4" w:space="0" w:color="000000"/>
+              <w:right w:val="single" w:sz="4" w:space="0" w:color="000000"/>
+            </w:tcBorders>
+            <w:tcMar>
+              <w:top w:w="25" w:type="dxa"/>
+              <w:bottom w:w="25" w:type="dxa"/>
+              <w:left w:w="30" w:type="dxa"/>
+              <w:right w:w="30" w:type="dxa"/>
+            </w:tcMar>
+          </w:tcPr>
+          <w:p>
+            <w:pPr>
+              <w:jc w:val="center"/>
+            </w:pPr>
+            <w:r>
+              <w:rPr>
+                <w:rFonts w:ascii="Times New Roman" w:hAnsi="Times New Roman"/>
+                <w:b/>
+                <w:i w:val="0"/>
+                <w:color w:val="000000"/>
+                <w:sz w:val="17"/>
+              </w:rPr>
+              <w:t>✔</w:t>
+            </w:r>
+          </w:p>
+        </w:tc>
+        <w:tc>
+          <w:tcPr>
+            <w:tcW w:type="dxa" w:w="1296"/>
+            <w:tcBorders>
+              <w:top w:val="single" w:sz="4" w:space="0" w:color="000000"/>
+              <w:bottom w:val="single" w:sz="4" w:space="0" w:color="000000"/>
+              <w:left w:val="single" w:sz="4" w:space="0" w:color="000000"/>
+              <w:right w:val="single" w:sz="4" w:space="0" w:color="000000"/>
+            </w:tcBorders>
+            <w:tcMar>
+              <w:top w:w="25" w:type="dxa"/>
+              <w:bottom w:w="25" w:type="dxa"/>
+              <w:left w:w="30" w:type="dxa"/>
+              <w:right w:w="30" w:type="dxa"/>
+            </w:tcMar>
+          </w:tcPr>
+          <w:p>
+            <w:pPr>
+              <w:jc w:val="center"/>
+            </w:pPr>
+            <w:r>
+              <w:rPr>
+                <w:rFonts w:ascii="Times New Roman" w:hAnsi="Times New Roman"/>
+                <w:b/>
+                <w:i w:val="0"/>
+                <w:color w:val="000000"/>
+                <w:sz w:val="17"/>
+              </w:rPr>
+            </w:r>
+          </w:p>
+        </w:tc>
+        <w:tc>
+          <w:tcPr>
+            <w:tcW w:type="dxa" w:w="1296"/>
+            <w:tcBorders>
+              <w:top w:val="single" w:sz="4" w:space="0" w:color="000000"/>
+              <w:bottom w:val="single" w:sz="4" w:space="0" w:color="000000"/>
+              <w:left w:val="single" w:sz="4" w:space="0" w:color="000000"/>
+              <w:right w:val="single" w:sz="4" w:space="0" w:color="000000"/>
+            </w:tcBorders>
+            <w:tcMar>
+              <w:top w:w="25" w:type="dxa"/>
+              <w:bottom w:w="25" w:type="dxa"/>
+              <w:left w:w="30" w:type="dxa"/>
+              <w:right w:w="30" w:type="dxa"/>
+            </w:tcMar>
+          </w:tcPr>
+          <w:p>
+            <w:pPr>
+              <w:jc w:val="center"/>
+            </w:pPr>
+            <w:r>
+              <w:rPr>
+                <w:rFonts w:ascii="Times New Roman" w:hAnsi="Times New Roman"/>
+                <w:b/>
+                <w:i w:val="0"/>
+                <w:color w:val="000000"/>
+                <w:sz w:val="17"/>
+              </w:rPr>
+            </w:r>
+          </w:p>
+        </w:tc>
+      </w:tr>
+      <w:tr>
+        <w:tc>
+          <w:tcPr>
+            <w:tcW w:type="dxa" w:w="864"/>
+            <w:tcBorders>
+              <w:top w:val="single" w:sz="4" w:space="0" w:color="000000"/>
+              <w:bottom w:val="single" w:sz="4" w:space="0" w:color="000000"/>
+              <w:left w:val="single" w:sz="4" w:space="0" w:color="000000"/>
+              <w:right w:val="single" w:sz="4" w:space="0" w:color="000000"/>
+            </w:tcBorders>
+            <w:tcMar>
+              <w:top w:w="25" w:type="dxa"/>
+              <w:bottom w:w="25" w:type="dxa"/>
+              <w:left w:w="30" w:type="dxa"/>
+              <w:right w:w="30" w:type="dxa"/>
+            </w:tcMar>
+          </w:tcPr>
+          <w:p>
+            <w:pPr>
+              <w:jc w:val="center"/>
+            </w:pPr>
+            <w:r>
+              <w:rPr>
+                <w:rFonts w:ascii="Times New Roman" w:hAnsi="Times New Roman"/>
+                <w:b/>
+                <w:i w:val="0"/>
+                <w:color w:val="000000"/>
+                <w:sz w:val="17"/>
+              </w:rPr>
+              <w:t>7</w:t>
+            </w:r>
+          </w:p>
+        </w:tc>
+        <w:tc>
+          <w:tcPr>
+            <w:tcW w:type="dxa" w:w="5184"/>
+            <w:tcBorders>
+              <w:top w:val="single" w:sz="4" w:space="0" w:color="000000"/>
+              <w:bottom w:val="single" w:sz="4" w:space="0" w:color="000000"/>
+              <w:left w:val="single" w:sz="4" w:space="0" w:color="000000"/>
+              <w:right w:val="single" w:sz="4" w:space="0" w:color="000000"/>
+            </w:tcBorders>
+            <w:tcMar>
+              <w:top w:w="25" w:type="dxa"/>
+              <w:bottom w:w="25" w:type="dxa"/>
+              <w:left w:w="30" w:type="dxa"/>
+              <w:right w:w="30" w:type="dxa"/>
+            </w:tcMar>
+          </w:tcPr>
+          <w:p>
+            <w:r>
+              <w:rPr>
+                <w:rFonts w:ascii="Times New Roman" w:hAnsi="Times New Roman"/>
+                <w:b w:val="0"/>
+                <w:i w:val="0"/>
+                <w:color w:val="000000"/>
+                <w:sz w:val="17"/>
+              </w:rPr>
+              <w:t>Overall Presentation &amp; Performance</w:t>
+            </w:r>
+          </w:p>
+        </w:tc>
+        <w:tc>
+          <w:tcPr>
+            <w:tcW w:type="dxa" w:w="1296"/>
+            <w:tcBorders>
+              <w:top w:val="single" w:sz="4" w:space="0" w:color="000000"/>
+              <w:bottom w:val="single" w:sz="4" w:space="0" w:color="000000"/>
+              <w:left w:val="single" w:sz="4" w:space="0" w:color="000000"/>
+              <w:right w:val="single" w:sz="4" w:space="0" w:color="000000"/>
+            </w:tcBorders>
+            <w:tcMar>
+              <w:top w:w="25" w:type="dxa"/>
+              <w:bottom w:w="25" w:type="dxa"/>
+              <w:left w:w="30" w:type="dxa"/>
+              <w:right w:w="30" w:type="dxa"/>
+            </w:tcMar>
+          </w:tcPr>
+          <w:p>
+            <w:pPr>
+              <w:jc w:val="center"/>
+            </w:pPr>
+            <w:r>
+              <w:rPr>
+                <w:rFonts w:ascii="Times New Roman" w:hAnsi="Times New Roman"/>
+                <w:b/>
+                <w:i w:val="0"/>
+                <w:color w:val="000000"/>
+                <w:sz w:val="17"/>
+              </w:rPr>
+              <w:t>✔</w:t>
+            </w:r>
+          </w:p>
+        </w:tc>
+        <w:tc>
+          <w:tcPr>
+            <w:tcW w:type="dxa" w:w="1296"/>
+            <w:tcBorders>
+              <w:top w:val="single" w:sz="4" w:space="0" w:color="000000"/>
+              <w:bottom w:val="single" w:sz="4" w:space="0" w:color="000000"/>
+              <w:left w:val="single" w:sz="4" w:space="0" w:color="000000"/>
+              <w:right w:val="single" w:sz="4" w:space="0" w:color="000000"/>
+            </w:tcBorders>
+            <w:tcMar>
+              <w:top w:w="25" w:type="dxa"/>
+              <w:bottom w:w="25" w:type="dxa"/>
+              <w:left w:w="30" w:type="dxa"/>
+              <w:right w:w="30" w:type="dxa"/>
+            </w:tcMar>
+          </w:tcPr>
+          <w:p>
+            <w:pPr>
+              <w:jc w:val="center"/>
+            </w:pPr>
+            <w:r>
+              <w:rPr>
+                <w:rFonts w:ascii="Times New Roman" w:hAnsi="Times New Roman"/>
+                <w:b/>
+                <w:i w:val="0"/>
+                <w:color w:val="000000"/>
+                <w:sz w:val="17"/>
+              </w:rPr>
+            </w:r>
+          </w:p>
+        </w:tc>
+        <w:tc>
+          <w:tcPr>
+            <w:tcW w:type="dxa" w:w="1296"/>
+            <w:tcBorders>
+              <w:top w:val="single" w:sz="4" w:space="0" w:color="000000"/>
+              <w:bottom w:val="single" w:sz="4" w:space="0" w:color="000000"/>
+              <w:left w:val="single" w:sz="4" w:space="0" w:color="000000"/>
+              <w:right w:val="single" w:sz="4" w:space="0" w:color="000000"/>
+            </w:tcBorders>
+            <w:tcMar>
+              <w:top w:w="25" w:type="dxa"/>
+              <w:bottom w:w="25" w:type="dxa"/>
+              <w:left w:w="30" w:type="dxa"/>
+              <w:right w:w="30" w:type="dxa"/>
+            </w:tcMar>
+          </w:tcPr>
+          <w:p>
+            <w:pPr>
+              <w:jc w:val="center"/>
+            </w:pPr>
+            <w:r>
+              <w:rPr>
+                <w:rFonts w:ascii="Times New Roman" w:hAnsi="Times New Roman"/>
+                <w:b/>
+                <w:i w:val="0"/>
+                <w:color w:val="000000"/>
+                <w:sz w:val="17"/>
+              </w:rPr>
+            </w:r>
+          </w:p>
+        </w:tc>
+      </w:tr>
+    </w:tbl>
+    <w:p>
+      <w:pPr>
+        <w:spacing w:after="80" w:before="0" w:line="276" w:lineRule="auto"/>
+        <w:jc w:val="left"/>
+      </w:pPr>
+    </w:p>
+    <w:tbl>
+      <w:tblPr>
+        <w:tblW w:type="auto" w:w="0"/>
+        <w:jc w:val="center"/>
+        <w:tblLook w:firstColumn="1" w:firstRow="1" w:lastColumn="0" w:lastRow="0" w:noHBand="0" w:noVBand="1" w:val="04A0"/>
+      </w:tblPr>
+      <w:tblGrid>
+        <w:gridCol w:w="9648"/>
+      </w:tblGrid>
+      <w:tr>
+        <w:tc>
+          <w:tcPr>
+            <w:tcW w:type="dxa" w:w="9936"/>
+            <w:tcBorders>
+              <w:top w:val="single" w:sz="4" w:space="0" w:color="000000"/>
+              <w:bottom w:val="single" w:sz="4" w:space="0" w:color="000000"/>
+              <w:left w:val="single" w:sz="4" w:space="0" w:color="000000"/>
+              <w:right w:val="single" w:sz="4" w:space="0" w:color="000000"/>
+            </w:tcBorders>
+            <w:tcMar>
+              <w:top w:w="40" w:type="dxa"/>
+              <w:bottom w:w="40" w:type="dxa"/>
+              <w:left w:w="50" w:type="dxa"/>
+              <w:right w:w="50" w:type="dxa"/>
+            </w:tcMar>
+          </w:tcPr>
+          <w:p>
+            <w:r>
+              <w:rPr>
+                <w:rFonts w:ascii="Times New Roman" w:hAnsi="Times New Roman"/>
+                <w:b/>
+                <w:i w:val="0"/>
+                <w:color w:val="000000"/>
                 <w:sz w:val="18"/>
               </w:rPr>
-              <w:t>Review – II (Week 12)</w:t>
+              <w:t>Comments:</w:t>
+              <w:br/>
+            </w:r>
+            <w:r>
+              <w:rPr>
+                <w:rFonts w:ascii="Times New Roman" w:hAnsi="Times New Roman"/>
+                <w:b w:val="0"/>
+                <w:i w:val="0"/>
+                <w:color w:val="000000"/>
+                <w:sz w:val="17"/>
+              </w:rPr>
+              <w:t>Complete working prototype successfully demonstrated in both CLI terminal mode and responsive web mode. The 92 automated verification tests cover zero-access barriers, administrative privilege delegation, and persistent file storage effectively. Individual student contributions are well-balanced and substantiated by git commit logs. Recommended for final semester submission.</w:t>
+            </w:r>
+          </w:p>
+        </w:tc>
+      </w:tr>
+    </w:tbl>
+    <w:p>
+      <w:pPr>
+        <w:spacing w:after="80" w:before="120" w:line="276" w:lineRule="auto"/>
+        <w:jc w:val="left"/>
+      </w:pPr>
+      <w:r>
+        <w:rPr>
+          <w:rFonts w:ascii="Times New Roman" w:hAnsi="Times New Roman"/>
+          <w:b/>
+          <w:i w:val="0"/>
+          <w:color w:val="000000"/>
+          <w:sz w:val="19"/>
+        </w:rPr>
+        <w:t>Project Guide &amp; Panel Members Signatures:</w:t>
+      </w:r>
+    </w:p>
+    <w:p>
+      <w:pPr>
+        <w:spacing w:after="60" w:before="0" w:line="276" w:lineRule="auto"/>
+        <w:jc w:val="left"/>
+      </w:pPr>
+      <w:r>
+        <w:rPr>
+          <w:rFonts w:ascii="Times New Roman" w:hAnsi="Times New Roman"/>
+          <w:b w:val="0"/>
+          <w:i w:val="0"/>
+          <w:color w:val="000000"/>
+          <w:sz w:val="18"/>
+        </w:rPr>
+        <w:t>1) __________________________________________________</w:t>
+      </w:r>
+    </w:p>
+    <w:p>
+      <w:pPr>
+        <w:spacing w:after="60" w:before="0" w:line="276" w:lineRule="auto"/>
+        <w:jc w:val="left"/>
+      </w:pPr>
+      <w:r>
+        <w:rPr>
+          <w:rFonts w:ascii="Times New Roman" w:hAnsi="Times New Roman"/>
+          <w:b w:val="0"/>
+          <w:i w:val="0"/>
+          <w:color w:val="000000"/>
+          <w:sz w:val="18"/>
+        </w:rPr>
+        <w:t>2) __________________________________________________</w:t>
+      </w:r>
+    </w:p>
+    <w:p>
+      <w:pPr>
+        <w:spacing w:after="160" w:before="0" w:line="276" w:lineRule="auto"/>
+        <w:jc w:val="left"/>
+      </w:pPr>
+      <w:r>
+        <w:rPr>
+          <w:rFonts w:ascii="Times New Roman" w:hAnsi="Times New Roman"/>
+          <w:b w:val="0"/>
+          <w:i w:val="0"/>
+          <w:color w:val="000000"/>
+          <w:sz w:val="18"/>
+        </w:rPr>
+        <w:t>3) __________________________________________________</w:t>
+      </w:r>
+    </w:p>
+    <w:tbl>
+      <w:tblPr>
+        <w:tblW w:type="auto" w:w="0"/>
+        <w:jc w:val="center"/>
+        <w:tblLook w:firstColumn="1" w:firstRow="1" w:lastColumn="0" w:lastRow="0" w:noHBand="0" w:noVBand="1" w:val="04A0"/>
+      </w:tblPr>
+      <w:tblGrid>
+        <w:gridCol w:w="4824"/>
+        <w:gridCol w:w="4824"/>
+      </w:tblGrid>
+      <w:tr>
+        <w:tc>
+          <w:tcPr>
+            <w:tcW w:type="dxa" w:w="4896"/>
+            <w:tcBorders>
+              <w:top w:val="none"/>
+              <w:bottom w:val="none"/>
+              <w:left w:val="none"/>
+              <w:right w:val="none"/>
+            </w:tcBorders>
+          </w:tcPr>
+          <w:p>
+            <w:pPr>
+              <w:jc w:val="center"/>
+            </w:pPr>
+            <w:r>
+              <w:rPr>
+                <w:rFonts w:ascii="Times New Roman" w:hAnsi="Times New Roman"/>
+                <w:b/>
+                <w:i w:val="0"/>
+                <w:color w:val="000000"/>
+                <w:sz w:val="17"/>
+              </w:rPr>
+              <w:t>___________________________</w:t>
+              <w:br/>
+              <w:t>Name, Date &amp; Signature</w:t>
+              <w:br/>
+              <w:t>Project Coordinator</w:t>
+            </w:r>
+          </w:p>
+        </w:tc>
+        <w:tc>
+          <w:tcPr>
+            <w:tcW w:type="dxa" w:w="4896"/>
+            <w:tcBorders>
+              <w:top w:val="none"/>
+              <w:bottom w:val="none"/>
+              <w:left w:val="none"/>
+              <w:right w:val="none"/>
+            </w:tcBorders>
+          </w:tcPr>
+          <w:p>
+            <w:pPr>
+              <w:jc w:val="center"/>
+            </w:pPr>
+            <w:r>
+              <w:rPr>
+                <w:rFonts w:ascii="Times New Roman" w:hAnsi="Times New Roman"/>
+                <w:b/>
+                <w:i w:val="0"/>
+                <w:color w:val="000000"/>
+                <w:sz w:val="17"/>
+              </w:rPr>
+              <w:t>___________________________</w:t>
+              <w:br/>
+              <w:t>Name, Date &amp; Signature</w:t>
+              <w:br/>
+              <w:t>HOD - Information Technology</w:t>
+            </w:r>
+          </w:p>
+        </w:tc>
+      </w:tr>
+    </w:tbl>
+    <w:p>
+      <w:r>
+        <w:br w:type="page"/>
+      </w:r>
+    </w:p>
+    <w:p>
+      <w:pPr>
+        <w:spacing w:after="120" w:before="0" w:line="276" w:lineRule="auto"/>
+        <w:jc w:val="center"/>
+      </w:pPr>
+      <w:r>
+        <w:rPr>
+          <w:rFonts w:ascii="Times New Roman" w:hAnsi="Times New Roman"/>
+          <w:b/>
+          <w:i w:val="0"/>
+          <w:color w:val="000000"/>
+          <w:sz w:val="30"/>
+        </w:rPr>
+        <w:t>EXAMINER'S FEEDBACK FORM</w:t>
+      </w:r>
+    </w:p>
+    <w:p>
+      <w:pPr>
+        <w:spacing w:after="40" w:before="0" w:line="276" w:lineRule="auto"/>
+        <w:jc w:val="left"/>
+      </w:pPr>
+      <w:r>
+        <w:rPr>
+          <w:rFonts w:ascii="Times New Roman" w:hAnsi="Times New Roman"/>
+          <w:b w:val="0"/>
+          <w:i w:val="0"/>
+          <w:color w:val="000000"/>
+          <w:sz w:val="19"/>
+        </w:rPr>
+        <w:t>Name of External examiner: ________________________________________</w:t>
+      </w:r>
+    </w:p>
+    <w:p>
+      <w:pPr>
+        <w:spacing w:after="40" w:before="0" w:line="276" w:lineRule="auto"/>
+        <w:jc w:val="left"/>
+      </w:pPr>
+      <w:r>
+        <w:rPr>
+          <w:rFonts w:ascii="Times New Roman" w:hAnsi="Times New Roman"/>
+          <w:b w:val="0"/>
+          <w:i w:val="0"/>
+          <w:color w:val="000000"/>
+          <w:sz w:val="19"/>
+        </w:rPr>
+        <w:t>College of External examiner: ________________________________________</w:t>
+      </w:r>
+    </w:p>
+    <w:p>
+      <w:pPr>
+        <w:spacing w:after="40" w:before="0" w:line="276" w:lineRule="auto"/>
+        <w:jc w:val="left"/>
+      </w:pPr>
+      <w:r>
+        <w:rPr>
+          <w:rFonts w:ascii="Times New Roman" w:hAnsi="Times New Roman"/>
+          <w:b w:val="0"/>
+          <w:i w:val="0"/>
+          <w:color w:val="000000"/>
+          <w:sz w:val="19"/>
+        </w:rPr>
+        <w:t>Name of Internal examiner: Prof. Sonali Kharat</w:t>
+      </w:r>
+    </w:p>
+    <w:p>
+      <w:pPr>
+        <w:spacing w:after="120" w:before="0" w:line="276" w:lineRule="auto"/>
+        <w:jc w:val="left"/>
+      </w:pPr>
+      <w:r>
+        <w:rPr>
+          <w:rFonts w:ascii="Times New Roman" w:hAnsi="Times New Roman"/>
+          <w:b w:val="0"/>
+          <w:i w:val="0"/>
+          <w:color w:val="000000"/>
+          <w:sz w:val="18"/>
+        </w:rPr>
+        <w:t>Date of Examination: ____ / ____ / 2026        No. of students in project team: 3        Availability of separate lab: Yes</w:t>
+      </w:r>
+    </w:p>
+    <w:p>
+      <w:pPr>
+        <w:spacing w:after="80" w:before="0" w:line="276" w:lineRule="auto"/>
+        <w:jc w:val="left"/>
+      </w:pPr>
+      <w:r>
+        <w:rPr>
+          <w:rFonts w:ascii="Times New Roman" w:hAnsi="Times New Roman"/>
+          <w:b/>
+          <w:i w:val="0"/>
+          <w:color w:val="000000"/>
+          <w:sz w:val="19"/>
+        </w:rPr>
+        <w:t>Student Performance Analysis (Put Tick as per your Observation)</w:t>
+      </w:r>
+    </w:p>
+    <w:tbl>
+      <w:tblPr>
+        <w:tblW w:type="auto" w:w="0"/>
+        <w:jc w:val="center"/>
+        <w:tblLook w:firstColumn="1" w:firstRow="1" w:lastColumn="0" w:lastRow="0" w:noHBand="0" w:noVBand="1" w:val="04A0"/>
+      </w:tblPr>
+      <w:tblGrid>
+        <w:gridCol w:w="1930"/>
+        <w:gridCol w:w="1930"/>
+        <w:gridCol w:w="1930"/>
+        <w:gridCol w:w="1930"/>
+        <w:gridCol w:w="1930"/>
+      </w:tblGrid>
+      <w:tr>
+        <w:tc>
+          <w:tcPr>
+            <w:tcW w:type="dxa" w:w="1930"/>
+            <w:tcBorders>
+              <w:top w:val="single" w:sz="4" w:space="0" w:color="000000"/>
+              <w:bottom w:val="single" w:sz="4" w:space="0" w:color="000000"/>
+              <w:left w:val="single" w:sz="4" w:space="0" w:color="000000"/>
+              <w:right w:val="single" w:sz="4" w:space="0" w:color="000000"/>
+            </w:tcBorders>
+            <w:tcMar>
+              <w:top w:w="30" w:type="dxa"/>
+              <w:bottom w:w="30" w:type="dxa"/>
+              <w:left w:w="30" w:type="dxa"/>
+              <w:right w:w="30" w:type="dxa"/>
+            </w:tcMar>
+          </w:tcPr>
+          <w:p>
+            <w:pPr>
+              <w:jc w:val="center"/>
+            </w:pPr>
+            <w:r>
+              <w:rPr>
+                <w:rFonts w:ascii="Times New Roman" w:hAnsi="Times New Roman"/>
+                <w:b/>
+                <w:i w:val="0"/>
+                <w:color w:val="000000"/>
+                <w:sz w:val="16"/>
+              </w:rPr>
+              <w:t>Sr. No.</w:t>
             </w:r>
           </w:p>
         </w:tc>
@@ -8912,22 +10299,25 @@
               <w:right w:val="single" w:sz="4" w:space="0" w:color="000000"/>
             </w:tcBorders>
             <w:tcMar>
-              <w:top w:w="45" w:type="dxa"/>
-              <w:bottom w:w="45" w:type="dxa"/>
-              <w:left w:w="45" w:type="dxa"/>
-              <w:right w:w="45" w:type="dxa"/>
+              <w:top w:w="30" w:type="dxa"/>
+              <w:bottom w:w="30" w:type="dxa"/>
+              <w:left w:w="30" w:type="dxa"/>
+              <w:right w:w="30" w:type="dxa"/>
             </w:tcMar>
           </w:tcPr>
           <w:p>
+            <w:pPr>
+              <w:jc w:val="center"/>
+            </w:pPr>
             <w:r>
               <w:rPr>
                 <w:rFonts w:ascii="Times New Roman" w:hAnsi="Times New Roman"/>
-                <w:b w:val="0"/>
+                <w:b/>
                 <w:i w:val="0"/>
                 <w:color w:val="000000"/>
-                <w:sz w:val="18"/>
+                <w:sz w:val="16"/>
               </w:rPr>
-              <w:t>System Design, OOP Implementation &amp; Testing</w:t>
+              <w:t>Observation</w:t>
             </w:r>
           </w:p>
         </w:tc>
@@ -8941,10 +10331,10 @@
               <w:right w:val="single" w:sz="4" w:space="0" w:color="000000"/>
             </w:tcBorders>
             <w:tcMar>
-              <w:top w:w="45" w:type="dxa"/>
-              <w:bottom w:w="45" w:type="dxa"/>
-              <w:left w:w="45" w:type="dxa"/>
-              <w:right w:w="45" w:type="dxa"/>
+              <w:top w:w="30" w:type="dxa"/>
+              <w:bottom w:w="30" w:type="dxa"/>
+              <w:left w:w="30" w:type="dxa"/>
+              <w:right w:w="30" w:type="dxa"/>
             </w:tcMar>
           </w:tcPr>
           <w:p>
@@ -8954,12 +10344,12 @@
             <w:r>
               <w:rPr>
                 <w:rFonts w:ascii="Times New Roman" w:hAnsi="Times New Roman"/>
-                <w:b w:val="0"/>
+                <w:b/>
                 <w:i w:val="0"/>
                 <w:color w:val="000000"/>
-                <w:sz w:val="18"/>
+                <w:sz w:val="16"/>
               </w:rPr>
-              <w:t>15</w:t>
+              <w:t>Excellent (3)</w:t>
             </w:r>
           </w:p>
         </w:tc>
@@ -8973,10 +10363,10 @@
               <w:right w:val="single" w:sz="4" w:space="0" w:color="000000"/>
             </w:tcBorders>
             <w:tcMar>
-              <w:top w:w="45" w:type="dxa"/>
-              <w:bottom w:w="45" w:type="dxa"/>
-              <w:left w:w="45" w:type="dxa"/>
-              <w:right w:w="45" w:type="dxa"/>
+              <w:top w:w="30" w:type="dxa"/>
+              <w:bottom w:w="30" w:type="dxa"/>
+              <w:left w:w="30" w:type="dxa"/>
+              <w:right w:w="30" w:type="dxa"/>
             </w:tcMar>
           </w:tcPr>
           <w:p>
@@ -8986,12 +10376,12 @@
             <w:r>
               <w:rPr>
                 <w:rFonts w:ascii="Times New Roman" w:hAnsi="Times New Roman"/>
-                <w:b w:val="0"/>
+                <w:b/>
                 <w:i w:val="0"/>
                 <w:color w:val="000000"/>
-                <w:sz w:val="18"/>
+                <w:sz w:val="16"/>
               </w:rPr>
-              <w:t>______</w:t>
+              <w:t>Very Good (2)</w:t>
             </w:r>
           </w:p>
         </w:tc>
@@ -9005,44 +10395,10 @@
               <w:right w:val="single" w:sz="4" w:space="0" w:color="000000"/>
             </w:tcBorders>
             <w:tcMar>
-              <w:top w:w="45" w:type="dxa"/>
-              <w:bottom w:w="45" w:type="dxa"/>
-              <w:left w:w="45" w:type="dxa"/>
-              <w:right w:w="45" w:type="dxa"/>
-            </w:tcMar>
-          </w:tcPr>
-          <w:p>
-            <w:pPr>
-              <w:jc w:val="center"/>
-            </w:pPr>
-            <w:r>
-              <w:rPr>
-                <w:rFonts w:ascii="Times New Roman" w:hAnsi="Times New Roman"/>
-                <w:b w:val="0"/>
-                <w:i w:val="0"/>
-                <w:color w:val="000000"/>
-                <w:sz w:val="18"/>
-              </w:rPr>
-              <w:t>______________</w:t>
-            </w:r>
-          </w:p>
-        </w:tc>
-      </w:tr>
-      <w:tr>
-        <w:tc>
-          <w:tcPr>
-            <w:tcW w:type="dxa" w:w="1930"/>
-            <w:tcBorders>
-              <w:top w:val="single" w:sz="4" w:space="0" w:color="000000"/>
-              <w:bottom w:val="single" w:sz="4" w:space="0" w:color="000000"/>
-              <w:left w:val="single" w:sz="4" w:space="0" w:color="000000"/>
-              <w:right w:val="single" w:sz="4" w:space="0" w:color="000000"/>
-            </w:tcBorders>
-            <w:tcMar>
-              <w:top w:w="45" w:type="dxa"/>
-              <w:bottom w:w="45" w:type="dxa"/>
-              <w:left w:w="45" w:type="dxa"/>
-              <w:right w:w="45" w:type="dxa"/>
+              <w:top w:w="30" w:type="dxa"/>
+              <w:bottom w:w="30" w:type="dxa"/>
+              <w:left w:w="30" w:type="dxa"/>
+              <w:right w:w="30" w:type="dxa"/>
             </w:tcMar>
           </w:tcPr>
           <w:p>
@@ -9055,15 +10411,17 @@
                 <w:b/>
                 <w:i w:val="0"/>
                 <w:color w:val="000000"/>
-                <w:sz w:val="18"/>
+                <w:sz w:val="16"/>
               </w:rPr>
-              <w:t>Project Report</w:t>
+              <w:t>Good (1)</w:t>
             </w:r>
           </w:p>
         </w:tc>
+      </w:tr>
+      <w:tr>
         <w:tc>
           <w:tcPr>
-            <w:tcW w:type="dxa" w:w="1930"/>
+            <w:tcW w:type="dxa" w:w="864"/>
             <w:tcBorders>
               <w:top w:val="single" w:sz="4" w:space="0" w:color="000000"/>
               <w:bottom w:val="single" w:sz="4" w:space="0" w:color="000000"/>
@@ -9071,137 +10429,10 @@
               <w:right w:val="single" w:sz="4" w:space="0" w:color="000000"/>
             </w:tcBorders>
             <w:tcMar>
-              <w:top w:w="45" w:type="dxa"/>
-              <w:bottom w:w="45" w:type="dxa"/>
-              <w:left w:w="45" w:type="dxa"/>
-              <w:right w:w="45" w:type="dxa"/>
-            </w:tcMar>
-          </w:tcPr>
-          <w:p>
-            <w:r>
-              <w:rPr>
-                <w:rFonts w:ascii="Times New Roman" w:hAnsi="Times New Roman"/>
-                <w:b w:val="0"/>
-                <w:i w:val="0"/>
-                <w:color w:val="000000"/>
-                <w:sz w:val="18"/>
-              </w:rPr>
-              <w:t>Quality of Documentation &amp; Academic Rigor</w:t>
-            </w:r>
-          </w:p>
-        </w:tc>
-        <w:tc>
-          <w:tcPr>
-            <w:tcW w:type="dxa" w:w="1930"/>
-            <w:tcBorders>
-              <w:top w:val="single" w:sz="4" w:space="0" w:color="000000"/>
-              <w:bottom w:val="single" w:sz="4" w:space="0" w:color="000000"/>
-              <w:left w:val="single" w:sz="4" w:space="0" w:color="000000"/>
-              <w:right w:val="single" w:sz="4" w:space="0" w:color="000000"/>
-            </w:tcBorders>
-            <w:tcMar>
-              <w:top w:w="45" w:type="dxa"/>
-              <w:bottom w:w="45" w:type="dxa"/>
-              <w:left w:w="45" w:type="dxa"/>
-              <w:right w:w="45" w:type="dxa"/>
-            </w:tcMar>
-          </w:tcPr>
-          <w:p>
-            <w:pPr>
-              <w:jc w:val="center"/>
-            </w:pPr>
-            <w:r>
-              <w:rPr>
-                <w:rFonts w:ascii="Times New Roman" w:hAnsi="Times New Roman"/>
-                <w:b w:val="0"/>
-                <w:i w:val="0"/>
-                <w:color w:val="000000"/>
-                <w:sz w:val="18"/>
-              </w:rPr>
-              <w:t>10</w:t>
-            </w:r>
-          </w:p>
-        </w:tc>
-        <w:tc>
-          <w:tcPr>
-            <w:tcW w:type="dxa" w:w="1930"/>
-            <w:tcBorders>
-              <w:top w:val="single" w:sz="4" w:space="0" w:color="000000"/>
-              <w:bottom w:val="single" w:sz="4" w:space="0" w:color="000000"/>
-              <w:left w:val="single" w:sz="4" w:space="0" w:color="000000"/>
-              <w:right w:val="single" w:sz="4" w:space="0" w:color="000000"/>
-            </w:tcBorders>
-            <w:tcMar>
-              <w:top w:w="45" w:type="dxa"/>
-              <w:bottom w:w="45" w:type="dxa"/>
-              <w:left w:w="45" w:type="dxa"/>
-              <w:right w:w="45" w:type="dxa"/>
-            </w:tcMar>
-          </w:tcPr>
-          <w:p>
-            <w:pPr>
-              <w:jc w:val="center"/>
-            </w:pPr>
-            <w:r>
-              <w:rPr>
-                <w:rFonts w:ascii="Times New Roman" w:hAnsi="Times New Roman"/>
-                <w:b w:val="0"/>
-                <w:i w:val="0"/>
-                <w:color w:val="000000"/>
-                <w:sz w:val="18"/>
-              </w:rPr>
-              <w:t>______</w:t>
-            </w:r>
-          </w:p>
-        </w:tc>
-        <w:tc>
-          <w:tcPr>
-            <w:tcW w:type="dxa" w:w="1930"/>
-            <w:tcBorders>
-              <w:top w:val="single" w:sz="4" w:space="0" w:color="000000"/>
-              <w:bottom w:val="single" w:sz="4" w:space="0" w:color="000000"/>
-              <w:left w:val="single" w:sz="4" w:space="0" w:color="000000"/>
-              <w:right w:val="single" w:sz="4" w:space="0" w:color="000000"/>
-            </w:tcBorders>
-            <w:tcMar>
-              <w:top w:w="45" w:type="dxa"/>
-              <w:bottom w:w="45" w:type="dxa"/>
-              <w:left w:w="45" w:type="dxa"/>
-              <w:right w:w="45" w:type="dxa"/>
-            </w:tcMar>
-          </w:tcPr>
-          <w:p>
-            <w:pPr>
-              <w:jc w:val="center"/>
-            </w:pPr>
-            <w:r>
-              <w:rPr>
-                <w:rFonts w:ascii="Times New Roman" w:hAnsi="Times New Roman"/>
-                <w:b w:val="0"/>
-                <w:i w:val="0"/>
-                <w:color w:val="000000"/>
-                <w:sz w:val="18"/>
-              </w:rPr>
-              <w:t>______________</w:t>
-            </w:r>
-          </w:p>
-        </w:tc>
-      </w:tr>
-      <w:tr>
-        <w:tc>
-          <w:tcPr>
-            <w:tcW w:type="dxa" w:w="1930"/>
-            <w:tcBorders>
-              <w:top w:val="single" w:sz="4" w:space="0" w:color="000000"/>
-              <w:bottom w:val="single" w:sz="4" w:space="0" w:color="000000"/>
-              <w:left w:val="single" w:sz="4" w:space="0" w:color="000000"/>
-              <w:right w:val="single" w:sz="4" w:space="0" w:color="000000"/>
-            </w:tcBorders>
-            <w:tcMar>
-              <w:top w:w="45" w:type="dxa"/>
-              <w:bottom w:w="45" w:type="dxa"/>
-              <w:left w:w="45" w:type="dxa"/>
-              <w:right w:w="45" w:type="dxa"/>
+              <w:top w:w="20" w:type="dxa"/>
+              <w:bottom w:w="20" w:type="dxa"/>
+              <w:left w:w="25" w:type="dxa"/>
+              <w:right w:w="25" w:type="dxa"/>
             </w:tcMar>
           </w:tcPr>
           <w:p>
@@ -9214,15 +10445,15 @@
                 <w:b/>
                 <w:i w:val="0"/>
                 <w:color w:val="000000"/>
-                <w:sz w:val="18"/>
+                <w:sz w:val="16"/>
               </w:rPr>
-              <w:t>Demonstration &amp; Viva</w:t>
+              <w:t>1</w:t>
             </w:r>
           </w:p>
         </w:tc>
         <w:tc>
           <w:tcPr>
-            <w:tcW w:type="dxa" w:w="1930"/>
+            <w:tcW w:type="dxa" w:w="5184"/>
             <w:tcBorders>
               <w:top w:val="single" w:sz="4" w:space="0" w:color="000000"/>
               <w:bottom w:val="single" w:sz="4" w:space="0" w:color="000000"/>
@@ -9230,10 +10461,10 @@
               <w:right w:val="single" w:sz="4" w:space="0" w:color="000000"/>
             </w:tcBorders>
             <w:tcMar>
-              <w:top w:w="45" w:type="dxa"/>
-              <w:bottom w:w="45" w:type="dxa"/>
-              <w:left w:w="45" w:type="dxa"/>
-              <w:right w:w="45" w:type="dxa"/>
+              <w:top w:w="20" w:type="dxa"/>
+              <w:bottom w:w="20" w:type="dxa"/>
+              <w:left w:w="25" w:type="dxa"/>
+              <w:right w:w="25" w:type="dxa"/>
             </w:tcMar>
           </w:tcPr>
           <w:p>
@@ -9243,15 +10474,15 @@
                 <w:b w:val="0"/>
                 <w:i w:val="0"/>
                 <w:color w:val="000000"/>
-                <w:sz w:val="18"/>
+                <w:sz w:val="16"/>
               </w:rPr>
-              <w:t>Working Prototype, Architecture &amp; Q&amp;A</w:t>
+              <w:t>Quality of problem and Clarity</w:t>
             </w:r>
           </w:p>
         </w:tc>
         <w:tc>
           <w:tcPr>
-            <w:tcW w:type="dxa" w:w="1930"/>
+            <w:tcW w:type="dxa" w:w="1296"/>
             <w:tcBorders>
               <w:top w:val="single" w:sz="4" w:space="0" w:color="000000"/>
               <w:bottom w:val="single" w:sz="4" w:space="0" w:color="000000"/>
@@ -9259,108 +10490,10 @@
               <w:right w:val="single" w:sz="4" w:space="0" w:color="000000"/>
             </w:tcBorders>
             <w:tcMar>
-              <w:top w:w="45" w:type="dxa"/>
-              <w:bottom w:w="45" w:type="dxa"/>
-              <w:left w:w="45" w:type="dxa"/>
-              <w:right w:w="45" w:type="dxa"/>
-            </w:tcMar>
-          </w:tcPr>
-          <w:p>
-            <w:pPr>
-              <w:jc w:val="center"/>
-            </w:pPr>
-            <w:r>
-              <w:rPr>
-                <w:rFonts w:ascii="Times New Roman" w:hAnsi="Times New Roman"/>
-                <w:b w:val="0"/>
-                <w:i w:val="0"/>
-                <w:color w:val="000000"/>
-                <w:sz w:val="18"/>
-              </w:rPr>
-              <w:t>15</w:t>
-            </w:r>
-          </w:p>
-        </w:tc>
-        <w:tc>
-          <w:tcPr>
-            <w:tcW w:type="dxa" w:w="1930"/>
-            <w:tcBorders>
-              <w:top w:val="single" w:sz="4" w:space="0" w:color="000000"/>
-              <w:bottom w:val="single" w:sz="4" w:space="0" w:color="000000"/>
-              <w:left w:val="single" w:sz="4" w:space="0" w:color="000000"/>
-              <w:right w:val="single" w:sz="4" w:space="0" w:color="000000"/>
-            </w:tcBorders>
-            <w:tcMar>
-              <w:top w:w="45" w:type="dxa"/>
-              <w:bottom w:w="45" w:type="dxa"/>
-              <w:left w:w="45" w:type="dxa"/>
-              <w:right w:w="45" w:type="dxa"/>
-            </w:tcMar>
-          </w:tcPr>
-          <w:p>
-            <w:pPr>
-              <w:jc w:val="center"/>
-            </w:pPr>
-            <w:r>
-              <w:rPr>
-                <w:rFonts w:ascii="Times New Roman" w:hAnsi="Times New Roman"/>
-                <w:b w:val="0"/>
-                <w:i w:val="0"/>
-                <w:color w:val="000000"/>
-                <w:sz w:val="18"/>
-              </w:rPr>
-              <w:t>______</w:t>
-            </w:r>
-          </w:p>
-        </w:tc>
-        <w:tc>
-          <w:tcPr>
-            <w:tcW w:type="dxa" w:w="1930"/>
-            <w:tcBorders>
-              <w:top w:val="single" w:sz="4" w:space="0" w:color="000000"/>
-              <w:bottom w:val="single" w:sz="4" w:space="0" w:color="000000"/>
-              <w:left w:val="single" w:sz="4" w:space="0" w:color="000000"/>
-              <w:right w:val="single" w:sz="4" w:space="0" w:color="000000"/>
-            </w:tcBorders>
-            <w:tcMar>
-              <w:top w:w="45" w:type="dxa"/>
-              <w:bottom w:w="45" w:type="dxa"/>
-              <w:left w:w="45" w:type="dxa"/>
-              <w:right w:w="45" w:type="dxa"/>
-            </w:tcMar>
-          </w:tcPr>
-          <w:p>
-            <w:pPr>
-              <w:jc w:val="center"/>
-            </w:pPr>
-            <w:r>
-              <w:rPr>
-                <w:rFonts w:ascii="Times New Roman" w:hAnsi="Times New Roman"/>
-                <w:b w:val="0"/>
-                <w:i w:val="0"/>
-                <w:color w:val="000000"/>
-                <w:sz w:val="18"/>
-              </w:rPr>
-              <w:t>______________</w:t>
-            </w:r>
-          </w:p>
-        </w:tc>
-      </w:tr>
-      <w:tr>
-        <w:tc>
-          <w:tcPr>
-            <w:tcW w:type="dxa" w:w="1930"/>
-            <w:tcBorders>
-              <w:top w:val="single" w:sz="4" w:space="0" w:color="000000"/>
-              <w:bottom w:val="single" w:sz="4" w:space="0" w:color="000000"/>
-              <w:left w:val="single" w:sz="4" w:space="0" w:color="000000"/>
-              <w:right w:val="single" w:sz="4" w:space="0" w:color="000000"/>
-            </w:tcBorders>
-            <w:tcMar>
-              <w:top w:w="45" w:type="dxa"/>
-              <w:bottom w:w="45" w:type="dxa"/>
-              <w:left w:w="45" w:type="dxa"/>
-              <w:right w:w="45" w:type="dxa"/>
+              <w:top w:w="20" w:type="dxa"/>
+              <w:bottom w:w="20" w:type="dxa"/>
+              <w:left w:w="25" w:type="dxa"/>
+              <w:right w:w="25" w:type="dxa"/>
             </w:tcMar>
           </w:tcPr>
           <w:p>
@@ -9373,15 +10506,15 @@
                 <w:b/>
                 <w:i w:val="0"/>
                 <w:color w:val="000000"/>
-                <w:sz w:val="18"/>
+                <w:sz w:val="16"/>
               </w:rPr>
-              <w:t>Total Term Work Marks</w:t>
+              <w:t>✔</w:t>
             </w:r>
           </w:p>
         </w:tc>
         <w:tc>
           <w:tcPr>
-            <w:tcW w:type="dxa" w:w="1930"/>
+            <w:tcW w:type="dxa" w:w="1296"/>
             <w:tcBorders>
               <w:top w:val="single" w:sz="4" w:space="0" w:color="000000"/>
               <w:bottom w:val="single" w:sz="4" w:space="0" w:color="000000"/>
@@ -9389,39 +10522,10 @@
               <w:right w:val="single" w:sz="4" w:space="0" w:color="000000"/>
             </w:tcBorders>
             <w:tcMar>
-              <w:top w:w="45" w:type="dxa"/>
-              <w:bottom w:w="45" w:type="dxa"/>
-              <w:left w:w="45" w:type="dxa"/>
-              <w:right w:w="45" w:type="dxa"/>
-            </w:tcMar>
-          </w:tcPr>
-          <w:p>
-            <w:r>
-              <w:rPr>
-                <w:rFonts w:ascii="Times New Roman" w:hAnsi="Times New Roman"/>
-                <w:b/>
-                <w:i w:val="0"/>
-                <w:color w:val="000000"/>
-                <w:sz w:val="18"/>
-              </w:rPr>
-              <w:t>Consolidated Final Internal Continuous Score</w:t>
-            </w:r>
-          </w:p>
-        </w:tc>
-        <w:tc>
-          <w:tcPr>
-            <w:tcW w:type="dxa" w:w="1930"/>
-            <w:tcBorders>
-              <w:top w:val="single" w:sz="4" w:space="0" w:color="000000"/>
-              <w:bottom w:val="single" w:sz="4" w:space="0" w:color="000000"/>
-              <w:left w:val="single" w:sz="4" w:space="0" w:color="000000"/>
-              <w:right w:val="single" w:sz="4" w:space="0" w:color="000000"/>
-            </w:tcBorders>
-            <w:tcMar>
-              <w:top w:w="45" w:type="dxa"/>
-              <w:bottom w:w="45" w:type="dxa"/>
-              <w:left w:w="45" w:type="dxa"/>
-              <w:right w:w="45" w:type="dxa"/>
+              <w:top w:w="20" w:type="dxa"/>
+              <w:bottom w:w="20" w:type="dxa"/>
+              <w:left w:w="25" w:type="dxa"/>
+              <w:right w:w="25" w:type="dxa"/>
             </w:tcMar>
           </w:tcPr>
           <w:p>
@@ -9434,15 +10538,14 @@
                 <w:b/>
                 <w:i w:val="0"/>
                 <w:color w:val="000000"/>
-                <w:sz w:val="18"/>
+                <w:sz w:val="16"/>
               </w:rPr>
-              <w:t>50</w:t>
             </w:r>
           </w:p>
         </w:tc>
         <w:tc>
           <w:tcPr>
-            <w:tcW w:type="dxa" w:w="1930"/>
+            <w:tcW w:type="dxa" w:w="1296"/>
             <w:tcBorders>
               <w:top w:val="single" w:sz="4" w:space="0" w:color="000000"/>
               <w:bottom w:val="single" w:sz="4" w:space="0" w:color="000000"/>
@@ -9450,10 +10553,10 @@
               <w:right w:val="single" w:sz="4" w:space="0" w:color="000000"/>
             </w:tcBorders>
             <w:tcMar>
-              <w:top w:w="45" w:type="dxa"/>
-              <w:bottom w:w="45" w:type="dxa"/>
-              <w:left w:w="45" w:type="dxa"/>
-              <w:right w:w="45" w:type="dxa"/>
+              <w:top w:w="20" w:type="dxa"/>
+              <w:bottom w:w="20" w:type="dxa"/>
+              <w:left w:w="25" w:type="dxa"/>
+              <w:right w:w="25" w:type="dxa"/>
             </w:tcMar>
           </w:tcPr>
           <w:p>
@@ -9466,15 +10569,16 @@
                 <w:b/>
                 <w:i w:val="0"/>
                 <w:color w:val="000000"/>
-                <w:sz w:val="18"/>
+                <w:sz w:val="16"/>
               </w:rPr>
-              <w:t>______</w:t>
             </w:r>
           </w:p>
         </w:tc>
+      </w:tr>
+      <w:tr>
         <w:tc>
           <w:tcPr>
-            <w:tcW w:type="dxa" w:w="1930"/>
+            <w:tcW w:type="dxa" w:w="864"/>
             <w:tcBorders>
               <w:top w:val="single" w:sz="4" w:space="0" w:color="000000"/>
               <w:bottom w:val="single" w:sz="4" w:space="0" w:color="000000"/>
@@ -9482,10 +10586,10 @@
               <w:right w:val="single" w:sz="4" w:space="0" w:color="000000"/>
             </w:tcBorders>
             <w:tcMar>
-              <w:top w:w="45" w:type="dxa"/>
-              <w:bottom w:w="45" w:type="dxa"/>
-              <w:left w:w="45" w:type="dxa"/>
-              <w:right w:w="45" w:type="dxa"/>
+              <w:top w:w="20" w:type="dxa"/>
+              <w:bottom w:w="20" w:type="dxa"/>
+              <w:left w:w="25" w:type="dxa"/>
+              <w:right w:w="25" w:type="dxa"/>
             </w:tcMar>
           </w:tcPr>
           <w:p>
@@ -9498,9 +10602,1231 @@
                 <w:b/>
                 <w:i w:val="0"/>
                 <w:color w:val="000000"/>
-                <w:sz w:val="18"/>
+                <w:sz w:val="16"/>
               </w:rPr>
-              <w:t>______________</w:t>
+              <w:t>2</w:t>
+            </w:r>
+          </w:p>
+        </w:tc>
+        <w:tc>
+          <w:tcPr>
+            <w:tcW w:type="dxa" w:w="5184"/>
+            <w:tcBorders>
+              <w:top w:val="single" w:sz="4" w:space="0" w:color="000000"/>
+              <w:bottom w:val="single" w:sz="4" w:space="0" w:color="000000"/>
+              <w:left w:val="single" w:sz="4" w:space="0" w:color="000000"/>
+              <w:right w:val="single" w:sz="4" w:space="0" w:color="000000"/>
+            </w:tcBorders>
+            <w:tcMar>
+              <w:top w:w="20" w:type="dxa"/>
+              <w:bottom w:w="20" w:type="dxa"/>
+              <w:left w:w="25" w:type="dxa"/>
+              <w:right w:w="25" w:type="dxa"/>
+            </w:tcMar>
+          </w:tcPr>
+          <w:p>
+            <w:r>
+              <w:rPr>
+                <w:rFonts w:ascii="Times New Roman" w:hAnsi="Times New Roman"/>
+                <w:b w:val="0"/>
+                <w:i w:val="0"/>
+                <w:color w:val="000000"/>
+                <w:sz w:val="16"/>
+              </w:rPr>
+              <w:t>Innovativeness in solutions</w:t>
+            </w:r>
+          </w:p>
+        </w:tc>
+        <w:tc>
+          <w:tcPr>
+            <w:tcW w:type="dxa" w:w="1296"/>
+            <w:tcBorders>
+              <w:top w:val="single" w:sz="4" w:space="0" w:color="000000"/>
+              <w:bottom w:val="single" w:sz="4" w:space="0" w:color="000000"/>
+              <w:left w:val="single" w:sz="4" w:space="0" w:color="000000"/>
+              <w:right w:val="single" w:sz="4" w:space="0" w:color="000000"/>
+            </w:tcBorders>
+            <w:tcMar>
+              <w:top w:w="20" w:type="dxa"/>
+              <w:bottom w:w="20" w:type="dxa"/>
+              <w:left w:w="25" w:type="dxa"/>
+              <w:right w:w="25" w:type="dxa"/>
+            </w:tcMar>
+          </w:tcPr>
+          <w:p>
+            <w:pPr>
+              <w:jc w:val="center"/>
+            </w:pPr>
+            <w:r>
+              <w:rPr>
+                <w:rFonts w:ascii="Times New Roman" w:hAnsi="Times New Roman"/>
+                <w:b/>
+                <w:i w:val="0"/>
+                <w:color w:val="000000"/>
+                <w:sz w:val="16"/>
+              </w:rPr>
+              <w:t>✔</w:t>
+            </w:r>
+          </w:p>
+        </w:tc>
+        <w:tc>
+          <w:tcPr>
+            <w:tcW w:type="dxa" w:w="1296"/>
+            <w:tcBorders>
+              <w:top w:val="single" w:sz="4" w:space="0" w:color="000000"/>
+              <w:bottom w:val="single" w:sz="4" w:space="0" w:color="000000"/>
+              <w:left w:val="single" w:sz="4" w:space="0" w:color="000000"/>
+              <w:right w:val="single" w:sz="4" w:space="0" w:color="000000"/>
+            </w:tcBorders>
+            <w:tcMar>
+              <w:top w:w="20" w:type="dxa"/>
+              <w:bottom w:w="20" w:type="dxa"/>
+              <w:left w:w="25" w:type="dxa"/>
+              <w:right w:w="25" w:type="dxa"/>
+            </w:tcMar>
+          </w:tcPr>
+          <w:p>
+            <w:pPr>
+              <w:jc w:val="center"/>
+            </w:pPr>
+            <w:r>
+              <w:rPr>
+                <w:rFonts w:ascii="Times New Roman" w:hAnsi="Times New Roman"/>
+                <w:b/>
+                <w:i w:val="0"/>
+                <w:color w:val="000000"/>
+                <w:sz w:val="16"/>
+              </w:rPr>
+            </w:r>
+          </w:p>
+        </w:tc>
+        <w:tc>
+          <w:tcPr>
+            <w:tcW w:type="dxa" w:w="1296"/>
+            <w:tcBorders>
+              <w:top w:val="single" w:sz="4" w:space="0" w:color="000000"/>
+              <w:bottom w:val="single" w:sz="4" w:space="0" w:color="000000"/>
+              <w:left w:val="single" w:sz="4" w:space="0" w:color="000000"/>
+              <w:right w:val="single" w:sz="4" w:space="0" w:color="000000"/>
+            </w:tcBorders>
+            <w:tcMar>
+              <w:top w:w="20" w:type="dxa"/>
+              <w:bottom w:w="20" w:type="dxa"/>
+              <w:left w:w="25" w:type="dxa"/>
+              <w:right w:w="25" w:type="dxa"/>
+            </w:tcMar>
+          </w:tcPr>
+          <w:p>
+            <w:pPr>
+              <w:jc w:val="center"/>
+            </w:pPr>
+            <w:r>
+              <w:rPr>
+                <w:rFonts w:ascii="Times New Roman" w:hAnsi="Times New Roman"/>
+                <w:b/>
+                <w:i w:val="0"/>
+                <w:color w:val="000000"/>
+                <w:sz w:val="16"/>
+              </w:rPr>
+            </w:r>
+          </w:p>
+        </w:tc>
+      </w:tr>
+      <w:tr>
+        <w:tc>
+          <w:tcPr>
+            <w:tcW w:type="dxa" w:w="864"/>
+            <w:tcBorders>
+              <w:top w:val="single" w:sz="4" w:space="0" w:color="000000"/>
+              <w:bottom w:val="single" w:sz="4" w:space="0" w:color="000000"/>
+              <w:left w:val="single" w:sz="4" w:space="0" w:color="000000"/>
+              <w:right w:val="single" w:sz="4" w:space="0" w:color="000000"/>
+            </w:tcBorders>
+            <w:tcMar>
+              <w:top w:w="20" w:type="dxa"/>
+              <w:bottom w:w="20" w:type="dxa"/>
+              <w:left w:w="25" w:type="dxa"/>
+              <w:right w:w="25" w:type="dxa"/>
+            </w:tcMar>
+          </w:tcPr>
+          <w:p>
+            <w:pPr>
+              <w:jc w:val="center"/>
+            </w:pPr>
+            <w:r>
+              <w:rPr>
+                <w:rFonts w:ascii="Times New Roman" w:hAnsi="Times New Roman"/>
+                <w:b/>
+                <w:i w:val="0"/>
+                <w:color w:val="000000"/>
+                <w:sz w:val="16"/>
+              </w:rPr>
+              <w:t>3</w:t>
+            </w:r>
+          </w:p>
+        </w:tc>
+        <w:tc>
+          <w:tcPr>
+            <w:tcW w:type="dxa" w:w="5184"/>
+            <w:tcBorders>
+              <w:top w:val="single" w:sz="4" w:space="0" w:color="000000"/>
+              <w:bottom w:val="single" w:sz="4" w:space="0" w:color="000000"/>
+              <w:left w:val="single" w:sz="4" w:space="0" w:color="000000"/>
+              <w:right w:val="single" w:sz="4" w:space="0" w:color="000000"/>
+            </w:tcBorders>
+            <w:tcMar>
+              <w:top w:w="20" w:type="dxa"/>
+              <w:bottom w:w="20" w:type="dxa"/>
+              <w:left w:w="25" w:type="dxa"/>
+              <w:right w:w="25" w:type="dxa"/>
+            </w:tcMar>
+          </w:tcPr>
+          <w:p>
+            <w:r>
+              <w:rPr>
+                <w:rFonts w:ascii="Times New Roman" w:hAnsi="Times New Roman"/>
+                <w:b w:val="0"/>
+                <w:i w:val="0"/>
+                <w:color w:val="000000"/>
+                <w:sz w:val="16"/>
+              </w:rPr>
+              <w:t>Cost effectiveness and Societal impact</w:t>
+            </w:r>
+          </w:p>
+        </w:tc>
+        <w:tc>
+          <w:tcPr>
+            <w:tcW w:type="dxa" w:w="1296"/>
+            <w:tcBorders>
+              <w:top w:val="single" w:sz="4" w:space="0" w:color="000000"/>
+              <w:bottom w:val="single" w:sz="4" w:space="0" w:color="000000"/>
+              <w:left w:val="single" w:sz="4" w:space="0" w:color="000000"/>
+              <w:right w:val="single" w:sz="4" w:space="0" w:color="000000"/>
+            </w:tcBorders>
+            <w:tcMar>
+              <w:top w:w="20" w:type="dxa"/>
+              <w:bottom w:w="20" w:type="dxa"/>
+              <w:left w:w="25" w:type="dxa"/>
+              <w:right w:w="25" w:type="dxa"/>
+            </w:tcMar>
+          </w:tcPr>
+          <w:p>
+            <w:pPr>
+              <w:jc w:val="center"/>
+            </w:pPr>
+            <w:r>
+              <w:rPr>
+                <w:rFonts w:ascii="Times New Roman" w:hAnsi="Times New Roman"/>
+                <w:b/>
+                <w:i w:val="0"/>
+                <w:color w:val="000000"/>
+                <w:sz w:val="16"/>
+              </w:rPr>
+              <w:t>✔</w:t>
+            </w:r>
+          </w:p>
+        </w:tc>
+        <w:tc>
+          <w:tcPr>
+            <w:tcW w:type="dxa" w:w="1296"/>
+            <w:tcBorders>
+              <w:top w:val="single" w:sz="4" w:space="0" w:color="000000"/>
+              <w:bottom w:val="single" w:sz="4" w:space="0" w:color="000000"/>
+              <w:left w:val="single" w:sz="4" w:space="0" w:color="000000"/>
+              <w:right w:val="single" w:sz="4" w:space="0" w:color="000000"/>
+            </w:tcBorders>
+            <w:tcMar>
+              <w:top w:w="20" w:type="dxa"/>
+              <w:bottom w:w="20" w:type="dxa"/>
+              <w:left w:w="25" w:type="dxa"/>
+              <w:right w:w="25" w:type="dxa"/>
+            </w:tcMar>
+          </w:tcPr>
+          <w:p>
+            <w:pPr>
+              <w:jc w:val="center"/>
+            </w:pPr>
+            <w:r>
+              <w:rPr>
+                <w:rFonts w:ascii="Times New Roman" w:hAnsi="Times New Roman"/>
+                <w:b/>
+                <w:i w:val="0"/>
+                <w:color w:val="000000"/>
+                <w:sz w:val="16"/>
+              </w:rPr>
+            </w:r>
+          </w:p>
+        </w:tc>
+        <w:tc>
+          <w:tcPr>
+            <w:tcW w:type="dxa" w:w="1296"/>
+            <w:tcBorders>
+              <w:top w:val="single" w:sz="4" w:space="0" w:color="000000"/>
+              <w:bottom w:val="single" w:sz="4" w:space="0" w:color="000000"/>
+              <w:left w:val="single" w:sz="4" w:space="0" w:color="000000"/>
+              <w:right w:val="single" w:sz="4" w:space="0" w:color="000000"/>
+            </w:tcBorders>
+            <w:tcMar>
+              <w:top w:w="20" w:type="dxa"/>
+              <w:bottom w:w="20" w:type="dxa"/>
+              <w:left w:w="25" w:type="dxa"/>
+              <w:right w:w="25" w:type="dxa"/>
+            </w:tcMar>
+          </w:tcPr>
+          <w:p>
+            <w:pPr>
+              <w:jc w:val="center"/>
+            </w:pPr>
+            <w:r>
+              <w:rPr>
+                <w:rFonts w:ascii="Times New Roman" w:hAnsi="Times New Roman"/>
+                <w:b/>
+                <w:i w:val="0"/>
+                <w:color w:val="000000"/>
+                <w:sz w:val="16"/>
+              </w:rPr>
+            </w:r>
+          </w:p>
+        </w:tc>
+      </w:tr>
+      <w:tr>
+        <w:tc>
+          <w:tcPr>
+            <w:tcW w:type="dxa" w:w="864"/>
+            <w:tcBorders>
+              <w:top w:val="single" w:sz="4" w:space="0" w:color="000000"/>
+              <w:bottom w:val="single" w:sz="4" w:space="0" w:color="000000"/>
+              <w:left w:val="single" w:sz="4" w:space="0" w:color="000000"/>
+              <w:right w:val="single" w:sz="4" w:space="0" w:color="000000"/>
+            </w:tcBorders>
+            <w:tcMar>
+              <w:top w:w="20" w:type="dxa"/>
+              <w:bottom w:w="20" w:type="dxa"/>
+              <w:left w:w="25" w:type="dxa"/>
+              <w:right w:w="25" w:type="dxa"/>
+            </w:tcMar>
+          </w:tcPr>
+          <w:p>
+            <w:pPr>
+              <w:jc w:val="center"/>
+            </w:pPr>
+            <w:r>
+              <w:rPr>
+                <w:rFonts w:ascii="Times New Roman" w:hAnsi="Times New Roman"/>
+                <w:b/>
+                <w:i w:val="0"/>
+                <w:color w:val="000000"/>
+                <w:sz w:val="16"/>
+              </w:rPr>
+              <w:t>4</w:t>
+            </w:r>
+          </w:p>
+        </w:tc>
+        <w:tc>
+          <w:tcPr>
+            <w:tcW w:type="dxa" w:w="5184"/>
+            <w:tcBorders>
+              <w:top w:val="single" w:sz="4" w:space="0" w:color="000000"/>
+              <w:bottom w:val="single" w:sz="4" w:space="0" w:color="000000"/>
+              <w:left w:val="single" w:sz="4" w:space="0" w:color="000000"/>
+              <w:right w:val="single" w:sz="4" w:space="0" w:color="000000"/>
+            </w:tcBorders>
+            <w:tcMar>
+              <w:top w:w="20" w:type="dxa"/>
+              <w:bottom w:w="20" w:type="dxa"/>
+              <w:left w:w="25" w:type="dxa"/>
+              <w:right w:w="25" w:type="dxa"/>
+            </w:tcMar>
+          </w:tcPr>
+          <w:p>
+            <w:r>
+              <w:rPr>
+                <w:rFonts w:ascii="Times New Roman" w:hAnsi="Times New Roman"/>
+                <w:b w:val="0"/>
+                <w:i w:val="0"/>
+                <w:color w:val="000000"/>
+                <w:sz w:val="16"/>
+              </w:rPr>
+              <w:t>Full functioning of working model as per stated requirements</w:t>
+            </w:r>
+          </w:p>
+        </w:tc>
+        <w:tc>
+          <w:tcPr>
+            <w:tcW w:type="dxa" w:w="1296"/>
+            <w:tcBorders>
+              <w:top w:val="single" w:sz="4" w:space="0" w:color="000000"/>
+              <w:bottom w:val="single" w:sz="4" w:space="0" w:color="000000"/>
+              <w:left w:val="single" w:sz="4" w:space="0" w:color="000000"/>
+              <w:right w:val="single" w:sz="4" w:space="0" w:color="000000"/>
+            </w:tcBorders>
+            <w:tcMar>
+              <w:top w:w="20" w:type="dxa"/>
+              <w:bottom w:w="20" w:type="dxa"/>
+              <w:left w:w="25" w:type="dxa"/>
+              <w:right w:w="25" w:type="dxa"/>
+            </w:tcMar>
+          </w:tcPr>
+          <w:p>
+            <w:pPr>
+              <w:jc w:val="center"/>
+            </w:pPr>
+            <w:r>
+              <w:rPr>
+                <w:rFonts w:ascii="Times New Roman" w:hAnsi="Times New Roman"/>
+                <w:b/>
+                <w:i w:val="0"/>
+                <w:color w:val="000000"/>
+                <w:sz w:val="16"/>
+              </w:rPr>
+              <w:t>✔</w:t>
+            </w:r>
+          </w:p>
+        </w:tc>
+        <w:tc>
+          <w:tcPr>
+            <w:tcW w:type="dxa" w:w="1296"/>
+            <w:tcBorders>
+              <w:top w:val="single" w:sz="4" w:space="0" w:color="000000"/>
+              <w:bottom w:val="single" w:sz="4" w:space="0" w:color="000000"/>
+              <w:left w:val="single" w:sz="4" w:space="0" w:color="000000"/>
+              <w:right w:val="single" w:sz="4" w:space="0" w:color="000000"/>
+            </w:tcBorders>
+            <w:tcMar>
+              <w:top w:w="20" w:type="dxa"/>
+              <w:bottom w:w="20" w:type="dxa"/>
+              <w:left w:w="25" w:type="dxa"/>
+              <w:right w:w="25" w:type="dxa"/>
+            </w:tcMar>
+          </w:tcPr>
+          <w:p>
+            <w:pPr>
+              <w:jc w:val="center"/>
+            </w:pPr>
+            <w:r>
+              <w:rPr>
+                <w:rFonts w:ascii="Times New Roman" w:hAnsi="Times New Roman"/>
+                <w:b/>
+                <w:i w:val="0"/>
+                <w:color w:val="000000"/>
+                <w:sz w:val="16"/>
+              </w:rPr>
+            </w:r>
+          </w:p>
+        </w:tc>
+        <w:tc>
+          <w:tcPr>
+            <w:tcW w:type="dxa" w:w="1296"/>
+            <w:tcBorders>
+              <w:top w:val="single" w:sz="4" w:space="0" w:color="000000"/>
+              <w:bottom w:val="single" w:sz="4" w:space="0" w:color="000000"/>
+              <w:left w:val="single" w:sz="4" w:space="0" w:color="000000"/>
+              <w:right w:val="single" w:sz="4" w:space="0" w:color="000000"/>
+            </w:tcBorders>
+            <w:tcMar>
+              <w:top w:w="20" w:type="dxa"/>
+              <w:bottom w:w="20" w:type="dxa"/>
+              <w:left w:w="25" w:type="dxa"/>
+              <w:right w:w="25" w:type="dxa"/>
+            </w:tcMar>
+          </w:tcPr>
+          <w:p>
+            <w:pPr>
+              <w:jc w:val="center"/>
+            </w:pPr>
+            <w:r>
+              <w:rPr>
+                <w:rFonts w:ascii="Times New Roman" w:hAnsi="Times New Roman"/>
+                <w:b/>
+                <w:i w:val="0"/>
+                <w:color w:val="000000"/>
+                <w:sz w:val="16"/>
+              </w:rPr>
+            </w:r>
+          </w:p>
+        </w:tc>
+      </w:tr>
+      <w:tr>
+        <w:tc>
+          <w:tcPr>
+            <w:tcW w:type="dxa" w:w="864"/>
+            <w:tcBorders>
+              <w:top w:val="single" w:sz="4" w:space="0" w:color="000000"/>
+              <w:bottom w:val="single" w:sz="4" w:space="0" w:color="000000"/>
+              <w:left w:val="single" w:sz="4" w:space="0" w:color="000000"/>
+              <w:right w:val="single" w:sz="4" w:space="0" w:color="000000"/>
+            </w:tcBorders>
+            <w:tcMar>
+              <w:top w:w="20" w:type="dxa"/>
+              <w:bottom w:w="20" w:type="dxa"/>
+              <w:left w:w="25" w:type="dxa"/>
+              <w:right w:w="25" w:type="dxa"/>
+            </w:tcMar>
+          </w:tcPr>
+          <w:p>
+            <w:pPr>
+              <w:jc w:val="center"/>
+            </w:pPr>
+            <w:r>
+              <w:rPr>
+                <w:rFonts w:ascii="Times New Roman" w:hAnsi="Times New Roman"/>
+                <w:b/>
+                <w:i w:val="0"/>
+                <w:color w:val="000000"/>
+                <w:sz w:val="16"/>
+              </w:rPr>
+              <w:t>5</w:t>
+            </w:r>
+          </w:p>
+        </w:tc>
+        <w:tc>
+          <w:tcPr>
+            <w:tcW w:type="dxa" w:w="5184"/>
+            <w:tcBorders>
+              <w:top w:val="single" w:sz="4" w:space="0" w:color="000000"/>
+              <w:bottom w:val="single" w:sz="4" w:space="0" w:color="000000"/>
+              <w:left w:val="single" w:sz="4" w:space="0" w:color="000000"/>
+              <w:right w:val="single" w:sz="4" w:space="0" w:color="000000"/>
+            </w:tcBorders>
+            <w:tcMar>
+              <w:top w:w="20" w:type="dxa"/>
+              <w:bottom w:w="20" w:type="dxa"/>
+              <w:left w:w="25" w:type="dxa"/>
+              <w:right w:w="25" w:type="dxa"/>
+            </w:tcMar>
+          </w:tcPr>
+          <w:p>
+            <w:r>
+              <w:rPr>
+                <w:rFonts w:ascii="Times New Roman" w:hAnsi="Times New Roman"/>
+                <w:b w:val="0"/>
+                <w:i w:val="0"/>
+                <w:color w:val="000000"/>
+                <w:sz w:val="16"/>
+              </w:rPr>
+              <w:t>Effective use of skill sets</w:t>
+            </w:r>
+          </w:p>
+        </w:tc>
+        <w:tc>
+          <w:tcPr>
+            <w:tcW w:type="dxa" w:w="1296"/>
+            <w:tcBorders>
+              <w:top w:val="single" w:sz="4" w:space="0" w:color="000000"/>
+              <w:bottom w:val="single" w:sz="4" w:space="0" w:color="000000"/>
+              <w:left w:val="single" w:sz="4" w:space="0" w:color="000000"/>
+              <w:right w:val="single" w:sz="4" w:space="0" w:color="000000"/>
+            </w:tcBorders>
+            <w:tcMar>
+              <w:top w:w="20" w:type="dxa"/>
+              <w:bottom w:w="20" w:type="dxa"/>
+              <w:left w:w="25" w:type="dxa"/>
+              <w:right w:w="25" w:type="dxa"/>
+            </w:tcMar>
+          </w:tcPr>
+          <w:p>
+            <w:pPr>
+              <w:jc w:val="center"/>
+            </w:pPr>
+            <w:r>
+              <w:rPr>
+                <w:rFonts w:ascii="Times New Roman" w:hAnsi="Times New Roman"/>
+                <w:b/>
+                <w:i w:val="0"/>
+                <w:color w:val="000000"/>
+                <w:sz w:val="16"/>
+              </w:rPr>
+              <w:t>✔</w:t>
+            </w:r>
+          </w:p>
+        </w:tc>
+        <w:tc>
+          <w:tcPr>
+            <w:tcW w:type="dxa" w:w="1296"/>
+            <w:tcBorders>
+              <w:top w:val="single" w:sz="4" w:space="0" w:color="000000"/>
+              <w:bottom w:val="single" w:sz="4" w:space="0" w:color="000000"/>
+              <w:left w:val="single" w:sz="4" w:space="0" w:color="000000"/>
+              <w:right w:val="single" w:sz="4" w:space="0" w:color="000000"/>
+            </w:tcBorders>
+            <w:tcMar>
+              <w:top w:w="20" w:type="dxa"/>
+              <w:bottom w:w="20" w:type="dxa"/>
+              <w:left w:w="25" w:type="dxa"/>
+              <w:right w:w="25" w:type="dxa"/>
+            </w:tcMar>
+          </w:tcPr>
+          <w:p>
+            <w:pPr>
+              <w:jc w:val="center"/>
+            </w:pPr>
+            <w:r>
+              <w:rPr>
+                <w:rFonts w:ascii="Times New Roman" w:hAnsi="Times New Roman"/>
+                <w:b/>
+                <w:i w:val="0"/>
+                <w:color w:val="000000"/>
+                <w:sz w:val="16"/>
+              </w:rPr>
+            </w:r>
+          </w:p>
+        </w:tc>
+        <w:tc>
+          <w:tcPr>
+            <w:tcW w:type="dxa" w:w="1296"/>
+            <w:tcBorders>
+              <w:top w:val="single" w:sz="4" w:space="0" w:color="000000"/>
+              <w:bottom w:val="single" w:sz="4" w:space="0" w:color="000000"/>
+              <w:left w:val="single" w:sz="4" w:space="0" w:color="000000"/>
+              <w:right w:val="single" w:sz="4" w:space="0" w:color="000000"/>
+            </w:tcBorders>
+            <w:tcMar>
+              <w:top w:w="20" w:type="dxa"/>
+              <w:bottom w:w="20" w:type="dxa"/>
+              <w:left w:w="25" w:type="dxa"/>
+              <w:right w:w="25" w:type="dxa"/>
+            </w:tcMar>
+          </w:tcPr>
+          <w:p>
+            <w:pPr>
+              <w:jc w:val="center"/>
+            </w:pPr>
+            <w:r>
+              <w:rPr>
+                <w:rFonts w:ascii="Times New Roman" w:hAnsi="Times New Roman"/>
+                <w:b/>
+                <w:i w:val="0"/>
+                <w:color w:val="000000"/>
+                <w:sz w:val="16"/>
+              </w:rPr>
+            </w:r>
+          </w:p>
+        </w:tc>
+      </w:tr>
+      <w:tr>
+        <w:tc>
+          <w:tcPr>
+            <w:tcW w:type="dxa" w:w="864"/>
+            <w:tcBorders>
+              <w:top w:val="single" w:sz="4" w:space="0" w:color="000000"/>
+              <w:bottom w:val="single" w:sz="4" w:space="0" w:color="000000"/>
+              <w:left w:val="single" w:sz="4" w:space="0" w:color="000000"/>
+              <w:right w:val="single" w:sz="4" w:space="0" w:color="000000"/>
+            </w:tcBorders>
+            <w:tcMar>
+              <w:top w:w="20" w:type="dxa"/>
+              <w:bottom w:w="20" w:type="dxa"/>
+              <w:left w:w="25" w:type="dxa"/>
+              <w:right w:w="25" w:type="dxa"/>
+            </w:tcMar>
+          </w:tcPr>
+          <w:p>
+            <w:pPr>
+              <w:jc w:val="center"/>
+            </w:pPr>
+            <w:r>
+              <w:rPr>
+                <w:rFonts w:ascii="Times New Roman" w:hAnsi="Times New Roman"/>
+                <w:b/>
+                <w:i w:val="0"/>
+                <w:color w:val="000000"/>
+                <w:sz w:val="16"/>
+              </w:rPr>
+              <w:t>6</w:t>
+            </w:r>
+          </w:p>
+        </w:tc>
+        <w:tc>
+          <w:tcPr>
+            <w:tcW w:type="dxa" w:w="5184"/>
+            <w:tcBorders>
+              <w:top w:val="single" w:sz="4" w:space="0" w:color="000000"/>
+              <w:bottom w:val="single" w:sz="4" w:space="0" w:color="000000"/>
+              <w:left w:val="single" w:sz="4" w:space="0" w:color="000000"/>
+              <w:right w:val="single" w:sz="4" w:space="0" w:color="000000"/>
+            </w:tcBorders>
+            <w:tcMar>
+              <w:top w:w="20" w:type="dxa"/>
+              <w:bottom w:w="20" w:type="dxa"/>
+              <w:left w:w="25" w:type="dxa"/>
+              <w:right w:w="25" w:type="dxa"/>
+            </w:tcMar>
+          </w:tcPr>
+          <w:p>
+            <w:r>
+              <w:rPr>
+                <w:rFonts w:ascii="Times New Roman" w:hAnsi="Times New Roman"/>
+                <w:b w:val="0"/>
+                <w:i w:val="0"/>
+                <w:color w:val="000000"/>
+                <w:sz w:val="16"/>
+              </w:rPr>
+              <w:t>Effective use of standard engineering norms</w:t>
+            </w:r>
+          </w:p>
+        </w:tc>
+        <w:tc>
+          <w:tcPr>
+            <w:tcW w:type="dxa" w:w="1296"/>
+            <w:tcBorders>
+              <w:top w:val="single" w:sz="4" w:space="0" w:color="000000"/>
+              <w:bottom w:val="single" w:sz="4" w:space="0" w:color="000000"/>
+              <w:left w:val="single" w:sz="4" w:space="0" w:color="000000"/>
+              <w:right w:val="single" w:sz="4" w:space="0" w:color="000000"/>
+            </w:tcBorders>
+            <w:tcMar>
+              <w:top w:w="20" w:type="dxa"/>
+              <w:bottom w:w="20" w:type="dxa"/>
+              <w:left w:w="25" w:type="dxa"/>
+              <w:right w:w="25" w:type="dxa"/>
+            </w:tcMar>
+          </w:tcPr>
+          <w:p>
+            <w:pPr>
+              <w:jc w:val="center"/>
+            </w:pPr>
+            <w:r>
+              <w:rPr>
+                <w:rFonts w:ascii="Times New Roman" w:hAnsi="Times New Roman"/>
+                <w:b/>
+                <w:i w:val="0"/>
+                <w:color w:val="000000"/>
+                <w:sz w:val="16"/>
+              </w:rPr>
+              <w:t>✔</w:t>
+            </w:r>
+          </w:p>
+        </w:tc>
+        <w:tc>
+          <w:tcPr>
+            <w:tcW w:type="dxa" w:w="1296"/>
+            <w:tcBorders>
+              <w:top w:val="single" w:sz="4" w:space="0" w:color="000000"/>
+              <w:bottom w:val="single" w:sz="4" w:space="0" w:color="000000"/>
+              <w:left w:val="single" w:sz="4" w:space="0" w:color="000000"/>
+              <w:right w:val="single" w:sz="4" w:space="0" w:color="000000"/>
+            </w:tcBorders>
+            <w:tcMar>
+              <w:top w:w="20" w:type="dxa"/>
+              <w:bottom w:w="20" w:type="dxa"/>
+              <w:left w:w="25" w:type="dxa"/>
+              <w:right w:w="25" w:type="dxa"/>
+            </w:tcMar>
+          </w:tcPr>
+          <w:p>
+            <w:pPr>
+              <w:jc w:val="center"/>
+            </w:pPr>
+            <w:r>
+              <w:rPr>
+                <w:rFonts w:ascii="Times New Roman" w:hAnsi="Times New Roman"/>
+                <w:b/>
+                <w:i w:val="0"/>
+                <w:color w:val="000000"/>
+                <w:sz w:val="16"/>
+              </w:rPr>
+            </w:r>
+          </w:p>
+        </w:tc>
+        <w:tc>
+          <w:tcPr>
+            <w:tcW w:type="dxa" w:w="1296"/>
+            <w:tcBorders>
+              <w:top w:val="single" w:sz="4" w:space="0" w:color="000000"/>
+              <w:bottom w:val="single" w:sz="4" w:space="0" w:color="000000"/>
+              <w:left w:val="single" w:sz="4" w:space="0" w:color="000000"/>
+              <w:right w:val="single" w:sz="4" w:space="0" w:color="000000"/>
+            </w:tcBorders>
+            <w:tcMar>
+              <w:top w:w="20" w:type="dxa"/>
+              <w:bottom w:w="20" w:type="dxa"/>
+              <w:left w:w="25" w:type="dxa"/>
+              <w:right w:w="25" w:type="dxa"/>
+            </w:tcMar>
+          </w:tcPr>
+          <w:p>
+            <w:pPr>
+              <w:jc w:val="center"/>
+            </w:pPr>
+            <w:r>
+              <w:rPr>
+                <w:rFonts w:ascii="Times New Roman" w:hAnsi="Times New Roman"/>
+                <w:b/>
+                <w:i w:val="0"/>
+                <w:color w:val="000000"/>
+                <w:sz w:val="16"/>
+              </w:rPr>
+            </w:r>
+          </w:p>
+        </w:tc>
+      </w:tr>
+      <w:tr>
+        <w:tc>
+          <w:tcPr>
+            <w:tcW w:type="dxa" w:w="864"/>
+            <w:tcBorders>
+              <w:top w:val="single" w:sz="4" w:space="0" w:color="000000"/>
+              <w:bottom w:val="single" w:sz="4" w:space="0" w:color="000000"/>
+              <w:left w:val="single" w:sz="4" w:space="0" w:color="000000"/>
+              <w:right w:val="single" w:sz="4" w:space="0" w:color="000000"/>
+            </w:tcBorders>
+            <w:tcMar>
+              <w:top w:w="20" w:type="dxa"/>
+              <w:bottom w:w="20" w:type="dxa"/>
+              <w:left w:w="25" w:type="dxa"/>
+              <w:right w:w="25" w:type="dxa"/>
+            </w:tcMar>
+          </w:tcPr>
+          <w:p>
+            <w:pPr>
+              <w:jc w:val="center"/>
+            </w:pPr>
+            <w:r>
+              <w:rPr>
+                <w:rFonts w:ascii="Times New Roman" w:hAnsi="Times New Roman"/>
+                <w:b/>
+                <w:i w:val="0"/>
+                <w:color w:val="000000"/>
+                <w:sz w:val="16"/>
+              </w:rPr>
+              <w:t>7</w:t>
+            </w:r>
+          </w:p>
+        </w:tc>
+        <w:tc>
+          <w:tcPr>
+            <w:tcW w:type="dxa" w:w="5184"/>
+            <w:tcBorders>
+              <w:top w:val="single" w:sz="4" w:space="0" w:color="000000"/>
+              <w:bottom w:val="single" w:sz="4" w:space="0" w:color="000000"/>
+              <w:left w:val="single" w:sz="4" w:space="0" w:color="000000"/>
+              <w:right w:val="single" w:sz="4" w:space="0" w:color="000000"/>
+            </w:tcBorders>
+            <w:tcMar>
+              <w:top w:w="20" w:type="dxa"/>
+              <w:bottom w:w="20" w:type="dxa"/>
+              <w:left w:w="25" w:type="dxa"/>
+              <w:right w:w="25" w:type="dxa"/>
+            </w:tcMar>
+          </w:tcPr>
+          <w:p>
+            <w:r>
+              <w:rPr>
+                <w:rFonts w:ascii="Times New Roman" w:hAnsi="Times New Roman"/>
+                <w:b w:val="0"/>
+                <w:i w:val="0"/>
+                <w:color w:val="000000"/>
+                <w:sz w:val="16"/>
+              </w:rPr>
+              <w:t>Contribution of an individual's as member or leader</w:t>
+            </w:r>
+          </w:p>
+        </w:tc>
+        <w:tc>
+          <w:tcPr>
+            <w:tcW w:type="dxa" w:w="1296"/>
+            <w:tcBorders>
+              <w:top w:val="single" w:sz="4" w:space="0" w:color="000000"/>
+              <w:bottom w:val="single" w:sz="4" w:space="0" w:color="000000"/>
+              <w:left w:val="single" w:sz="4" w:space="0" w:color="000000"/>
+              <w:right w:val="single" w:sz="4" w:space="0" w:color="000000"/>
+            </w:tcBorders>
+            <w:tcMar>
+              <w:top w:w="20" w:type="dxa"/>
+              <w:bottom w:w="20" w:type="dxa"/>
+              <w:left w:w="25" w:type="dxa"/>
+              <w:right w:w="25" w:type="dxa"/>
+            </w:tcMar>
+          </w:tcPr>
+          <w:p>
+            <w:pPr>
+              <w:jc w:val="center"/>
+            </w:pPr>
+            <w:r>
+              <w:rPr>
+                <w:rFonts w:ascii="Times New Roman" w:hAnsi="Times New Roman"/>
+                <w:b/>
+                <w:i w:val="0"/>
+                <w:color w:val="000000"/>
+                <w:sz w:val="16"/>
+              </w:rPr>
+              <w:t>✔</w:t>
+            </w:r>
+          </w:p>
+        </w:tc>
+        <w:tc>
+          <w:tcPr>
+            <w:tcW w:type="dxa" w:w="1296"/>
+            <w:tcBorders>
+              <w:top w:val="single" w:sz="4" w:space="0" w:color="000000"/>
+              <w:bottom w:val="single" w:sz="4" w:space="0" w:color="000000"/>
+              <w:left w:val="single" w:sz="4" w:space="0" w:color="000000"/>
+              <w:right w:val="single" w:sz="4" w:space="0" w:color="000000"/>
+            </w:tcBorders>
+            <w:tcMar>
+              <w:top w:w="20" w:type="dxa"/>
+              <w:bottom w:w="20" w:type="dxa"/>
+              <w:left w:w="25" w:type="dxa"/>
+              <w:right w:w="25" w:type="dxa"/>
+            </w:tcMar>
+          </w:tcPr>
+          <w:p>
+            <w:pPr>
+              <w:jc w:val="center"/>
+            </w:pPr>
+            <w:r>
+              <w:rPr>
+                <w:rFonts w:ascii="Times New Roman" w:hAnsi="Times New Roman"/>
+                <w:b/>
+                <w:i w:val="0"/>
+                <w:color w:val="000000"/>
+                <w:sz w:val="16"/>
+              </w:rPr>
+            </w:r>
+          </w:p>
+        </w:tc>
+        <w:tc>
+          <w:tcPr>
+            <w:tcW w:type="dxa" w:w="1296"/>
+            <w:tcBorders>
+              <w:top w:val="single" w:sz="4" w:space="0" w:color="000000"/>
+              <w:bottom w:val="single" w:sz="4" w:space="0" w:color="000000"/>
+              <w:left w:val="single" w:sz="4" w:space="0" w:color="000000"/>
+              <w:right w:val="single" w:sz="4" w:space="0" w:color="000000"/>
+            </w:tcBorders>
+            <w:tcMar>
+              <w:top w:w="20" w:type="dxa"/>
+              <w:bottom w:w="20" w:type="dxa"/>
+              <w:left w:w="25" w:type="dxa"/>
+              <w:right w:w="25" w:type="dxa"/>
+            </w:tcMar>
+          </w:tcPr>
+          <w:p>
+            <w:pPr>
+              <w:jc w:val="center"/>
+            </w:pPr>
+            <w:r>
+              <w:rPr>
+                <w:rFonts w:ascii="Times New Roman" w:hAnsi="Times New Roman"/>
+                <w:b/>
+                <w:i w:val="0"/>
+                <w:color w:val="000000"/>
+                <w:sz w:val="16"/>
+              </w:rPr>
+            </w:r>
+          </w:p>
+        </w:tc>
+      </w:tr>
+      <w:tr>
+        <w:tc>
+          <w:tcPr>
+            <w:tcW w:type="dxa" w:w="864"/>
+            <w:tcBorders>
+              <w:top w:val="single" w:sz="4" w:space="0" w:color="000000"/>
+              <w:bottom w:val="single" w:sz="4" w:space="0" w:color="000000"/>
+              <w:left w:val="single" w:sz="4" w:space="0" w:color="000000"/>
+              <w:right w:val="single" w:sz="4" w:space="0" w:color="000000"/>
+            </w:tcBorders>
+            <w:tcMar>
+              <w:top w:w="20" w:type="dxa"/>
+              <w:bottom w:w="20" w:type="dxa"/>
+              <w:left w:w="25" w:type="dxa"/>
+              <w:right w:w="25" w:type="dxa"/>
+            </w:tcMar>
+          </w:tcPr>
+          <w:p>
+            <w:pPr>
+              <w:jc w:val="center"/>
+            </w:pPr>
+            <w:r>
+              <w:rPr>
+                <w:rFonts w:ascii="Times New Roman" w:hAnsi="Times New Roman"/>
+                <w:b/>
+                <w:i w:val="0"/>
+                <w:color w:val="000000"/>
+                <w:sz w:val="16"/>
+              </w:rPr>
+              <w:t>8</w:t>
+            </w:r>
+          </w:p>
+        </w:tc>
+        <w:tc>
+          <w:tcPr>
+            <w:tcW w:type="dxa" w:w="5184"/>
+            <w:tcBorders>
+              <w:top w:val="single" w:sz="4" w:space="0" w:color="000000"/>
+              <w:bottom w:val="single" w:sz="4" w:space="0" w:color="000000"/>
+              <w:left w:val="single" w:sz="4" w:space="0" w:color="000000"/>
+              <w:right w:val="single" w:sz="4" w:space="0" w:color="000000"/>
+            </w:tcBorders>
+            <w:tcMar>
+              <w:top w:w="20" w:type="dxa"/>
+              <w:bottom w:w="20" w:type="dxa"/>
+              <w:left w:w="25" w:type="dxa"/>
+              <w:right w:w="25" w:type="dxa"/>
+            </w:tcMar>
+          </w:tcPr>
+          <w:p>
+            <w:r>
+              <w:rPr>
+                <w:rFonts w:ascii="Times New Roman" w:hAnsi="Times New Roman"/>
+                <w:b w:val="0"/>
+                <w:i w:val="0"/>
+                <w:color w:val="000000"/>
+                <w:sz w:val="16"/>
+              </w:rPr>
+              <w:t>Clarity in written and oral communication</w:t>
+            </w:r>
+          </w:p>
+        </w:tc>
+        <w:tc>
+          <w:tcPr>
+            <w:tcW w:type="dxa" w:w="1296"/>
+            <w:tcBorders>
+              <w:top w:val="single" w:sz="4" w:space="0" w:color="000000"/>
+              <w:bottom w:val="single" w:sz="4" w:space="0" w:color="000000"/>
+              <w:left w:val="single" w:sz="4" w:space="0" w:color="000000"/>
+              <w:right w:val="single" w:sz="4" w:space="0" w:color="000000"/>
+            </w:tcBorders>
+            <w:tcMar>
+              <w:top w:w="20" w:type="dxa"/>
+              <w:bottom w:w="20" w:type="dxa"/>
+              <w:left w:w="25" w:type="dxa"/>
+              <w:right w:w="25" w:type="dxa"/>
+            </w:tcMar>
+          </w:tcPr>
+          <w:p>
+            <w:pPr>
+              <w:jc w:val="center"/>
+            </w:pPr>
+            <w:r>
+              <w:rPr>
+                <w:rFonts w:ascii="Times New Roman" w:hAnsi="Times New Roman"/>
+                <w:b/>
+                <w:i w:val="0"/>
+                <w:color w:val="000000"/>
+                <w:sz w:val="16"/>
+              </w:rPr>
+              <w:t>✔</w:t>
+            </w:r>
+          </w:p>
+        </w:tc>
+        <w:tc>
+          <w:tcPr>
+            <w:tcW w:type="dxa" w:w="1296"/>
+            <w:tcBorders>
+              <w:top w:val="single" w:sz="4" w:space="0" w:color="000000"/>
+              <w:bottom w:val="single" w:sz="4" w:space="0" w:color="000000"/>
+              <w:left w:val="single" w:sz="4" w:space="0" w:color="000000"/>
+              <w:right w:val="single" w:sz="4" w:space="0" w:color="000000"/>
+            </w:tcBorders>
+            <w:tcMar>
+              <w:top w:w="20" w:type="dxa"/>
+              <w:bottom w:w="20" w:type="dxa"/>
+              <w:left w:w="25" w:type="dxa"/>
+              <w:right w:w="25" w:type="dxa"/>
+            </w:tcMar>
+          </w:tcPr>
+          <w:p>
+            <w:pPr>
+              <w:jc w:val="center"/>
+            </w:pPr>
+            <w:r>
+              <w:rPr>
+                <w:rFonts w:ascii="Times New Roman" w:hAnsi="Times New Roman"/>
+                <w:b/>
+                <w:i w:val="0"/>
+                <w:color w:val="000000"/>
+                <w:sz w:val="16"/>
+              </w:rPr>
+            </w:r>
+          </w:p>
+        </w:tc>
+        <w:tc>
+          <w:tcPr>
+            <w:tcW w:type="dxa" w:w="1296"/>
+            <w:tcBorders>
+              <w:top w:val="single" w:sz="4" w:space="0" w:color="000000"/>
+              <w:bottom w:val="single" w:sz="4" w:space="0" w:color="000000"/>
+              <w:left w:val="single" w:sz="4" w:space="0" w:color="000000"/>
+              <w:right w:val="single" w:sz="4" w:space="0" w:color="000000"/>
+            </w:tcBorders>
+            <w:tcMar>
+              <w:top w:w="20" w:type="dxa"/>
+              <w:bottom w:w="20" w:type="dxa"/>
+              <w:left w:w="25" w:type="dxa"/>
+              <w:right w:w="25" w:type="dxa"/>
+            </w:tcMar>
+          </w:tcPr>
+          <w:p>
+            <w:pPr>
+              <w:jc w:val="center"/>
+            </w:pPr>
+            <w:r>
+              <w:rPr>
+                <w:rFonts w:ascii="Times New Roman" w:hAnsi="Times New Roman"/>
+                <w:b/>
+                <w:i w:val="0"/>
+                <w:color w:val="000000"/>
+                <w:sz w:val="16"/>
+              </w:rPr>
+            </w:r>
+          </w:p>
+        </w:tc>
+      </w:tr>
+      <w:tr>
+        <w:tc>
+          <w:tcPr>
+            <w:tcW w:type="dxa" w:w="864"/>
+            <w:tcBorders>
+              <w:top w:val="single" w:sz="4" w:space="0" w:color="000000"/>
+              <w:bottom w:val="single" w:sz="4" w:space="0" w:color="000000"/>
+              <w:left w:val="single" w:sz="4" w:space="0" w:color="000000"/>
+              <w:right w:val="single" w:sz="4" w:space="0" w:color="000000"/>
+            </w:tcBorders>
+            <w:tcMar>
+              <w:top w:w="20" w:type="dxa"/>
+              <w:bottom w:w="20" w:type="dxa"/>
+              <w:left w:w="25" w:type="dxa"/>
+              <w:right w:w="25" w:type="dxa"/>
+            </w:tcMar>
+          </w:tcPr>
+          <w:p>
+            <w:pPr>
+              <w:jc w:val="center"/>
+            </w:pPr>
+            <w:r>
+              <w:rPr>
+                <w:rFonts w:ascii="Times New Roman" w:hAnsi="Times New Roman"/>
+                <w:b/>
+                <w:i w:val="0"/>
+                <w:color w:val="000000"/>
+                <w:sz w:val="16"/>
+              </w:rPr>
+              <w:t>9</w:t>
+            </w:r>
+          </w:p>
+        </w:tc>
+        <w:tc>
+          <w:tcPr>
+            <w:tcW w:type="dxa" w:w="5184"/>
+            <w:tcBorders>
+              <w:top w:val="single" w:sz="4" w:space="0" w:color="000000"/>
+              <w:bottom w:val="single" w:sz="4" w:space="0" w:color="000000"/>
+              <w:left w:val="single" w:sz="4" w:space="0" w:color="000000"/>
+              <w:right w:val="single" w:sz="4" w:space="0" w:color="000000"/>
+            </w:tcBorders>
+            <w:tcMar>
+              <w:top w:w="20" w:type="dxa"/>
+              <w:bottom w:w="20" w:type="dxa"/>
+              <w:left w:w="25" w:type="dxa"/>
+              <w:right w:w="25" w:type="dxa"/>
+            </w:tcMar>
+          </w:tcPr>
+          <w:p>
+            <w:r>
+              <w:rPr>
+                <w:rFonts w:ascii="Times New Roman" w:hAnsi="Times New Roman"/>
+                <w:b w:val="0"/>
+                <w:i w:val="0"/>
+                <w:color w:val="000000"/>
+                <w:sz w:val="16"/>
+              </w:rPr>
+              <w:t>Overall Presentation &amp; Performance</w:t>
+            </w:r>
+          </w:p>
+        </w:tc>
+        <w:tc>
+          <w:tcPr>
+            <w:tcW w:type="dxa" w:w="1296"/>
+            <w:tcBorders>
+              <w:top w:val="single" w:sz="4" w:space="0" w:color="000000"/>
+              <w:bottom w:val="single" w:sz="4" w:space="0" w:color="000000"/>
+              <w:left w:val="single" w:sz="4" w:space="0" w:color="000000"/>
+              <w:right w:val="single" w:sz="4" w:space="0" w:color="000000"/>
+            </w:tcBorders>
+            <w:tcMar>
+              <w:top w:w="20" w:type="dxa"/>
+              <w:bottom w:w="20" w:type="dxa"/>
+              <w:left w:w="25" w:type="dxa"/>
+              <w:right w:w="25" w:type="dxa"/>
+            </w:tcMar>
+          </w:tcPr>
+          <w:p>
+            <w:pPr>
+              <w:jc w:val="center"/>
+            </w:pPr>
+            <w:r>
+              <w:rPr>
+                <w:rFonts w:ascii="Times New Roman" w:hAnsi="Times New Roman"/>
+                <w:b/>
+                <w:i w:val="0"/>
+                <w:color w:val="000000"/>
+                <w:sz w:val="16"/>
+              </w:rPr>
+              <w:t>✔</w:t>
+            </w:r>
+          </w:p>
+        </w:tc>
+        <w:tc>
+          <w:tcPr>
+            <w:tcW w:type="dxa" w:w="1296"/>
+            <w:tcBorders>
+              <w:top w:val="single" w:sz="4" w:space="0" w:color="000000"/>
+              <w:bottom w:val="single" w:sz="4" w:space="0" w:color="000000"/>
+              <w:left w:val="single" w:sz="4" w:space="0" w:color="000000"/>
+              <w:right w:val="single" w:sz="4" w:space="0" w:color="000000"/>
+            </w:tcBorders>
+            <w:tcMar>
+              <w:top w:w="20" w:type="dxa"/>
+              <w:bottom w:w="20" w:type="dxa"/>
+              <w:left w:w="25" w:type="dxa"/>
+              <w:right w:w="25" w:type="dxa"/>
+            </w:tcMar>
+          </w:tcPr>
+          <w:p>
+            <w:pPr>
+              <w:jc w:val="center"/>
+            </w:pPr>
+            <w:r>
+              <w:rPr>
+                <w:rFonts w:ascii="Times New Roman" w:hAnsi="Times New Roman"/>
+                <w:b/>
+                <w:i w:val="0"/>
+                <w:color w:val="000000"/>
+                <w:sz w:val="16"/>
+              </w:rPr>
+            </w:r>
+          </w:p>
+        </w:tc>
+        <w:tc>
+          <w:tcPr>
+            <w:tcW w:type="dxa" w:w="1296"/>
+            <w:tcBorders>
+              <w:top w:val="single" w:sz="4" w:space="0" w:color="000000"/>
+              <w:bottom w:val="single" w:sz="4" w:space="0" w:color="000000"/>
+              <w:left w:val="single" w:sz="4" w:space="0" w:color="000000"/>
+              <w:right w:val="single" w:sz="4" w:space="0" w:color="000000"/>
+            </w:tcBorders>
+            <w:tcMar>
+              <w:top w:w="20" w:type="dxa"/>
+              <w:bottom w:w="20" w:type="dxa"/>
+              <w:left w:w="25" w:type="dxa"/>
+              <w:right w:w="25" w:type="dxa"/>
+            </w:tcMar>
+          </w:tcPr>
+          <w:p>
+            <w:pPr>
+              <w:jc w:val="center"/>
+            </w:pPr>
+            <w:r>
+              <w:rPr>
+                <w:rFonts w:ascii="Times New Roman" w:hAnsi="Times New Roman"/>
+                <w:b/>
+                <w:i w:val="0"/>
+                <w:color w:val="000000"/>
+                <w:sz w:val="16"/>
+              </w:rPr>
             </w:r>
           </w:p>
         </w:tc>
@@ -9508,28 +11834,24 @@
     </w:tbl>
     <w:p>
       <w:pPr>
-        <w:spacing w:after="320" w:before="0" w:line="276" w:lineRule="auto"/>
+        <w:spacing w:after="40" w:before="0" w:line="276" w:lineRule="auto"/>
         <w:jc w:val="left"/>
       </w:pPr>
     </w:p>
     <w:p>
       <w:pPr>
-        <w:spacing w:after="280" w:before="0" w:line="276" w:lineRule="auto"/>
+        <w:spacing w:after="40" w:before="80" w:line="276" w:lineRule="auto"/>
         <w:jc w:val="left"/>
       </w:pPr>
       <w:r>
         <w:rPr>
           <w:rFonts w:ascii="Times New Roman" w:hAnsi="Times New Roman"/>
-          <w:b w:val="0"/>
+          <w:b/>
           <w:i w:val="0"/>
           <w:color w:val="000000"/>
-          <w:sz w:val="20"/>
+          <w:sz w:val="19"/>
         </w:rPr>
-        <w:t>Examiner Comments &amp; Final Remarks:</w:t>
-        <w:br/>
-        <w:t>_________________________________________________________________________________</w:t>
-        <w:br/>
-        <w:t>_________________________________________________________________________________</w:t>
+        <w:t>Is project work can be extended? (Yes/No): Yes</w:t>
       </w:r>
     </w:p>
     <w:p>
@@ -9540,30 +11862,93 @@
       <w:r>
         <w:rPr>
           <w:rFonts w:ascii="Times New Roman" w:hAnsi="Times New Roman"/>
-          <w:b/>
+          <w:b w:val="0"/>
           <w:i w:val="0"/>
           <w:color w:val="000000"/>
-          <w:sz w:val="21"/>
+          <w:sz w:val="17"/>
         </w:rPr>
-        <w:t>Project Guide Signature: _______________________      Date: ____ / ____ / 2026</w:t>
+        <w:t>If yes, specify ideas:</w:t>
+        <w:br/>
+        <w:t>1. Native Android &amp; iOS push notification mobile applications.</w:t>
+        <w:br/>
+        <w:t>2. AI-driven duplicate notice detection and smart auto-tagging.</w:t>
+        <w:br/>
+        <w:t>3. Biometric attendance and student-parent automated SMS gateway integration.</w:t>
       </w:r>
     </w:p>
-    <w:p>
-      <w:pPr>
-        <w:spacing w:after="120" w:before="0" w:line="276" w:lineRule="auto"/>
-        <w:jc w:val="left"/>
-      </w:pPr>
-      <w:r>
-        <w:rPr>
-          <w:rFonts w:ascii="Times New Roman" w:hAnsi="Times New Roman"/>
-          <w:b/>
-          <w:i w:val="0"/>
-          <w:color w:val="000000"/>
-          <w:sz w:val="21"/>
-        </w:rPr>
-        <w:t>Head of Department Signature: _______________________      Date: ____ / ____ / 2026</w:t>
-      </w:r>
-    </w:p>
+    <w:tbl>
+      <w:tblPr>
+        <w:tblW w:type="auto" w:w="0"/>
+        <w:jc w:val="center"/>
+        <w:tblLook w:firstColumn="1" w:firstRow="1" w:lastColumn="0" w:lastRow="0" w:noHBand="0" w:noVBand="1" w:val="04A0"/>
+      </w:tblPr>
+      <w:tblGrid>
+        <w:gridCol w:w="4824"/>
+        <w:gridCol w:w="4824"/>
+      </w:tblGrid>
+      <w:tr>
+        <w:tc>
+          <w:tcPr>
+            <w:tcW w:type="dxa" w:w="4896"/>
+            <w:tcBorders>
+              <w:top w:val="none"/>
+              <w:bottom w:val="none"/>
+              <w:left w:val="none"/>
+              <w:right w:val="none"/>
+            </w:tcBorders>
+          </w:tcPr>
+          <w:p>
+            <w:pPr>
+              <w:jc w:val="center"/>
+            </w:pPr>
+            <w:r>
+              <w:rPr>
+                <w:rFonts w:ascii="Times New Roman" w:hAnsi="Times New Roman"/>
+                <w:b/>
+                <w:i w:val="0"/>
+                <w:color w:val="000000"/>
+                <w:sz w:val="17"/>
+              </w:rPr>
+              <w:t>___________________________</w:t>
+              <w:br/>
+              <w:t>Signature of External Examiner</w:t>
+              <w:br/>
+              <w:t>Name: ______________________</w:t>
+            </w:r>
+          </w:p>
+        </w:tc>
+        <w:tc>
+          <w:tcPr>
+            <w:tcW w:type="dxa" w:w="4896"/>
+            <w:tcBorders>
+              <w:top w:val="none"/>
+              <w:bottom w:val="none"/>
+              <w:left w:val="none"/>
+              <w:right w:val="none"/>
+            </w:tcBorders>
+          </w:tcPr>
+          <w:p>
+            <w:pPr>
+              <w:jc w:val="center"/>
+            </w:pPr>
+            <w:r>
+              <w:rPr>
+                <w:rFonts w:ascii="Times New Roman" w:hAnsi="Times New Roman"/>
+                <w:b/>
+                <w:i w:val="0"/>
+                <w:color w:val="000000"/>
+                <w:sz w:val="17"/>
+              </w:rPr>
+              <w:t>___________________________</w:t>
+              <w:br/>
+              <w:t>Signature of Internal Examiner</w:t>
+              <w:br/>
+              <w:t>Prof. Sonali Kharat</w:t>
+            </w:r>
+          </w:p>
+        </w:tc>
+      </w:tr>
+    </w:tbl>
     <w:sectPr>
       <w:pgSz w:w="12240" w:h="15840"/>
       <w:pgMar w:top="1152" w:right="1296" w:bottom="1152" w:left="1296" w:header="720" w:footer="720" w:gutter="0"/>

--- a/CampusNotify_Mini_Project_Logbook.docx
+++ b/CampusNotify_Mini_Project_Logbook.docx
@@ -37,7 +37,7 @@
             <w:r>
               <w:drawing>
                 <wp:inline xmlns:a="http://schemas.openxmlformats.org/drawingml/2006/main" xmlns:pic="http://schemas.openxmlformats.org/drawingml/2006/picture">
-                  <wp:extent cx="960120" cy="1222754"/>
+                  <wp:extent cx="960120" cy="1104138"/>
                   <wp:docPr id="1" name="Picture 1"/>
                   <wp:cNvGraphicFramePr>
                     <a:graphicFrameLocks noChangeAspect="1"/>
@@ -58,7 +58,7 @@
                         <pic:spPr>
                           <a:xfrm>
                             <a:off x="0" y="0"/>
-                            <a:ext cx="960120" cy="1222754"/>
+                            <a:ext cx="960120" cy="1104138"/>
                           </a:xfrm>
                           <a:prstGeom prst="rect"/>
                         </pic:spPr>
@@ -163,7 +163,7 @@
             <w:r>
               <w:drawing>
                 <wp:inline xmlns:a="http://schemas.openxmlformats.org/drawingml/2006/main" xmlns:pic="http://schemas.openxmlformats.org/drawingml/2006/picture">
-                  <wp:extent cx="960120" cy="1286198"/>
+                  <wp:extent cx="960120" cy="1298986"/>
                   <wp:docPr id="2" name="Picture 2"/>
                   <wp:cNvGraphicFramePr>
                     <a:graphicFrameLocks noChangeAspect="1"/>
@@ -184,7 +184,7 @@
                         <pic:spPr>
                           <a:xfrm>
                             <a:off x="0" y="0"/>
-                            <a:ext cx="960120" cy="1286198"/>
+                            <a:ext cx="960120" cy="1298986"/>
                           </a:xfrm>
                           <a:prstGeom prst="rect"/>
                         </pic:spPr>
